--- a/Отчет.docx
+++ b/Отчет.docx
@@ -23,7 +23,6 @@
         <w:br w:type="page"/>
       </w:r>
     </w:p>
-    <w:bookmarkStart w:id="0" w:name="_GoBack" w:displacedByCustomXml="next"/>
     <w:sdt>
       <w:sdtPr>
         <w:rPr>
@@ -66,7 +65,6 @@
             <w:t>Оглавление</w:t>
           </w:r>
         </w:p>
-        <w:bookmarkEnd w:id="0"/>
         <w:p>
           <w:pPr>
             <w:pStyle w:val="11"/>
@@ -107,7 +105,7 @@
             </w:rPr>
             <w:fldChar w:fldCharType="separate"/>
           </w:r>
-          <w:hyperlink w:anchor="_Toc230223997" w:history="1">
+          <w:hyperlink w:anchor="_Toc230224529" w:history="1">
             <w:r>
               <w:rPr>
                 <w:rStyle w:val="ad"/>
@@ -134,7 +132,7 @@
                 <w:noProof/>
                 <w:webHidden/>
               </w:rPr>
-              <w:instrText xml:space="preserve"> PAGEREF _Toc230223997 \h </w:instrText>
+              <w:instrText xml:space="preserve"> PAGEREF _Toc230224529 \h </w:instrText>
             </w:r>
             <w:r>
               <w:rPr>
@@ -181,7 +179,7 @@
               <w14:ligatures w14:val="none"/>
             </w:rPr>
           </w:pPr>
-          <w:hyperlink w:anchor="_Toc230223998" w:history="1">
+          <w:hyperlink w:anchor="_Toc230224530" w:history="1">
             <w:r>
               <w:rPr>
                 <w:rStyle w:val="ad"/>
@@ -208,7 +206,7 @@
                 <w:noProof/>
                 <w:webHidden/>
               </w:rPr>
-              <w:instrText xml:space="preserve"> PAGEREF _Toc230223998 \h </w:instrText>
+              <w:instrText xml:space="preserve"> PAGEREF _Toc230224530 \h </w:instrText>
             </w:r>
             <w:r>
               <w:rPr>
@@ -255,7 +253,7 @@
               <w14:ligatures w14:val="none"/>
             </w:rPr>
           </w:pPr>
-          <w:hyperlink w:anchor="_Toc230223999" w:history="1">
+          <w:hyperlink w:anchor="_Toc230224531" w:history="1">
             <w:r>
               <w:rPr>
                 <w:rStyle w:val="ad"/>
@@ -282,7 +280,7 @@
                 <w:noProof/>
                 <w:webHidden/>
               </w:rPr>
-              <w:instrText xml:space="preserve"> PAGEREF _Toc230223999 \h </w:instrText>
+              <w:instrText xml:space="preserve"> PAGEREF _Toc230224531 \h </w:instrText>
             </w:r>
             <w:r>
               <w:rPr>
@@ -329,7 +327,7 @@
               <w14:ligatures w14:val="none"/>
             </w:rPr>
           </w:pPr>
-          <w:hyperlink w:anchor="_Toc230224000" w:history="1">
+          <w:hyperlink w:anchor="_Toc230224532" w:history="1">
             <w:r>
               <w:rPr>
                 <w:rStyle w:val="ad"/>
@@ -356,7 +354,7 @@
                 <w:noProof/>
                 <w:webHidden/>
               </w:rPr>
-              <w:instrText xml:space="preserve"> PAGEREF _Toc230224000 \h </w:instrText>
+              <w:instrText xml:space="preserve"> PAGEREF _Toc230224532 \h </w:instrText>
             </w:r>
             <w:r>
               <w:rPr>
@@ -403,7 +401,7 @@
               <w14:ligatures w14:val="none"/>
             </w:rPr>
           </w:pPr>
-          <w:hyperlink w:anchor="_Toc230224001" w:history="1">
+          <w:hyperlink w:anchor="_Toc230224533" w:history="1">
             <w:r>
               <w:rPr>
                 <w:rStyle w:val="ad"/>
@@ -430,7 +428,7 @@
                 <w:noProof/>
                 <w:webHidden/>
               </w:rPr>
-              <w:instrText xml:space="preserve"> PAGEREF _Toc230224001 \h </w:instrText>
+              <w:instrText xml:space="preserve"> PAGEREF _Toc230224533 \h </w:instrText>
             </w:r>
             <w:r>
               <w:rPr>
@@ -477,7 +475,7 @@
               <w14:ligatures w14:val="none"/>
             </w:rPr>
           </w:pPr>
-          <w:hyperlink w:anchor="_Toc230224002" w:history="1">
+          <w:hyperlink w:anchor="_Toc230224534" w:history="1">
             <w:r>
               <w:rPr>
                 <w:rStyle w:val="ad"/>
@@ -504,7 +502,7 @@
                 <w:noProof/>
                 <w:webHidden/>
               </w:rPr>
-              <w:instrText xml:space="preserve"> PAGEREF _Toc230224002 \h </w:instrText>
+              <w:instrText xml:space="preserve"> PAGEREF _Toc230224534 \h </w:instrText>
             </w:r>
             <w:r>
               <w:rPr>
@@ -551,7 +549,7 @@
               <w14:ligatures w14:val="none"/>
             </w:rPr>
           </w:pPr>
-          <w:hyperlink w:anchor="_Toc230224003" w:history="1">
+          <w:hyperlink w:anchor="_Toc230224535" w:history="1">
             <w:r>
               <w:rPr>
                 <w:rStyle w:val="ad"/>
@@ -578,7 +576,7 @@
                 <w:noProof/>
                 <w:webHidden/>
               </w:rPr>
-              <w:instrText xml:space="preserve"> PAGEREF _Toc230224003 \h </w:instrText>
+              <w:instrText xml:space="preserve"> PAGEREF _Toc230224535 \h </w:instrText>
             </w:r>
             <w:r>
               <w:rPr>
@@ -625,7 +623,7 @@
               <w14:ligatures w14:val="none"/>
             </w:rPr>
           </w:pPr>
-          <w:hyperlink w:anchor="_Toc230224004" w:history="1">
+          <w:hyperlink w:anchor="_Toc230224536" w:history="1">
             <w:r>
               <w:rPr>
                 <w:rStyle w:val="ad"/>
@@ -652,7 +650,7 @@
                 <w:noProof/>
                 <w:webHidden/>
               </w:rPr>
-              <w:instrText xml:space="preserve"> PAGEREF _Toc230224004 \h </w:instrText>
+              <w:instrText xml:space="preserve"> PAGEREF _Toc230224536 \h </w:instrText>
             </w:r>
             <w:r>
               <w:rPr>
@@ -699,7 +697,7 @@
               <w14:ligatures w14:val="none"/>
             </w:rPr>
           </w:pPr>
-          <w:hyperlink w:anchor="_Toc230224005" w:history="1">
+          <w:hyperlink w:anchor="_Toc230224537" w:history="1">
             <w:r>
               <w:rPr>
                 <w:rStyle w:val="ad"/>
@@ -726,7 +724,7 @@
                 <w:noProof/>
                 <w:webHidden/>
               </w:rPr>
-              <w:instrText xml:space="preserve"> PAGEREF _Toc230224005 \h </w:instrText>
+              <w:instrText xml:space="preserve"> PAGEREF _Toc230224537 \h </w:instrText>
             </w:r>
             <w:r>
               <w:rPr>
@@ -773,7 +771,7 @@
               <w14:ligatures w14:val="none"/>
             </w:rPr>
           </w:pPr>
-          <w:hyperlink w:anchor="_Toc230224006" w:history="1">
+          <w:hyperlink w:anchor="_Toc230224538" w:history="1">
             <w:r>
               <w:rPr>
                 <w:rStyle w:val="ad"/>
@@ -800,7 +798,7 @@
                 <w:noProof/>
                 <w:webHidden/>
               </w:rPr>
-              <w:instrText xml:space="preserve"> PAGEREF _Toc230224006 \h </w:instrText>
+              <w:instrText xml:space="preserve"> PAGEREF _Toc230224538 \h </w:instrText>
             </w:r>
             <w:r>
               <w:rPr>
@@ -847,7 +845,7 @@
               <w14:ligatures w14:val="none"/>
             </w:rPr>
           </w:pPr>
-          <w:hyperlink w:anchor="_Toc230224007" w:history="1">
+          <w:hyperlink w:anchor="_Toc230224539" w:history="1">
             <w:r>
               <w:rPr>
                 <w:rStyle w:val="ad"/>
@@ -874,7 +872,7 @@
                 <w:noProof/>
                 <w:webHidden/>
               </w:rPr>
-              <w:instrText xml:space="preserve"> PAGEREF _Toc230224007 \h </w:instrText>
+              <w:instrText xml:space="preserve"> PAGEREF _Toc230224539 \h </w:instrText>
             </w:r>
             <w:r>
               <w:rPr>
@@ -921,7 +919,7 @@
               <w14:ligatures w14:val="none"/>
             </w:rPr>
           </w:pPr>
-          <w:hyperlink w:anchor="_Toc230224008" w:history="1">
+          <w:hyperlink w:anchor="_Toc230224540" w:history="1">
             <w:r>
               <w:rPr>
                 <w:rStyle w:val="ad"/>
@@ -948,7 +946,7 @@
                 <w:noProof/>
                 <w:webHidden/>
               </w:rPr>
-              <w:instrText xml:space="preserve"> PAGEREF _Toc230224008 \h </w:instrText>
+              <w:instrText xml:space="preserve"> PAGEREF _Toc230224540 \h </w:instrText>
             </w:r>
             <w:r>
               <w:rPr>
@@ -995,27 +993,13 @@
               <w14:ligatures w14:val="none"/>
             </w:rPr>
           </w:pPr>
-          <w:hyperlink w:anchor="_Toc230224009" w:history="1">
+          <w:hyperlink w:anchor="_Toc230224541" w:history="1">
             <w:r>
               <w:rPr>
                 <w:rStyle w:val="ad"/>
                 <w:noProof/>
               </w:rPr>
-              <w:t xml:space="preserve">5. Выводы по разделам </w:t>
-            </w:r>
-            <w:r>
-              <w:rPr>
-                <w:rStyle w:val="ad"/>
-                <w:noProof/>
-              </w:rPr>
-              <w:t>о</w:t>
-            </w:r>
-            <w:r>
-              <w:rPr>
-                <w:rStyle w:val="ad"/>
-                <w:noProof/>
-              </w:rPr>
-              <w:t>тчёта</w:t>
+              <w:t>5. Выводы</w:t>
             </w:r>
             <w:r>
               <w:rPr>
@@ -1036,7 +1020,7 @@
                 <w:noProof/>
                 <w:webHidden/>
               </w:rPr>
-              <w:instrText xml:space="preserve"> PAGEREF _Toc230224009 \h </w:instrText>
+              <w:instrText xml:space="preserve"> PAGEREF _Toc230224541 \h </w:instrText>
             </w:r>
             <w:r>
               <w:rPr>
@@ -1083,7 +1067,7 @@
               <w14:ligatures w14:val="none"/>
             </w:rPr>
           </w:pPr>
-          <w:hyperlink w:anchor="_Toc230224010" w:history="1">
+          <w:hyperlink w:anchor="_Toc230224542" w:history="1">
             <w:r>
               <w:rPr>
                 <w:rStyle w:val="ad"/>
@@ -1110,7 +1094,7 @@
                 <w:noProof/>
                 <w:webHidden/>
               </w:rPr>
-              <w:instrText xml:space="preserve"> PAGEREF _Toc230224010 \h </w:instrText>
+              <w:instrText xml:space="preserve"> PAGEREF _Toc230224542 \h </w:instrText>
             </w:r>
             <w:r>
               <w:rPr>
@@ -1157,7 +1141,7 @@
               <w14:ligatures w14:val="none"/>
             </w:rPr>
           </w:pPr>
-          <w:hyperlink w:anchor="_Toc230224011" w:history="1">
+          <w:hyperlink w:anchor="_Toc230224543" w:history="1">
             <w:r>
               <w:rPr>
                 <w:rStyle w:val="ad"/>
@@ -1184,7 +1168,7 @@
                 <w:noProof/>
                 <w:webHidden/>
               </w:rPr>
-              <w:instrText xml:space="preserve"> PAGEREF _Toc230224011 \h </w:instrText>
+              <w:instrText xml:space="preserve"> PAGEREF _Toc230224543 \h </w:instrText>
             </w:r>
             <w:r>
               <w:rPr>
@@ -1262,12 +1246,12 @@
         <w:pStyle w:val="1"/>
         <w:jc w:val="center"/>
       </w:pPr>
-      <w:bookmarkStart w:id="1" w:name="_Toc230223997"/>
+      <w:bookmarkStart w:id="0" w:name="_Toc230224529"/>
       <w:r>
         <w:lastRenderedPageBreak/>
         <w:t>Введение</w:t>
       </w:r>
-      <w:bookmarkEnd w:id="1"/>
+      <w:bookmarkEnd w:id="0"/>
     </w:p>
     <w:p>
       <w:pPr>
@@ -1386,252 +1370,252 @@
       <w:r>
         <w:tab/>
       </w:r>
-      <w:bookmarkStart w:id="2" w:name="_Toc230223998"/>
+      <w:bookmarkStart w:id="1" w:name="_Toc230224530"/>
       <w:r>
         <w:t>1. Постановка задачи</w:t>
       </w:r>
+      <w:bookmarkEnd w:id="1"/>
+    </w:p>
+    <w:p>
+      <w:pPr>
+        <w:rPr>
+          <w:rFonts w:ascii="Times New Roman" w:hAnsi="Times New Roman" w:cs="Times New Roman"/>
+          <w:sz w:val="28"/>
+          <w:szCs w:val="28"/>
+        </w:rPr>
+      </w:pPr>
+      <w:r>
+        <w:rPr>
+          <w:rFonts w:ascii="Times New Roman" w:hAnsi="Times New Roman" w:cs="Times New Roman"/>
+          <w:sz w:val="28"/>
+          <w:szCs w:val="28"/>
+        </w:rPr>
+        <w:t>1. Обрабатывает все PDF-файлы в заданной папке.</w:t>
+      </w:r>
+    </w:p>
+    <w:p>
+      <w:pPr>
+        <w:rPr>
+          <w:rFonts w:ascii="Times New Roman" w:hAnsi="Times New Roman" w:cs="Times New Roman"/>
+          <w:sz w:val="28"/>
+          <w:szCs w:val="28"/>
+        </w:rPr>
+      </w:pPr>
+      <w:r>
+        <w:rPr>
+          <w:rFonts w:ascii="Times New Roman" w:hAnsi="Times New Roman" w:cs="Times New Roman"/>
+          <w:sz w:val="28"/>
+          <w:szCs w:val="28"/>
+        </w:rPr>
+        <w:t>2. Извлекает текст со страниц с помощью библиотеки pypdf.</w:t>
+      </w:r>
+    </w:p>
+    <w:p>
+      <w:pPr>
+        <w:rPr>
+          <w:rFonts w:ascii="Times New Roman" w:hAnsi="Times New Roman" w:cs="Times New Roman"/>
+          <w:sz w:val="28"/>
+          <w:szCs w:val="28"/>
+        </w:rPr>
+      </w:pPr>
+      <w:r>
+        <w:rPr>
+          <w:rFonts w:ascii="Times New Roman" w:hAnsi="Times New Roman" w:cs="Times New Roman"/>
+          <w:sz w:val="28"/>
+          <w:szCs w:val="28"/>
+        </w:rPr>
+        <w:t>3. Очищает текст от мусорных символов и лишних пробелов.</w:t>
+      </w:r>
+    </w:p>
+    <w:p>
+      <w:pPr>
+        <w:rPr>
+          <w:rFonts w:ascii="Times New Roman" w:hAnsi="Times New Roman" w:cs="Times New Roman"/>
+          <w:sz w:val="28"/>
+          <w:szCs w:val="28"/>
+        </w:rPr>
+      </w:pPr>
+      <w:r>
+        <w:rPr>
+          <w:rFonts w:ascii="Times New Roman" w:hAnsi="Times New Roman" w:cs="Times New Roman"/>
+          <w:sz w:val="28"/>
+          <w:szCs w:val="28"/>
+        </w:rPr>
+        <w:t>4. Находит предложения, содержащие:</w:t>
+      </w:r>
+    </w:p>
+    <w:p>
+      <w:pPr>
+        <w:rPr>
+          <w:rFonts w:ascii="Times New Roman" w:hAnsi="Times New Roman" w:cs="Times New Roman"/>
+          <w:sz w:val="28"/>
+          <w:szCs w:val="28"/>
+        </w:rPr>
+      </w:pPr>
+      <w:r>
+        <w:rPr>
+          <w:rFonts w:ascii="Times New Roman" w:hAnsi="Times New Roman" w:cs="Times New Roman"/>
+          <w:sz w:val="28"/>
+          <w:szCs w:val="28"/>
+        </w:rPr>
+        <w:t xml:space="preserve">   - точную фразу «тогда и только тогда»;</w:t>
+      </w:r>
+    </w:p>
+    <w:p>
+      <w:pPr>
+        <w:rPr>
+          <w:rFonts w:ascii="Times New Roman" w:hAnsi="Times New Roman" w:cs="Times New Roman"/>
+          <w:sz w:val="28"/>
+          <w:szCs w:val="28"/>
+        </w:rPr>
+      </w:pPr>
+      <w:r>
+        <w:rPr>
+          <w:rFonts w:ascii="Times New Roman" w:hAnsi="Times New Roman" w:cs="Times New Roman"/>
+          <w:sz w:val="28"/>
+          <w:szCs w:val="28"/>
+        </w:rPr>
+        <w:t xml:space="preserve">   - любые словоформы слова «критерий» (однокоренные слова с корнем «критер»).</w:t>
+      </w:r>
+    </w:p>
+    <w:p>
+      <w:pPr>
+        <w:rPr>
+          <w:rFonts w:ascii="Times New Roman" w:hAnsi="Times New Roman" w:cs="Times New Roman"/>
+          <w:sz w:val="28"/>
+          <w:szCs w:val="28"/>
+        </w:rPr>
+      </w:pPr>
+      <w:r>
+        <w:rPr>
+          <w:rFonts w:ascii="Times New Roman" w:hAnsi="Times New Roman" w:cs="Times New Roman"/>
+          <w:sz w:val="28"/>
+          <w:szCs w:val="28"/>
+        </w:rPr>
+        <w:t>5. Формирует контекст: если маркерное предложение короткое (&lt;10 слов), берутся до 2 предыдущих и 1 следующее предложение (с исключением служебных фраз типа «Доказательство», «Теорема»). Если длинное (≥10 слов) — только маркерное предложение.</w:t>
+      </w:r>
+    </w:p>
+    <w:p>
+      <w:pPr>
+        <w:rPr>
+          <w:rFonts w:ascii="Times New Roman" w:hAnsi="Times New Roman" w:cs="Times New Roman"/>
+          <w:sz w:val="28"/>
+          <w:szCs w:val="28"/>
+        </w:rPr>
+      </w:pPr>
+      <w:r>
+        <w:rPr>
+          <w:rFonts w:ascii="Times New Roman" w:hAnsi="Times New Roman" w:cs="Times New Roman"/>
+          <w:sz w:val="28"/>
+          <w:szCs w:val="28"/>
+        </w:rPr>
+        <w:t>6. Сохраняет в выходной JSON-файл для каждого найденного маркера:</w:t>
+      </w:r>
+    </w:p>
+    <w:p>
+      <w:pPr>
+        <w:rPr>
+          <w:rFonts w:ascii="Times New Roman" w:hAnsi="Times New Roman" w:cs="Times New Roman"/>
+          <w:sz w:val="28"/>
+          <w:szCs w:val="28"/>
+        </w:rPr>
+      </w:pPr>
+      <w:r>
+        <w:rPr>
+          <w:rFonts w:ascii="Times New Roman" w:hAnsi="Times New Roman" w:cs="Times New Roman"/>
+          <w:sz w:val="28"/>
+          <w:szCs w:val="28"/>
+        </w:rPr>
+        <w:t xml:space="preserve">   - название статьи (из имени файла);</w:t>
+      </w:r>
+    </w:p>
+    <w:p>
+      <w:pPr>
+        <w:rPr>
+          <w:rFonts w:ascii="Times New Roman" w:hAnsi="Times New Roman" w:cs="Times New Roman"/>
+          <w:sz w:val="28"/>
+          <w:szCs w:val="28"/>
+        </w:rPr>
+      </w:pPr>
+      <w:r>
+        <w:rPr>
+          <w:rFonts w:ascii="Times New Roman" w:hAnsi="Times New Roman" w:cs="Times New Roman"/>
+          <w:sz w:val="28"/>
+          <w:szCs w:val="28"/>
+        </w:rPr>
+        <w:t xml:space="preserve">   - номер страницы;</w:t>
+      </w:r>
+    </w:p>
+    <w:p>
+      <w:pPr>
+        <w:rPr>
+          <w:rFonts w:ascii="Times New Roman" w:hAnsi="Times New Roman" w:cs="Times New Roman"/>
+          <w:sz w:val="28"/>
+          <w:szCs w:val="28"/>
+        </w:rPr>
+      </w:pPr>
+      <w:r>
+        <w:rPr>
+          <w:rFonts w:ascii="Times New Roman" w:hAnsi="Times New Roman" w:cs="Times New Roman"/>
+          <w:sz w:val="28"/>
+          <w:szCs w:val="28"/>
+        </w:rPr>
+        <w:t xml:space="preserve">   - контекст;</w:t>
+      </w:r>
+    </w:p>
+    <w:p>
+      <w:pPr>
+        <w:rPr>
+          <w:rFonts w:ascii="Times New Roman" w:hAnsi="Times New Roman" w:cs="Times New Roman"/>
+          <w:sz w:val="28"/>
+          <w:szCs w:val="28"/>
+        </w:rPr>
+      </w:pPr>
+      <w:r>
+        <w:rPr>
+          <w:rFonts w:ascii="Times New Roman" w:hAnsi="Times New Roman" w:cs="Times New Roman"/>
+          <w:sz w:val="28"/>
+          <w:szCs w:val="28"/>
+        </w:rPr>
+        <w:t xml:space="preserve">   - тип маркера.</w:t>
+      </w:r>
+    </w:p>
+    <w:p>
+      <w:pPr>
+        <w:rPr>
+          <w:rFonts w:ascii="Times New Roman" w:hAnsi="Times New Roman" w:cs="Times New Roman"/>
+          <w:sz w:val="28"/>
+          <w:szCs w:val="28"/>
+        </w:rPr>
+      </w:pPr>
+      <w:r>
+        <w:rPr>
+          <w:rFonts w:ascii="Times New Roman" w:hAnsi="Times New Roman" w:cs="Times New Roman"/>
+          <w:sz w:val="28"/>
+          <w:szCs w:val="28"/>
+        </w:rPr>
+        <w:t>7. Подсчитывает общую статистику встречаемости маркеров.</w:t>
+      </w:r>
+    </w:p>
+    <w:p>
+      <w:pPr>
+        <w:pStyle w:val="1"/>
+      </w:pPr>
+      <w:bookmarkStart w:id="2" w:name="_Toc230224531"/>
+      <w:r>
+        <w:t>2. Этапы разработки и реализация</w:t>
+      </w:r>
       <w:bookmarkEnd w:id="2"/>
     </w:p>
     <w:p>
       <w:pPr>
-        <w:rPr>
-          <w:rFonts w:ascii="Times New Roman" w:hAnsi="Times New Roman" w:cs="Times New Roman"/>
-          <w:sz w:val="28"/>
-          <w:szCs w:val="28"/>
-        </w:rPr>
-      </w:pPr>
-      <w:r>
-        <w:rPr>
-          <w:rFonts w:ascii="Times New Roman" w:hAnsi="Times New Roman" w:cs="Times New Roman"/>
-          <w:sz w:val="28"/>
-          <w:szCs w:val="28"/>
-        </w:rPr>
-        <w:t>1. Обрабатывает все PDF-файлы в заданной папке.</w:t>
-      </w:r>
-    </w:p>
-    <w:p>
-      <w:pPr>
-        <w:rPr>
-          <w:rFonts w:ascii="Times New Roman" w:hAnsi="Times New Roman" w:cs="Times New Roman"/>
-          <w:sz w:val="28"/>
-          <w:szCs w:val="28"/>
-        </w:rPr>
-      </w:pPr>
-      <w:r>
-        <w:rPr>
-          <w:rFonts w:ascii="Times New Roman" w:hAnsi="Times New Roman" w:cs="Times New Roman"/>
-          <w:sz w:val="28"/>
-          <w:szCs w:val="28"/>
-        </w:rPr>
-        <w:t>2. Извлекает текст со страниц с помощью библиотеки pypdf.</w:t>
-      </w:r>
-    </w:p>
-    <w:p>
-      <w:pPr>
-        <w:rPr>
-          <w:rFonts w:ascii="Times New Roman" w:hAnsi="Times New Roman" w:cs="Times New Roman"/>
-          <w:sz w:val="28"/>
-          <w:szCs w:val="28"/>
-        </w:rPr>
-      </w:pPr>
-      <w:r>
-        <w:rPr>
-          <w:rFonts w:ascii="Times New Roman" w:hAnsi="Times New Roman" w:cs="Times New Roman"/>
-          <w:sz w:val="28"/>
-          <w:szCs w:val="28"/>
-        </w:rPr>
-        <w:t>3. Очищает текст от мусорных символов и лишних пробелов.</w:t>
-      </w:r>
-    </w:p>
-    <w:p>
-      <w:pPr>
-        <w:rPr>
-          <w:rFonts w:ascii="Times New Roman" w:hAnsi="Times New Roman" w:cs="Times New Roman"/>
-          <w:sz w:val="28"/>
-          <w:szCs w:val="28"/>
-        </w:rPr>
-      </w:pPr>
-      <w:r>
-        <w:rPr>
-          <w:rFonts w:ascii="Times New Roman" w:hAnsi="Times New Roman" w:cs="Times New Roman"/>
-          <w:sz w:val="28"/>
-          <w:szCs w:val="28"/>
-        </w:rPr>
-        <w:t>4. Находит предложения, содержащие:</w:t>
-      </w:r>
-    </w:p>
-    <w:p>
-      <w:pPr>
-        <w:rPr>
-          <w:rFonts w:ascii="Times New Roman" w:hAnsi="Times New Roman" w:cs="Times New Roman"/>
-          <w:sz w:val="28"/>
-          <w:szCs w:val="28"/>
-        </w:rPr>
-      </w:pPr>
-      <w:r>
-        <w:rPr>
-          <w:rFonts w:ascii="Times New Roman" w:hAnsi="Times New Roman" w:cs="Times New Roman"/>
-          <w:sz w:val="28"/>
-          <w:szCs w:val="28"/>
-        </w:rPr>
-        <w:t xml:space="preserve">   - точную фразу «тогда и только тогда»;</w:t>
-      </w:r>
-    </w:p>
-    <w:p>
-      <w:pPr>
-        <w:rPr>
-          <w:rFonts w:ascii="Times New Roman" w:hAnsi="Times New Roman" w:cs="Times New Roman"/>
-          <w:sz w:val="28"/>
-          <w:szCs w:val="28"/>
-        </w:rPr>
-      </w:pPr>
-      <w:r>
-        <w:rPr>
-          <w:rFonts w:ascii="Times New Roman" w:hAnsi="Times New Roman" w:cs="Times New Roman"/>
-          <w:sz w:val="28"/>
-          <w:szCs w:val="28"/>
-        </w:rPr>
-        <w:t xml:space="preserve">   - любые словоформы слова «критерий» (однокоренные слова с корнем «критер»).</w:t>
-      </w:r>
-    </w:p>
-    <w:p>
-      <w:pPr>
-        <w:rPr>
-          <w:rFonts w:ascii="Times New Roman" w:hAnsi="Times New Roman" w:cs="Times New Roman"/>
-          <w:sz w:val="28"/>
-          <w:szCs w:val="28"/>
-        </w:rPr>
-      </w:pPr>
-      <w:r>
-        <w:rPr>
-          <w:rFonts w:ascii="Times New Roman" w:hAnsi="Times New Roman" w:cs="Times New Roman"/>
-          <w:sz w:val="28"/>
-          <w:szCs w:val="28"/>
-        </w:rPr>
-        <w:t>5. Формирует контекст: если маркерное предложение короткое (&lt;10 слов), берутся до 2 предыдущих и 1 следующее предложение (с исключением служебных фраз типа «Доказательство», «Теорема»). Если длинное (≥10 слов) — только маркерное предложение.</w:t>
-      </w:r>
-    </w:p>
-    <w:p>
-      <w:pPr>
-        <w:rPr>
-          <w:rFonts w:ascii="Times New Roman" w:hAnsi="Times New Roman" w:cs="Times New Roman"/>
-          <w:sz w:val="28"/>
-          <w:szCs w:val="28"/>
-        </w:rPr>
-      </w:pPr>
-      <w:r>
-        <w:rPr>
-          <w:rFonts w:ascii="Times New Roman" w:hAnsi="Times New Roman" w:cs="Times New Roman"/>
-          <w:sz w:val="28"/>
-          <w:szCs w:val="28"/>
-        </w:rPr>
-        <w:t>6. Сохраняет в выходной JSON-файл для каждого найденного маркера:</w:t>
-      </w:r>
-    </w:p>
-    <w:p>
-      <w:pPr>
-        <w:rPr>
-          <w:rFonts w:ascii="Times New Roman" w:hAnsi="Times New Roman" w:cs="Times New Roman"/>
-          <w:sz w:val="28"/>
-          <w:szCs w:val="28"/>
-        </w:rPr>
-      </w:pPr>
-      <w:r>
-        <w:rPr>
-          <w:rFonts w:ascii="Times New Roman" w:hAnsi="Times New Roman" w:cs="Times New Roman"/>
-          <w:sz w:val="28"/>
-          <w:szCs w:val="28"/>
-        </w:rPr>
-        <w:t xml:space="preserve">   - название статьи (из имени файла);</w:t>
-      </w:r>
-    </w:p>
-    <w:p>
-      <w:pPr>
-        <w:rPr>
-          <w:rFonts w:ascii="Times New Roman" w:hAnsi="Times New Roman" w:cs="Times New Roman"/>
-          <w:sz w:val="28"/>
-          <w:szCs w:val="28"/>
-        </w:rPr>
-      </w:pPr>
-      <w:r>
-        <w:rPr>
-          <w:rFonts w:ascii="Times New Roman" w:hAnsi="Times New Roman" w:cs="Times New Roman"/>
-          <w:sz w:val="28"/>
-          <w:szCs w:val="28"/>
-        </w:rPr>
-        <w:t xml:space="preserve">   - номер страницы;</w:t>
-      </w:r>
-    </w:p>
-    <w:p>
-      <w:pPr>
-        <w:rPr>
-          <w:rFonts w:ascii="Times New Roman" w:hAnsi="Times New Roman" w:cs="Times New Roman"/>
-          <w:sz w:val="28"/>
-          <w:szCs w:val="28"/>
-        </w:rPr>
-      </w:pPr>
-      <w:r>
-        <w:rPr>
-          <w:rFonts w:ascii="Times New Roman" w:hAnsi="Times New Roman" w:cs="Times New Roman"/>
-          <w:sz w:val="28"/>
-          <w:szCs w:val="28"/>
-        </w:rPr>
-        <w:t xml:space="preserve">   - контекст;</w:t>
-      </w:r>
-    </w:p>
-    <w:p>
-      <w:pPr>
-        <w:rPr>
-          <w:rFonts w:ascii="Times New Roman" w:hAnsi="Times New Roman" w:cs="Times New Roman"/>
-          <w:sz w:val="28"/>
-          <w:szCs w:val="28"/>
-        </w:rPr>
-      </w:pPr>
-      <w:r>
-        <w:rPr>
-          <w:rFonts w:ascii="Times New Roman" w:hAnsi="Times New Roman" w:cs="Times New Roman"/>
-          <w:sz w:val="28"/>
-          <w:szCs w:val="28"/>
-        </w:rPr>
-        <w:t xml:space="preserve">   - тип маркера.</w:t>
-      </w:r>
-    </w:p>
-    <w:p>
-      <w:pPr>
-        <w:rPr>
-          <w:rFonts w:ascii="Times New Roman" w:hAnsi="Times New Roman" w:cs="Times New Roman"/>
-          <w:sz w:val="28"/>
-          <w:szCs w:val="28"/>
-        </w:rPr>
-      </w:pPr>
-      <w:r>
-        <w:rPr>
-          <w:rFonts w:ascii="Times New Roman" w:hAnsi="Times New Roman" w:cs="Times New Roman"/>
-          <w:sz w:val="28"/>
-          <w:szCs w:val="28"/>
-        </w:rPr>
-        <w:t>7. Подсчитывает общую статистику встречаемости маркеров.</w:t>
-      </w:r>
-    </w:p>
-    <w:p>
-      <w:pPr>
-        <w:pStyle w:val="1"/>
-      </w:pPr>
-      <w:bookmarkStart w:id="3" w:name="_Toc230223999"/>
-      <w:r>
-        <w:t>2. Этапы разработки и реализация</w:t>
+        <w:pStyle w:val="2"/>
+      </w:pPr>
+      <w:bookmarkStart w:id="3" w:name="_Toc230224532"/>
+      <w:r>
+        <w:t>2.1 Выбор инструментов</w:t>
       </w:r>
       <w:bookmarkEnd w:id="3"/>
-    </w:p>
-    <w:p>
-      <w:pPr>
-        <w:pStyle w:val="2"/>
-      </w:pPr>
-      <w:bookmarkStart w:id="4" w:name="_Toc230224000"/>
-      <w:r>
-        <w:t>2.1 Выбор инструментов</w:t>
-      </w:r>
-      <w:bookmarkEnd w:id="4"/>
     </w:p>
     <w:p>
       <w:pPr>
@@ -1736,16 +1720,61 @@
           <w:b/>
           <w:sz w:val="28"/>
           <w:szCs w:val="28"/>
-        </w:rPr>
-        <w:t>re</w:t>
-      </w:r>
-      <w:r>
-        <w:rPr>
-          <w:rFonts w:ascii="Times New Roman" w:hAnsi="Times New Roman" w:cs="Times New Roman"/>
-          <w:sz w:val="28"/>
-          <w:szCs w:val="28"/>
-        </w:rPr>
-        <w:t> (стандартный модуль) – для регулярных выражений.</w:t>
+          <w:lang w:val="en-US"/>
+        </w:rPr>
+        <w:t>PyMuPDF</w:t>
+      </w:r>
+      <w:r>
+        <w:rPr>
+          <w:rFonts w:ascii="Times New Roman" w:hAnsi="Times New Roman" w:cs="Times New Roman"/>
+          <w:b/>
+          <w:sz w:val="28"/>
+          <w:szCs w:val="28"/>
+        </w:rPr>
+        <w:t xml:space="preserve"> (</w:t>
+      </w:r>
+      <w:r>
+        <w:rPr>
+          <w:rFonts w:ascii="Times New Roman" w:hAnsi="Times New Roman" w:cs="Times New Roman"/>
+          <w:b/>
+          <w:sz w:val="28"/>
+          <w:szCs w:val="28"/>
+          <w:lang w:val="en-US"/>
+        </w:rPr>
+        <w:t>fitz</w:t>
+      </w:r>
+      <w:r>
+        <w:rPr>
+          <w:rFonts w:ascii="Times New Roman" w:hAnsi="Times New Roman" w:cs="Times New Roman"/>
+          <w:b/>
+          <w:sz w:val="28"/>
+          <w:szCs w:val="28"/>
+        </w:rPr>
+        <w:t>)</w:t>
+      </w:r>
+      <w:r>
+        <w:rPr>
+          <w:rFonts w:ascii="Times New Roman" w:hAnsi="Times New Roman" w:cs="Times New Roman"/>
+          <w:sz w:val="28"/>
+          <w:szCs w:val="28"/>
+        </w:rPr>
+        <w:t xml:space="preserve"> –</w:t>
+      </w:r>
+      <w:r>
+        <w:rPr>
+          <w:rFonts w:ascii="Times New Roman" w:hAnsi="Times New Roman" w:cs="Times New Roman"/>
+          <w:sz w:val="28"/>
+          <w:szCs w:val="28"/>
+        </w:rPr>
+        <w:t xml:space="preserve"> </w:t>
+      </w:r>
+      <w:r>
+        <w:rPr>
+          <w:rFonts w:ascii="Times New Roman" w:hAnsi="Times New Roman" w:cs="Times New Roman"/>
+          <w:sz w:val="28"/>
+          <w:szCs w:val="28"/>
+        </w:rPr>
+        <w:t>для рендеринга страниц в изображения</w:t>
       </w:r>
     </w:p>
     <w:p>
@@ -1766,6 +1795,220 @@
           <w:b/>
           <w:sz w:val="28"/>
           <w:szCs w:val="28"/>
+          <w:lang w:val="en-US"/>
+        </w:rPr>
+        <w:t xml:space="preserve">Pillow </w:t>
+      </w:r>
+      <w:r>
+        <w:rPr>
+          <w:rFonts w:ascii="Times New Roman" w:hAnsi="Times New Roman" w:cs="Times New Roman"/>
+          <w:sz w:val="28"/>
+          <w:szCs w:val="28"/>
+        </w:rPr>
+        <w:t>–</w:t>
+      </w:r>
+      <w:r>
+        <w:rPr>
+          <w:rFonts w:ascii="Times New Roman" w:hAnsi="Times New Roman" w:cs="Times New Roman"/>
+          <w:sz w:val="28"/>
+          <w:szCs w:val="28"/>
+          <w:lang w:val="en-US"/>
+        </w:rPr>
+        <w:t xml:space="preserve"> </w:t>
+      </w:r>
+      <w:r>
+        <w:rPr>
+          <w:rFonts w:ascii="Times New Roman" w:hAnsi="Times New Roman" w:cs="Times New Roman"/>
+          <w:sz w:val="28"/>
+          <w:szCs w:val="28"/>
+        </w:rPr>
+        <w:t>для обработки изображений.</w:t>
+      </w:r>
+    </w:p>
+    <w:p>
+      <w:pPr>
+        <w:numPr>
+          <w:ilvl w:val="0"/>
+          <w:numId w:val="2"/>
+        </w:numPr>
+        <w:rPr>
+          <w:rFonts w:ascii="Times New Roman" w:hAnsi="Times New Roman" w:cs="Times New Roman"/>
+          <w:sz w:val="28"/>
+          <w:szCs w:val="28"/>
+        </w:rPr>
+      </w:pPr>
+      <w:r>
+        <w:rPr>
+          <w:rFonts w:ascii="Times New Roman" w:hAnsi="Times New Roman" w:cs="Times New Roman"/>
+          <w:b/>
+          <w:sz w:val="28"/>
+          <w:szCs w:val="28"/>
+          <w:lang w:val="en-US"/>
+        </w:rPr>
+        <w:t>Pix</w:t>
+      </w:r>
+      <w:r>
+        <w:rPr>
+          <w:rFonts w:ascii="Times New Roman" w:hAnsi="Times New Roman" w:cs="Times New Roman"/>
+          <w:b/>
+          <w:sz w:val="28"/>
+          <w:szCs w:val="28"/>
+        </w:rPr>
+        <w:t>2</w:t>
+      </w:r>
+      <w:r>
+        <w:rPr>
+          <w:rFonts w:ascii="Times New Roman" w:hAnsi="Times New Roman" w:cs="Times New Roman"/>
+          <w:b/>
+          <w:sz w:val="28"/>
+          <w:szCs w:val="28"/>
+          <w:lang w:val="en-US"/>
+        </w:rPr>
+        <w:t>text</w:t>
+      </w:r>
+      <w:r>
+        <w:rPr>
+          <w:rFonts w:ascii="Times New Roman" w:hAnsi="Times New Roman" w:cs="Times New Roman"/>
+          <w:b/>
+          <w:sz w:val="28"/>
+          <w:szCs w:val="28"/>
+        </w:rPr>
+        <w:t xml:space="preserve"> </w:t>
+      </w:r>
+      <w:r>
+        <w:rPr>
+          <w:rFonts w:ascii="Times New Roman" w:hAnsi="Times New Roman" w:cs="Times New Roman"/>
+          <w:sz w:val="28"/>
+          <w:szCs w:val="28"/>
+        </w:rPr>
+        <w:t>–</w:t>
+      </w:r>
+      <w:r>
+        <w:rPr>
+          <w:rFonts w:ascii="Times New Roman" w:hAnsi="Times New Roman" w:cs="Times New Roman"/>
+          <w:sz w:val="28"/>
+          <w:szCs w:val="28"/>
+        </w:rPr>
+        <w:t xml:space="preserve"> </w:t>
+      </w:r>
+      <w:r>
+        <w:rPr>
+          <w:rFonts w:ascii="Times New Roman" w:hAnsi="Times New Roman" w:cs="Times New Roman"/>
+          <w:sz w:val="28"/>
+          <w:szCs w:val="28"/>
+        </w:rPr>
+        <w:t xml:space="preserve">для распознавания формул в </w:t>
+      </w:r>
+      <w:proofErr w:type="spellStart"/>
+      <w:r>
+        <w:rPr>
+          <w:rFonts w:ascii="Times New Roman" w:hAnsi="Times New Roman" w:cs="Times New Roman"/>
+          <w:sz w:val="28"/>
+          <w:szCs w:val="28"/>
+          <w:lang w:val="en-US"/>
+        </w:rPr>
+        <w:t>LaTex</w:t>
+      </w:r>
+      <w:proofErr w:type="spellEnd"/>
+      <w:r>
+        <w:rPr>
+          <w:rFonts w:ascii="Times New Roman" w:hAnsi="Times New Roman" w:cs="Times New Roman"/>
+          <w:sz w:val="28"/>
+          <w:szCs w:val="28"/>
+        </w:rPr>
+        <w:t>.</w:t>
+      </w:r>
+    </w:p>
+    <w:p>
+      <w:pPr>
+        <w:numPr>
+          <w:ilvl w:val="0"/>
+          <w:numId w:val="2"/>
+        </w:numPr>
+        <w:rPr>
+          <w:rFonts w:ascii="Times New Roman" w:hAnsi="Times New Roman" w:cs="Times New Roman"/>
+          <w:sz w:val="28"/>
+          <w:szCs w:val="28"/>
+        </w:rPr>
+      </w:pPr>
+      <w:r>
+        <w:rPr>
+          <w:rFonts w:ascii="Times New Roman" w:hAnsi="Times New Roman" w:cs="Times New Roman"/>
+          <w:b/>
+          <w:sz w:val="28"/>
+          <w:szCs w:val="28"/>
+          <w:lang w:val="en-US"/>
+        </w:rPr>
+        <w:t>N</w:t>
+      </w:r>
+      <w:r>
+        <w:rPr>
+          <w:rFonts w:ascii="Times New Roman" w:hAnsi="Times New Roman" w:cs="Times New Roman"/>
+          <w:b/>
+          <w:sz w:val="28"/>
+          <w:szCs w:val="28"/>
+          <w:lang w:val="en-US"/>
+        </w:rPr>
+        <w:t xml:space="preserve">atasha – </w:t>
+      </w:r>
+      <w:r>
+        <w:rPr>
+          <w:rFonts w:ascii="Times New Roman" w:hAnsi="Times New Roman" w:cs="Times New Roman"/>
+          <w:sz w:val="28"/>
+          <w:szCs w:val="28"/>
+        </w:rPr>
+        <w:t>для извлечения авторов</w:t>
+      </w:r>
+    </w:p>
+    <w:p>
+      <w:pPr>
+        <w:numPr>
+          <w:ilvl w:val="0"/>
+          <w:numId w:val="2"/>
+        </w:numPr>
+        <w:rPr>
+          <w:rFonts w:ascii="Times New Roman" w:hAnsi="Times New Roman" w:cs="Times New Roman"/>
+          <w:sz w:val="28"/>
+          <w:szCs w:val="28"/>
+        </w:rPr>
+      </w:pPr>
+      <w:r>
+        <w:rPr>
+          <w:rFonts w:ascii="Times New Roman" w:hAnsi="Times New Roman" w:cs="Times New Roman"/>
+          <w:b/>
+          <w:sz w:val="28"/>
+          <w:szCs w:val="28"/>
+        </w:rPr>
+        <w:lastRenderedPageBreak/>
+        <w:t>re</w:t>
+      </w:r>
+      <w:r>
+        <w:rPr>
+          <w:rFonts w:ascii="Times New Roman" w:hAnsi="Times New Roman" w:cs="Times New Roman"/>
+          <w:sz w:val="28"/>
+          <w:szCs w:val="28"/>
+        </w:rPr>
+        <w:t> (стандартный модуль) – для регулярных выражений.</w:t>
+      </w:r>
+    </w:p>
+    <w:p>
+      <w:pPr>
+        <w:numPr>
+          <w:ilvl w:val="0"/>
+          <w:numId w:val="2"/>
+        </w:numPr>
+        <w:rPr>
+          <w:rFonts w:ascii="Times New Roman" w:hAnsi="Times New Roman" w:cs="Times New Roman"/>
+          <w:sz w:val="28"/>
+          <w:szCs w:val="28"/>
+        </w:rPr>
+      </w:pPr>
+      <w:r>
+        <w:rPr>
+          <w:rFonts w:ascii="Times New Roman" w:hAnsi="Times New Roman" w:cs="Times New Roman"/>
+          <w:b/>
+          <w:sz w:val="28"/>
+          <w:szCs w:val="28"/>
         </w:rPr>
         <w:t>json, pathlib</w:t>
       </w:r>
@@ -1787,14 +2030,14 @@
       <w:pPr>
         <w:pStyle w:val="2"/>
       </w:pPr>
-      <w:bookmarkStart w:id="5" w:name="_Toc230224001"/>
+      <w:bookmarkStart w:id="4" w:name="_Toc230224533"/>
       <w:r>
         <w:t xml:space="preserve">2.2 Извлечение текста </w:t>
       </w:r>
       <w:r>
         <w:t>и очистка</w:t>
       </w:r>
-      <w:bookmarkEnd w:id="5"/>
+      <w:bookmarkEnd w:id="4"/>
     </w:p>
     <w:p>
       <w:pPr>
@@ -1834,14 +2077,6 @@
           <w:sz w:val="28"/>
         </w:rPr>
       </w:pPr>
-    </w:p>
-    <w:p>
-      <w:pPr>
-        <w:rPr>
-          <w:rFonts w:ascii="Times New Roman" w:hAnsi="Times New Roman" w:cs="Times New Roman"/>
-          <w:sz w:val="28"/>
-        </w:rPr>
-      </w:pPr>
       <w:r>
         <w:rPr>
           <w:rFonts w:ascii="Times New Roman" w:hAnsi="Times New Roman" w:cs="Times New Roman"/>
@@ -1877,7 +2112,14 @@
           <w:rFonts w:ascii="Times New Roman" w:hAnsi="Times New Roman" w:cs="Times New Roman"/>
           <w:sz w:val="28"/>
         </w:rPr>
-        <w:t>- склейка слов, разорванных дефисом и переносом строки (`</w:t>
+        <w:t>- склейка слов, разорванных дефисом и переносом ст</w:t>
+      </w:r>
+      <w:r>
+        <w:rPr>
+          <w:rFonts w:ascii="Times New Roman" w:hAnsi="Times New Roman" w:cs="Times New Roman"/>
+          <w:sz w:val="28"/>
+        </w:rPr>
+        <w:t>роки (`</w:t>
       </w:r>
       <w:proofErr w:type="spellStart"/>
       <w:proofErr w:type="gramStart"/>
@@ -1905,14 +2147,6 @@
           <w:sz w:val="28"/>
         </w:rPr>
       </w:pPr>
-    </w:p>
-    <w:p>
-      <w:pPr>
-        <w:rPr>
-          <w:rFonts w:ascii="Times New Roman" w:hAnsi="Times New Roman" w:cs="Times New Roman"/>
-          <w:sz w:val="28"/>
-        </w:rPr>
-      </w:pPr>
       <w:r>
         <w:rPr>
           <w:rFonts w:ascii="Times New Roman" w:hAnsi="Times New Roman" w:cs="Times New Roman"/>
@@ -1923,130 +2157,194 @@
     </w:p>
     <w:p>
       <w:pPr>
+        <w:rPr>
+          <w:rFonts w:ascii="Times New Roman" w:hAnsi="Times New Roman" w:cs="Times New Roman"/>
+          <w:sz w:val="28"/>
+        </w:rPr>
+      </w:pPr>
+      <w:r>
+        <w:rPr>
+          <w:rFonts w:ascii="Times New Roman" w:hAnsi="Times New Roman" w:cs="Times New Roman"/>
+          <w:sz w:val="28"/>
+        </w:rPr>
+        <w:t>Дополнительно реализована фильтрация мусорных секций: из текста удаляются фрагменты, начинающиеся с ключевых слов «аннотация», «ключевые слова», «список литературы», «благодарности</w:t>
+      </w:r>
+      <w:r>
+        <w:rPr>
+          <w:rFonts w:ascii="Times New Roman" w:hAnsi="Times New Roman" w:cs="Times New Roman"/>
+          <w:sz w:val="28"/>
+        </w:rPr>
+        <w:t xml:space="preserve">» и т.п. </w:t>
+      </w:r>
+      <w:r>
+        <w:rPr>
+          <w:rFonts w:ascii="Times New Roman" w:hAnsi="Times New Roman" w:cs="Times New Roman"/>
+          <w:sz w:val="28"/>
+        </w:rPr>
+        <w:t>Также отсеиваются короткие предложения, содержащие служебные маркеры (DOI, УДК, ©). Для исключения дублирования записей на одной странице используется проверка по номеру страницы и тексту контекста.</w:t>
+      </w:r>
+    </w:p>
+    <w:p>
+      <w:pPr>
         <w:pStyle w:val="2"/>
       </w:pPr>
-      <w:bookmarkStart w:id="6" w:name="_Toc230224002"/>
-      <w:r>
+      <w:bookmarkStart w:id="5" w:name="_Toc230224534"/>
+      <w:r>
+        <w:lastRenderedPageBreak/>
         <w:t xml:space="preserve">2.3 </w:t>
       </w:r>
       <w:r>
         <w:t>Поиск маркеров и формирование контекста</w:t>
       </w:r>
-      <w:bookmarkEnd w:id="6"/>
-    </w:p>
-    <w:p>
-      <w:pPr>
-        <w:rPr>
-          <w:rFonts w:ascii="Times New Roman" w:hAnsi="Times New Roman" w:cs="Times New Roman"/>
-          <w:sz w:val="28"/>
-        </w:rPr>
-      </w:pPr>
-      <w:r>
-        <w:rPr>
-          <w:rFonts w:ascii="Times New Roman" w:hAnsi="Times New Roman" w:cs="Times New Roman"/>
-          <w:sz w:val="28"/>
+      <w:bookmarkEnd w:id="5"/>
+    </w:p>
+    <w:p>
+      <w:pPr>
+        <w:pStyle w:val="2"/>
+        <w:rPr>
+          <w:rFonts w:ascii="Times New Roman" w:eastAsiaTheme="minorHAnsi" w:hAnsi="Times New Roman" w:cs="Times New Roman"/>
+          <w:color w:val="auto"/>
+          <w:sz w:val="28"/>
+          <w:szCs w:val="24"/>
+        </w:rPr>
+      </w:pPr>
+      <w:bookmarkStart w:id="6" w:name="_Toc230224535"/>
+      <w:r>
+        <w:rPr>
+          <w:rFonts w:ascii="Times New Roman" w:eastAsiaTheme="minorHAnsi" w:hAnsi="Times New Roman" w:cs="Times New Roman"/>
+          <w:color w:val="auto"/>
+          <w:sz w:val="28"/>
+          <w:szCs w:val="24"/>
         </w:rPr>
         <w:t>Поиск маркеров осуществляется с помощью регулярных выражений:</w:t>
       </w:r>
     </w:p>
     <w:p>
       <w:pPr>
-        <w:rPr>
-          <w:rFonts w:ascii="Times New Roman" w:hAnsi="Times New Roman" w:cs="Times New Roman"/>
-          <w:sz w:val="28"/>
-        </w:rPr>
-      </w:pPr>
-      <w:r>
-        <w:rPr>
-          <w:rFonts w:ascii="Times New Roman" w:hAnsi="Times New Roman" w:cs="Times New Roman"/>
-          <w:sz w:val="28"/>
+        <w:pStyle w:val="2"/>
+        <w:rPr>
+          <w:rFonts w:ascii="Times New Roman" w:eastAsiaTheme="minorHAnsi" w:hAnsi="Times New Roman" w:cs="Times New Roman"/>
+          <w:color w:val="auto"/>
+          <w:sz w:val="28"/>
+          <w:szCs w:val="24"/>
+        </w:rPr>
+      </w:pPr>
+      <w:r>
+        <w:rPr>
+          <w:rFonts w:ascii="Times New Roman" w:eastAsiaTheme="minorHAnsi" w:hAnsi="Times New Roman" w:cs="Times New Roman"/>
+          <w:color w:val="auto"/>
+          <w:sz w:val="28"/>
+          <w:szCs w:val="24"/>
         </w:rPr>
         <w:t>- `тогда\</w:t>
       </w:r>
       <w:proofErr w:type="spellStart"/>
       <w:r>
         <w:rPr>
-          <w:rFonts w:ascii="Times New Roman" w:hAnsi="Times New Roman" w:cs="Times New Roman"/>
-          <w:sz w:val="28"/>
+          <w:rFonts w:ascii="Times New Roman" w:eastAsiaTheme="minorHAnsi" w:hAnsi="Times New Roman" w:cs="Times New Roman"/>
+          <w:color w:val="auto"/>
+          <w:sz w:val="28"/>
+          <w:szCs w:val="24"/>
         </w:rPr>
         <w:t>s+и</w:t>
       </w:r>
       <w:proofErr w:type="spellEnd"/>
       <w:r>
         <w:rPr>
-          <w:rFonts w:ascii="Times New Roman" w:hAnsi="Times New Roman" w:cs="Times New Roman"/>
-          <w:sz w:val="28"/>
+          <w:rFonts w:ascii="Times New Roman" w:eastAsiaTheme="minorHAnsi" w:hAnsi="Times New Roman" w:cs="Times New Roman"/>
+          <w:color w:val="auto"/>
+          <w:sz w:val="28"/>
+          <w:szCs w:val="24"/>
         </w:rPr>
         <w:t>\</w:t>
       </w:r>
       <w:proofErr w:type="spellStart"/>
       <w:r>
         <w:rPr>
-          <w:rFonts w:ascii="Times New Roman" w:hAnsi="Times New Roman" w:cs="Times New Roman"/>
-          <w:sz w:val="28"/>
+          <w:rFonts w:ascii="Times New Roman" w:eastAsiaTheme="minorHAnsi" w:hAnsi="Times New Roman" w:cs="Times New Roman"/>
+          <w:color w:val="auto"/>
+          <w:sz w:val="28"/>
+          <w:szCs w:val="24"/>
         </w:rPr>
         <w:t>s+только</w:t>
       </w:r>
       <w:proofErr w:type="spellEnd"/>
       <w:r>
         <w:rPr>
-          <w:rFonts w:ascii="Times New Roman" w:hAnsi="Times New Roman" w:cs="Times New Roman"/>
-          <w:sz w:val="28"/>
+          <w:rFonts w:ascii="Times New Roman" w:eastAsiaTheme="minorHAnsi" w:hAnsi="Times New Roman" w:cs="Times New Roman"/>
+          <w:color w:val="auto"/>
+          <w:sz w:val="28"/>
+          <w:szCs w:val="24"/>
         </w:rPr>
         <w:t>\</w:t>
       </w:r>
       <w:proofErr w:type="spellStart"/>
       <w:r>
         <w:rPr>
-          <w:rFonts w:ascii="Times New Roman" w:hAnsi="Times New Roman" w:cs="Times New Roman"/>
-          <w:sz w:val="28"/>
+          <w:rFonts w:ascii="Times New Roman" w:eastAsiaTheme="minorHAnsi" w:hAnsi="Times New Roman" w:cs="Times New Roman"/>
+          <w:color w:val="auto"/>
+          <w:sz w:val="28"/>
+          <w:szCs w:val="24"/>
         </w:rPr>
         <w:t>s+тогда</w:t>
       </w:r>
       <w:proofErr w:type="spellEnd"/>
       <w:r>
         <w:rPr>
-          <w:rFonts w:ascii="Times New Roman" w:hAnsi="Times New Roman" w:cs="Times New Roman"/>
-          <w:sz w:val="28"/>
+          <w:rFonts w:ascii="Times New Roman" w:eastAsiaTheme="minorHAnsi" w:hAnsi="Times New Roman" w:cs="Times New Roman"/>
+          <w:color w:val="auto"/>
+          <w:sz w:val="28"/>
+          <w:szCs w:val="24"/>
         </w:rPr>
         <w:t>` — для поиска эквивалентностей</w:t>
       </w:r>
     </w:p>
     <w:p>
       <w:pPr>
-        <w:rPr>
-          <w:rFonts w:ascii="Times New Roman" w:hAnsi="Times New Roman" w:cs="Times New Roman"/>
-          <w:sz w:val="28"/>
-        </w:rPr>
-      </w:pPr>
-      <w:r>
-        <w:rPr>
-          <w:rFonts w:ascii="Times New Roman" w:hAnsi="Times New Roman" w:cs="Times New Roman"/>
-          <w:sz w:val="28"/>
+        <w:pStyle w:val="2"/>
+        <w:rPr>
+          <w:rFonts w:ascii="Times New Roman" w:eastAsiaTheme="minorHAnsi" w:hAnsi="Times New Roman" w:cs="Times New Roman"/>
+          <w:color w:val="auto"/>
+          <w:sz w:val="28"/>
+          <w:szCs w:val="24"/>
+        </w:rPr>
+      </w:pPr>
+      <w:r>
+        <w:rPr>
+          <w:rFonts w:ascii="Times New Roman" w:eastAsiaTheme="minorHAnsi" w:hAnsi="Times New Roman" w:cs="Times New Roman"/>
+          <w:color w:val="auto"/>
+          <w:sz w:val="28"/>
+          <w:szCs w:val="24"/>
         </w:rPr>
         <w:t>- `</w:t>
       </w:r>
       <w:proofErr w:type="spellStart"/>
       <w:r>
         <w:rPr>
-          <w:rFonts w:ascii="Times New Roman" w:hAnsi="Times New Roman" w:cs="Times New Roman"/>
-          <w:sz w:val="28"/>
+          <w:rFonts w:ascii="Times New Roman" w:eastAsiaTheme="minorHAnsi" w:hAnsi="Times New Roman" w:cs="Times New Roman"/>
+          <w:color w:val="auto"/>
+          <w:sz w:val="28"/>
+          <w:szCs w:val="24"/>
         </w:rPr>
         <w:t>критери</w:t>
       </w:r>
       <w:proofErr w:type="spellEnd"/>
       <w:r>
         <w:rPr>
-          <w:rFonts w:ascii="Times New Roman" w:hAnsi="Times New Roman" w:cs="Times New Roman"/>
-          <w:sz w:val="28"/>
+          <w:rFonts w:ascii="Times New Roman" w:eastAsiaTheme="minorHAnsi" w:hAnsi="Times New Roman" w:cs="Times New Roman"/>
+          <w:color w:val="auto"/>
+          <w:sz w:val="28"/>
+          <w:szCs w:val="24"/>
         </w:rPr>
         <w:t>[</w:t>
       </w:r>
       <w:proofErr w:type="spellStart"/>
       <w:r>
         <w:rPr>
-          <w:rFonts w:ascii="Times New Roman" w:hAnsi="Times New Roman" w:cs="Times New Roman"/>
-          <w:sz w:val="28"/>
+          <w:rFonts w:ascii="Times New Roman" w:eastAsiaTheme="minorHAnsi" w:hAnsi="Times New Roman" w:cs="Times New Roman"/>
+          <w:color w:val="auto"/>
+          <w:sz w:val="28"/>
+          <w:szCs w:val="24"/>
         </w:rPr>
         <w:t>яйюеи</w:t>
       </w:r>
@@ -2054,200 +2352,438 @@
       <w:proofErr w:type="gramStart"/>
       <w:r>
         <w:rPr>
-          <w:rFonts w:ascii="Times New Roman" w:hAnsi="Times New Roman" w:cs="Times New Roman"/>
-          <w:sz w:val="28"/>
+          <w:rFonts w:ascii="Times New Roman" w:eastAsiaTheme="minorHAnsi" w:hAnsi="Times New Roman" w:cs="Times New Roman"/>
+          <w:color w:val="auto"/>
+          <w:sz w:val="28"/>
+          <w:szCs w:val="24"/>
         </w:rPr>
         <w:t>]?[</w:t>
       </w:r>
       <w:proofErr w:type="gramEnd"/>
       <w:r>
         <w:rPr>
-          <w:rFonts w:ascii="Times New Roman" w:hAnsi="Times New Roman" w:cs="Times New Roman"/>
-          <w:sz w:val="28"/>
+          <w:rFonts w:ascii="Times New Roman" w:eastAsiaTheme="minorHAnsi" w:hAnsi="Times New Roman" w:cs="Times New Roman"/>
+          <w:color w:val="auto"/>
+          <w:sz w:val="28"/>
+          <w:szCs w:val="24"/>
         </w:rPr>
         <w:t>м]?\b` — для поиска слова «критерий» в любом склонении</w:t>
       </w:r>
     </w:p>
     <w:p>
       <w:pPr>
-        <w:rPr>
-          <w:rFonts w:ascii="Times New Roman" w:hAnsi="Times New Roman" w:cs="Times New Roman"/>
-          <w:sz w:val="28"/>
-        </w:rPr>
-      </w:pPr>
-      <w:r>
-        <w:rPr>
-          <w:rFonts w:ascii="Times New Roman" w:hAnsi="Times New Roman" w:cs="Times New Roman"/>
-          <w:sz w:val="28"/>
-        </w:rPr>
-        <w:t>Контекст фор</w:t>
-      </w:r>
-      <w:r>
-        <w:rPr>
-          <w:rFonts w:ascii="Times New Roman" w:hAnsi="Times New Roman" w:cs="Times New Roman"/>
-          <w:sz w:val="28"/>
-        </w:rPr>
-        <w:t>мируется по гибкому алгоритму:</w:t>
-      </w:r>
-    </w:p>
-    <w:p>
-      <w:pPr>
-        <w:rPr>
-          <w:rFonts w:ascii="Times New Roman" w:hAnsi="Times New Roman" w:cs="Times New Roman"/>
-          <w:sz w:val="28"/>
-        </w:rPr>
-      </w:pPr>
-      <w:r>
-        <w:rPr>
-          <w:rFonts w:ascii="Times New Roman" w:hAnsi="Times New Roman" w:cs="Times New Roman"/>
-          <w:sz w:val="28"/>
-        </w:rPr>
-        <w:t>1. Предложение с маркером раз</w:t>
-      </w:r>
-      <w:r>
-        <w:rPr>
-          <w:rFonts w:ascii="Times New Roman" w:hAnsi="Times New Roman" w:cs="Times New Roman"/>
-          <w:sz w:val="28"/>
-        </w:rPr>
-        <w:t>бивается на слова. Если в нём 10 и более слов</w:t>
-      </w:r>
-      <w:r>
-        <w:rPr>
-          <w:rFonts w:ascii="Times New Roman" w:hAnsi="Times New Roman" w:cs="Times New Roman"/>
-          <w:sz w:val="28"/>
-        </w:rPr>
-        <w:t>, в контекст попадает только оно.</w:t>
-      </w:r>
-    </w:p>
-    <w:p>
-      <w:pPr>
-        <w:rPr>
-          <w:rFonts w:ascii="Times New Roman" w:hAnsi="Times New Roman" w:cs="Times New Roman"/>
-          <w:sz w:val="28"/>
-        </w:rPr>
-      </w:pPr>
-      <w:r>
-        <w:rPr>
-          <w:rFonts w:ascii="Times New Roman" w:hAnsi="Times New Roman" w:cs="Times New Roman"/>
-          <w:sz w:val="28"/>
-        </w:rPr>
-        <w:t>2. Если предложение короткое (&lt;10 слов)</w:t>
-      </w:r>
-      <w:r>
-        <w:rPr>
-          <w:rFonts w:ascii="Times New Roman" w:hAnsi="Times New Roman" w:cs="Times New Roman"/>
-          <w:sz w:val="28"/>
-        </w:rPr>
-        <w:t>, берутся:</w:t>
-      </w:r>
-    </w:p>
-    <w:p>
-      <w:pPr>
-        <w:rPr>
-          <w:rFonts w:ascii="Times New Roman" w:hAnsi="Times New Roman" w:cs="Times New Roman"/>
-          <w:sz w:val="28"/>
-        </w:rPr>
-      </w:pPr>
-      <w:r>
-        <w:rPr>
-          <w:rFonts w:ascii="Times New Roman" w:hAnsi="Times New Roman" w:cs="Times New Roman"/>
-          <w:sz w:val="28"/>
+        <w:pStyle w:val="2"/>
+        <w:rPr>
+          <w:rFonts w:ascii="Times New Roman" w:eastAsiaTheme="minorHAnsi" w:hAnsi="Times New Roman" w:cs="Times New Roman"/>
+          <w:color w:val="auto"/>
+          <w:sz w:val="28"/>
+          <w:szCs w:val="24"/>
+        </w:rPr>
+      </w:pPr>
+      <w:r>
+        <w:rPr>
+          <w:rFonts w:ascii="Times New Roman" w:eastAsiaTheme="minorHAnsi" w:hAnsi="Times New Roman" w:cs="Times New Roman"/>
+          <w:color w:val="auto"/>
+          <w:sz w:val="28"/>
+          <w:szCs w:val="24"/>
+        </w:rPr>
+        <w:t>Контекст формируется по гибкому алгоритму:</w:t>
+      </w:r>
+    </w:p>
+    <w:p>
+      <w:pPr>
+        <w:pStyle w:val="2"/>
+        <w:rPr>
+          <w:rFonts w:ascii="Times New Roman" w:eastAsiaTheme="minorHAnsi" w:hAnsi="Times New Roman" w:cs="Times New Roman"/>
+          <w:color w:val="auto"/>
+          <w:sz w:val="28"/>
+          <w:szCs w:val="24"/>
+        </w:rPr>
+      </w:pPr>
+      <w:r>
+        <w:rPr>
+          <w:rFonts w:ascii="Times New Roman" w:eastAsiaTheme="minorHAnsi" w:hAnsi="Times New Roman" w:cs="Times New Roman"/>
+          <w:color w:val="auto"/>
+          <w:sz w:val="28"/>
+          <w:szCs w:val="24"/>
+        </w:rPr>
+        <w:t>1. Предложение с маркером разбивается на слова.</w:t>
+      </w:r>
+    </w:p>
+    <w:p>
+      <w:pPr>
+        <w:pStyle w:val="2"/>
+        <w:rPr>
+          <w:rFonts w:ascii="Times New Roman" w:eastAsiaTheme="minorHAnsi" w:hAnsi="Times New Roman" w:cs="Times New Roman"/>
+          <w:color w:val="auto"/>
+          <w:sz w:val="28"/>
+          <w:szCs w:val="24"/>
+        </w:rPr>
+      </w:pPr>
+      <w:r>
+        <w:rPr>
+          <w:rFonts w:ascii="Times New Roman" w:eastAsiaTheme="minorHAnsi" w:hAnsi="Times New Roman" w:cs="Times New Roman"/>
+          <w:color w:val="auto"/>
+          <w:sz w:val="28"/>
+          <w:szCs w:val="24"/>
+        </w:rPr>
+        <w:t xml:space="preserve">   - Для маркера «тогда и только тогда»: если в нём 15 и более слов, в контекст попадает только оно.</w:t>
+      </w:r>
+    </w:p>
+    <w:p>
+      <w:pPr>
+        <w:pStyle w:val="2"/>
+        <w:rPr>
+          <w:rFonts w:ascii="Times New Roman" w:eastAsiaTheme="minorHAnsi" w:hAnsi="Times New Roman" w:cs="Times New Roman"/>
+          <w:color w:val="auto"/>
+          <w:sz w:val="28"/>
+          <w:szCs w:val="24"/>
+        </w:rPr>
+      </w:pPr>
+      <w:r>
+        <w:rPr>
+          <w:rFonts w:ascii="Times New Roman" w:eastAsiaTheme="minorHAnsi" w:hAnsi="Times New Roman" w:cs="Times New Roman"/>
+          <w:color w:val="auto"/>
+          <w:sz w:val="28"/>
+          <w:szCs w:val="24"/>
+        </w:rPr>
+        <w:t xml:space="preserve">   - Для маркера «критерий»: если в нём 10 и более слов, в контекст попадает только оно.</w:t>
+      </w:r>
+    </w:p>
+    <w:p>
+      <w:pPr>
+        <w:pStyle w:val="2"/>
+        <w:rPr>
+          <w:rFonts w:ascii="Times New Roman" w:eastAsiaTheme="minorHAnsi" w:hAnsi="Times New Roman" w:cs="Times New Roman"/>
+          <w:color w:val="auto"/>
+          <w:sz w:val="28"/>
+          <w:szCs w:val="24"/>
+        </w:rPr>
+      </w:pPr>
+      <w:r>
+        <w:rPr>
+          <w:rFonts w:ascii="Times New Roman" w:eastAsiaTheme="minorHAnsi" w:hAnsi="Times New Roman" w:cs="Times New Roman"/>
+          <w:color w:val="auto"/>
+          <w:sz w:val="28"/>
+          <w:szCs w:val="24"/>
+        </w:rPr>
+        <w:t>2. Если предложение короче указанных порогов, берутся:</w:t>
+      </w:r>
+    </w:p>
+    <w:p>
+      <w:pPr>
+        <w:pStyle w:val="2"/>
+        <w:rPr>
+          <w:rFonts w:ascii="Times New Roman" w:eastAsiaTheme="minorHAnsi" w:hAnsi="Times New Roman" w:cs="Times New Roman"/>
+          <w:color w:val="auto"/>
+          <w:sz w:val="28"/>
+          <w:szCs w:val="24"/>
+        </w:rPr>
+      </w:pPr>
+      <w:r>
+        <w:rPr>
+          <w:rFonts w:ascii="Times New Roman" w:eastAsiaTheme="minorHAnsi" w:hAnsi="Times New Roman" w:cs="Times New Roman"/>
+          <w:color w:val="auto"/>
+          <w:sz w:val="28"/>
+          <w:szCs w:val="24"/>
         </w:rPr>
         <w:t xml:space="preserve">   - до 2 предложений перед ним (при наличии)</w:t>
       </w:r>
     </w:p>
     <w:p>
       <w:pPr>
-        <w:rPr>
-          <w:rFonts w:ascii="Times New Roman" w:hAnsi="Times New Roman" w:cs="Times New Roman"/>
-          <w:sz w:val="28"/>
-        </w:rPr>
-      </w:pPr>
-      <w:r>
-        <w:rPr>
-          <w:rFonts w:ascii="Times New Roman" w:hAnsi="Times New Roman" w:cs="Times New Roman"/>
-          <w:sz w:val="28"/>
+        <w:pStyle w:val="2"/>
+        <w:rPr>
+          <w:rFonts w:ascii="Times New Roman" w:eastAsiaTheme="minorHAnsi" w:hAnsi="Times New Roman" w:cs="Times New Roman"/>
+          <w:color w:val="auto"/>
+          <w:sz w:val="28"/>
+          <w:szCs w:val="24"/>
+        </w:rPr>
+      </w:pPr>
+      <w:r>
+        <w:rPr>
+          <w:rFonts w:ascii="Times New Roman" w:eastAsiaTheme="minorHAnsi" w:hAnsi="Times New Roman" w:cs="Times New Roman"/>
+          <w:color w:val="auto"/>
+          <w:sz w:val="28"/>
+          <w:szCs w:val="24"/>
         </w:rPr>
         <w:t xml:space="preserve">   - само маркерное предложение</w:t>
       </w:r>
     </w:p>
     <w:p>
       <w:pPr>
-        <w:rPr>
-          <w:rFonts w:ascii="Times New Roman" w:hAnsi="Times New Roman" w:cs="Times New Roman"/>
-          <w:sz w:val="28"/>
-        </w:rPr>
-      </w:pPr>
-      <w:r>
-        <w:rPr>
-          <w:rFonts w:ascii="Times New Roman" w:hAnsi="Times New Roman" w:cs="Times New Roman"/>
-          <w:sz w:val="28"/>
+        <w:pStyle w:val="2"/>
+        <w:rPr>
+          <w:rFonts w:ascii="Times New Roman" w:eastAsiaTheme="minorHAnsi" w:hAnsi="Times New Roman" w:cs="Times New Roman"/>
+          <w:color w:val="auto"/>
+          <w:sz w:val="28"/>
+          <w:szCs w:val="24"/>
+        </w:rPr>
+      </w:pPr>
+      <w:r>
+        <w:rPr>
+          <w:rFonts w:ascii="Times New Roman" w:eastAsiaTheme="minorHAnsi" w:hAnsi="Times New Roman" w:cs="Times New Roman"/>
+          <w:color w:val="auto"/>
+          <w:sz w:val="28"/>
+          <w:szCs w:val="24"/>
         </w:rPr>
         <w:t xml:space="preserve">   - 1 предложение после (при наличии)</w:t>
       </w:r>
     </w:p>
     <w:p>
       <w:pPr>
-        <w:rPr>
-          <w:rFonts w:ascii="Times New Roman" w:hAnsi="Times New Roman" w:cs="Times New Roman"/>
-          <w:sz w:val="28"/>
-        </w:rPr>
-      </w:pPr>
-      <w:r>
-        <w:rPr>
-          <w:rFonts w:ascii="Times New Roman" w:hAnsi="Times New Roman" w:cs="Times New Roman"/>
-          <w:sz w:val="28"/>
-        </w:rPr>
-        <w:t>3. Следующ</w:t>
-      </w:r>
-      <w:r>
-        <w:rPr>
-          <w:rFonts w:ascii="Times New Roman" w:hAnsi="Times New Roman" w:cs="Times New Roman"/>
-          <w:sz w:val="28"/>
-        </w:rPr>
-        <w:t>ее предложение не включается</w:t>
-      </w:r>
-      <w:r>
-        <w:rPr>
-          <w:rFonts w:ascii="Times New Roman" w:hAnsi="Times New Roman" w:cs="Times New Roman"/>
-          <w:sz w:val="28"/>
-        </w:rPr>
-        <w:t xml:space="preserve">, если оно начинается со слов:  </w:t>
-      </w:r>
-    </w:p>
-    <w:p>
-      <w:pPr>
-        <w:rPr>
-          <w:rFonts w:ascii="Times New Roman" w:hAnsi="Times New Roman" w:cs="Times New Roman"/>
-          <w:sz w:val="28"/>
-        </w:rPr>
-      </w:pPr>
-      <w:r>
-        <w:rPr>
-          <w:rFonts w:ascii="Times New Roman" w:hAnsi="Times New Roman" w:cs="Times New Roman"/>
-          <w:sz w:val="28"/>
+        <w:pStyle w:val="2"/>
+        <w:rPr>
+          <w:rFonts w:ascii="Times New Roman" w:eastAsiaTheme="minorHAnsi" w:hAnsi="Times New Roman" w:cs="Times New Roman"/>
+          <w:color w:val="auto"/>
+          <w:sz w:val="28"/>
+          <w:szCs w:val="24"/>
+        </w:rPr>
+      </w:pPr>
+      <w:r>
+        <w:rPr>
+          <w:rFonts w:ascii="Times New Roman" w:eastAsiaTheme="minorHAnsi" w:hAnsi="Times New Roman" w:cs="Times New Roman"/>
+          <w:color w:val="auto"/>
+          <w:sz w:val="28"/>
+          <w:szCs w:val="24"/>
+        </w:rPr>
+        <w:t xml:space="preserve">3. Следующее предложение не включается, если оно начинается со слов:  </w:t>
+      </w:r>
+    </w:p>
+    <w:p>
+      <w:pPr>
+        <w:pStyle w:val="2"/>
+        <w:rPr>
+          <w:rFonts w:ascii="Times New Roman" w:eastAsiaTheme="minorHAnsi" w:hAnsi="Times New Roman" w:cs="Times New Roman"/>
+          <w:color w:val="auto"/>
+          <w:sz w:val="28"/>
+          <w:szCs w:val="24"/>
+        </w:rPr>
+      </w:pPr>
+      <w:r>
+        <w:rPr>
+          <w:rFonts w:ascii="Times New Roman" w:eastAsiaTheme="minorHAnsi" w:hAnsi="Times New Roman" w:cs="Times New Roman"/>
+          <w:color w:val="auto"/>
+          <w:sz w:val="28"/>
+          <w:szCs w:val="24"/>
         </w:rPr>
         <w:t xml:space="preserve">   `Доказательство`, `Теорема`, `Лемма`, `Таким образом`, </w:t>
       </w:r>
       <w:proofErr w:type="gramStart"/>
       <w:r>
         <w:rPr>
-          <w:rFonts w:ascii="Times New Roman" w:hAnsi="Times New Roman" w:cs="Times New Roman"/>
-          <w:sz w:val="28"/>
+          <w:rFonts w:ascii="Times New Roman" w:eastAsiaTheme="minorHAnsi" w:hAnsi="Times New Roman" w:cs="Times New Roman"/>
+          <w:color w:val="auto"/>
+          <w:sz w:val="28"/>
+          <w:szCs w:val="24"/>
         </w:rPr>
         <w:t>`Следовательно</w:t>
       </w:r>
       <w:proofErr w:type="gramEnd"/>
       <w:r>
         <w:rPr>
-          <w:rFonts w:ascii="Times New Roman" w:hAnsi="Times New Roman" w:cs="Times New Roman"/>
-          <w:sz w:val="28"/>
+          <w:rFonts w:ascii="Times New Roman" w:eastAsiaTheme="minorHAnsi" w:hAnsi="Times New Roman" w:cs="Times New Roman"/>
+          <w:color w:val="auto"/>
+          <w:sz w:val="28"/>
+          <w:szCs w:val="24"/>
         </w:rPr>
         <w:t>`, `Отсюда`, `Заметим`.</w:t>
       </w:r>
     </w:p>
     <w:p>
       <w:pPr>
+        <w:pStyle w:val="2"/>
+        <w:rPr>
+          <w:rFonts w:ascii="Times New Roman" w:eastAsiaTheme="minorHAnsi" w:hAnsi="Times New Roman" w:cs="Times New Roman"/>
+          <w:color w:val="auto"/>
+          <w:sz w:val="28"/>
+          <w:szCs w:val="24"/>
+        </w:rPr>
+      </w:pPr>
+      <w:r>
+        <w:rPr>
+          <w:rFonts w:ascii="Times New Roman" w:eastAsiaTheme="minorHAnsi" w:hAnsi="Times New Roman" w:cs="Times New Roman"/>
+          <w:color w:val="auto"/>
+          <w:sz w:val="28"/>
+          <w:szCs w:val="24"/>
+        </w:rPr>
+        <w:t>Такой подход позволяет получить осмысленный контекст (от 1 до 4 предложений), избегая захвата служебных фраз.</w:t>
+      </w:r>
+    </w:p>
+    <w:p>
+      <w:pPr>
+        <w:pStyle w:val="2"/>
+      </w:pPr>
+      <w:r>
+        <w:t>2.</w:t>
+      </w:r>
+      <w:r>
+        <w:t>4</w:t>
+      </w:r>
+      <w:r>
+        <w:t xml:space="preserve"> </w:t>
+      </w:r>
+      <w:r>
+        <w:t>Сбор статистики и выходной формат</w:t>
+      </w:r>
+      <w:bookmarkEnd w:id="6"/>
+    </w:p>
+    <w:p>
+      <w:pPr>
+        <w:rPr>
+          <w:rFonts w:ascii="Times New Roman" w:hAnsi="Times New Roman" w:cs="Times New Roman"/>
+          <w:sz w:val="28"/>
+        </w:rPr>
+      </w:pPr>
+      <w:r>
+        <w:rPr>
+          <w:rFonts w:ascii="Times New Roman" w:hAnsi="Times New Roman" w:cs="Times New Roman"/>
+          <w:sz w:val="28"/>
+        </w:rPr>
+        <w:t>Статистика ведётся в двух структурах:</w:t>
+      </w:r>
+    </w:p>
+    <w:p>
+      <w:pPr>
+        <w:rPr>
+          <w:rFonts w:ascii="Times New Roman" w:hAnsi="Times New Roman" w:cs="Times New Roman"/>
+          <w:sz w:val="28"/>
+        </w:rPr>
+      </w:pPr>
+      <w:r>
+        <w:rPr>
+          <w:rFonts w:ascii="Times New Roman" w:hAnsi="Times New Roman" w:cs="Times New Roman"/>
+          <w:sz w:val="28"/>
+        </w:rPr>
+        <w:t>- `</w:t>
+      </w:r>
+      <w:proofErr w:type="spellStart"/>
+      <w:r>
+        <w:rPr>
+          <w:rFonts w:ascii="Times New Roman" w:hAnsi="Times New Roman" w:cs="Times New Roman"/>
+          <w:sz w:val="28"/>
+        </w:rPr>
+        <w:t>total_statistics</w:t>
+      </w:r>
+      <w:proofErr w:type="spellEnd"/>
+      <w:r>
+        <w:rPr>
+          <w:rFonts w:ascii="Times New Roman" w:hAnsi="Times New Roman" w:cs="Times New Roman"/>
+          <w:sz w:val="28"/>
+        </w:rPr>
+        <w:t>` — глобальная статистика по всем файлам</w:t>
+      </w:r>
+    </w:p>
+    <w:p>
+      <w:pPr>
+        <w:rPr>
+          <w:rFonts w:ascii="Times New Roman" w:hAnsi="Times New Roman" w:cs="Times New Roman"/>
+          <w:sz w:val="28"/>
+        </w:rPr>
+      </w:pPr>
+      <w:r>
+        <w:rPr>
+          <w:rFonts w:ascii="Times New Roman" w:hAnsi="Times New Roman" w:cs="Times New Roman"/>
+          <w:sz w:val="28"/>
+        </w:rPr>
+        <w:t>- `</w:t>
+      </w:r>
+      <w:proofErr w:type="spellStart"/>
+      <w:r>
+        <w:rPr>
+          <w:rFonts w:ascii="Times New Roman" w:hAnsi="Times New Roman" w:cs="Times New Roman"/>
+          <w:sz w:val="28"/>
+        </w:rPr>
+        <w:t>files_statistics</w:t>
+      </w:r>
+      <w:proofErr w:type="spellEnd"/>
+      <w:r>
+        <w:rPr>
+          <w:rFonts w:ascii="Times New Roman" w:hAnsi="Times New Roman" w:cs="Times New Roman"/>
+          <w:sz w:val="28"/>
+        </w:rPr>
+        <w:t>` — статистика по каждому файлу</w:t>
+      </w:r>
+    </w:p>
+    <w:p>
+      <w:pPr>
+        <w:rPr>
+          <w:rFonts w:ascii="Times New Roman" w:hAnsi="Times New Roman" w:cs="Times New Roman"/>
+          <w:sz w:val="28"/>
+        </w:rPr>
+      </w:pPr>
+      <w:r>
+        <w:rPr>
+          <w:rFonts w:ascii="Times New Roman" w:hAnsi="Times New Roman" w:cs="Times New Roman"/>
+          <w:sz w:val="28"/>
+        </w:rPr>
+        <w:t>Выходной JSON содержит три ключа:</w:t>
+      </w:r>
+    </w:p>
+    <w:p>
+      <w:pPr>
+        <w:rPr>
+          <w:rFonts w:ascii="Times New Roman" w:hAnsi="Times New Roman" w:cs="Times New Roman"/>
+          <w:sz w:val="28"/>
+        </w:rPr>
+      </w:pPr>
+      <w:r>
+        <w:rPr>
+          <w:rFonts w:ascii="Times New Roman" w:hAnsi="Times New Roman" w:cs="Times New Roman"/>
+          <w:sz w:val="28"/>
+        </w:rPr>
+        <w:t>- `</w:t>
+      </w:r>
+      <w:proofErr w:type="spellStart"/>
+      <w:r>
+        <w:rPr>
+          <w:rFonts w:ascii="Times New Roman" w:hAnsi="Times New Roman" w:cs="Times New Roman"/>
+          <w:sz w:val="28"/>
+        </w:rPr>
+        <w:t>total_statistics</w:t>
+      </w:r>
+      <w:proofErr w:type="spellEnd"/>
+      <w:r>
+        <w:rPr>
+          <w:rFonts w:ascii="Times New Roman" w:hAnsi="Times New Roman" w:cs="Times New Roman"/>
+          <w:sz w:val="28"/>
+        </w:rPr>
+        <w:t>` — общее количество найденных маркеров (отдельно для «тогда и только тогда» и «критерий»)</w:t>
+      </w:r>
+    </w:p>
+    <w:p>
+      <w:pPr>
+        <w:rPr>
+          <w:rFonts w:ascii="Times New Roman" w:hAnsi="Times New Roman" w:cs="Times New Roman"/>
+          <w:sz w:val="28"/>
+        </w:rPr>
+      </w:pPr>
+      <w:r>
+        <w:rPr>
+          <w:rFonts w:ascii="Times New Roman" w:hAnsi="Times New Roman" w:cs="Times New Roman"/>
+          <w:sz w:val="28"/>
+        </w:rPr>
+        <w:t>- `</w:t>
+      </w:r>
+      <w:proofErr w:type="spellStart"/>
+      <w:r>
+        <w:rPr>
+          <w:rFonts w:ascii="Times New Roman" w:hAnsi="Times New Roman" w:cs="Times New Roman"/>
+          <w:sz w:val="28"/>
+        </w:rPr>
+        <w:t>files_statistics</w:t>
+      </w:r>
+      <w:proofErr w:type="spellEnd"/>
+      <w:r>
+        <w:rPr>
+          <w:rFonts w:ascii="Times New Roman" w:hAnsi="Times New Roman" w:cs="Times New Roman"/>
+          <w:sz w:val="28"/>
+        </w:rPr>
+        <w:t>` — статистика по каждому файлу</w:t>
+      </w:r>
+    </w:p>
+    <w:p>
+      <w:pPr>
         <w:rPr>
           <w:rFonts w:ascii="Times New Roman" w:hAnsi="Times New Roman" w:cs="Times New Roman"/>
           <w:sz w:val="28"/>
@@ -2259,64 +2795,100 @@
           <w:sz w:val="28"/>
         </w:rPr>
         <w:lastRenderedPageBreak/>
-        <w:t>Такой подход позволяет получить осмысленный контекст (от 1 до 4 предложений), избегая захвата служебных фраз.</w:t>
-      </w:r>
+        <w:t>- `</w:t>
+      </w:r>
+      <w:proofErr w:type="spellStart"/>
+      <w:r>
+        <w:rPr>
+          <w:rFonts w:ascii="Times New Roman" w:hAnsi="Times New Roman" w:cs="Times New Roman"/>
+          <w:sz w:val="28"/>
+        </w:rPr>
+        <w:t>results</w:t>
+      </w:r>
+      <w:proofErr w:type="spellEnd"/>
+      <w:r>
+        <w:rPr>
+          <w:rFonts w:ascii="Times New Roman" w:hAnsi="Times New Roman" w:cs="Times New Roman"/>
+          <w:sz w:val="28"/>
+        </w:rPr>
+        <w:t>` — массив объектов с детальными записями (файл, страница, контекст, маркер)</w:t>
+      </w:r>
+    </w:p>
+    <w:p>
+      <w:pPr>
+        <w:pStyle w:val="1"/>
+      </w:pPr>
+      <w:bookmarkStart w:id="7" w:name="_Toc230224536"/>
+      <w:r>
+        <w:t>3. Тестирование и результаты</w:t>
+      </w:r>
+      <w:bookmarkEnd w:id="7"/>
     </w:p>
     <w:p>
       <w:pPr>
         <w:pStyle w:val="2"/>
-      </w:pPr>
-      <w:bookmarkStart w:id="7" w:name="_Toc230224003"/>
-      <w:r>
-        <w:t>2.</w:t>
-      </w:r>
-      <w:r>
-        <w:t>4</w:t>
+        <w:rPr>
+          <w:rStyle w:val="af0"/>
+          <w:rFonts w:ascii="Segoe UI" w:hAnsi="Segoe UI" w:cs="Segoe UI"/>
+          <w:color w:val="F9FAFB"/>
+          <w:shd w:val="clear" w:color="auto" w:fill="151517"/>
+        </w:rPr>
+      </w:pPr>
+      <w:bookmarkStart w:id="8" w:name="_Toc230224537"/>
+      <w:r>
+        <w:t>3.1</w:t>
       </w:r>
       <w:r>
         <w:t xml:space="preserve"> </w:t>
       </w:r>
-      <w:r>
-        <w:t>Сбор статистики и выходной формат</w:t>
-      </w:r>
-      <w:bookmarkEnd w:id="7"/>
-    </w:p>
-    <w:p>
-      <w:pPr>
-        <w:rPr>
-          <w:rFonts w:ascii="Times New Roman" w:hAnsi="Times New Roman" w:cs="Times New Roman"/>
-          <w:sz w:val="28"/>
-        </w:rPr>
-      </w:pPr>
-      <w:r>
-        <w:rPr>
-          <w:rFonts w:ascii="Times New Roman" w:hAnsi="Times New Roman" w:cs="Times New Roman"/>
-          <w:sz w:val="28"/>
-        </w:rPr>
-        <w:t>Статистика ведётся в двух структурах:</w:t>
-      </w:r>
-    </w:p>
-    <w:p>
-      <w:pPr>
-        <w:rPr>
-          <w:rFonts w:ascii="Times New Roman" w:hAnsi="Times New Roman" w:cs="Times New Roman"/>
-          <w:sz w:val="28"/>
-        </w:rPr>
-      </w:pPr>
-      <w:r>
-        <w:rPr>
-          <w:rFonts w:ascii="Times New Roman" w:hAnsi="Times New Roman" w:cs="Times New Roman"/>
-          <w:sz w:val="28"/>
-        </w:rPr>
-        <w:t>- `</w:t>
+      <w:bookmarkEnd w:id="8"/>
+      <w:r>
+        <w:t>Качество извлечения текста из PDF</w:t>
+      </w:r>
+    </w:p>
+    <w:p>
+      <w:pPr>
+        <w:rPr>
+          <w:rFonts w:ascii="Times New Roman" w:hAnsi="Times New Roman" w:cs="Times New Roman"/>
+          <w:sz w:val="28"/>
+        </w:rPr>
+      </w:pPr>
+      <w:r>
+        <w:rPr>
+          <w:rFonts w:ascii="Times New Roman" w:hAnsi="Times New Roman" w:cs="Times New Roman"/>
+          <w:sz w:val="28"/>
+        </w:rPr>
+        <w:t xml:space="preserve">Скрипт был протестирован на коллекции из </w:t>
+      </w:r>
+      <w:r>
+        <w:rPr>
+          <w:rFonts w:ascii="Times New Roman" w:hAnsi="Times New Roman" w:cs="Times New Roman"/>
+          <w:sz w:val="28"/>
+        </w:rPr>
+        <w:t>40</w:t>
+      </w:r>
+      <w:r>
+        <w:rPr>
+          <w:rFonts w:ascii="Times New Roman" w:hAnsi="Times New Roman" w:cs="Times New Roman"/>
+          <w:sz w:val="28"/>
+        </w:rPr>
+        <w:t xml:space="preserve"> PDF-статей с</w:t>
+      </w:r>
+      <w:r>
+        <w:rPr>
+          <w:rFonts w:ascii="Times New Roman" w:hAnsi="Times New Roman" w:cs="Times New Roman"/>
+          <w:sz w:val="28"/>
+        </w:rPr>
+        <w:t xml:space="preserve"> </w:t>
       </w:r>
       <w:proofErr w:type="spellStart"/>
       <w:r>
         <w:rPr>
           <w:rFonts w:ascii="Times New Roman" w:hAnsi="Times New Roman" w:cs="Times New Roman"/>
           <w:sz w:val="28"/>
-        </w:rPr>
-        <w:t>total_statistics</w:t>
+          <w:lang w:val="en-US"/>
+        </w:rPr>
+        <w:t>elibrary</w:t>
       </w:r>
       <w:proofErr w:type="spellEnd"/>
       <w:r>
@@ -2324,30 +2896,16 @@
           <w:rFonts w:ascii="Times New Roman" w:hAnsi="Times New Roman" w:cs="Times New Roman"/>
           <w:sz w:val="28"/>
         </w:rPr>
-        <w:t>` — глобальная статистика по всем файлам</w:t>
-      </w:r>
-    </w:p>
-    <w:p>
-      <w:pPr>
-        <w:rPr>
-          <w:rFonts w:ascii="Times New Roman" w:hAnsi="Times New Roman" w:cs="Times New Roman"/>
-          <w:sz w:val="28"/>
-        </w:rPr>
-      </w:pPr>
-      <w:r>
-        <w:rPr>
-          <w:rFonts w:ascii="Times New Roman" w:hAnsi="Times New Roman" w:cs="Times New Roman"/>
-          <w:sz w:val="28"/>
-        </w:rPr>
-        <w:t>- `</w:t>
+        <w:t>.</w:t>
       </w:r>
       <w:proofErr w:type="spellStart"/>
       <w:r>
         <w:rPr>
           <w:rFonts w:ascii="Times New Roman" w:hAnsi="Times New Roman" w:cs="Times New Roman"/>
           <w:sz w:val="28"/>
-        </w:rPr>
-        <w:t>files_statistics</w:t>
+          <w:lang w:val="en-US"/>
+        </w:rPr>
+        <w:t>ru</w:t>
       </w:r>
       <w:proofErr w:type="spellEnd"/>
       <w:r>
@@ -2355,279 +2913,316 @@
           <w:rFonts w:ascii="Times New Roman" w:hAnsi="Times New Roman" w:cs="Times New Roman"/>
           <w:sz w:val="28"/>
         </w:rPr>
-        <w:t>` — статистика по каждому файлу</w:t>
-      </w:r>
-    </w:p>
-    <w:p>
-      <w:pPr>
-        <w:rPr>
-          <w:rFonts w:ascii="Times New Roman" w:hAnsi="Times New Roman" w:cs="Times New Roman"/>
-          <w:sz w:val="28"/>
-        </w:rPr>
-      </w:pPr>
-      <w:r>
-        <w:rPr>
-          <w:rFonts w:ascii="Times New Roman" w:hAnsi="Times New Roman" w:cs="Times New Roman"/>
-          <w:sz w:val="28"/>
-        </w:rPr>
-        <w:t>Выходной JSON содержит три ключа:</w:t>
-      </w:r>
-    </w:p>
-    <w:p>
-      <w:pPr>
-        <w:rPr>
-          <w:rFonts w:ascii="Times New Roman" w:hAnsi="Times New Roman" w:cs="Times New Roman"/>
-          <w:sz w:val="28"/>
-        </w:rPr>
-      </w:pPr>
-      <w:r>
-        <w:rPr>
-          <w:rFonts w:ascii="Times New Roman" w:hAnsi="Times New Roman" w:cs="Times New Roman"/>
-          <w:sz w:val="28"/>
-        </w:rPr>
-        <w:t>- `</w:t>
+        <w:t xml:space="preserve"> Текст извлекается корректно, переносы строк и лишние пробелы устраняются. Разбивка на предложения работает корректно даже при наличии формул и чисел с плавающей точкой.</w:t>
+      </w:r>
+    </w:p>
+    <w:p>
+      <w:pPr>
+        <w:pStyle w:val="2"/>
+      </w:pPr>
+    </w:p>
+    <w:p>
+      <w:pPr>
+        <w:pStyle w:val="2"/>
+      </w:pPr>
+    </w:p>
+    <w:p>
+      <w:pPr>
+        <w:pStyle w:val="2"/>
+      </w:pPr>
+      <w:bookmarkStart w:id="9" w:name="_Toc230224538"/>
+      <w:r>
+        <w:t>3.</w:t>
+      </w:r>
+      <w:r>
+        <w:t>2</w:t>
+      </w:r>
+      <w:r>
+        <w:t xml:space="preserve"> Результаты поиска </w:t>
+      </w:r>
+      <w:r>
+        <w:t>маркеров</w:t>
+      </w:r>
+      <w:bookmarkEnd w:id="9"/>
+    </w:p>
+    <w:p>
+      <w:pPr>
+        <w:rPr>
+          <w:rFonts w:ascii="Times New Roman" w:hAnsi="Times New Roman" w:cs="Times New Roman"/>
+          <w:sz w:val="28"/>
+          <w:szCs w:val="28"/>
+        </w:rPr>
+      </w:pPr>
+      <w:r>
+        <w:rPr>
+          <w:rFonts w:ascii="Times New Roman" w:hAnsi="Times New Roman" w:cs="Times New Roman"/>
+          <w:sz w:val="28"/>
+          <w:szCs w:val="28"/>
+        </w:rPr>
+        <w:t>Пример вывода в JSON (фрагмент</w:t>
+      </w:r>
+      <w:r>
+        <w:rPr>
+          <w:rFonts w:ascii="Times New Roman" w:hAnsi="Times New Roman" w:cs="Times New Roman"/>
+          <w:sz w:val="28"/>
+          <w:szCs w:val="28"/>
+        </w:rPr>
+        <w:t xml:space="preserve"> одного слова в файле</w:t>
+      </w:r>
+      <w:r>
+        <w:rPr>
+          <w:rFonts w:ascii="Times New Roman" w:hAnsi="Times New Roman" w:cs="Times New Roman"/>
+          <w:sz w:val="28"/>
+          <w:szCs w:val="28"/>
+        </w:rPr>
+        <w:t>):</w:t>
+      </w:r>
+    </w:p>
+    <w:p>
+      <w:pPr>
+        <w:rPr>
+          <w:rFonts w:ascii="Times New Roman" w:hAnsi="Times New Roman" w:cs="Times New Roman"/>
+          <w:sz w:val="28"/>
+          <w:szCs w:val="28"/>
+        </w:rPr>
+      </w:pPr>
+    </w:p>
+    <w:p>
+      <w:pPr>
+        <w:shd w:val="clear" w:color="auto" w:fill="121314"/>
+        <w:spacing w:after="0" w:line="285" w:lineRule="atLeast"/>
+        <w:rPr>
+          <w:rFonts w:ascii="Consolas" w:eastAsia="Times New Roman" w:hAnsi="Consolas" w:cs="Times New Roman"/>
+          <w:color w:val="BBBEBF"/>
+          <w:kern w:val="0"/>
+          <w:sz w:val="21"/>
+          <w:szCs w:val="21"/>
+          <w:lang w:val="en-US" w:eastAsia="ru-RU"/>
+          <w14:ligatures w14:val="none"/>
+        </w:rPr>
+      </w:pPr>
+      <w:r>
+        <w:rPr>
+          <w:rFonts w:ascii="Consolas" w:eastAsia="Times New Roman" w:hAnsi="Consolas" w:cs="Times New Roman"/>
+          <w:color w:val="7EE787"/>
+          <w:kern w:val="0"/>
+          <w:sz w:val="21"/>
+          <w:szCs w:val="21"/>
+          <w:lang w:val="en-US" w:eastAsia="ru-RU"/>
+          <w14:ligatures w14:val="none"/>
+        </w:rPr>
+        <w:t>"</w:t>
       </w:r>
       <w:proofErr w:type="spellStart"/>
       <w:r>
         <w:rPr>
-          <w:rFonts w:ascii="Times New Roman" w:hAnsi="Times New Roman" w:cs="Times New Roman"/>
-          <w:sz w:val="28"/>
-        </w:rPr>
-        <w:t>total_statistics</w:t>
+          <w:rFonts w:ascii="Consolas" w:eastAsia="Times New Roman" w:hAnsi="Consolas" w:cs="Times New Roman"/>
+          <w:color w:val="7EE787"/>
+          <w:kern w:val="0"/>
+          <w:sz w:val="21"/>
+          <w:szCs w:val="21"/>
+          <w:lang w:val="en-US" w:eastAsia="ru-RU"/>
+          <w14:ligatures w14:val="none"/>
+        </w:rPr>
+        <w:t>article_title</w:t>
       </w:r>
       <w:proofErr w:type="spellEnd"/>
       <w:r>
         <w:rPr>
-          <w:rFonts w:ascii="Times New Roman" w:hAnsi="Times New Roman" w:cs="Times New Roman"/>
-          <w:sz w:val="28"/>
-        </w:rPr>
-        <w:t>` — общее количество найденных маркеров (отдельно для «тогда и только тогда» и «критерий»)</w:t>
-      </w:r>
-    </w:p>
-    <w:p>
-      <w:pPr>
-        <w:rPr>
-          <w:rFonts w:ascii="Times New Roman" w:hAnsi="Times New Roman" w:cs="Times New Roman"/>
-          <w:sz w:val="28"/>
-        </w:rPr>
-      </w:pPr>
-      <w:r>
-        <w:rPr>
-          <w:rFonts w:ascii="Times New Roman" w:hAnsi="Times New Roman" w:cs="Times New Roman"/>
-          <w:sz w:val="28"/>
-        </w:rPr>
-        <w:t>- `</w:t>
+          <w:rFonts w:ascii="Consolas" w:eastAsia="Times New Roman" w:hAnsi="Consolas" w:cs="Times New Roman"/>
+          <w:color w:val="7EE787"/>
+          <w:kern w:val="0"/>
+          <w:sz w:val="21"/>
+          <w:szCs w:val="21"/>
+          <w:lang w:val="en-US" w:eastAsia="ru-RU"/>
+          <w14:ligatures w14:val="none"/>
+        </w:rPr>
+        <w:t>"</w:t>
+      </w:r>
+      <w:r>
+        <w:rPr>
+          <w:rFonts w:ascii="Consolas" w:eastAsia="Times New Roman" w:hAnsi="Consolas" w:cs="Times New Roman"/>
+          <w:color w:val="BBBEBF"/>
+          <w:kern w:val="0"/>
+          <w:sz w:val="21"/>
+          <w:szCs w:val="21"/>
+          <w:lang w:val="en-US" w:eastAsia="ru-RU"/>
+          <w14:ligatures w14:val="none"/>
+        </w:rPr>
+        <w:t xml:space="preserve">: </w:t>
+      </w:r>
+      <w:r>
+        <w:rPr>
+          <w:rFonts w:ascii="Consolas" w:eastAsia="Times New Roman" w:hAnsi="Consolas" w:cs="Times New Roman"/>
+          <w:color w:val="A5D6FF"/>
+          <w:kern w:val="0"/>
+          <w:sz w:val="21"/>
+          <w:szCs w:val="21"/>
+          <w:lang w:val="en-US" w:eastAsia="ru-RU"/>
+          <w14:ligatures w14:val="none"/>
+        </w:rPr>
+        <w:t>"3"</w:t>
+      </w:r>
+      <w:r>
+        <w:rPr>
+          <w:rFonts w:ascii="Consolas" w:eastAsia="Times New Roman" w:hAnsi="Consolas" w:cs="Times New Roman"/>
+          <w:color w:val="BBBEBF"/>
+          <w:kern w:val="0"/>
+          <w:sz w:val="21"/>
+          <w:szCs w:val="21"/>
+          <w:lang w:val="en-US" w:eastAsia="ru-RU"/>
+          <w14:ligatures w14:val="none"/>
+        </w:rPr>
+        <w:t>,</w:t>
+      </w:r>
+    </w:p>
+    <w:p>
+      <w:pPr>
+        <w:shd w:val="clear" w:color="auto" w:fill="121314"/>
+        <w:spacing w:after="0" w:line="285" w:lineRule="atLeast"/>
+        <w:rPr>
+          <w:rFonts w:ascii="Consolas" w:eastAsia="Times New Roman" w:hAnsi="Consolas" w:cs="Times New Roman"/>
+          <w:color w:val="BBBEBF"/>
+          <w:kern w:val="0"/>
+          <w:sz w:val="21"/>
+          <w:szCs w:val="21"/>
+          <w:lang w:val="en-US" w:eastAsia="ru-RU"/>
+          <w14:ligatures w14:val="none"/>
+        </w:rPr>
+      </w:pPr>
+      <w:r>
+        <w:rPr>
+          <w:rFonts w:ascii="Consolas" w:eastAsia="Times New Roman" w:hAnsi="Consolas" w:cs="Times New Roman"/>
+          <w:color w:val="BBBEBF"/>
+          <w:kern w:val="0"/>
+          <w:sz w:val="21"/>
+          <w:szCs w:val="21"/>
+          <w:lang w:val="en-US" w:eastAsia="ru-RU"/>
+          <w14:ligatures w14:val="none"/>
+        </w:rPr>
+        <w:t xml:space="preserve">            </w:t>
+      </w:r>
+      <w:r>
+        <w:rPr>
+          <w:rFonts w:ascii="Consolas" w:eastAsia="Times New Roman" w:hAnsi="Consolas" w:cs="Times New Roman"/>
+          <w:color w:val="7EE787"/>
+          <w:kern w:val="0"/>
+          <w:sz w:val="21"/>
+          <w:szCs w:val="21"/>
+          <w:lang w:val="en-US" w:eastAsia="ru-RU"/>
+          <w14:ligatures w14:val="none"/>
+        </w:rPr>
+        <w:t>"author"</w:t>
+      </w:r>
+      <w:r>
+        <w:rPr>
+          <w:rFonts w:ascii="Consolas" w:eastAsia="Times New Roman" w:hAnsi="Consolas" w:cs="Times New Roman"/>
+          <w:color w:val="BBBEBF"/>
+          <w:kern w:val="0"/>
+          <w:sz w:val="21"/>
+          <w:szCs w:val="21"/>
+          <w:lang w:val="en-US" w:eastAsia="ru-RU"/>
+          <w14:ligatures w14:val="none"/>
+        </w:rPr>
+        <w:t xml:space="preserve">: </w:t>
+      </w:r>
+      <w:r>
+        <w:rPr>
+          <w:rFonts w:ascii="Consolas" w:eastAsia="Times New Roman" w:hAnsi="Consolas" w:cs="Times New Roman"/>
+          <w:color w:val="A5D6FF"/>
+          <w:kern w:val="0"/>
+          <w:sz w:val="21"/>
+          <w:szCs w:val="21"/>
+          <w:lang w:val="en-US" w:eastAsia="ru-RU"/>
+          <w14:ligatures w14:val="none"/>
+        </w:rPr>
+        <w:t>"</w:t>
+      </w:r>
+      <w:r>
+        <w:rPr>
+          <w:rFonts w:ascii="Consolas" w:eastAsia="Times New Roman" w:hAnsi="Consolas" w:cs="Times New Roman"/>
+          <w:color w:val="A5D6FF"/>
+          <w:kern w:val="0"/>
+          <w:sz w:val="21"/>
+          <w:szCs w:val="21"/>
+          <w:lang w:eastAsia="ru-RU"/>
+          <w14:ligatures w14:val="none"/>
+        </w:rPr>
+        <w:t>В</w:t>
+      </w:r>
+      <w:r>
+        <w:rPr>
+          <w:rFonts w:ascii="Consolas" w:eastAsia="Times New Roman" w:hAnsi="Consolas" w:cs="Times New Roman"/>
+          <w:color w:val="A5D6FF"/>
+          <w:kern w:val="0"/>
+          <w:sz w:val="21"/>
+          <w:szCs w:val="21"/>
+          <w:lang w:val="en-US" w:eastAsia="ru-RU"/>
+          <w14:ligatures w14:val="none"/>
+        </w:rPr>
+        <w:t>.</w:t>
+      </w:r>
+      <w:r>
+        <w:rPr>
+          <w:rFonts w:ascii="Consolas" w:eastAsia="Times New Roman" w:hAnsi="Consolas" w:cs="Times New Roman"/>
+          <w:color w:val="A5D6FF"/>
+          <w:kern w:val="0"/>
+          <w:sz w:val="21"/>
+          <w:szCs w:val="21"/>
+          <w:lang w:eastAsia="ru-RU"/>
+          <w14:ligatures w14:val="none"/>
+        </w:rPr>
+        <w:t>И</w:t>
+      </w:r>
+      <w:r>
+        <w:rPr>
+          <w:rFonts w:ascii="Consolas" w:eastAsia="Times New Roman" w:hAnsi="Consolas" w:cs="Times New Roman"/>
+          <w:color w:val="A5D6FF"/>
+          <w:kern w:val="0"/>
+          <w:sz w:val="21"/>
+          <w:szCs w:val="21"/>
+          <w:lang w:val="en-US" w:eastAsia="ru-RU"/>
+          <w14:ligatures w14:val="none"/>
+        </w:rPr>
+        <w:t xml:space="preserve">. </w:t>
       </w:r>
       <w:proofErr w:type="spellStart"/>
       <w:r>
         <w:rPr>
-          <w:rFonts w:ascii="Times New Roman" w:hAnsi="Times New Roman" w:cs="Times New Roman"/>
-          <w:sz w:val="28"/>
-        </w:rPr>
-        <w:t>files_statistics</w:t>
+          <w:rFonts w:ascii="Consolas" w:eastAsia="Times New Roman" w:hAnsi="Consolas" w:cs="Times New Roman"/>
+          <w:color w:val="A5D6FF"/>
+          <w:kern w:val="0"/>
+          <w:sz w:val="21"/>
+          <w:szCs w:val="21"/>
+          <w:lang w:eastAsia="ru-RU"/>
+          <w14:ligatures w14:val="none"/>
+        </w:rPr>
+        <w:t>Сенашов</w:t>
       </w:r>
       <w:proofErr w:type="spellEnd"/>
       <w:r>
         <w:rPr>
-          <w:rFonts w:ascii="Times New Roman" w:hAnsi="Times New Roman" w:cs="Times New Roman"/>
-          <w:sz w:val="28"/>
-        </w:rPr>
-        <w:t>` — статистика по каждому файлу</w:t>
-      </w:r>
-    </w:p>
-    <w:p>
-      <w:pPr>
-        <w:rPr>
-          <w:rFonts w:ascii="Times New Roman" w:hAnsi="Times New Roman" w:cs="Times New Roman"/>
-          <w:sz w:val="28"/>
-        </w:rPr>
-      </w:pPr>
-      <w:r>
-        <w:rPr>
-          <w:rFonts w:ascii="Times New Roman" w:hAnsi="Times New Roman" w:cs="Times New Roman"/>
-          <w:sz w:val="28"/>
-        </w:rPr>
-        <w:t>- `</w:t>
-      </w:r>
-      <w:proofErr w:type="spellStart"/>
-      <w:r>
-        <w:rPr>
-          <w:rFonts w:ascii="Times New Roman" w:hAnsi="Times New Roman" w:cs="Times New Roman"/>
-          <w:sz w:val="28"/>
-        </w:rPr>
-        <w:t>results</w:t>
-      </w:r>
-      <w:proofErr w:type="spellEnd"/>
-      <w:r>
-        <w:rPr>
-          <w:rFonts w:ascii="Times New Roman" w:hAnsi="Times New Roman" w:cs="Times New Roman"/>
-          <w:sz w:val="28"/>
-        </w:rPr>
-        <w:t>` — массив объектов с детальными записями (файл, страница, контекст, маркер)</w:t>
-      </w:r>
-    </w:p>
-    <w:p>
-      <w:pPr>
-        <w:pStyle w:val="1"/>
-      </w:pPr>
-      <w:bookmarkStart w:id="8" w:name="_Toc230224004"/>
-      <w:r>
-        <w:t>3. Тестирование и результаты</w:t>
-      </w:r>
-      <w:bookmarkEnd w:id="8"/>
-    </w:p>
-    <w:p>
-      <w:pPr>
-        <w:pStyle w:val="2"/>
-      </w:pPr>
-      <w:bookmarkStart w:id="9" w:name="_Toc230224005"/>
-      <w:r>
-        <w:t xml:space="preserve">3.1 </w:t>
-      </w:r>
-      <w:r>
-        <w:t>Работа с документами и качество извлечения текста без заголовков</w:t>
-      </w:r>
-      <w:bookmarkEnd w:id="9"/>
-    </w:p>
-    <w:p>
-      <w:pPr>
-        <w:rPr>
-          <w:rFonts w:ascii="Times New Roman" w:hAnsi="Times New Roman" w:cs="Times New Roman"/>
-          <w:sz w:val="28"/>
-          <w:szCs w:val="28"/>
-        </w:rPr>
-      </w:pPr>
-      <w:r>
-        <w:rPr>
-          <w:rFonts w:ascii="Times New Roman" w:hAnsi="Times New Roman" w:cs="Times New Roman"/>
-          <w:sz w:val="28"/>
-          <w:szCs w:val="28"/>
-        </w:rPr>
-        <w:t xml:space="preserve">Скрипт был протестирован на коллекции из </w:t>
-      </w:r>
-      <w:r>
-        <w:rPr>
-          <w:rFonts w:ascii="Times New Roman" w:hAnsi="Times New Roman" w:cs="Times New Roman"/>
-          <w:sz w:val="28"/>
-          <w:szCs w:val="28"/>
-        </w:rPr>
-        <w:t>40</w:t>
-      </w:r>
-      <w:r>
-        <w:rPr>
-          <w:rFonts w:ascii="Times New Roman" w:hAnsi="Times New Roman" w:cs="Times New Roman"/>
-          <w:sz w:val="28"/>
-          <w:szCs w:val="28"/>
-        </w:rPr>
-        <w:t xml:space="preserve"> PDF-статей с</w:t>
-      </w:r>
-      <w:r>
-        <w:rPr>
-          <w:rFonts w:ascii="Times New Roman" w:hAnsi="Times New Roman" w:cs="Times New Roman"/>
-          <w:sz w:val="28"/>
-          <w:szCs w:val="28"/>
-        </w:rPr>
-        <w:t xml:space="preserve"> </w:t>
-      </w:r>
-      <w:proofErr w:type="spellStart"/>
-      <w:r>
-        <w:rPr>
-          <w:rFonts w:ascii="Times New Roman" w:hAnsi="Times New Roman" w:cs="Times New Roman"/>
-          <w:sz w:val="28"/>
-          <w:szCs w:val="28"/>
-          <w:lang w:val="en-US"/>
-        </w:rPr>
-        <w:t>elibrary</w:t>
-      </w:r>
-      <w:proofErr w:type="spellEnd"/>
-      <w:r>
-        <w:rPr>
-          <w:rFonts w:ascii="Times New Roman" w:hAnsi="Times New Roman" w:cs="Times New Roman"/>
-          <w:sz w:val="28"/>
-          <w:szCs w:val="28"/>
-        </w:rPr>
-        <w:t>.</w:t>
-      </w:r>
-      <w:proofErr w:type="spellStart"/>
-      <w:r>
-        <w:rPr>
-          <w:rFonts w:ascii="Times New Roman" w:hAnsi="Times New Roman" w:cs="Times New Roman"/>
-          <w:sz w:val="28"/>
-          <w:szCs w:val="28"/>
-          <w:lang w:val="en-US"/>
-        </w:rPr>
-        <w:t>ru</w:t>
-      </w:r>
-      <w:proofErr w:type="spellEnd"/>
-      <w:r>
-        <w:rPr>
-          <w:rFonts w:ascii="Times New Roman" w:hAnsi="Times New Roman" w:cs="Times New Roman"/>
-          <w:sz w:val="28"/>
-          <w:szCs w:val="28"/>
-        </w:rPr>
-        <w:t xml:space="preserve"> Текст извлекается корректно, переносы строк и лишние пробелы устраняются. Разбивка на предложения работает корректно даже при наличии формул и чисел с плавающей точкой.</w:t>
-      </w:r>
-    </w:p>
-    <w:p>
-      <w:pPr>
-        <w:pStyle w:val="2"/>
-      </w:pPr>
-    </w:p>
-    <w:p>
-      <w:pPr>
-        <w:pStyle w:val="2"/>
-      </w:pPr>
-    </w:p>
-    <w:p>
-      <w:pPr>
-        <w:pStyle w:val="2"/>
-      </w:pPr>
-      <w:bookmarkStart w:id="10" w:name="_Toc230224006"/>
-      <w:r>
-        <w:t>3.</w:t>
-      </w:r>
-      <w:r>
-        <w:t>2</w:t>
-      </w:r>
-      <w:r>
-        <w:t xml:space="preserve"> Результаты поиска </w:t>
-      </w:r>
-      <w:r>
-        <w:t>маркеров</w:t>
-      </w:r>
-      <w:bookmarkEnd w:id="10"/>
-    </w:p>
-    <w:p>
-      <w:pPr>
-        <w:rPr>
-          <w:rFonts w:ascii="Times New Roman" w:hAnsi="Times New Roman" w:cs="Times New Roman"/>
-          <w:sz w:val="28"/>
-          <w:szCs w:val="28"/>
-        </w:rPr>
-      </w:pPr>
-      <w:r>
-        <w:rPr>
-          <w:rFonts w:ascii="Times New Roman" w:hAnsi="Times New Roman" w:cs="Times New Roman"/>
-          <w:sz w:val="28"/>
-          <w:szCs w:val="28"/>
-        </w:rPr>
-        <w:t>Пример вывода в JSON (фрагмент</w:t>
-      </w:r>
-      <w:r>
-        <w:rPr>
-          <w:rFonts w:ascii="Times New Roman" w:hAnsi="Times New Roman" w:cs="Times New Roman"/>
-          <w:sz w:val="28"/>
-          <w:szCs w:val="28"/>
-        </w:rPr>
-        <w:t xml:space="preserve"> одного слова в файле</w:t>
-      </w:r>
-      <w:r>
-        <w:rPr>
-          <w:rFonts w:ascii="Times New Roman" w:hAnsi="Times New Roman" w:cs="Times New Roman"/>
-          <w:sz w:val="28"/>
-          <w:szCs w:val="28"/>
-        </w:rPr>
-        <w:t>):</w:t>
+          <w:rFonts w:ascii="Consolas" w:eastAsia="Times New Roman" w:hAnsi="Consolas" w:cs="Times New Roman"/>
+          <w:color w:val="A5D6FF"/>
+          <w:kern w:val="0"/>
+          <w:sz w:val="21"/>
+          <w:szCs w:val="21"/>
+          <w:lang w:val="en-US" w:eastAsia="ru-RU"/>
+          <w14:ligatures w14:val="none"/>
+        </w:rPr>
+        <w:t>"</w:t>
+      </w:r>
+      <w:r>
+        <w:rPr>
+          <w:rFonts w:ascii="Consolas" w:eastAsia="Times New Roman" w:hAnsi="Consolas" w:cs="Times New Roman"/>
+          <w:color w:val="BBBEBF"/>
+          <w:kern w:val="0"/>
+          <w:sz w:val="21"/>
+          <w:szCs w:val="21"/>
+          <w:lang w:val="en-US" w:eastAsia="ru-RU"/>
+          <w14:ligatures w14:val="none"/>
+        </w:rPr>
+        <w:t>,</w:t>
       </w:r>
     </w:p>
     <w:p>
@@ -2651,16 +3246,50 @@
           <w:kern w:val="0"/>
           <w:sz w:val="21"/>
           <w:szCs w:val="21"/>
+          <w:lang w:val="en-US" w:eastAsia="ru-RU"/>
+          <w14:ligatures w14:val="none"/>
+        </w:rPr>
+        <w:t xml:space="preserve">            </w:t>
+      </w:r>
+      <w:r>
+        <w:rPr>
+          <w:rFonts w:ascii="Consolas" w:eastAsia="Times New Roman" w:hAnsi="Consolas" w:cs="Times New Roman"/>
+          <w:color w:val="7EE787"/>
+          <w:kern w:val="0"/>
+          <w:sz w:val="21"/>
+          <w:szCs w:val="21"/>
           <w:lang w:eastAsia="ru-RU"/>
           <w14:ligatures w14:val="none"/>
         </w:rPr>
-        <w:t>  {</w:t>
-      </w:r>
-    </w:p>
-    <w:p>
-      <w:pPr>
-        <w:shd w:val="clear" w:color="auto" w:fill="121314"/>
-        <w:spacing w:after="0" w:line="285" w:lineRule="atLeast"/>
+        <w:t>"</w:t>
+      </w:r>
+      <w:proofErr w:type="spellStart"/>
+      <w:r>
+        <w:rPr>
+          <w:rFonts w:ascii="Consolas" w:eastAsia="Times New Roman" w:hAnsi="Consolas" w:cs="Times New Roman"/>
+          <w:color w:val="7EE787"/>
+          <w:kern w:val="0"/>
+          <w:sz w:val="21"/>
+          <w:szCs w:val="21"/>
+          <w:lang w:eastAsia="ru-RU"/>
+          <w14:ligatures w14:val="none"/>
+        </w:rPr>
+        <w:t>page</w:t>
+      </w:r>
+      <w:proofErr w:type="spellEnd"/>
+      <w:r>
+        <w:rPr>
+          <w:rFonts w:ascii="Consolas" w:eastAsia="Times New Roman" w:hAnsi="Consolas" w:cs="Times New Roman"/>
+          <w:color w:val="7EE787"/>
+          <w:kern w:val="0"/>
+          <w:sz w:val="21"/>
+          <w:szCs w:val="21"/>
+          <w:lang w:eastAsia="ru-RU"/>
+          <w14:ligatures w14:val="none"/>
+        </w:rPr>
+        <w:t>"</w:t>
+      </w:r>
+      <w:r>
         <w:rPr>
           <w:rFonts w:ascii="Consolas" w:eastAsia="Times New Roman" w:hAnsi="Consolas" w:cs="Times New Roman"/>
           <w:color w:val="BBBEBF"/>
@@ -2670,7 +3299,20 @@
           <w:lang w:eastAsia="ru-RU"/>
           <w14:ligatures w14:val="none"/>
         </w:rPr>
-      </w:pPr>
+        <w:t xml:space="preserve">: </w:t>
+      </w:r>
+      <w:r>
+        <w:rPr>
+          <w:rFonts w:ascii="Consolas" w:eastAsia="Times New Roman" w:hAnsi="Consolas" w:cs="Times New Roman"/>
+          <w:color w:val="B5CEA8"/>
+          <w:kern w:val="0"/>
+          <w:sz w:val="21"/>
+          <w:szCs w:val="21"/>
+          <w:lang w:eastAsia="ru-RU"/>
+          <w14:ligatures w14:val="none"/>
+        </w:rPr>
+        <w:t>4</w:t>
+      </w:r>
       <w:r>
         <w:rPr>
           <w:rFonts w:ascii="Consolas" w:eastAsia="Times New Roman" w:hAnsi="Consolas" w:cs="Times New Roman"/>
@@ -2681,6 +3323,33 @@
           <w:lang w:eastAsia="ru-RU"/>
           <w14:ligatures w14:val="none"/>
         </w:rPr>
+        <w:t>,</w:t>
+      </w:r>
+    </w:p>
+    <w:p>
+      <w:pPr>
+        <w:shd w:val="clear" w:color="auto" w:fill="121314"/>
+        <w:spacing w:after="0" w:line="285" w:lineRule="atLeast"/>
+        <w:rPr>
+          <w:rFonts w:ascii="Consolas" w:eastAsia="Times New Roman" w:hAnsi="Consolas" w:cs="Times New Roman"/>
+          <w:color w:val="BBBEBF"/>
+          <w:kern w:val="0"/>
+          <w:sz w:val="21"/>
+          <w:szCs w:val="21"/>
+          <w:lang w:eastAsia="ru-RU"/>
+          <w14:ligatures w14:val="none"/>
+        </w:rPr>
+      </w:pPr>
+      <w:r>
+        <w:rPr>
+          <w:rFonts w:ascii="Consolas" w:eastAsia="Times New Roman" w:hAnsi="Consolas" w:cs="Times New Roman"/>
+          <w:color w:val="BBBEBF"/>
+          <w:kern w:val="0"/>
+          <w:sz w:val="21"/>
+          <w:szCs w:val="21"/>
+          <w:lang w:eastAsia="ru-RU"/>
+          <w14:ligatures w14:val="none"/>
+        </w:rPr>
         <w:t xml:space="preserve">            </w:t>
       </w:r>
       <w:r>
@@ -2706,7 +3375,7 @@
           <w:lang w:eastAsia="ru-RU"/>
           <w14:ligatures w14:val="none"/>
         </w:rPr>
-        <w:t>article_title</w:t>
+        <w:t>context</w:t>
       </w:r>
       <w:proofErr w:type="spellEnd"/>
       <w:r>
@@ -2743,7 +3412,33 @@
           <w:lang w:eastAsia="ru-RU"/>
           <w14:ligatures w14:val="none"/>
         </w:rPr>
-        <w:t>"21"</w:t>
+        <w:t xml:space="preserve">"Очевидно, что группа является слабо сопряженной </w:t>
+      </w:r>
+      <w:proofErr w:type="spellStart"/>
+      <w:r>
+        <w:rPr>
+          <w:rFonts w:ascii="Consolas" w:eastAsia="Times New Roman" w:hAnsi="Consolas" w:cs="Times New Roman"/>
+          <w:color w:val="A5D6FF"/>
+          <w:kern w:val="0"/>
+          <w:sz w:val="21"/>
+          <w:szCs w:val="21"/>
+          <w:lang w:eastAsia="ru-RU"/>
+          <w14:ligatures w14:val="none"/>
+        </w:rPr>
+        <w:t>бипримитивно</w:t>
+      </w:r>
+      <w:proofErr w:type="spellEnd"/>
+      <w:r>
+        <w:rPr>
+          <w:rFonts w:ascii="Consolas" w:eastAsia="Times New Roman" w:hAnsi="Consolas" w:cs="Times New Roman"/>
+          <w:color w:val="A5D6FF"/>
+          <w:kern w:val="0"/>
+          <w:sz w:val="21"/>
+          <w:szCs w:val="21"/>
+          <w:lang w:eastAsia="ru-RU"/>
+          <w14:ligatures w14:val="none"/>
+        </w:rPr>
+        <w:t xml:space="preserve"> конечной тогда и только тогда, когда все элементы простых порядков в ней конечны."</w:t>
       </w:r>
       <w:r>
         <w:rPr>
@@ -2807,7 +3502,7 @@
           <w:lang w:eastAsia="ru-RU"/>
           <w14:ligatures w14:val="none"/>
         </w:rPr>
-        <w:t>page</w:t>
+        <w:t>formula_latex</w:t>
       </w:r>
       <w:proofErr w:type="spellEnd"/>
       <w:r>
@@ -2837,14 +3532,14 @@
       <w:r>
         <w:rPr>
           <w:rFonts w:ascii="Consolas" w:eastAsia="Times New Roman" w:hAnsi="Consolas" w:cs="Times New Roman"/>
-          <w:color w:val="B5CEA8"/>
+          <w:color w:val="A5D6FF"/>
           <w:kern w:val="0"/>
           <w:sz w:val="21"/>
           <w:szCs w:val="21"/>
           <w:lang w:eastAsia="ru-RU"/>
           <w14:ligatures w14:val="none"/>
         </w:rPr>
-        <w:t>3</w:t>
+        <w:t>""</w:t>
       </w:r>
       <w:r>
         <w:rPr>
@@ -2908,7 +3603,7 @@
           <w:lang w:eastAsia="ru-RU"/>
           <w14:ligatures w14:val="none"/>
         </w:rPr>
-        <w:t>context</w:t>
+        <w:t>marker</w:t>
       </w:r>
       <w:proofErr w:type="spellEnd"/>
       <w:r>
@@ -2945,61 +3640,13 @@
           <w:lang w:eastAsia="ru-RU"/>
           <w14:ligatures w14:val="none"/>
         </w:rPr>
-        <w:t xml:space="preserve">"Получен конструктивный критерий ограниченности интегрального оператора свертки из </w:t>
-      </w:r>
-      <w:proofErr w:type="spellStart"/>
-      <w:r>
-        <w:rPr>
-          <w:rFonts w:ascii="Consolas" w:eastAsia="Times New Roman" w:hAnsi="Consolas" w:cs="Times New Roman"/>
-          <w:color w:val="A5D6FF"/>
-          <w:kern w:val="0"/>
-          <w:sz w:val="21"/>
-          <w:szCs w:val="21"/>
-          <w:lang w:eastAsia="ru-RU"/>
-          <w14:ligatures w14:val="none"/>
-        </w:rPr>
-        <w:t>Lp</w:t>
-      </w:r>
-      <w:proofErr w:type="spellEnd"/>
-      <w:r>
-        <w:rPr>
-          <w:rFonts w:ascii="Consolas" w:eastAsia="Times New Roman" w:hAnsi="Consolas" w:cs="Times New Roman"/>
-          <w:color w:val="A5D6FF"/>
-          <w:kern w:val="0"/>
-          <w:sz w:val="21"/>
-          <w:szCs w:val="21"/>
-          <w:lang w:eastAsia="ru-RU"/>
-          <w14:ligatures w14:val="none"/>
-        </w:rPr>
-        <w:t xml:space="preserve"> в </w:t>
-      </w:r>
-      <w:proofErr w:type="spellStart"/>
-      <w:r>
-        <w:rPr>
-          <w:rFonts w:ascii="Consolas" w:eastAsia="Times New Roman" w:hAnsi="Consolas" w:cs="Times New Roman"/>
-          <w:color w:val="A5D6FF"/>
-          <w:kern w:val="0"/>
-          <w:sz w:val="21"/>
-          <w:szCs w:val="21"/>
-          <w:lang w:eastAsia="ru-RU"/>
-          <w14:ligatures w14:val="none"/>
-        </w:rPr>
-        <w:t>Lr</w:t>
-      </w:r>
-      <w:proofErr w:type="spellEnd"/>
-      <w:r>
-        <w:rPr>
-          <w:rFonts w:ascii="Consolas" w:eastAsia="Times New Roman" w:hAnsi="Consolas" w:cs="Times New Roman"/>
-          <w:color w:val="A5D6FF"/>
-          <w:kern w:val="0"/>
-          <w:sz w:val="21"/>
-          <w:szCs w:val="21"/>
-          <w:lang w:eastAsia="ru-RU"/>
-          <w14:ligatures w14:val="none"/>
-        </w:rPr>
-        <w:t xml:space="preserve"> в терминах ядра K(t)."</w:t>
-      </w:r>
-      <w:r>
+        <w:t>"тогда и только тогда"</w:t>
+      </w:r>
+    </w:p>
+    <w:p>
+      <w:pPr>
+        <w:shd w:val="clear" w:color="auto" w:fill="121314"/>
+        <w:spacing w:after="0" w:line="285" w:lineRule="atLeast"/>
         <w:rPr>
           <w:rFonts w:ascii="Consolas" w:eastAsia="Times New Roman" w:hAnsi="Consolas" w:cs="Times New Roman"/>
           <w:color w:val="BBBEBF"/>
@@ -3009,13 +3656,8 @@
           <w:lang w:eastAsia="ru-RU"/>
           <w14:ligatures w14:val="none"/>
         </w:rPr>
-        <w:t>,</w:t>
-      </w:r>
-    </w:p>
-    <w:p>
-      <w:pPr>
-        <w:shd w:val="clear" w:color="auto" w:fill="121314"/>
-        <w:spacing w:after="0" w:line="285" w:lineRule="atLeast"/>
+      </w:pPr>
+      <w:r>
         <w:rPr>
           <w:rFonts w:ascii="Consolas" w:eastAsia="Times New Roman" w:hAnsi="Consolas" w:cs="Times New Roman"/>
           <w:color w:val="BBBEBF"/>
@@ -3025,117 +3667,8 @@
           <w:lang w:eastAsia="ru-RU"/>
           <w14:ligatures w14:val="none"/>
         </w:rPr>
-      </w:pPr>
-      <w:r>
-        <w:rPr>
-          <w:rFonts w:ascii="Consolas" w:eastAsia="Times New Roman" w:hAnsi="Consolas" w:cs="Times New Roman"/>
-          <w:color w:val="BBBEBF"/>
-          <w:kern w:val="0"/>
-          <w:sz w:val="21"/>
-          <w:szCs w:val="21"/>
-          <w:lang w:eastAsia="ru-RU"/>
-          <w14:ligatures w14:val="none"/>
-        </w:rPr>
-        <w:t xml:space="preserve">            </w:t>
-      </w:r>
-      <w:r>
-        <w:rPr>
-          <w:rFonts w:ascii="Consolas" w:eastAsia="Times New Roman" w:hAnsi="Consolas" w:cs="Times New Roman"/>
-          <w:color w:val="7EE787"/>
-          <w:kern w:val="0"/>
-          <w:sz w:val="21"/>
-          <w:szCs w:val="21"/>
-          <w:lang w:eastAsia="ru-RU"/>
-          <w14:ligatures w14:val="none"/>
-        </w:rPr>
-        <w:t>"</w:t>
-      </w:r>
-      <w:proofErr w:type="spellStart"/>
-      <w:r>
-        <w:rPr>
-          <w:rFonts w:ascii="Consolas" w:eastAsia="Times New Roman" w:hAnsi="Consolas" w:cs="Times New Roman"/>
-          <w:color w:val="7EE787"/>
-          <w:kern w:val="0"/>
-          <w:sz w:val="21"/>
-          <w:szCs w:val="21"/>
-          <w:lang w:eastAsia="ru-RU"/>
-          <w14:ligatures w14:val="none"/>
-        </w:rPr>
-        <w:t>marker</w:t>
-      </w:r>
-      <w:proofErr w:type="spellEnd"/>
-      <w:r>
-        <w:rPr>
-          <w:rFonts w:ascii="Consolas" w:eastAsia="Times New Roman" w:hAnsi="Consolas" w:cs="Times New Roman"/>
-          <w:color w:val="7EE787"/>
-          <w:kern w:val="0"/>
-          <w:sz w:val="21"/>
-          <w:szCs w:val="21"/>
-          <w:lang w:eastAsia="ru-RU"/>
-          <w14:ligatures w14:val="none"/>
-        </w:rPr>
-        <w:t>"</w:t>
-      </w:r>
-      <w:r>
-        <w:rPr>
-          <w:rFonts w:ascii="Consolas" w:eastAsia="Times New Roman" w:hAnsi="Consolas" w:cs="Times New Roman"/>
-          <w:color w:val="BBBEBF"/>
-          <w:kern w:val="0"/>
-          <w:sz w:val="21"/>
-          <w:szCs w:val="21"/>
-          <w:lang w:eastAsia="ru-RU"/>
-          <w14:ligatures w14:val="none"/>
-        </w:rPr>
-        <w:t xml:space="preserve">: </w:t>
-      </w:r>
-      <w:r>
-        <w:rPr>
-          <w:rFonts w:ascii="Consolas" w:eastAsia="Times New Roman" w:hAnsi="Consolas" w:cs="Times New Roman"/>
-          <w:color w:val="A5D6FF"/>
-          <w:kern w:val="0"/>
-          <w:sz w:val="21"/>
-          <w:szCs w:val="21"/>
-          <w:lang w:eastAsia="ru-RU"/>
-          <w14:ligatures w14:val="none"/>
-        </w:rPr>
-        <w:t>"критерий"</w:t>
-      </w:r>
-    </w:p>
-    <w:p>
-      <w:pPr>
-        <w:shd w:val="clear" w:color="auto" w:fill="121314"/>
-        <w:spacing w:after="0" w:line="285" w:lineRule="atLeast"/>
-        <w:rPr>
-          <w:rFonts w:ascii="Consolas" w:eastAsia="Times New Roman" w:hAnsi="Consolas" w:cs="Times New Roman"/>
-          <w:color w:val="BBBEBF"/>
-          <w:kern w:val="0"/>
-          <w:sz w:val="21"/>
-          <w:szCs w:val="21"/>
-          <w:lang w:eastAsia="ru-RU"/>
-          <w14:ligatures w14:val="none"/>
-        </w:rPr>
-      </w:pPr>
-      <w:r>
-        <w:rPr>
-          <w:rFonts w:ascii="Consolas" w:eastAsia="Times New Roman" w:hAnsi="Consolas" w:cs="Times New Roman"/>
-          <w:color w:val="BBBEBF"/>
-          <w:kern w:val="0"/>
-          <w:sz w:val="21"/>
-          <w:szCs w:val="21"/>
-          <w:lang w:eastAsia="ru-RU"/>
-          <w14:ligatures w14:val="none"/>
-        </w:rPr>
         <w:t>        },</w:t>
       </w:r>
-    </w:p>
-    <w:p>
-      <w:pPr>
-        <w:rPr>
-          <w:rFonts w:ascii="Times New Roman" w:hAnsi="Times New Roman" w:cs="Times New Roman"/>
-          <w:sz w:val="28"/>
-          <w:szCs w:val="28"/>
-        </w:rPr>
-      </w:pPr>
     </w:p>
     <w:p>
       <w:pPr>
@@ -3179,16 +3712,16 @@
         <w:tblLook w:val="04A0" w:firstRow="1" w:lastRow="0" w:firstColumn="1" w:lastColumn="0" w:noHBand="0" w:noVBand="1"/>
       </w:tblPr>
       <w:tblGrid>
-        <w:gridCol w:w="1379"/>
-        <w:gridCol w:w="7966"/>
+        <w:gridCol w:w="2972"/>
+        <w:gridCol w:w="1697"/>
       </w:tblGrid>
       <w:tr>
         <w:trPr>
-          <w:trHeight w:val="351"/>
+          <w:trHeight w:val="291"/>
         </w:trPr>
         <w:tc>
           <w:tcPr>
-            <w:tcW w:w="496" w:type="dxa"/>
+            <w:tcW w:w="2972" w:type="dxa"/>
           </w:tcPr>
           <w:p>
             <w:pPr>
@@ -3212,7 +3745,7 @@
         </w:tc>
         <w:tc>
           <w:tcPr>
-            <w:tcW w:w="8197" w:type="dxa"/>
+            <w:tcW w:w="584" w:type="dxa"/>
           </w:tcPr>
           <w:p>
             <w:pPr>
@@ -3237,11 +3770,11 @@
       </w:tr>
       <w:tr>
         <w:trPr>
-          <w:trHeight w:val="351"/>
+          <w:trHeight w:val="291"/>
         </w:trPr>
         <w:tc>
           <w:tcPr>
-            <w:tcW w:w="496" w:type="dxa"/>
+            <w:tcW w:w="2972" w:type="dxa"/>
           </w:tcPr>
           <w:p>
             <w:pPr>
@@ -3263,7 +3796,7 @@
         </w:tc>
         <w:tc>
           <w:tcPr>
-            <w:tcW w:w="8197" w:type="dxa"/>
+            <w:tcW w:w="584" w:type="dxa"/>
           </w:tcPr>
           <w:p>
             <w:pPr>
@@ -3271,6 +3804,7 @@
                 <w:rFonts w:ascii="Times New Roman" w:hAnsi="Times New Roman" w:cs="Times New Roman"/>
                 <w:sz w:val="28"/>
                 <w:szCs w:val="28"/>
+                <w:lang w:val="en-US"/>
               </w:rPr>
             </w:pPr>
             <w:r>
@@ -3279,18 +3813,18 @@
                 <w:sz w:val="28"/>
                 <w:szCs w:val="28"/>
               </w:rPr>
-              <w:t>38</w:t>
+              <w:t>53</w:t>
             </w:r>
           </w:p>
         </w:tc>
       </w:tr>
       <w:tr>
         <w:trPr>
-          <w:trHeight w:val="351"/>
+          <w:trHeight w:val="291"/>
         </w:trPr>
         <w:tc>
           <w:tcPr>
-            <w:tcW w:w="496" w:type="dxa"/>
+            <w:tcW w:w="2972" w:type="dxa"/>
           </w:tcPr>
           <w:p>
             <w:pPr>
@@ -3312,7 +3846,7 @@
         </w:tc>
         <w:tc>
           <w:tcPr>
-            <w:tcW w:w="8197" w:type="dxa"/>
+            <w:tcW w:w="584" w:type="dxa"/>
           </w:tcPr>
           <w:p>
             <w:pPr>
@@ -3328,7 +3862,7 @@
                 <w:sz w:val="28"/>
                 <w:szCs w:val="28"/>
               </w:rPr>
-              <w:t>20</w:t>
+              <w:t>22</w:t>
             </w:r>
           </w:p>
         </w:tc>
@@ -3343,12 +3877,7 @@
       <w:pPr>
         <w:pStyle w:val="2"/>
       </w:pPr>
-    </w:p>
-    <w:p>
-      <w:pPr>
-        <w:pStyle w:val="2"/>
-      </w:pPr>
-      <w:bookmarkStart w:id="11" w:name="_Toc230224007"/>
+      <w:bookmarkStart w:id="10" w:name="_Toc230224539"/>
       <w:r>
         <w:t>3.</w:t>
       </w:r>
@@ -3358,63 +3887,91 @@
       <w:r>
         <w:t xml:space="preserve"> Производительность</w:t>
       </w:r>
+      <w:bookmarkEnd w:id="10"/>
+    </w:p>
+    <w:p>
+      <w:pPr>
+        <w:rPr>
+          <w:rFonts w:ascii="Times New Roman" w:hAnsi="Times New Roman" w:cs="Times New Roman"/>
+          <w:sz w:val="28"/>
+          <w:szCs w:val="28"/>
+        </w:rPr>
+      </w:pPr>
+      <w:r>
+        <w:rPr>
+          <w:rFonts w:ascii="Times New Roman" w:hAnsi="Times New Roman" w:cs="Times New Roman"/>
+          <w:sz w:val="28"/>
+          <w:szCs w:val="28"/>
+        </w:rPr>
+        <w:t>Об</w:t>
+      </w:r>
+      <w:r>
+        <w:rPr>
+          <w:rFonts w:ascii="Times New Roman" w:hAnsi="Times New Roman" w:cs="Times New Roman"/>
+          <w:sz w:val="28"/>
+          <w:szCs w:val="28"/>
+        </w:rPr>
+        <w:t>работка 40 PDF-файлов заняла ~15</w:t>
+      </w:r>
+      <w:r>
+        <w:rPr>
+          <w:rFonts w:ascii="Times New Roman" w:hAnsi="Times New Roman" w:cs="Times New Roman"/>
+          <w:sz w:val="28"/>
+          <w:szCs w:val="28"/>
+        </w:rPr>
+        <w:t xml:space="preserve"> минут на ноутбуке с </w:t>
+      </w:r>
+      <w:proofErr w:type="spellStart"/>
+      <w:r>
+        <w:rPr>
+          <w:rFonts w:ascii="Times New Roman" w:hAnsi="Times New Roman" w:cs="Times New Roman"/>
+          <w:sz w:val="28"/>
+          <w:szCs w:val="28"/>
+        </w:rPr>
+        <w:t>Intel</w:t>
+      </w:r>
+      <w:proofErr w:type="spellEnd"/>
+      <w:r>
+        <w:rPr>
+          <w:rFonts w:ascii="Times New Roman" w:hAnsi="Times New Roman" w:cs="Times New Roman"/>
+          <w:sz w:val="28"/>
+          <w:szCs w:val="28"/>
+        </w:rPr>
+        <w:t xml:space="preserve"> </w:t>
+      </w:r>
+      <w:proofErr w:type="spellStart"/>
+      <w:r>
+        <w:rPr>
+          <w:rFonts w:ascii="Times New Roman" w:hAnsi="Times New Roman" w:cs="Times New Roman"/>
+          <w:sz w:val="28"/>
+          <w:szCs w:val="28"/>
+        </w:rPr>
+        <w:t>Core</w:t>
+      </w:r>
+      <w:proofErr w:type="spellEnd"/>
+      <w:r>
+        <w:rPr>
+          <w:rFonts w:ascii="Times New Roman" w:hAnsi="Times New Roman" w:cs="Times New Roman"/>
+          <w:sz w:val="28"/>
+          <w:szCs w:val="28"/>
+        </w:rPr>
+        <w:t xml:space="preserve"> i5. Основное время ушло на распознавание формул через Pix2Text. При отключении распознавания формул время сокращается до ~20 секунд.</w:t>
+      </w:r>
+    </w:p>
+    <w:p>
+      <w:pPr>
+        <w:pStyle w:val="1"/>
+      </w:pPr>
+      <w:bookmarkStart w:id="11" w:name="_Toc230224540"/>
+      <w:r>
+        <w:t>4. Ограничения и нереализованные возможности</w:t>
+      </w:r>
       <w:bookmarkEnd w:id="11"/>
     </w:p>
     <w:p>
       <w:pPr>
         <w:rPr>
           <w:rFonts w:ascii="Times New Roman" w:hAnsi="Times New Roman" w:cs="Times New Roman"/>
-          <w:sz w:val="28"/>
-          <w:szCs w:val="28"/>
-        </w:rPr>
-      </w:pPr>
-      <w:r>
-        <w:rPr>
-          <w:rFonts w:ascii="Times New Roman" w:hAnsi="Times New Roman" w:cs="Times New Roman"/>
-          <w:sz w:val="28"/>
-          <w:szCs w:val="28"/>
-        </w:rPr>
-        <w:t xml:space="preserve">Обработка </w:t>
-      </w:r>
-      <w:r>
-        <w:rPr>
-          <w:rFonts w:ascii="Times New Roman" w:hAnsi="Times New Roman" w:cs="Times New Roman"/>
-          <w:sz w:val="28"/>
-          <w:szCs w:val="28"/>
-        </w:rPr>
-        <w:t>40</w:t>
-      </w:r>
-      <w:r>
-        <w:rPr>
-          <w:rFonts w:ascii="Times New Roman" w:hAnsi="Times New Roman" w:cs="Times New Roman"/>
-          <w:sz w:val="28"/>
-          <w:szCs w:val="28"/>
-        </w:rPr>
-        <w:t xml:space="preserve"> PDF-файлов заняла ~10</w:t>
-      </w:r>
-      <w:r>
-        <w:rPr>
-          <w:rFonts w:ascii="Times New Roman" w:hAnsi="Times New Roman" w:cs="Times New Roman"/>
-          <w:sz w:val="28"/>
-          <w:szCs w:val="28"/>
-        </w:rPr>
-        <w:t xml:space="preserve"> секунд на ноутбуке с Intel Core i5. Основное время ушло на извлечение текста через pypdf (работа с каждым объектом страницы). Оптимизация не требовалась.</w:t>
-      </w:r>
-    </w:p>
-    <w:p>
-      <w:pPr>
-        <w:pStyle w:val="1"/>
-      </w:pPr>
-      <w:bookmarkStart w:id="12" w:name="_Toc230224008"/>
-      <w:r>
-        <w:t>4. Ограничения и нереализованные возможности</w:t>
-      </w:r>
-      <w:bookmarkEnd w:id="12"/>
-    </w:p>
-    <w:p>
-      <w:pPr>
-        <w:rPr>
-          <w:rFonts w:ascii="Times New Roman" w:hAnsi="Times New Roman" w:cs="Times New Roman"/>
           <w:bCs/>
           <w:sz w:val="28"/>
           <w:szCs w:val="28"/>
@@ -3550,18 +4107,18 @@
           <w:sz w:val="28"/>
           <w:szCs w:val="28"/>
         </w:rPr>
-        <w:t xml:space="preserve"> с использовани</w:t>
-      </w:r>
-      <w:r>
+        <w:t>.</w:t>
+      </w:r>
+    </w:p>
+    <w:p>
+      <w:pPr>
         <w:rPr>
           <w:rFonts w:ascii="Times New Roman" w:hAnsi="Times New Roman" w:cs="Times New Roman"/>
           <w:bCs/>
           <w:sz w:val="28"/>
           <w:szCs w:val="28"/>
         </w:rPr>
-        <w:t xml:space="preserve">ем библиотек </w:t>
-      </w:r>
-      <w:proofErr w:type="spellStart"/>
+      </w:pPr>
       <w:r>
         <w:rPr>
           <w:rFonts w:ascii="Times New Roman" w:hAnsi="Times New Roman" w:cs="Times New Roman"/>
@@ -3569,45 +4126,7 @@
           <w:sz w:val="28"/>
           <w:szCs w:val="28"/>
         </w:rPr>
-        <w:t>texify</w:t>
-      </w:r>
-      <w:proofErr w:type="spellEnd"/>
-      <w:r>
-        <w:rPr>
-          <w:rFonts w:ascii="Times New Roman" w:hAnsi="Times New Roman" w:cs="Times New Roman"/>
-          <w:bCs/>
-          <w:sz w:val="28"/>
-          <w:szCs w:val="28"/>
-        </w:rPr>
-        <w:t xml:space="preserve"> и pix2text.</w:t>
-      </w:r>
-    </w:p>
-    <w:p>
-      <w:pPr>
-        <w:rPr>
-          <w:rFonts w:ascii="Times New Roman" w:hAnsi="Times New Roman" w:cs="Times New Roman"/>
-          <w:bCs/>
-          <w:sz w:val="28"/>
-          <w:szCs w:val="28"/>
-        </w:rPr>
-      </w:pPr>
-      <w:r>
-        <w:rPr>
-          <w:rFonts w:ascii="Times New Roman" w:hAnsi="Times New Roman" w:cs="Times New Roman"/>
-          <w:bCs/>
-          <w:sz w:val="28"/>
-          <w:szCs w:val="28"/>
-        </w:rPr>
-        <w:t>Однако данные подходы не были реализованы в итого</w:t>
-      </w:r>
-      <w:r>
-        <w:rPr>
-          <w:rFonts w:ascii="Times New Roman" w:hAnsi="Times New Roman" w:cs="Times New Roman"/>
-          <w:bCs/>
-          <w:sz w:val="28"/>
-          <w:szCs w:val="28"/>
-        </w:rPr>
-        <w:t>вом коде по следующим причинам:</w:t>
+        <w:t>В ходе работы были протестированы несколько OCR-инструментов:</w:t>
       </w:r>
     </w:p>
     <w:p>
@@ -3615,7 +4134,7 @@
         <w:pStyle w:val="a7"/>
         <w:numPr>
           <w:ilvl w:val="0"/>
-          <w:numId w:val="10"/>
+          <w:numId w:val="14"/>
         </w:numPr>
         <w:rPr>
           <w:rFonts w:ascii="Times New Roman" w:hAnsi="Times New Roman" w:cs="Times New Roman"/>
@@ -3624,6 +4143,7 @@
           <w:szCs w:val="28"/>
         </w:rPr>
       </w:pPr>
+      <w:proofErr w:type="spellStart"/>
       <w:r>
         <w:rPr>
           <w:rFonts w:ascii="Times New Roman" w:hAnsi="Times New Roman" w:cs="Times New Roman"/>
@@ -3631,7 +4151,17 @@
           <w:sz w:val="28"/>
           <w:szCs w:val="28"/>
         </w:rPr>
-        <w:t xml:space="preserve">нестабильность работы OCR-библиотек на </w:t>
+        <w:t>Texify</w:t>
+      </w:r>
+      <w:proofErr w:type="spellEnd"/>
+      <w:r>
+        <w:rPr>
+          <w:rFonts w:ascii="Times New Roman" w:hAnsi="Times New Roman" w:cs="Times New Roman"/>
+          <w:bCs/>
+          <w:sz w:val="28"/>
+          <w:szCs w:val="28"/>
+        </w:rPr>
+        <w:t xml:space="preserve"> – не удалось запустить из-за конфликта версий библиотек </w:t>
       </w:r>
       <w:proofErr w:type="spellStart"/>
       <w:r>
@@ -3641,7 +4171,7 @@
           <w:sz w:val="28"/>
           <w:szCs w:val="28"/>
         </w:rPr>
-        <w:t>Windows</w:t>
+        <w:t>transformers</w:t>
       </w:r>
       <w:proofErr w:type="spellEnd"/>
       <w:r>
@@ -3651,87 +4181,7 @@
           <w:sz w:val="28"/>
           <w:szCs w:val="28"/>
         </w:rPr>
-        <w:t xml:space="preserve"> и в </w:t>
-      </w:r>
-      <w:proofErr w:type="spellStart"/>
-      <w:r>
-        <w:rPr>
-          <w:rFonts w:ascii="Times New Roman" w:hAnsi="Times New Roman" w:cs="Times New Roman"/>
-          <w:bCs/>
-          <w:sz w:val="28"/>
-          <w:szCs w:val="28"/>
-        </w:rPr>
-        <w:t>Google</w:t>
-      </w:r>
-      <w:proofErr w:type="spellEnd"/>
-      <w:r>
-        <w:rPr>
-          <w:rFonts w:ascii="Times New Roman" w:hAnsi="Times New Roman" w:cs="Times New Roman"/>
-          <w:bCs/>
-          <w:sz w:val="28"/>
-          <w:szCs w:val="28"/>
-        </w:rPr>
-        <w:t xml:space="preserve"> </w:t>
-      </w:r>
-      <w:proofErr w:type="spellStart"/>
-      <w:r>
-        <w:rPr>
-          <w:rFonts w:ascii="Times New Roman" w:hAnsi="Times New Roman" w:cs="Times New Roman"/>
-          <w:bCs/>
-          <w:sz w:val="28"/>
-          <w:szCs w:val="28"/>
-        </w:rPr>
-        <w:t>Colab</w:t>
-      </w:r>
-      <w:proofErr w:type="spellEnd"/>
-      <w:r>
-        <w:rPr>
-          <w:rFonts w:ascii="Times New Roman" w:hAnsi="Times New Roman" w:cs="Times New Roman"/>
-          <w:bCs/>
-          <w:sz w:val="28"/>
-          <w:szCs w:val="28"/>
-        </w:rPr>
-        <w:t xml:space="preserve"> (конфликты версий </w:t>
-      </w:r>
-      <w:proofErr w:type="spellStart"/>
-      <w:r>
-        <w:rPr>
-          <w:rFonts w:ascii="Times New Roman" w:hAnsi="Times New Roman" w:cs="Times New Roman"/>
-          <w:bCs/>
-          <w:sz w:val="28"/>
-          <w:szCs w:val="28"/>
-        </w:rPr>
-        <w:t>transformers</w:t>
-      </w:r>
-      <w:proofErr w:type="spellEnd"/>
-      <w:r>
-        <w:rPr>
-          <w:rFonts w:ascii="Times New Roman" w:hAnsi="Times New Roman" w:cs="Times New Roman"/>
-          <w:bCs/>
-          <w:sz w:val="28"/>
-          <w:szCs w:val="28"/>
-        </w:rPr>
-        <w:t xml:space="preserve">, </w:t>
-      </w:r>
-      <w:proofErr w:type="spellStart"/>
-      <w:r>
-        <w:rPr>
-          <w:rFonts w:ascii="Times New Roman" w:hAnsi="Times New Roman" w:cs="Times New Roman"/>
-          <w:bCs/>
-          <w:sz w:val="28"/>
-          <w:szCs w:val="28"/>
-        </w:rPr>
-        <w:t>torch</w:t>
-      </w:r>
-      <w:proofErr w:type="spellEnd"/>
-      <w:r>
-        <w:rPr>
-          <w:rFonts w:ascii="Times New Roman" w:hAnsi="Times New Roman" w:cs="Times New Roman"/>
-          <w:bCs/>
-          <w:sz w:val="28"/>
-          <w:szCs w:val="28"/>
-        </w:rPr>
-        <w:t>);</w:t>
+        <w:t>.</w:t>
       </w:r>
     </w:p>
     <w:p>
@@ -3739,7 +4189,7 @@
         <w:pStyle w:val="a7"/>
         <w:numPr>
           <w:ilvl w:val="0"/>
-          <w:numId w:val="10"/>
+          <w:numId w:val="14"/>
         </w:numPr>
         <w:rPr>
           <w:rFonts w:ascii="Times New Roman" w:hAnsi="Times New Roman" w:cs="Times New Roman"/>
@@ -3748,6 +4198,7 @@
           <w:szCs w:val="28"/>
         </w:rPr>
       </w:pPr>
+      <w:proofErr w:type="spellStart"/>
       <w:r>
         <w:rPr>
           <w:rFonts w:ascii="Times New Roman" w:hAnsi="Times New Roman" w:cs="Times New Roman"/>
@@ -3755,7 +4206,37 @@
           <w:sz w:val="28"/>
           <w:szCs w:val="28"/>
         </w:rPr>
-        <w:t>высокая ресурсоёмкость (распознавание одной страницы занимает несколько секунд на CPU, что неприемлемо для 40 PDF);</w:t>
+        <w:t>MinerU</w:t>
+      </w:r>
+      <w:proofErr w:type="spellEnd"/>
+      <w:r>
+        <w:rPr>
+          <w:rFonts w:ascii="Times New Roman" w:hAnsi="Times New Roman" w:cs="Times New Roman"/>
+          <w:bCs/>
+          <w:sz w:val="28"/>
+          <w:szCs w:val="28"/>
+        </w:rPr>
+        <w:t xml:space="preserve"> – требует доступа к GPU с 8+ ГБ видеопамяти, что недоступно на используемом оборудовании (NVIDIA RTX 3050 </w:t>
+      </w:r>
+      <w:proofErr w:type="spellStart"/>
+      <w:r>
+        <w:rPr>
+          <w:rFonts w:ascii="Times New Roman" w:hAnsi="Times New Roman" w:cs="Times New Roman"/>
+          <w:bCs/>
+          <w:sz w:val="28"/>
+          <w:szCs w:val="28"/>
+        </w:rPr>
+        <w:t>Ti</w:t>
+      </w:r>
+      <w:proofErr w:type="spellEnd"/>
+      <w:r>
+        <w:rPr>
+          <w:rFonts w:ascii="Times New Roman" w:hAnsi="Times New Roman" w:cs="Times New Roman"/>
+          <w:bCs/>
+          <w:sz w:val="28"/>
+          <w:szCs w:val="28"/>
+        </w:rPr>
+        <w:t xml:space="preserve"> с 4 ГБ).</w:t>
       </w:r>
     </w:p>
     <w:p>
@@ -3763,7 +4244,7 @@
         <w:pStyle w:val="a7"/>
         <w:numPr>
           <w:ilvl w:val="0"/>
-          <w:numId w:val="10"/>
+          <w:numId w:val="14"/>
         </w:numPr>
         <w:rPr>
           <w:rFonts w:ascii="Times New Roman" w:hAnsi="Times New Roman" w:cs="Times New Roman"/>
@@ -3779,11 +4260,104 @@
           <w:sz w:val="28"/>
           <w:szCs w:val="28"/>
         </w:rPr>
-        <w:t>отсутствие единообразной разметки заголовков в исходных PDF.</w:t>
-      </w:r>
-    </w:p>
-    <w:p>
-      <w:pPr>
+        <w:t>Pix2Text – успешно установлен и запущен на CPU.</w:t>
+      </w:r>
+    </w:p>
+    <w:p>
+      <w:pPr>
+        <w:rPr>
+          <w:rFonts w:ascii="Times New Roman" w:hAnsi="Times New Roman" w:cs="Times New Roman"/>
+          <w:bCs/>
+          <w:sz w:val="28"/>
+          <w:szCs w:val="28"/>
+        </w:rPr>
+      </w:pPr>
+      <w:r>
+        <w:rPr>
+          <w:rFonts w:ascii="Times New Roman" w:hAnsi="Times New Roman" w:cs="Times New Roman"/>
+          <w:bCs/>
+          <w:sz w:val="28"/>
+          <w:szCs w:val="28"/>
+        </w:rPr>
+        <w:t>В итоге для распознавания формул была выбрана библиотека Pix2Text. Для улучшения качества распознавания б</w:t>
+      </w:r>
+      <w:r>
+        <w:rPr>
+          <w:rFonts w:ascii="Times New Roman" w:hAnsi="Times New Roman" w:cs="Times New Roman"/>
+          <w:bCs/>
+          <w:sz w:val="28"/>
+          <w:szCs w:val="28"/>
+        </w:rPr>
+        <w:t>ыли указаны языки ('</w:t>
+      </w:r>
+      <w:proofErr w:type="spellStart"/>
+      <w:r>
+        <w:rPr>
+          <w:rFonts w:ascii="Times New Roman" w:hAnsi="Times New Roman" w:cs="Times New Roman"/>
+          <w:bCs/>
+          <w:sz w:val="28"/>
+          <w:szCs w:val="28"/>
+        </w:rPr>
+        <w:t>ru</w:t>
+      </w:r>
+      <w:proofErr w:type="spellEnd"/>
+      <w:r>
+        <w:rPr>
+          <w:rFonts w:ascii="Times New Roman" w:hAnsi="Times New Roman" w:cs="Times New Roman"/>
+          <w:bCs/>
+          <w:sz w:val="28"/>
+          <w:szCs w:val="28"/>
+        </w:rPr>
+        <w:t>', '</w:t>
+      </w:r>
+      <w:proofErr w:type="spellStart"/>
+      <w:r>
+        <w:rPr>
+          <w:rFonts w:ascii="Times New Roman" w:hAnsi="Times New Roman" w:cs="Times New Roman"/>
+          <w:bCs/>
+          <w:sz w:val="28"/>
+          <w:szCs w:val="28"/>
+        </w:rPr>
+        <w:t>en</w:t>
+      </w:r>
+      <w:proofErr w:type="spellEnd"/>
+      <w:r>
+        <w:rPr>
+          <w:rFonts w:ascii="Times New Roman" w:hAnsi="Times New Roman" w:cs="Times New Roman"/>
+          <w:bCs/>
+          <w:sz w:val="28"/>
+          <w:szCs w:val="28"/>
+        </w:rPr>
+        <w:t xml:space="preserve">'). </w:t>
+      </w:r>
+      <w:r>
+        <w:rPr>
+          <w:rFonts w:ascii="Times New Roman" w:hAnsi="Times New Roman" w:cs="Times New Roman"/>
+          <w:bCs/>
+          <w:sz w:val="28"/>
+          <w:szCs w:val="28"/>
+        </w:rPr>
+        <w:t>Однако ввиду высокой ресурсоёмкости (обработка о</w:t>
+      </w:r>
+      <w:r>
+        <w:rPr>
+          <w:rFonts w:ascii="Times New Roman" w:hAnsi="Times New Roman" w:cs="Times New Roman"/>
+          <w:bCs/>
+          <w:sz w:val="28"/>
+          <w:szCs w:val="28"/>
+        </w:rPr>
+        <w:t>дной страницы занимает десятки</w:t>
+      </w:r>
+      <w:r>
+        <w:rPr>
+          <w:rFonts w:ascii="Times New Roman" w:hAnsi="Times New Roman" w:cs="Times New Roman"/>
+          <w:bCs/>
+          <w:sz w:val="28"/>
+          <w:szCs w:val="28"/>
+        </w:rPr>
+        <w:t xml:space="preserve"> секунд) и ограничений модели в ряде случаев формулы распознаются с ошибками.</w:t>
+      </w:r>
+      <w:r>
         <w:rPr>
           <w:rFonts w:ascii="Times New Roman" w:hAnsi="Times New Roman" w:cs="Times New Roman"/>
           <w:b/>
@@ -3791,7 +4365,8 @@
           <w:sz w:val="28"/>
           <w:szCs w:val="28"/>
         </w:rPr>
-      </w:pPr>
+        <w:t xml:space="preserve"> </w:t>
+      </w:r>
       <w:r>
         <w:rPr>
           <w:rFonts w:ascii="Times New Roman" w:hAnsi="Times New Roman" w:cs="Times New Roman"/>
@@ -3799,7 +4374,25 @@
           <w:sz w:val="28"/>
           <w:szCs w:val="28"/>
         </w:rPr>
-        <w:t xml:space="preserve">В связи с этим в финальном </w:t>
+        <w:t xml:space="preserve">Качество распознавания формул с помощью Pix2Text оказалось </w:t>
+      </w:r>
+      <w:r>
+        <w:rPr>
+          <w:rFonts w:ascii="Times New Roman" w:hAnsi="Times New Roman" w:cs="Times New Roman"/>
+          <w:bCs/>
+          <w:sz w:val="28"/>
+          <w:szCs w:val="28"/>
+        </w:rPr>
+        <w:t xml:space="preserve">также </w:t>
+      </w:r>
+      <w:r>
+        <w:rPr>
+          <w:rFonts w:ascii="Times New Roman" w:hAnsi="Times New Roman" w:cs="Times New Roman"/>
+          <w:bCs/>
+          <w:sz w:val="28"/>
+          <w:szCs w:val="28"/>
+        </w:rPr>
+        <w:t xml:space="preserve">нестабильным: в большом количестве случаев </w:t>
       </w:r>
       <w:proofErr w:type="spellStart"/>
       <w:r>
@@ -3809,7 +4402,7 @@
           <w:sz w:val="28"/>
           <w:szCs w:val="28"/>
         </w:rPr>
-        <w:t>датасете</w:t>
+        <w:t>LaTeX</w:t>
       </w:r>
       <w:proofErr w:type="spellEnd"/>
       <w:r>
@@ -3819,41 +4412,131 @@
           <w:sz w:val="28"/>
           <w:szCs w:val="28"/>
         </w:rPr>
-        <w:t xml:space="preserve"> поле заголовка отсутствует, а формулы приведены в том виде, в котором они извлекаются библиотекой pypdf.</w:t>
-      </w:r>
-      <w:r>
-        <w:rPr>
-          <w:rFonts w:ascii="Times New Roman" w:hAnsi="Times New Roman" w:cs="Times New Roman"/>
-          <w:b/>
+        <w:t xml:space="preserve">-код содержит </w:t>
+      </w:r>
+      <w:r>
+        <w:rPr>
+          <w:rFonts w:ascii="Times New Roman" w:hAnsi="Times New Roman" w:cs="Times New Roman"/>
           <w:bCs/>
           <w:sz w:val="28"/>
           <w:szCs w:val="28"/>
         </w:rPr>
-        <w:br w:type="page"/>
-      </w:r>
+        <w:t>неточности</w:t>
+      </w:r>
+      <w:bookmarkStart w:id="12" w:name="_GoBack"/>
+      <w:bookmarkEnd w:id="12"/>
+      <w:r>
+        <w:rPr>
+          <w:rFonts w:ascii="Times New Roman" w:hAnsi="Times New Roman" w:cs="Times New Roman"/>
+          <w:bCs/>
+          <w:sz w:val="28"/>
+          <w:szCs w:val="28"/>
+        </w:rPr>
+        <w:t xml:space="preserve">. Это объясняется ограничениями используемой модели. </w:t>
+      </w:r>
+    </w:p>
+    <w:p>
+      <w:pPr>
+        <w:rPr>
+          <w:rFonts w:ascii="Times New Roman" w:hAnsi="Times New Roman" w:cs="Times New Roman"/>
+          <w:bCs/>
+          <w:sz w:val="28"/>
+          <w:szCs w:val="28"/>
+        </w:rPr>
+      </w:pPr>
+      <w:r>
+        <w:rPr>
+          <w:rFonts w:ascii="Times New Roman" w:hAnsi="Times New Roman" w:cs="Times New Roman"/>
+          <w:bCs/>
+          <w:sz w:val="28"/>
+          <w:szCs w:val="28"/>
+        </w:rPr>
+        <w:t xml:space="preserve">Авторы извлекаются с помощью библиотеки </w:t>
+      </w:r>
+      <w:proofErr w:type="spellStart"/>
+      <w:r>
+        <w:rPr>
+          <w:rFonts w:ascii="Times New Roman" w:hAnsi="Times New Roman" w:cs="Times New Roman"/>
+          <w:bCs/>
+          <w:sz w:val="28"/>
+          <w:szCs w:val="28"/>
+        </w:rPr>
+        <w:t>Natasha</w:t>
+      </w:r>
+      <w:proofErr w:type="spellEnd"/>
+      <w:r>
+        <w:rPr>
+          <w:rFonts w:ascii="Times New Roman" w:hAnsi="Times New Roman" w:cs="Times New Roman"/>
+          <w:bCs/>
+          <w:sz w:val="28"/>
+          <w:szCs w:val="28"/>
+        </w:rPr>
+        <w:t>. В 4 из 40 файлов авторы не были найдены из-за нестандартного оформления первой страницы (отсутствие инициалов, расположение после аннотации). Это является ограничением используемого подхода.</w:t>
+      </w:r>
+    </w:p>
+    <w:p>
+      <w:pPr>
+        <w:rPr>
+          <w:rFonts w:ascii="Times New Roman" w:hAnsi="Times New Roman" w:cs="Times New Roman"/>
+          <w:bCs/>
+          <w:sz w:val="28"/>
+          <w:szCs w:val="28"/>
+        </w:rPr>
+      </w:pPr>
+    </w:p>
+    <w:p>
+      <w:pPr>
+        <w:rPr>
+          <w:rFonts w:ascii="Times New Roman" w:hAnsi="Times New Roman" w:cs="Times New Roman"/>
+          <w:bCs/>
+          <w:sz w:val="28"/>
+          <w:szCs w:val="28"/>
+        </w:rPr>
+      </w:pPr>
+    </w:p>
+    <w:p>
+      <w:pPr>
+        <w:rPr>
+          <w:rFonts w:ascii="Times New Roman" w:hAnsi="Times New Roman" w:cs="Times New Roman"/>
+          <w:bCs/>
+          <w:sz w:val="28"/>
+          <w:szCs w:val="28"/>
+        </w:rPr>
+      </w:pPr>
+    </w:p>
+    <w:p>
+      <w:pPr>
+        <w:rPr>
+          <w:rFonts w:ascii="Times New Roman" w:hAnsi="Times New Roman" w:cs="Times New Roman"/>
+          <w:bCs/>
+          <w:sz w:val="28"/>
+          <w:szCs w:val="28"/>
+        </w:rPr>
+      </w:pPr>
     </w:p>
     <w:p>
       <w:pPr>
         <w:pStyle w:val="1"/>
       </w:pPr>
-      <w:bookmarkStart w:id="13" w:name="_Toc230224009"/>
-      <w:r>
-        <w:lastRenderedPageBreak/>
+      <w:bookmarkStart w:id="13" w:name="_Toc230224541"/>
+      <w:r>
         <w:t>5</w:t>
       </w:r>
       <w:r>
-        <w:t xml:space="preserve">. Выводы </w:t>
+        <w:t>. Выводы</w:t>
       </w:r>
       <w:bookmarkEnd w:id="13"/>
-    </w:p>
-    <w:p>
-      <w:pPr>
-        <w:rPr>
-          <w:rFonts w:ascii="Times New Roman" w:hAnsi="Times New Roman" w:cs="Times New Roman"/>
-          <w:sz w:val="28"/>
-        </w:rPr>
-      </w:pPr>
-      <w:bookmarkStart w:id="14" w:name="_Toc230224010"/>
+      <w:r>
+        <w:t xml:space="preserve"> </w:t>
+      </w:r>
+    </w:p>
+    <w:p>
+      <w:pPr>
+        <w:rPr>
+          <w:rFonts w:ascii="Times New Roman" w:hAnsi="Times New Roman" w:cs="Times New Roman"/>
+          <w:sz w:val="28"/>
+        </w:rPr>
+      </w:pPr>
       <w:r>
         <w:rPr>
           <w:rFonts w:ascii="Times New Roman" w:hAnsi="Times New Roman" w:cs="Times New Roman"/>
@@ -3954,7 +4637,93 @@
           <w:rFonts w:ascii="Times New Roman" w:hAnsi="Times New Roman" w:cs="Times New Roman"/>
           <w:sz w:val="28"/>
         </w:rPr>
-        <w:t>Код устойчив к ошибкам в отдельных PDF-файлах (блок try-except).</w:t>
+        <w:t>Код устойчив к</w:t>
+      </w:r>
+      <w:r>
+        <w:rPr>
+          <w:rFonts w:ascii="Times New Roman" w:hAnsi="Times New Roman" w:cs="Times New Roman"/>
+          <w:sz w:val="28"/>
+        </w:rPr>
+        <w:t xml:space="preserve"> ошибкам в отдельных PDF-файлах.</w:t>
+      </w:r>
+    </w:p>
+    <w:p>
+      <w:pPr>
+        <w:pStyle w:val="a7"/>
+        <w:numPr>
+          <w:ilvl w:val="0"/>
+          <w:numId w:val="11"/>
+        </w:numPr>
+        <w:rPr>
+          <w:rFonts w:ascii="Times New Roman" w:hAnsi="Times New Roman" w:cs="Times New Roman"/>
+          <w:sz w:val="28"/>
+        </w:rPr>
+      </w:pPr>
+      <w:r>
+        <w:rPr>
+          <w:rFonts w:ascii="Times New Roman" w:hAnsi="Times New Roman" w:cs="Times New Roman"/>
+          <w:sz w:val="28"/>
+        </w:rPr>
+        <w:t>Реализовано извлечение автор</w:t>
+      </w:r>
+      <w:r>
+        <w:rPr>
+          <w:rFonts w:ascii="Times New Roman" w:hAnsi="Times New Roman" w:cs="Times New Roman"/>
+          <w:sz w:val="28"/>
+        </w:rPr>
+        <w:t xml:space="preserve">ов с помощью библиотеки </w:t>
+      </w:r>
+      <w:proofErr w:type="spellStart"/>
+      <w:r>
+        <w:rPr>
+          <w:rFonts w:ascii="Times New Roman" w:hAnsi="Times New Roman" w:cs="Times New Roman"/>
+          <w:sz w:val="28"/>
+        </w:rPr>
+        <w:t>Natasha</w:t>
+      </w:r>
+      <w:proofErr w:type="spellEnd"/>
+      <w:r>
+        <w:rPr>
+          <w:rFonts w:ascii="Times New Roman" w:hAnsi="Times New Roman" w:cs="Times New Roman"/>
+          <w:sz w:val="28"/>
+        </w:rPr>
+        <w:t>.</w:t>
+      </w:r>
+    </w:p>
+    <w:p>
+      <w:pPr>
+        <w:pStyle w:val="a7"/>
+        <w:numPr>
+          <w:ilvl w:val="0"/>
+          <w:numId w:val="11"/>
+        </w:numPr>
+        <w:rPr>
+          <w:rFonts w:ascii="Times New Roman" w:hAnsi="Times New Roman" w:cs="Times New Roman"/>
+          <w:sz w:val="28"/>
+        </w:rPr>
+      </w:pPr>
+      <w:r>
+        <w:rPr>
+          <w:rFonts w:ascii="Times New Roman" w:hAnsi="Times New Roman" w:cs="Times New Roman"/>
+          <w:sz w:val="28"/>
+        </w:rPr>
+        <w:t xml:space="preserve">Реализовано распознавание формул в </w:t>
+      </w:r>
+      <w:proofErr w:type="spellStart"/>
+      <w:r>
+        <w:rPr>
+          <w:rFonts w:ascii="Times New Roman" w:hAnsi="Times New Roman" w:cs="Times New Roman"/>
+          <w:sz w:val="28"/>
+        </w:rPr>
+        <w:t>LaTeX</w:t>
+      </w:r>
+      <w:proofErr w:type="spellEnd"/>
+      <w:r>
+        <w:rPr>
+          <w:rFonts w:ascii="Times New Roman" w:hAnsi="Times New Roman" w:cs="Times New Roman"/>
+          <w:sz w:val="28"/>
+        </w:rPr>
+        <w:t xml:space="preserve"> с помощью Pix2Text.</w:t>
       </w:r>
     </w:p>
     <w:p>
@@ -3995,88 +4764,76 @@
       <w:pPr>
         <w:pStyle w:val="1"/>
         <w:jc w:val="center"/>
-        <w:rPr>
-          <w:rFonts w:ascii="Segoe UI" w:eastAsiaTheme="minorHAnsi" w:hAnsi="Segoe UI" w:cs="Segoe UI"/>
-          <w:color w:val="F9FAFB"/>
-          <w:sz w:val="24"/>
-          <w:szCs w:val="24"/>
-          <w:shd w:val="clear" w:color="auto" w:fill="151517"/>
-        </w:rPr>
-      </w:pPr>
+      </w:pPr>
+      <w:bookmarkStart w:id="14" w:name="_Toc230224542"/>
     </w:p>
     <w:p>
       <w:pPr>
         <w:pStyle w:val="1"/>
         <w:jc w:val="center"/>
       </w:pPr>
+      <w:r>
+        <w:t>Заключение</w:t>
+      </w:r>
+      <w:bookmarkEnd w:id="14"/>
+    </w:p>
+    <w:p>
+      <w:pPr>
+        <w:rPr>
+          <w:rFonts w:ascii="Times New Roman" w:hAnsi="Times New Roman" w:cs="Times New Roman"/>
+          <w:sz w:val="28"/>
+        </w:rPr>
+      </w:pPr>
+      <w:r>
+        <w:rPr>
+          <w:rFonts w:ascii="Times New Roman" w:hAnsi="Times New Roman" w:cs="Times New Roman"/>
+          <w:sz w:val="28"/>
+        </w:rPr>
+        <w:t>В ходе практики был разработан программный инструмент для извлечения из PDF-статей предложений, содержащих маркеры «тогда и только тогда» и «критерий», с сохранением расширенного контекста и статистики. Инструмент реализован на Python с использованием библиотек pypdf, re, json.</w:t>
+      </w:r>
+    </w:p>
+    <w:p>
+      <w:pPr>
+        <w:rPr>
+          <w:rFonts w:ascii="Times New Roman" w:hAnsi="Times New Roman" w:cs="Times New Roman"/>
+          <w:sz w:val="28"/>
+        </w:rPr>
+      </w:pPr>
+      <w:r>
+        <w:rPr>
+          <w:rFonts w:ascii="Times New Roman" w:hAnsi="Times New Roman" w:cs="Times New Roman"/>
+          <w:sz w:val="28"/>
+        </w:rPr>
+        <w:t xml:space="preserve">Скрипт успешно протестирован на 40 реальных математических статьях. Полученный </w:t>
+      </w:r>
+      <w:proofErr w:type="spellStart"/>
+      <w:r>
+        <w:rPr>
+          <w:rFonts w:ascii="Times New Roman" w:hAnsi="Times New Roman" w:cs="Times New Roman"/>
+          <w:sz w:val="28"/>
+        </w:rPr>
+        <w:t>датасет</w:t>
+      </w:r>
+      <w:proofErr w:type="spellEnd"/>
+      <w:r>
+        <w:rPr>
+          <w:rFonts w:ascii="Times New Roman" w:hAnsi="Times New Roman" w:cs="Times New Roman"/>
+          <w:sz w:val="28"/>
+        </w:rPr>
+        <w:t xml:space="preserve"> может быть использован для дальнейшей ручной или автоматической разметки.</w:t>
+      </w:r>
+    </w:p>
+    <w:p>
+      <w:r>
+        <w:br w:type="page"/>
+      </w:r>
     </w:p>
     <w:p>
       <w:pPr>
         <w:pStyle w:val="1"/>
         <w:jc w:val="center"/>
       </w:pPr>
-      <w:r>
-        <w:t>Заключение</w:t>
-      </w:r>
-      <w:bookmarkEnd w:id="14"/>
-    </w:p>
-    <w:p>
-      <w:pPr>
-        <w:rPr>
-          <w:rFonts w:ascii="Times New Roman" w:hAnsi="Times New Roman" w:cs="Times New Roman"/>
-          <w:sz w:val="28"/>
-        </w:rPr>
-      </w:pPr>
-      <w:r>
-        <w:rPr>
-          <w:rFonts w:ascii="Times New Roman" w:hAnsi="Times New Roman" w:cs="Times New Roman"/>
-          <w:sz w:val="28"/>
-        </w:rPr>
-        <w:t>В ходе практики был разработан программный инструмент для извлечения из PDF-статей предложений, содержащих маркеры «тогда и только тогда» и «критерий», с сохранением расширенного контекста и статистики. Инструмент реализован на Python с использованием библиотек pypdf, re, json.</w:t>
-      </w:r>
-    </w:p>
-    <w:p>
-      <w:pPr>
-        <w:rPr>
-          <w:rFonts w:ascii="Times New Roman" w:hAnsi="Times New Roman" w:cs="Times New Roman"/>
-          <w:sz w:val="28"/>
-        </w:rPr>
-      </w:pPr>
-      <w:r>
-        <w:rPr>
-          <w:rFonts w:ascii="Times New Roman" w:hAnsi="Times New Roman" w:cs="Times New Roman"/>
-          <w:sz w:val="28"/>
-        </w:rPr>
-        <w:t xml:space="preserve">Скрипт успешно протестирован на 40 реальных математических статьях. Полученный </w:t>
-      </w:r>
-      <w:proofErr w:type="spellStart"/>
-      <w:r>
-        <w:rPr>
-          <w:rFonts w:ascii="Times New Roman" w:hAnsi="Times New Roman" w:cs="Times New Roman"/>
-          <w:sz w:val="28"/>
-        </w:rPr>
-        <w:t>датасет</w:t>
-      </w:r>
-      <w:proofErr w:type="spellEnd"/>
-      <w:r>
-        <w:rPr>
-          <w:rFonts w:ascii="Times New Roman" w:hAnsi="Times New Roman" w:cs="Times New Roman"/>
-          <w:sz w:val="28"/>
-        </w:rPr>
-        <w:t xml:space="preserve"> может быть использован для дальнейшей ручной или автоматической разметки.</w:t>
-      </w:r>
-    </w:p>
-    <w:p>
-      <w:r>
-        <w:br w:type="page"/>
-      </w:r>
-    </w:p>
-    <w:p>
-      <w:pPr>
-        <w:pStyle w:val="1"/>
-        <w:jc w:val="center"/>
-      </w:pPr>
-      <w:bookmarkStart w:id="15" w:name="_Toc230224011"/>
+      <w:bookmarkStart w:id="15" w:name="_Toc230224543"/>
       <w:r>
         <w:lastRenderedPageBreak/>
         <w:t>Список литературы</w:t>
@@ -4190,8 +4947,11 @@
           <w:numId w:val="13"/>
         </w:numPr>
         <w:rPr>
-          <w:rFonts w:ascii="Times New Roman" w:hAnsi="Times New Roman" w:cs="Times New Roman"/>
-          <w:sz w:val="28"/>
+          <w:rStyle w:val="ad"/>
+          <w:rFonts w:ascii="Times New Roman" w:hAnsi="Times New Roman" w:cs="Times New Roman"/>
+          <w:color w:val="auto"/>
+          <w:sz w:val="28"/>
+          <w:u w:val="none"/>
         </w:rPr>
       </w:pPr>
       <w:r>
@@ -4242,7 +5002,184 @@
         </w:r>
       </w:hyperlink>
     </w:p>
-    <w:p/>
+    <w:p>
+      <w:pPr>
+        <w:pStyle w:val="a7"/>
+        <w:numPr>
+          <w:ilvl w:val="0"/>
+          <w:numId w:val="13"/>
+        </w:numPr>
+        <w:rPr>
+          <w:rFonts w:ascii="Times New Roman" w:hAnsi="Times New Roman" w:cs="Times New Roman"/>
+          <w:sz w:val="28"/>
+        </w:rPr>
+      </w:pPr>
+      <w:r>
+        <w:rPr>
+          <w:rFonts w:ascii="Times New Roman" w:hAnsi="Times New Roman" w:cs="Times New Roman"/>
+          <w:sz w:val="28"/>
+          <w:lang w:val="en-US"/>
+        </w:rPr>
+        <w:t>Natasha</w:t>
+      </w:r>
+      <w:r>
+        <w:rPr>
+          <w:rFonts w:ascii="Times New Roman" w:hAnsi="Times New Roman" w:cs="Times New Roman"/>
+          <w:sz w:val="28"/>
+        </w:rPr>
+        <w:t xml:space="preserve"> — библиотека для извлечения именованных сущностей из русского текста. </w:t>
+      </w:r>
+      <w:r>
+        <w:rPr>
+          <w:rFonts w:ascii="Times New Roman" w:hAnsi="Times New Roman" w:cs="Times New Roman"/>
+          <w:sz w:val="28"/>
+          <w:lang w:val="en-US"/>
+        </w:rPr>
+        <w:t>URL</w:t>
+      </w:r>
+      <w:r>
+        <w:rPr>
+          <w:rFonts w:ascii="Times New Roman" w:hAnsi="Times New Roman" w:cs="Times New Roman"/>
+          <w:sz w:val="28"/>
+        </w:rPr>
+        <w:t xml:space="preserve">: </w:t>
+      </w:r>
+      <w:r>
+        <w:rPr>
+          <w:rFonts w:ascii="Times New Roman" w:hAnsi="Times New Roman" w:cs="Times New Roman"/>
+          <w:sz w:val="28"/>
+          <w:lang w:val="en-US"/>
+        </w:rPr>
+        <w:t>https</w:t>
+      </w:r>
+      <w:r>
+        <w:rPr>
+          <w:rFonts w:ascii="Times New Roman" w:hAnsi="Times New Roman" w:cs="Times New Roman"/>
+          <w:sz w:val="28"/>
+        </w:rPr>
+        <w:t>://</w:t>
+      </w:r>
+      <w:proofErr w:type="spellStart"/>
+      <w:r>
+        <w:rPr>
+          <w:rFonts w:ascii="Times New Roman" w:hAnsi="Times New Roman" w:cs="Times New Roman"/>
+          <w:sz w:val="28"/>
+          <w:lang w:val="en-US"/>
+        </w:rPr>
+        <w:t>github</w:t>
+      </w:r>
+      <w:proofErr w:type="spellEnd"/>
+      <w:r>
+        <w:rPr>
+          <w:rFonts w:ascii="Times New Roman" w:hAnsi="Times New Roman" w:cs="Times New Roman"/>
+          <w:sz w:val="28"/>
+        </w:rPr>
+        <w:t>.</w:t>
+      </w:r>
+      <w:r>
+        <w:rPr>
+          <w:rFonts w:ascii="Times New Roman" w:hAnsi="Times New Roman" w:cs="Times New Roman"/>
+          <w:sz w:val="28"/>
+          <w:lang w:val="en-US"/>
+        </w:rPr>
+        <w:t>com</w:t>
+      </w:r>
+      <w:r>
+        <w:rPr>
+          <w:rFonts w:ascii="Times New Roman" w:hAnsi="Times New Roman" w:cs="Times New Roman"/>
+          <w:sz w:val="28"/>
+        </w:rPr>
+        <w:t>/</w:t>
+      </w:r>
+      <w:proofErr w:type="spellStart"/>
+      <w:r>
+        <w:rPr>
+          <w:rFonts w:ascii="Times New Roman" w:hAnsi="Times New Roman" w:cs="Times New Roman"/>
+          <w:sz w:val="28"/>
+          <w:lang w:val="en-US"/>
+        </w:rPr>
+        <w:t>natasha</w:t>
+      </w:r>
+      <w:proofErr w:type="spellEnd"/>
+      <w:r>
+        <w:rPr>
+          <w:rFonts w:ascii="Times New Roman" w:hAnsi="Times New Roman" w:cs="Times New Roman"/>
+          <w:sz w:val="28"/>
+        </w:rPr>
+        <w:t>/</w:t>
+      </w:r>
+      <w:proofErr w:type="spellStart"/>
+      <w:r>
+        <w:rPr>
+          <w:rFonts w:ascii="Times New Roman" w:hAnsi="Times New Roman" w:cs="Times New Roman"/>
+          <w:sz w:val="28"/>
+          <w:lang w:val="en-US"/>
+        </w:rPr>
+        <w:t>natasha</w:t>
+      </w:r>
+      <w:proofErr w:type="spellEnd"/>
+    </w:p>
+    <w:p>
+      <w:pPr>
+        <w:pStyle w:val="a7"/>
+        <w:numPr>
+          <w:ilvl w:val="0"/>
+          <w:numId w:val="13"/>
+        </w:numPr>
+        <w:rPr>
+          <w:rFonts w:ascii="Times New Roman" w:hAnsi="Times New Roman" w:cs="Times New Roman"/>
+          <w:sz w:val="28"/>
+          <w:lang w:val="en-US"/>
+        </w:rPr>
+      </w:pPr>
+      <w:proofErr w:type="spellStart"/>
+      <w:r>
+        <w:rPr>
+          <w:rFonts w:ascii="Times New Roman" w:hAnsi="Times New Roman" w:cs="Times New Roman"/>
+          <w:sz w:val="28"/>
+          <w:lang w:val="en-US"/>
+        </w:rPr>
+        <w:t>PyMuPDF</w:t>
+      </w:r>
+      <w:proofErr w:type="spellEnd"/>
+      <w:r>
+        <w:rPr>
+          <w:rFonts w:ascii="Times New Roman" w:hAnsi="Times New Roman" w:cs="Times New Roman"/>
+          <w:sz w:val="28"/>
+        </w:rPr>
+        <w:t xml:space="preserve"> — библиотека для работы с </w:t>
+      </w:r>
+      <w:r>
+        <w:rPr>
+          <w:rFonts w:ascii="Times New Roman" w:hAnsi="Times New Roman" w:cs="Times New Roman"/>
+          <w:sz w:val="28"/>
+          <w:lang w:val="en-US"/>
+        </w:rPr>
+        <w:t>PDF</w:t>
+      </w:r>
+      <w:r>
+        <w:rPr>
+          <w:rFonts w:ascii="Times New Roman" w:hAnsi="Times New Roman" w:cs="Times New Roman"/>
+          <w:sz w:val="28"/>
+        </w:rPr>
+        <w:t xml:space="preserve"> и рендеринга страниц. </w:t>
+      </w:r>
+      <w:r>
+        <w:rPr>
+          <w:rFonts w:ascii="Times New Roman" w:hAnsi="Times New Roman" w:cs="Times New Roman"/>
+          <w:sz w:val="28"/>
+          <w:lang w:val="en-US"/>
+        </w:rPr>
+        <w:t>URL: https://pymupdf.readthedocs.io/</w:t>
+      </w:r>
+    </w:p>
+    <w:p>
+      <w:pPr>
+        <w:rPr>
+          <w:lang w:val="en-US"/>
+        </w:rPr>
+      </w:pPr>
+    </w:p>
     <w:sectPr>
       <w:pgSz w:w="11906" w:h="16838"/>
       <w:pgMar w:top="1134" w:right="850" w:bottom="1134" w:left="1701" w:header="708" w:footer="708" w:gutter="0"/>
@@ -5015,6 +5952,119 @@
     </w:lvl>
   </w:abstractNum>
   <w:abstractNum w:abstractNumId="6" w15:restartNumberingAfterBreak="0">
+    <w:nsid w:val="46DB7236"/>
+    <w:multiLevelType w:val="hybridMultilevel"/>
+    <w:tmpl w:val="BC2EC3B2"/>
+    <w:lvl w:ilvl="0" w:tplc="04190001">
+      <w:start w:val="1"/>
+      <w:numFmt w:val="bullet"/>
+      <w:lvlText w:val=""/>
+      <w:lvlJc w:val="left"/>
+      <w:pPr>
+        <w:ind w:left="720" w:hanging="360"/>
+      </w:pPr>
+      <w:rPr>
+        <w:rFonts w:ascii="Symbol" w:hAnsi="Symbol" w:hint="default"/>
+      </w:rPr>
+    </w:lvl>
+    <w:lvl w:ilvl="1" w:tplc="04190003" w:tentative="1">
+      <w:start w:val="1"/>
+      <w:numFmt w:val="bullet"/>
+      <w:lvlText w:val="o"/>
+      <w:lvlJc w:val="left"/>
+      <w:pPr>
+        <w:ind w:left="1440" w:hanging="360"/>
+      </w:pPr>
+      <w:rPr>
+        <w:rFonts w:ascii="Courier New" w:hAnsi="Courier New" w:cs="Courier New" w:hint="default"/>
+      </w:rPr>
+    </w:lvl>
+    <w:lvl w:ilvl="2" w:tplc="04190005" w:tentative="1">
+      <w:start w:val="1"/>
+      <w:numFmt w:val="bullet"/>
+      <w:lvlText w:val=""/>
+      <w:lvlJc w:val="left"/>
+      <w:pPr>
+        <w:ind w:left="2160" w:hanging="360"/>
+      </w:pPr>
+      <w:rPr>
+        <w:rFonts w:ascii="Wingdings" w:hAnsi="Wingdings" w:hint="default"/>
+      </w:rPr>
+    </w:lvl>
+    <w:lvl w:ilvl="3" w:tplc="04190001" w:tentative="1">
+      <w:start w:val="1"/>
+      <w:numFmt w:val="bullet"/>
+      <w:lvlText w:val=""/>
+      <w:lvlJc w:val="left"/>
+      <w:pPr>
+        <w:ind w:left="2880" w:hanging="360"/>
+      </w:pPr>
+      <w:rPr>
+        <w:rFonts w:ascii="Symbol" w:hAnsi="Symbol" w:hint="default"/>
+      </w:rPr>
+    </w:lvl>
+    <w:lvl w:ilvl="4" w:tplc="04190003" w:tentative="1">
+      <w:start w:val="1"/>
+      <w:numFmt w:val="bullet"/>
+      <w:lvlText w:val="o"/>
+      <w:lvlJc w:val="left"/>
+      <w:pPr>
+        <w:ind w:left="3600" w:hanging="360"/>
+      </w:pPr>
+      <w:rPr>
+        <w:rFonts w:ascii="Courier New" w:hAnsi="Courier New" w:cs="Courier New" w:hint="default"/>
+      </w:rPr>
+    </w:lvl>
+    <w:lvl w:ilvl="5" w:tplc="04190005" w:tentative="1">
+      <w:start w:val="1"/>
+      <w:numFmt w:val="bullet"/>
+      <w:lvlText w:val=""/>
+      <w:lvlJc w:val="left"/>
+      <w:pPr>
+        <w:ind w:left="4320" w:hanging="360"/>
+      </w:pPr>
+      <w:rPr>
+        <w:rFonts w:ascii="Wingdings" w:hAnsi="Wingdings" w:hint="default"/>
+      </w:rPr>
+    </w:lvl>
+    <w:lvl w:ilvl="6" w:tplc="04190001" w:tentative="1">
+      <w:start w:val="1"/>
+      <w:numFmt w:val="bullet"/>
+      <w:lvlText w:val=""/>
+      <w:lvlJc w:val="left"/>
+      <w:pPr>
+        <w:ind w:left="5040" w:hanging="360"/>
+      </w:pPr>
+      <w:rPr>
+        <w:rFonts w:ascii="Symbol" w:hAnsi="Symbol" w:hint="default"/>
+      </w:rPr>
+    </w:lvl>
+    <w:lvl w:ilvl="7" w:tplc="04190003" w:tentative="1">
+      <w:start w:val="1"/>
+      <w:numFmt w:val="bullet"/>
+      <w:lvlText w:val="o"/>
+      <w:lvlJc w:val="left"/>
+      <w:pPr>
+        <w:ind w:left="5760" w:hanging="360"/>
+      </w:pPr>
+      <w:rPr>
+        <w:rFonts w:ascii="Courier New" w:hAnsi="Courier New" w:cs="Courier New" w:hint="default"/>
+      </w:rPr>
+    </w:lvl>
+    <w:lvl w:ilvl="8" w:tplc="04190005" w:tentative="1">
+      <w:start w:val="1"/>
+      <w:numFmt w:val="bullet"/>
+      <w:lvlText w:val=""/>
+      <w:lvlJc w:val="left"/>
+      <w:pPr>
+        <w:ind w:left="6480" w:hanging="360"/>
+      </w:pPr>
+      <w:rPr>
+        <w:rFonts w:ascii="Wingdings" w:hAnsi="Wingdings" w:hint="default"/>
+      </w:rPr>
+    </w:lvl>
+  </w:abstractNum>
+  <w:abstractNum w:abstractNumId="7" w15:restartNumberingAfterBreak="0">
     <w:nsid w:val="50A3449B"/>
     <w:multiLevelType w:val="multilevel"/>
     <w:tmpl w:val="6D54ACB4"/>
@@ -5163,7 +6213,7 @@
       </w:rPr>
     </w:lvl>
   </w:abstractNum>
-  <w:abstractNum w:abstractNumId="7" w15:restartNumberingAfterBreak="0">
+  <w:abstractNum w:abstractNumId="8" w15:restartNumberingAfterBreak="0">
     <w:nsid w:val="56D61CDE"/>
     <w:multiLevelType w:val="multilevel"/>
     <w:tmpl w:val="3F6EC918"/>
@@ -5276,7 +6326,7 @@
       </w:pPr>
     </w:lvl>
   </w:abstractNum>
-  <w:abstractNum w:abstractNumId="8" w15:restartNumberingAfterBreak="0">
+  <w:abstractNum w:abstractNumId="9" w15:restartNumberingAfterBreak="0">
     <w:nsid w:val="59E90C42"/>
     <w:multiLevelType w:val="hybridMultilevel"/>
     <w:tmpl w:val="824E7616"/>
@@ -5389,7 +6439,7 @@
       </w:rPr>
     </w:lvl>
   </w:abstractNum>
-  <w:abstractNum w:abstractNumId="9" w15:restartNumberingAfterBreak="0">
+  <w:abstractNum w:abstractNumId="10" w15:restartNumberingAfterBreak="0">
     <w:nsid w:val="5D74788E"/>
     <w:multiLevelType w:val="multilevel"/>
     <w:tmpl w:val="4C3ADB52"/>
@@ -5538,7 +6588,7 @@
       </w:rPr>
     </w:lvl>
   </w:abstractNum>
-  <w:abstractNum w:abstractNumId="10" w15:restartNumberingAfterBreak="0">
+  <w:abstractNum w:abstractNumId="11" w15:restartNumberingAfterBreak="0">
     <w:nsid w:val="660179B8"/>
     <w:multiLevelType w:val="hybridMultilevel"/>
     <w:tmpl w:val="C25E321E"/>
@@ -5624,7 +6674,7 @@
       </w:pPr>
     </w:lvl>
   </w:abstractNum>
-  <w:abstractNum w:abstractNumId="11" w15:restartNumberingAfterBreak="0">
+  <w:abstractNum w:abstractNumId="12" w15:restartNumberingAfterBreak="0">
     <w:nsid w:val="6F042E0F"/>
     <w:multiLevelType w:val="multilevel"/>
     <w:tmpl w:val="6EE60662"/>
@@ -5773,7 +6823,7 @@
       </w:rPr>
     </w:lvl>
   </w:abstractNum>
-  <w:abstractNum w:abstractNumId="12" w15:restartNumberingAfterBreak="0">
+  <w:abstractNum w:abstractNumId="13" w15:restartNumberingAfterBreak="0">
     <w:nsid w:val="794110B3"/>
     <w:multiLevelType w:val="multilevel"/>
     <w:tmpl w:val="8D546908"/>
@@ -5891,16 +6941,16 @@
     </w:lvl>
   </w:abstractNum>
   <w:num w:numId="1">
+    <w:abstractNumId w:val="13"/>
+  </w:num>
+  <w:num w:numId="2">
+    <w:abstractNumId w:val="7"/>
+  </w:num>
+  <w:num w:numId="3">
     <w:abstractNumId w:val="12"/>
   </w:num>
-  <w:num w:numId="2">
-    <w:abstractNumId w:val="6"/>
-  </w:num>
-  <w:num w:numId="3">
-    <w:abstractNumId w:val="11"/>
-  </w:num>
   <w:num w:numId="4">
-    <w:abstractNumId w:val="9"/>
+    <w:abstractNumId w:val="10"/>
   </w:num>
   <w:num w:numId="5">
     <w:abstractNumId w:val="1"/>
@@ -5909,7 +6959,7 @@
     <w:abstractNumId w:val="3"/>
   </w:num>
   <w:num w:numId="7">
-    <w:abstractNumId w:val="7"/>
+    <w:abstractNumId w:val="8"/>
   </w:num>
   <w:num w:numId="8">
     <w:abstractNumId w:val="2"/>
@@ -5918,7 +6968,7 @@
     <w:abstractNumId w:val="5"/>
   </w:num>
   <w:num w:numId="10">
-    <w:abstractNumId w:val="8"/>
+    <w:abstractNumId w:val="9"/>
   </w:num>
   <w:num w:numId="11">
     <w:abstractNumId w:val="4"/>
@@ -5927,7 +6977,10 @@
     <w:abstractNumId w:val="0"/>
   </w:num>
   <w:num w:numId="13">
-    <w:abstractNumId w:val="10"/>
+    <w:abstractNumId w:val="11"/>
+  </w:num>
+  <w:num w:numId="14">
+    <w:abstractNumId w:val="6"/>
   </w:num>
 </w:numbering>
 </file>
@@ -7015,6 +8068,17 @@
       <w:szCs w:val="20"/>
     </w:rPr>
   </w:style>
+  <w:style w:type="character" w:styleId="af0">
+    <w:name w:val="Emphasis"/>
+    <w:basedOn w:val="a0"/>
+    <w:uiPriority w:val="20"/>
+    <w:qFormat/>
+    <w:rsid w:val="00486CC3"/>
+    <w:rPr>
+      <w:i/>
+      <w:iCs/>
+    </w:rPr>
+  </w:style>
 </w:styles>
 </file>
 
@@ -7318,7 +8382,7 @@
 </file>
 
 <file path=customXml/itemProps1.xml><?xml version="1.0" encoding="utf-8"?>
-<ds:datastoreItem xmlns:ds="http://schemas.openxmlformats.org/officeDocument/2006/customXml" ds:itemID="{1A1E4557-BCD7-422F-B17A-688185EA47A6}">
+<ds:datastoreItem xmlns:ds="http://schemas.openxmlformats.org/officeDocument/2006/customXml" ds:itemID="{15468633-CD6B-46F6-B1D3-BA97B2CA7003}">
   <ds:schemaRefs>
     <ds:schemaRef ds:uri="http://schemas.openxmlformats.org/officeDocument/2006/bibliography"/>
   </ds:schemaRefs>

--- a/Отчет.docx
+++ b/Отчет.docx
@@ -12,6 +12,72 @@
           <w:szCs w:val="28"/>
         </w:rPr>
       </w:pPr>
+      <w:r>
+        <w:rPr>
+          <w:rFonts w:ascii="Times New Roman" w:hAnsi="Times New Roman" w:cs="Times New Roman"/>
+          <w:b/>
+          <w:bCs/>
+          <w:noProof/>
+          <w:sz w:val="28"/>
+          <w:szCs w:val="28"/>
+          <w:lang w:eastAsia="ru-RU"/>
+        </w:rPr>
+        <w:drawing>
+          <wp:anchor distT="0" distB="0" distL="114300" distR="114300" simplePos="0" relativeHeight="251658240" behindDoc="1" locked="0" layoutInCell="1" allowOverlap="1" wp14:anchorId="1F3396DC" wp14:editId="72BDDFE8">
+            <wp:simplePos x="0" y="0"/>
+            <wp:positionH relativeFrom="page">
+              <wp:align>right</wp:align>
+            </wp:positionH>
+            <wp:positionV relativeFrom="paragraph">
+              <wp:posOffset>-858901</wp:posOffset>
+            </wp:positionV>
+            <wp:extent cx="7562875" cy="10965115"/>
+            <wp:effectExtent l="0" t="0" r="0" b="8255"/>
+            <wp:wrapNone/>
+            <wp:docPr id="2" name="Рисунок 2"/>
+            <wp:cNvGraphicFramePr>
+              <a:graphicFrameLocks xmlns:a="http://schemas.openxmlformats.org/drawingml/2006/main" noChangeAspect="1"/>
+            </wp:cNvGraphicFramePr>
+            <a:graphic xmlns:a="http://schemas.openxmlformats.org/drawingml/2006/main">
+              <a:graphicData uri="http://schemas.openxmlformats.org/drawingml/2006/picture">
+                <pic:pic xmlns:pic="http://schemas.openxmlformats.org/drawingml/2006/picture">
+                  <pic:nvPicPr>
+                    <pic:cNvPr id="2" name="Титульный лист - Эксплуатационная практика1-1.png"/>
+                    <pic:cNvPicPr/>
+                  </pic:nvPicPr>
+                  <pic:blipFill>
+                    <a:blip r:embed="rId8" cstate="print">
+                      <a:extLst>
+                        <a:ext uri="{28A0092B-C50C-407E-A947-70E740481C1C}">
+                          <a14:useLocalDpi xmlns:a14="http://schemas.microsoft.com/office/drawing/2010/main" val="0"/>
+                        </a:ext>
+                      </a:extLst>
+                    </a:blip>
+                    <a:stretch>
+                      <a:fillRect/>
+                    </a:stretch>
+                  </pic:blipFill>
+                  <pic:spPr>
+                    <a:xfrm>
+                      <a:off x="0" y="0"/>
+                      <a:ext cx="7562875" cy="10965115"/>
+                    </a:xfrm>
+                    <a:prstGeom prst="rect">
+                      <a:avLst/>
+                    </a:prstGeom>
+                  </pic:spPr>
+                </pic:pic>
+              </a:graphicData>
+            </a:graphic>
+            <wp14:sizeRelH relativeFrom="margin">
+              <wp14:pctWidth>0</wp14:pctWidth>
+            </wp14:sizeRelH>
+            <wp14:sizeRelV relativeFrom="margin">
+              <wp14:pctHeight>0</wp14:pctHeight>
+            </wp14:sizeRelV>
+          </wp:anchor>
+        </w:drawing>
+      </w:r>
       <w:r>
         <w:rPr>
           <w:rFonts w:ascii="Times New Roman" w:hAnsi="Times New Roman" w:cs="Times New Roman"/>
@@ -1300,16 +1366,6 @@
           <w:lang w:eastAsia="ru-RU"/>
         </w:rPr>
       </w:pPr>
-    </w:p>
-    <w:p>
-      <w:pPr>
-        <w:rPr>
-          <w:rFonts w:ascii="Times New Roman" w:hAnsi="Times New Roman" w:cs="Times New Roman"/>
-          <w:sz w:val="28"/>
-          <w:szCs w:val="28"/>
-          <w:lang w:eastAsia="ru-RU"/>
-        </w:rPr>
-      </w:pPr>
       <w:r>
         <w:rPr>
           <w:rFonts w:ascii="Times New Roman" w:hAnsi="Times New Roman" w:cs="Times New Roman"/>
@@ -1345,20 +1401,23 @@
     <w:p/>
     <w:p/>
     <w:p/>
+    <w:p>
+      <w:pPr>
+        <w:pStyle w:val="1"/>
+        <w:rPr>
+          <w:rFonts w:asciiTheme="minorHAnsi" w:eastAsiaTheme="minorHAnsi" w:hAnsiTheme="minorHAnsi" w:cstheme="minorBidi"/>
+          <w:color w:val="auto"/>
+          <w:sz w:val="24"/>
+          <w:szCs w:val="24"/>
+        </w:rPr>
+      </w:pPr>
+      <w:bookmarkStart w:id="1" w:name="_Toc230224530"/>
+    </w:p>
     <w:p/>
     <w:p/>
     <w:p>
       <w:pPr>
         <w:pStyle w:val="1"/>
-        <w:rPr>
-          <w:rFonts w:ascii="Times New Roman" w:eastAsia="Times New Roman" w:hAnsi="Times New Roman" w:cs="Times New Roman"/>
-          <w:color w:val="F9FAFB"/>
-          <w:kern w:val="0"/>
-          <w:sz w:val="28"/>
-          <w:szCs w:val="28"/>
-          <w:lang w:eastAsia="ru-RU"/>
-          <w14:ligatures w14:val="none"/>
-        </w:rPr>
       </w:pPr>
       <w:r>
         <w:lastRenderedPageBreak/>
@@ -1370,15 +1429,25 @@
       <w:r>
         <w:tab/>
       </w:r>
-      <w:bookmarkStart w:id="1" w:name="_Toc230224530"/>
+      <w:r>
+        <w:tab/>
+      </w:r>
       <w:r>
         <w:t>1. Постановка задачи</w:t>
       </w:r>
+      <w:bookmarkStart w:id="2" w:name="_Toc230224531"/>
       <w:bookmarkEnd w:id="1"/>
     </w:p>
     <w:p>
       <w:pPr>
         <w:rPr>
+          <w:lang w:eastAsia="ru-RU"/>
+        </w:rPr>
+      </w:pPr>
+    </w:p>
+    <w:p>
+      <w:pPr>
+        <w:rPr>
           <w:rFonts w:ascii="Times New Roman" w:hAnsi="Times New Roman" w:cs="Times New Roman"/>
           <w:sz w:val="28"/>
           <w:szCs w:val="28"/>
@@ -1441,7 +1510,41 @@
           <w:sz w:val="28"/>
           <w:szCs w:val="28"/>
         </w:rPr>
-        <w:t>4. Находит предложения, содержащие:</w:t>
+        <w:t>4. Извлекает авторов с первой страницы с помощью библиотеки Natasha.</w:t>
+      </w:r>
+    </w:p>
+    <w:p>
+      <w:pPr>
+        <w:rPr>
+          <w:rFonts w:ascii="Times New Roman" w:hAnsi="Times New Roman" w:cs="Times New Roman"/>
+          <w:sz w:val="28"/>
+          <w:szCs w:val="28"/>
+        </w:rPr>
+      </w:pPr>
+      <w:r>
+        <w:rPr>
+          <w:rFonts w:ascii="Times New Roman" w:hAnsi="Times New Roman" w:cs="Times New Roman"/>
+          <w:sz w:val="28"/>
+          <w:szCs w:val="28"/>
+        </w:rPr>
+        <w:t>5. Распознаёт математические формулы в LaTeX с помощью Pix2Text.</w:t>
+      </w:r>
+    </w:p>
+    <w:p>
+      <w:pPr>
+        <w:rPr>
+          <w:rFonts w:ascii="Times New Roman" w:hAnsi="Times New Roman" w:cs="Times New Roman"/>
+          <w:sz w:val="28"/>
+          <w:szCs w:val="28"/>
+        </w:rPr>
+      </w:pPr>
+      <w:r>
+        <w:rPr>
+          <w:rFonts w:ascii="Times New Roman" w:hAnsi="Times New Roman" w:cs="Times New Roman"/>
+          <w:sz w:val="28"/>
+          <w:szCs w:val="28"/>
+        </w:rPr>
+        <w:t>6. Находит предложения, содержащие:</w:t>
       </w:r>
     </w:p>
     <w:p>
@@ -1475,41 +1578,75 @@
           <w:sz w:val="28"/>
           <w:szCs w:val="28"/>
         </w:rPr>
-        <w:t xml:space="preserve">   - любые словоформы слова «критерий» (однокоренные слова с корнем «критер»).</w:t>
-      </w:r>
-    </w:p>
-    <w:p>
-      <w:pPr>
-        <w:rPr>
-          <w:rFonts w:ascii="Times New Roman" w:hAnsi="Times New Roman" w:cs="Times New Roman"/>
-          <w:sz w:val="28"/>
-          <w:szCs w:val="28"/>
-        </w:rPr>
-      </w:pPr>
-      <w:r>
-        <w:rPr>
-          <w:rFonts w:ascii="Times New Roman" w:hAnsi="Times New Roman" w:cs="Times New Roman"/>
-          <w:sz w:val="28"/>
-          <w:szCs w:val="28"/>
-        </w:rPr>
-        <w:t>5. Формирует контекст: если маркерное предложение короткое (&lt;10 слов), берутся до 2 предыдущих и 1 следующее предложение (с исключением служебных фраз типа «Доказательство», «Теорема»). Если длинное (≥10 слов) — только маркерное предложение.</w:t>
-      </w:r>
-    </w:p>
-    <w:p>
-      <w:pPr>
-        <w:rPr>
-          <w:rFonts w:ascii="Times New Roman" w:hAnsi="Times New Roman" w:cs="Times New Roman"/>
-          <w:sz w:val="28"/>
-          <w:szCs w:val="28"/>
-        </w:rPr>
-      </w:pPr>
-      <w:r>
-        <w:rPr>
-          <w:rFonts w:ascii="Times New Roman" w:hAnsi="Times New Roman" w:cs="Times New Roman"/>
-          <w:sz w:val="28"/>
-          <w:szCs w:val="28"/>
-        </w:rPr>
-        <w:t>6. Сохраняет в выходной JSON-файл для каждого найденного маркера:</w:t>
+        <w:t>- любые словоформы слова «критерий» (однокоренные слова с корнем «критер»).</w:t>
+      </w:r>
+    </w:p>
+    <w:p>
+      <w:pPr>
+        <w:rPr>
+          <w:rFonts w:ascii="Times New Roman" w:hAnsi="Times New Roman" w:cs="Times New Roman"/>
+          <w:sz w:val="28"/>
+          <w:szCs w:val="28"/>
+        </w:rPr>
+      </w:pPr>
+      <w:r>
+        <w:rPr>
+          <w:rFonts w:ascii="Times New Roman" w:hAnsi="Times New Roman" w:cs="Times New Roman"/>
+          <w:sz w:val="28"/>
+          <w:szCs w:val="28"/>
+        </w:rPr>
+        <w:t>7. Формирует контекст:</w:t>
+      </w:r>
+    </w:p>
+    <w:p>
+      <w:pPr>
+        <w:rPr>
+          <w:rFonts w:ascii="Times New Roman" w:hAnsi="Times New Roman" w:cs="Times New Roman"/>
+          <w:sz w:val="28"/>
+          <w:szCs w:val="28"/>
+        </w:rPr>
+      </w:pPr>
+      <w:r>
+        <w:rPr>
+          <w:rFonts w:ascii="Times New Roman" w:hAnsi="Times New Roman" w:cs="Times New Roman"/>
+          <w:sz w:val="28"/>
+          <w:szCs w:val="28"/>
+        </w:rPr>
+        <w:t xml:space="preserve">   - для маркера «тогда и только тогда»: если предложение длинное (≥15 слов) — только оно; если короткое — берутся до 2 предыдущих и 1 следующее (с исключением служебных фраз типа «Доказательство», «Теорема»);</w:t>
+      </w:r>
+    </w:p>
+    <w:p>
+      <w:pPr>
+        <w:rPr>
+          <w:rFonts w:ascii="Times New Roman" w:hAnsi="Times New Roman" w:cs="Times New Roman"/>
+          <w:sz w:val="28"/>
+          <w:szCs w:val="28"/>
+        </w:rPr>
+      </w:pPr>
+      <w:r>
+        <w:rPr>
+          <w:rFonts w:ascii="Times New Roman" w:hAnsi="Times New Roman" w:cs="Times New Roman"/>
+          <w:sz w:val="28"/>
+          <w:szCs w:val="28"/>
+        </w:rPr>
+        <w:t xml:space="preserve">   - для маркера «критерий»: порог — 10 слов.</w:t>
+      </w:r>
+    </w:p>
+    <w:p>
+      <w:pPr>
+        <w:rPr>
+          <w:rFonts w:ascii="Times New Roman" w:hAnsi="Times New Roman" w:cs="Times New Roman"/>
+          <w:sz w:val="28"/>
+          <w:szCs w:val="28"/>
+        </w:rPr>
+      </w:pPr>
+      <w:r>
+        <w:rPr>
+          <w:rFonts w:ascii="Times New Roman" w:hAnsi="Times New Roman" w:cs="Times New Roman"/>
+          <w:sz w:val="28"/>
+          <w:szCs w:val="28"/>
+        </w:rPr>
+        <w:t>8. Сохраняет в выходной JSON-файл для каждого найденного маркера:</w:t>
       </w:r>
     </w:p>
     <w:p>
@@ -1543,6 +1680,23 @@
           <w:sz w:val="28"/>
           <w:szCs w:val="28"/>
         </w:rPr>
+        <w:t xml:space="preserve">   - автор;</w:t>
+      </w:r>
+    </w:p>
+    <w:p>
+      <w:pPr>
+        <w:rPr>
+          <w:rFonts w:ascii="Times New Roman" w:hAnsi="Times New Roman" w:cs="Times New Roman"/>
+          <w:sz w:val="28"/>
+          <w:szCs w:val="28"/>
+        </w:rPr>
+      </w:pPr>
+      <w:r>
+        <w:rPr>
+          <w:rFonts w:ascii="Times New Roman" w:hAnsi="Times New Roman" w:cs="Times New Roman"/>
+          <w:sz w:val="28"/>
+          <w:szCs w:val="28"/>
+        </w:rPr>
         <w:t xml:space="preserve">   - номер страницы;</w:t>
       </w:r>
     </w:p>
@@ -1577,6 +1731,23 @@
           <w:sz w:val="28"/>
           <w:szCs w:val="28"/>
         </w:rPr>
+        <w:t xml:space="preserve">   - распознанная формула (LaTeX);</w:t>
+      </w:r>
+    </w:p>
+    <w:p>
+      <w:pPr>
+        <w:rPr>
+          <w:rFonts w:ascii="Times New Roman" w:hAnsi="Times New Roman" w:cs="Times New Roman"/>
+          <w:sz w:val="28"/>
+          <w:szCs w:val="28"/>
+        </w:rPr>
+      </w:pPr>
+      <w:r>
+        <w:rPr>
+          <w:rFonts w:ascii="Times New Roman" w:hAnsi="Times New Roman" w:cs="Times New Roman"/>
+          <w:sz w:val="28"/>
+          <w:szCs w:val="28"/>
+        </w:rPr>
         <w:t xml:space="preserve">   - тип маркера.</w:t>
       </w:r>
     </w:p>
@@ -1594,15 +1765,38 @@
           <w:sz w:val="28"/>
           <w:szCs w:val="28"/>
         </w:rPr>
-        <w:t>7. Подсчитывает общую статистику встречаемости маркеров.</w:t>
-      </w:r>
-    </w:p>
+        <w:t>9. Подсчитывает общую статистику встречаемости маркеров по всем файлам и по каждому файлу отдельно.</w:t>
+      </w:r>
+    </w:p>
+    <w:p>
+      <w:pPr>
+        <w:pStyle w:val="HTML"/>
+        <w:wordWrap w:val="0"/>
+        <w:spacing w:line="330" w:lineRule="atLeast"/>
+        <w:rPr>
+          <w:rFonts w:ascii="Times New Roman" w:hAnsi="Times New Roman" w:cs="Times New Roman"/>
+          <w:color w:val="FF0000"/>
+          <w:sz w:val="28"/>
+          <w:szCs w:val="28"/>
+        </w:rPr>
+      </w:pPr>
+      <w:r>
+        <w:rPr>
+          <w:rFonts w:ascii="Times New Roman" w:hAnsi="Times New Roman" w:cs="Times New Roman"/>
+          <w:color w:val="FF0000"/>
+          <w:sz w:val="28"/>
+          <w:szCs w:val="28"/>
+        </w:rPr>
+        <w:br/>
+      </w:r>
+    </w:p>
+    <w:p/>
     <w:p>
       <w:pPr>
         <w:pStyle w:val="1"/>
       </w:pPr>
-      <w:bookmarkStart w:id="2" w:name="_Toc230224531"/>
-      <w:r>
+      <w:r>
+        <w:lastRenderedPageBreak/>
         <w:t>2. Этапы разработки и реализация</w:t>
       </w:r>
       <w:bookmarkEnd w:id="2"/>
@@ -1899,7 +2093,6 @@
         </w:rPr>
         <w:t xml:space="preserve">для распознавания формул в </w:t>
       </w:r>
-      <w:proofErr w:type="spellStart"/>
       <w:r>
         <w:rPr>
           <w:rFonts w:ascii="Times New Roman" w:hAnsi="Times New Roman" w:cs="Times New Roman"/>
@@ -1909,7 +2102,6 @@
         </w:rPr>
         <w:t>LaTex</w:t>
       </w:r>
-      <w:proofErr w:type="spellEnd"/>
       <w:r>
         <w:rPr>
           <w:rFonts w:ascii="Times New Roman" w:hAnsi="Times New Roman" w:cs="Times New Roman"/>
@@ -1979,7 +2171,6 @@
           <w:sz w:val="28"/>
           <w:szCs w:val="28"/>
         </w:rPr>
-        <w:lastRenderedPageBreak/>
         <w:t>re</w:t>
       </w:r>
       <w:r>
@@ -2051,23 +2242,7 @@
           <w:rFonts w:ascii="Times New Roman" w:hAnsi="Times New Roman" w:cs="Times New Roman"/>
           <w:sz w:val="28"/>
         </w:rPr>
-        <w:t>Извлечение текста выполняется функцией `</w:t>
-      </w:r>
-      <w:proofErr w:type="gramStart"/>
-      <w:r>
-        <w:rPr>
-          <w:rFonts w:ascii="Times New Roman" w:hAnsi="Times New Roman" w:cs="Times New Roman"/>
-          <w:sz w:val="28"/>
-        </w:rPr>
-        <w:t>page.extract</w:t>
-      </w:r>
-      <w:proofErr w:type="gramEnd"/>
-      <w:r>
-        <w:rPr>
-          <w:rFonts w:ascii="Times New Roman" w:hAnsi="Times New Roman" w:cs="Times New Roman"/>
-          <w:sz w:val="28"/>
-        </w:rPr>
-        <w:t>_text()` библиотеки `pypdf`. Далее текст очищается:</w:t>
+        <w:t>Извлечение текста выполняется функцией `page.extract_text()` библиотеки `pypdf`. Далее текст очищается:</w:t>
       </w:r>
     </w:p>
     <w:p>
@@ -2119,25 +2294,7 @@
           <w:rFonts w:ascii="Times New Roman" w:hAnsi="Times New Roman" w:cs="Times New Roman"/>
           <w:sz w:val="28"/>
         </w:rPr>
-        <w:t>роки (`</w:t>
-      </w:r>
-      <w:proofErr w:type="spellStart"/>
-      <w:proofErr w:type="gramStart"/>
-      <w:r>
-        <w:rPr>
-          <w:rFonts w:ascii="Times New Roman" w:hAnsi="Times New Roman" w:cs="Times New Roman"/>
-          <w:sz w:val="28"/>
-        </w:rPr>
-        <w:t>кри-терий</w:t>
-      </w:r>
-      <w:proofErr w:type="spellEnd"/>
-      <w:proofErr w:type="gramEnd"/>
-      <w:r>
-        <w:rPr>
-          <w:rFonts w:ascii="Times New Roman" w:hAnsi="Times New Roman" w:cs="Times New Roman"/>
-          <w:sz w:val="28"/>
-        </w:rPr>
-        <w:t>` → `критерий`)</w:t>
+        <w:t>роки (`кри-терий` → `критерий`)</w:t>
       </w:r>
     </w:p>
     <w:p>
@@ -2194,7 +2351,12 @@
         <w:t xml:space="preserve">2.3 </w:t>
       </w:r>
       <w:r>
-        <w:t>Поиск маркеров и формирование контекста</w:t>
+        <w:t>Поиск маркеров и формирование</w:t>
+      </w:r>
+      <w:bookmarkStart w:id="6" w:name="_GoBack"/>
+      <w:bookmarkEnd w:id="6"/>
+      <w:r>
+        <w:t xml:space="preserve"> контекста</w:t>
       </w:r>
       <w:bookmarkEnd w:id="5"/>
     </w:p>
@@ -2208,7 +2370,7 @@
           <w:szCs w:val="24"/>
         </w:rPr>
       </w:pPr>
-      <w:bookmarkStart w:id="6" w:name="_Toc230224535"/>
+      <w:bookmarkStart w:id="7" w:name="_Toc230224535"/>
       <w:r>
         <w:rPr>
           <w:rFonts w:ascii="Times New Roman" w:eastAsiaTheme="minorHAnsi" w:hAnsi="Times New Roman" w:cs="Times New Roman"/>
@@ -2236,19 +2398,19 @@
           <w:sz w:val="28"/>
           <w:szCs w:val="24"/>
         </w:rPr>
-        <w:t>- `тогда\</w:t>
-      </w:r>
-      <w:proofErr w:type="spellStart"/>
-      <w:r>
+        <w:t>- `тогда\s+и\s+только\s+тогда` — для поиска эквивалентностей</w:t>
+      </w:r>
+    </w:p>
+    <w:p>
+      <w:pPr>
+        <w:pStyle w:val="2"/>
         <w:rPr>
           <w:rFonts w:ascii="Times New Roman" w:eastAsiaTheme="minorHAnsi" w:hAnsi="Times New Roman" w:cs="Times New Roman"/>
           <w:color w:val="auto"/>
           <w:sz w:val="28"/>
           <w:szCs w:val="24"/>
         </w:rPr>
-        <w:t>s+и</w:t>
-      </w:r>
-      <w:proofErr w:type="spellEnd"/>
+      </w:pPr>
       <w:r>
         <w:rPr>
           <w:rFonts w:ascii="Times New Roman" w:eastAsiaTheme="minorHAnsi" w:hAnsi="Times New Roman" w:cs="Times New Roman"/>
@@ -2256,19 +2418,19 @@
           <w:sz w:val="28"/>
           <w:szCs w:val="24"/>
         </w:rPr>
-        <w:t>\</w:t>
-      </w:r>
-      <w:proofErr w:type="spellStart"/>
-      <w:r>
+        <w:t>- `критери[яйюеи]?[м]?\b` — для поиска слова «критерий» в любом склонении</w:t>
+      </w:r>
+    </w:p>
+    <w:p>
+      <w:pPr>
+        <w:pStyle w:val="2"/>
         <w:rPr>
           <w:rFonts w:ascii="Times New Roman" w:eastAsiaTheme="minorHAnsi" w:hAnsi="Times New Roman" w:cs="Times New Roman"/>
           <w:color w:val="auto"/>
           <w:sz w:val="28"/>
           <w:szCs w:val="24"/>
         </w:rPr>
-        <w:t>s+только</w:t>
-      </w:r>
-      <w:proofErr w:type="spellEnd"/>
+      </w:pPr>
       <w:r>
         <w:rPr>
           <w:rFonts w:ascii="Times New Roman" w:eastAsiaTheme="minorHAnsi" w:hAnsi="Times New Roman" w:cs="Times New Roman"/>
@@ -2276,19 +2438,19 @@
           <w:sz w:val="28"/>
           <w:szCs w:val="24"/>
         </w:rPr>
-        <w:t>\</w:t>
-      </w:r>
-      <w:proofErr w:type="spellStart"/>
-      <w:r>
+        <w:t>Контекст формируется по гибкому алгоритму:</w:t>
+      </w:r>
+    </w:p>
+    <w:p>
+      <w:pPr>
+        <w:pStyle w:val="2"/>
         <w:rPr>
           <w:rFonts w:ascii="Times New Roman" w:eastAsiaTheme="minorHAnsi" w:hAnsi="Times New Roman" w:cs="Times New Roman"/>
           <w:color w:val="auto"/>
           <w:sz w:val="28"/>
           <w:szCs w:val="24"/>
         </w:rPr>
-        <w:t>s+тогда</w:t>
-      </w:r>
-      <w:proofErr w:type="spellEnd"/>
+      </w:pPr>
       <w:r>
         <w:rPr>
           <w:rFonts w:ascii="Times New Roman" w:eastAsiaTheme="minorHAnsi" w:hAnsi="Times New Roman" w:cs="Times New Roman"/>
@@ -2296,7 +2458,7 @@
           <w:sz w:val="28"/>
           <w:szCs w:val="24"/>
         </w:rPr>
-        <w:t>` — для поиска эквивалентностей</w:t>
+        <w:t>1. Предложение с маркером разбивается на слова.</w:t>
       </w:r>
     </w:p>
     <w:p>
@@ -2316,19 +2478,19 @@
           <w:sz w:val="28"/>
           <w:szCs w:val="24"/>
         </w:rPr>
-        <w:t>- `</w:t>
-      </w:r>
-      <w:proofErr w:type="spellStart"/>
-      <w:r>
+        <w:t xml:space="preserve">   - Для маркера «тогда и только тогда»: если в нём 15 и более слов, в контекст попадает только оно.</w:t>
+      </w:r>
+    </w:p>
+    <w:p>
+      <w:pPr>
+        <w:pStyle w:val="2"/>
         <w:rPr>
           <w:rFonts w:ascii="Times New Roman" w:eastAsiaTheme="minorHAnsi" w:hAnsi="Times New Roman" w:cs="Times New Roman"/>
           <w:color w:val="auto"/>
           <w:sz w:val="28"/>
           <w:szCs w:val="24"/>
         </w:rPr>
-        <w:t>критери</w:t>
-      </w:r>
-      <w:proofErr w:type="spellEnd"/>
+      </w:pPr>
       <w:r>
         <w:rPr>
           <w:rFonts w:ascii="Times New Roman" w:eastAsiaTheme="minorHAnsi" w:hAnsi="Times New Roman" w:cs="Times New Roman"/>
@@ -2336,20 +2498,19 @@
           <w:sz w:val="28"/>
           <w:szCs w:val="24"/>
         </w:rPr>
-        <w:t>[</w:t>
-      </w:r>
-      <w:proofErr w:type="spellStart"/>
-      <w:r>
+        <w:t xml:space="preserve">   - Для маркера «критерий»: если в нём 10 и более слов, в контекст попадает только оно.</w:t>
+      </w:r>
+    </w:p>
+    <w:p>
+      <w:pPr>
+        <w:pStyle w:val="2"/>
         <w:rPr>
           <w:rFonts w:ascii="Times New Roman" w:eastAsiaTheme="minorHAnsi" w:hAnsi="Times New Roman" w:cs="Times New Roman"/>
           <w:color w:val="auto"/>
           <w:sz w:val="28"/>
           <w:szCs w:val="24"/>
         </w:rPr>
-        <w:t>яйюеи</w:t>
-      </w:r>
-      <w:proofErr w:type="spellEnd"/>
-      <w:proofErr w:type="gramStart"/>
+      </w:pPr>
       <w:r>
         <w:rPr>
           <w:rFonts w:ascii="Times New Roman" w:eastAsiaTheme="minorHAnsi" w:hAnsi="Times New Roman" w:cs="Times New Roman"/>
@@ -2357,262 +2518,132 @@
           <w:sz w:val="28"/>
           <w:szCs w:val="24"/>
         </w:rPr>
-        <w:t>]?[</w:t>
-      </w:r>
-      <w:proofErr w:type="gramEnd"/>
-      <w:r>
+        <w:t>2. Если предложение короче указанных порогов, берутся:</w:t>
+      </w:r>
+    </w:p>
+    <w:p>
+      <w:pPr>
+        <w:pStyle w:val="2"/>
         <w:rPr>
           <w:rFonts w:ascii="Times New Roman" w:eastAsiaTheme="minorHAnsi" w:hAnsi="Times New Roman" w:cs="Times New Roman"/>
           <w:color w:val="auto"/>
           <w:sz w:val="28"/>
           <w:szCs w:val="24"/>
         </w:rPr>
-        <w:t>м]?\b` — для поиска слова «критерий» в любом склонении</w:t>
-      </w:r>
-    </w:p>
-    <w:p>
-      <w:pPr>
-        <w:pStyle w:val="2"/>
+      </w:pPr>
+      <w:r>
         <w:rPr>
           <w:rFonts w:ascii="Times New Roman" w:eastAsiaTheme="minorHAnsi" w:hAnsi="Times New Roman" w:cs="Times New Roman"/>
           <w:color w:val="auto"/>
           <w:sz w:val="28"/>
           <w:szCs w:val="24"/>
         </w:rPr>
-      </w:pPr>
-      <w:r>
+        <w:t xml:space="preserve">   - до 2 предложений перед ним (при наличии)</w:t>
+      </w:r>
+    </w:p>
+    <w:p>
+      <w:pPr>
+        <w:pStyle w:val="2"/>
         <w:rPr>
           <w:rFonts w:ascii="Times New Roman" w:eastAsiaTheme="minorHAnsi" w:hAnsi="Times New Roman" w:cs="Times New Roman"/>
           <w:color w:val="auto"/>
           <w:sz w:val="28"/>
           <w:szCs w:val="24"/>
         </w:rPr>
-        <w:t>Контекст формируется по гибкому алгоритму:</w:t>
-      </w:r>
-    </w:p>
-    <w:p>
-      <w:pPr>
-        <w:pStyle w:val="2"/>
+      </w:pPr>
+      <w:r>
         <w:rPr>
           <w:rFonts w:ascii="Times New Roman" w:eastAsiaTheme="minorHAnsi" w:hAnsi="Times New Roman" w:cs="Times New Roman"/>
           <w:color w:val="auto"/>
           <w:sz w:val="28"/>
           <w:szCs w:val="24"/>
         </w:rPr>
-      </w:pPr>
-      <w:r>
+        <w:t xml:space="preserve">   - само маркерное предложение</w:t>
+      </w:r>
+    </w:p>
+    <w:p>
+      <w:pPr>
+        <w:pStyle w:val="2"/>
         <w:rPr>
           <w:rFonts w:ascii="Times New Roman" w:eastAsiaTheme="minorHAnsi" w:hAnsi="Times New Roman" w:cs="Times New Roman"/>
           <w:color w:val="auto"/>
           <w:sz w:val="28"/>
           <w:szCs w:val="24"/>
         </w:rPr>
-        <w:t>1. Предложение с маркером разбивается на слова.</w:t>
-      </w:r>
-    </w:p>
-    <w:p>
-      <w:pPr>
-        <w:pStyle w:val="2"/>
+      </w:pPr>
+      <w:r>
         <w:rPr>
           <w:rFonts w:ascii="Times New Roman" w:eastAsiaTheme="minorHAnsi" w:hAnsi="Times New Roman" w:cs="Times New Roman"/>
           <w:color w:val="auto"/>
           <w:sz w:val="28"/>
           <w:szCs w:val="24"/>
         </w:rPr>
-      </w:pPr>
-      <w:r>
+        <w:t xml:space="preserve">   - 1 предложение после (при наличии)</w:t>
+      </w:r>
+    </w:p>
+    <w:p>
+      <w:pPr>
+        <w:pStyle w:val="2"/>
         <w:rPr>
           <w:rFonts w:ascii="Times New Roman" w:eastAsiaTheme="minorHAnsi" w:hAnsi="Times New Roman" w:cs="Times New Roman"/>
           <w:color w:val="auto"/>
           <w:sz w:val="28"/>
           <w:szCs w:val="24"/>
         </w:rPr>
-        <w:t xml:space="preserve">   - Для маркера «тогда и только тогда»: если в нём 15 и более слов, в контекст попадает только оно.</w:t>
-      </w:r>
-    </w:p>
-    <w:p>
-      <w:pPr>
-        <w:pStyle w:val="2"/>
+      </w:pPr>
+      <w:r>
         <w:rPr>
           <w:rFonts w:ascii="Times New Roman" w:eastAsiaTheme="minorHAnsi" w:hAnsi="Times New Roman" w:cs="Times New Roman"/>
           <w:color w:val="auto"/>
           <w:sz w:val="28"/>
           <w:szCs w:val="24"/>
         </w:rPr>
-      </w:pPr>
-      <w:r>
+        <w:t xml:space="preserve">3. Следующее предложение не включается, если оно начинается со слов:  </w:t>
+      </w:r>
+    </w:p>
+    <w:p>
+      <w:pPr>
+        <w:pStyle w:val="2"/>
         <w:rPr>
           <w:rFonts w:ascii="Times New Roman" w:eastAsiaTheme="minorHAnsi" w:hAnsi="Times New Roman" w:cs="Times New Roman"/>
           <w:color w:val="auto"/>
           <w:sz w:val="28"/>
           <w:szCs w:val="24"/>
         </w:rPr>
-        <w:t xml:space="preserve">   - Для маркера «критерий»: если в нём 10 и более слов, в контекст попадает только оно.</w:t>
-      </w:r>
-    </w:p>
-    <w:p>
-      <w:pPr>
-        <w:pStyle w:val="2"/>
+      </w:pPr>
+      <w:r>
         <w:rPr>
           <w:rFonts w:ascii="Times New Roman" w:eastAsiaTheme="minorHAnsi" w:hAnsi="Times New Roman" w:cs="Times New Roman"/>
           <w:color w:val="auto"/>
           <w:sz w:val="28"/>
           <w:szCs w:val="24"/>
         </w:rPr>
-      </w:pPr>
-      <w:r>
+        <w:t xml:space="preserve">   `Доказательство`, `Теорема`, `Лемма`, `Таким образом`, `Следовательно`, `Отсюда`, `Заметим`.</w:t>
+      </w:r>
+    </w:p>
+    <w:p>
+      <w:pPr>
+        <w:pStyle w:val="2"/>
         <w:rPr>
           <w:rFonts w:ascii="Times New Roman" w:eastAsiaTheme="minorHAnsi" w:hAnsi="Times New Roman" w:cs="Times New Roman"/>
           <w:color w:val="auto"/>
           <w:sz w:val="28"/>
           <w:szCs w:val="24"/>
         </w:rPr>
-        <w:t>2. Если предложение короче указанных порогов, берутся:</w:t>
-      </w:r>
-    </w:p>
-    <w:p>
-      <w:pPr>
-        <w:pStyle w:val="2"/>
+      </w:pPr>
+      <w:r>
         <w:rPr>
           <w:rFonts w:ascii="Times New Roman" w:eastAsiaTheme="minorHAnsi" w:hAnsi="Times New Roman" w:cs="Times New Roman"/>
           <w:color w:val="auto"/>
           <w:sz w:val="28"/>
           <w:szCs w:val="24"/>
         </w:rPr>
-      </w:pPr>
-      <w:r>
-        <w:rPr>
-          <w:rFonts w:ascii="Times New Roman" w:eastAsiaTheme="minorHAnsi" w:hAnsi="Times New Roman" w:cs="Times New Roman"/>
-          <w:color w:val="auto"/>
-          <w:sz w:val="28"/>
-          <w:szCs w:val="24"/>
-        </w:rPr>
-        <w:t xml:space="preserve">   - до 2 предложений перед ним (при наличии)</w:t>
+        <w:t>Такой подход позволяет получить осмысленный контекст (от 1 до 4 предложений), избегая захвата служебных фраз.</w:t>
       </w:r>
     </w:p>
     <w:p>
       <w:pPr>
         <w:pStyle w:val="2"/>
-        <w:rPr>
-          <w:rFonts w:ascii="Times New Roman" w:eastAsiaTheme="minorHAnsi" w:hAnsi="Times New Roman" w:cs="Times New Roman"/>
-          <w:color w:val="auto"/>
-          <w:sz w:val="28"/>
-          <w:szCs w:val="24"/>
-        </w:rPr>
-      </w:pPr>
-      <w:r>
-        <w:rPr>
-          <w:rFonts w:ascii="Times New Roman" w:eastAsiaTheme="minorHAnsi" w:hAnsi="Times New Roman" w:cs="Times New Roman"/>
-          <w:color w:val="auto"/>
-          <w:sz w:val="28"/>
-          <w:szCs w:val="24"/>
-        </w:rPr>
-        <w:t xml:space="preserve">   - само маркерное предложение</w:t>
-      </w:r>
-    </w:p>
-    <w:p>
-      <w:pPr>
-        <w:pStyle w:val="2"/>
-        <w:rPr>
-          <w:rFonts w:ascii="Times New Roman" w:eastAsiaTheme="minorHAnsi" w:hAnsi="Times New Roman" w:cs="Times New Roman"/>
-          <w:color w:val="auto"/>
-          <w:sz w:val="28"/>
-          <w:szCs w:val="24"/>
-        </w:rPr>
-      </w:pPr>
-      <w:r>
-        <w:rPr>
-          <w:rFonts w:ascii="Times New Roman" w:eastAsiaTheme="minorHAnsi" w:hAnsi="Times New Roman" w:cs="Times New Roman"/>
-          <w:color w:val="auto"/>
-          <w:sz w:val="28"/>
-          <w:szCs w:val="24"/>
-        </w:rPr>
-        <w:t xml:space="preserve">   - 1 предложение после (при наличии)</w:t>
-      </w:r>
-    </w:p>
-    <w:p>
-      <w:pPr>
-        <w:pStyle w:val="2"/>
-        <w:rPr>
-          <w:rFonts w:ascii="Times New Roman" w:eastAsiaTheme="minorHAnsi" w:hAnsi="Times New Roman" w:cs="Times New Roman"/>
-          <w:color w:val="auto"/>
-          <w:sz w:val="28"/>
-          <w:szCs w:val="24"/>
-        </w:rPr>
-      </w:pPr>
-      <w:r>
-        <w:rPr>
-          <w:rFonts w:ascii="Times New Roman" w:eastAsiaTheme="minorHAnsi" w:hAnsi="Times New Roman" w:cs="Times New Roman"/>
-          <w:color w:val="auto"/>
-          <w:sz w:val="28"/>
-          <w:szCs w:val="24"/>
-        </w:rPr>
-        <w:t xml:space="preserve">3. Следующее предложение не включается, если оно начинается со слов:  </w:t>
-      </w:r>
-    </w:p>
-    <w:p>
-      <w:pPr>
-        <w:pStyle w:val="2"/>
-        <w:rPr>
-          <w:rFonts w:ascii="Times New Roman" w:eastAsiaTheme="minorHAnsi" w:hAnsi="Times New Roman" w:cs="Times New Roman"/>
-          <w:color w:val="auto"/>
-          <w:sz w:val="28"/>
-          <w:szCs w:val="24"/>
-        </w:rPr>
-      </w:pPr>
-      <w:r>
-        <w:rPr>
-          <w:rFonts w:ascii="Times New Roman" w:eastAsiaTheme="minorHAnsi" w:hAnsi="Times New Roman" w:cs="Times New Roman"/>
-          <w:color w:val="auto"/>
-          <w:sz w:val="28"/>
-          <w:szCs w:val="24"/>
-        </w:rPr>
-        <w:t xml:space="preserve">   `Доказательство`, `Теорема`, `Лемма`, `Таким образом`, </w:t>
-      </w:r>
-      <w:proofErr w:type="gramStart"/>
-      <w:r>
-        <w:rPr>
-          <w:rFonts w:ascii="Times New Roman" w:eastAsiaTheme="minorHAnsi" w:hAnsi="Times New Roman" w:cs="Times New Roman"/>
-          <w:color w:val="auto"/>
-          <w:sz w:val="28"/>
-          <w:szCs w:val="24"/>
-        </w:rPr>
-        <w:t>`Следовательно</w:t>
-      </w:r>
-      <w:proofErr w:type="gramEnd"/>
-      <w:r>
-        <w:rPr>
-          <w:rFonts w:ascii="Times New Roman" w:eastAsiaTheme="minorHAnsi" w:hAnsi="Times New Roman" w:cs="Times New Roman"/>
-          <w:color w:val="auto"/>
-          <w:sz w:val="28"/>
-          <w:szCs w:val="24"/>
-        </w:rPr>
-        <w:t>`, `Отсюда`, `Заметим`.</w:t>
-      </w:r>
-    </w:p>
-    <w:p>
-      <w:pPr>
-        <w:pStyle w:val="2"/>
-        <w:rPr>
-          <w:rFonts w:ascii="Times New Roman" w:eastAsiaTheme="minorHAnsi" w:hAnsi="Times New Roman" w:cs="Times New Roman"/>
-          <w:color w:val="auto"/>
-          <w:sz w:val="28"/>
-          <w:szCs w:val="24"/>
-        </w:rPr>
-      </w:pPr>
-      <w:r>
-        <w:rPr>
-          <w:rFonts w:ascii="Times New Roman" w:eastAsiaTheme="minorHAnsi" w:hAnsi="Times New Roman" w:cs="Times New Roman"/>
-          <w:color w:val="auto"/>
-          <w:sz w:val="28"/>
-          <w:szCs w:val="24"/>
-        </w:rPr>
-        <w:t>Такой подход позволяет получить осмысленный контекст (от 1 до 4 предложений), избегая захвата служебных фраз.</w:t>
-      </w:r>
-    </w:p>
-    <w:p>
-      <w:pPr>
-        <w:pStyle w:val="2"/>
       </w:pPr>
       <w:r>
         <w:t>2.</w:t>
@@ -2626,7 +2657,7 @@
       <w:r>
         <w:t>Сбор статистики и выходной формат</w:t>
       </w:r>
-      <w:bookmarkEnd w:id="6"/>
+      <w:bookmarkEnd w:id="7"/>
     </w:p>
     <w:p>
       <w:pPr>
@@ -2655,54 +2686,22 @@
           <w:rFonts w:ascii="Times New Roman" w:hAnsi="Times New Roman" w:cs="Times New Roman"/>
           <w:sz w:val="28"/>
         </w:rPr>
-        <w:t>- `</w:t>
-      </w:r>
-      <w:proofErr w:type="spellStart"/>
-      <w:r>
-        <w:rPr>
-          <w:rFonts w:ascii="Times New Roman" w:hAnsi="Times New Roman" w:cs="Times New Roman"/>
-          <w:sz w:val="28"/>
-        </w:rPr>
-        <w:t>total_statistics</w:t>
-      </w:r>
-      <w:proofErr w:type="spellEnd"/>
-      <w:r>
-        <w:rPr>
-          <w:rFonts w:ascii="Times New Roman" w:hAnsi="Times New Roman" w:cs="Times New Roman"/>
-          <w:sz w:val="28"/>
-        </w:rPr>
-        <w:t>` — глобальная статистика по всем файлам</w:t>
-      </w:r>
-    </w:p>
-    <w:p>
-      <w:pPr>
-        <w:rPr>
-          <w:rFonts w:ascii="Times New Roman" w:hAnsi="Times New Roman" w:cs="Times New Roman"/>
-          <w:sz w:val="28"/>
-        </w:rPr>
-      </w:pPr>
-      <w:r>
-        <w:rPr>
-          <w:rFonts w:ascii="Times New Roman" w:hAnsi="Times New Roman" w:cs="Times New Roman"/>
-          <w:sz w:val="28"/>
-        </w:rPr>
-        <w:t>- `</w:t>
-      </w:r>
-      <w:proofErr w:type="spellStart"/>
-      <w:r>
-        <w:rPr>
-          <w:rFonts w:ascii="Times New Roman" w:hAnsi="Times New Roman" w:cs="Times New Roman"/>
-          <w:sz w:val="28"/>
-        </w:rPr>
-        <w:t>files_statistics</w:t>
-      </w:r>
-      <w:proofErr w:type="spellEnd"/>
-      <w:r>
-        <w:rPr>
-          <w:rFonts w:ascii="Times New Roman" w:hAnsi="Times New Roman" w:cs="Times New Roman"/>
-          <w:sz w:val="28"/>
-        </w:rPr>
-        <w:t>` — статистика по каждому файлу</w:t>
+        <w:t>- `total_statistics` — глобальная статистика по всем файлам</w:t>
+      </w:r>
+    </w:p>
+    <w:p>
+      <w:pPr>
+        <w:rPr>
+          <w:rFonts w:ascii="Times New Roman" w:hAnsi="Times New Roman" w:cs="Times New Roman"/>
+          <w:sz w:val="28"/>
+        </w:rPr>
+      </w:pPr>
+      <w:r>
+        <w:rPr>
+          <w:rFonts w:ascii="Times New Roman" w:hAnsi="Times New Roman" w:cs="Times New Roman"/>
+          <w:sz w:val="28"/>
+        </w:rPr>
+        <w:t>- `files_statistics` — статистика по каждому файлу</w:t>
       </w:r>
     </w:p>
     <w:p>
@@ -2732,54 +2731,22 @@
           <w:rFonts w:ascii="Times New Roman" w:hAnsi="Times New Roman" w:cs="Times New Roman"/>
           <w:sz w:val="28"/>
         </w:rPr>
-        <w:t>- `</w:t>
-      </w:r>
-      <w:proofErr w:type="spellStart"/>
-      <w:r>
-        <w:rPr>
-          <w:rFonts w:ascii="Times New Roman" w:hAnsi="Times New Roman" w:cs="Times New Roman"/>
-          <w:sz w:val="28"/>
-        </w:rPr>
-        <w:t>total_statistics</w:t>
-      </w:r>
-      <w:proofErr w:type="spellEnd"/>
-      <w:r>
-        <w:rPr>
-          <w:rFonts w:ascii="Times New Roman" w:hAnsi="Times New Roman" w:cs="Times New Roman"/>
-          <w:sz w:val="28"/>
-        </w:rPr>
-        <w:t>` — общее количество найденных маркеров (отдельно для «тогда и только тогда» и «критерий»)</w:t>
-      </w:r>
-    </w:p>
-    <w:p>
-      <w:pPr>
-        <w:rPr>
-          <w:rFonts w:ascii="Times New Roman" w:hAnsi="Times New Roman" w:cs="Times New Roman"/>
-          <w:sz w:val="28"/>
-        </w:rPr>
-      </w:pPr>
-      <w:r>
-        <w:rPr>
-          <w:rFonts w:ascii="Times New Roman" w:hAnsi="Times New Roman" w:cs="Times New Roman"/>
-          <w:sz w:val="28"/>
-        </w:rPr>
-        <w:t>- `</w:t>
-      </w:r>
-      <w:proofErr w:type="spellStart"/>
-      <w:r>
-        <w:rPr>
-          <w:rFonts w:ascii="Times New Roman" w:hAnsi="Times New Roman" w:cs="Times New Roman"/>
-          <w:sz w:val="28"/>
-        </w:rPr>
-        <w:t>files_statistics</w:t>
-      </w:r>
-      <w:proofErr w:type="spellEnd"/>
-      <w:r>
-        <w:rPr>
-          <w:rFonts w:ascii="Times New Roman" w:hAnsi="Times New Roman" w:cs="Times New Roman"/>
-          <w:sz w:val="28"/>
-        </w:rPr>
-        <w:t>` — статистика по каждому файлу</w:t>
+        <w:t>- `total_statistics` — общее количество найденных маркеров (отдельно для «тогда и только тогда» и «критерий»)</w:t>
+      </w:r>
+    </w:p>
+    <w:p>
+      <w:pPr>
+        <w:rPr>
+          <w:rFonts w:ascii="Times New Roman" w:hAnsi="Times New Roman" w:cs="Times New Roman"/>
+          <w:sz w:val="28"/>
+        </w:rPr>
+      </w:pPr>
+      <w:r>
+        <w:rPr>
+          <w:rFonts w:ascii="Times New Roman" w:hAnsi="Times New Roman" w:cs="Times New Roman"/>
+          <w:sz w:val="28"/>
+        </w:rPr>
+        <w:t>- `files_statistics` — статистика по каждому файлу</w:t>
       </w:r>
     </w:p>
     <w:p>
@@ -2795,34 +2762,18 @@
           <w:sz w:val="28"/>
         </w:rPr>
         <w:lastRenderedPageBreak/>
-        <w:t>- `</w:t>
-      </w:r>
-      <w:proofErr w:type="spellStart"/>
-      <w:r>
-        <w:rPr>
-          <w:rFonts w:ascii="Times New Roman" w:hAnsi="Times New Roman" w:cs="Times New Roman"/>
-          <w:sz w:val="28"/>
-        </w:rPr>
-        <w:t>results</w:t>
-      </w:r>
-      <w:proofErr w:type="spellEnd"/>
-      <w:r>
-        <w:rPr>
-          <w:rFonts w:ascii="Times New Roman" w:hAnsi="Times New Roman" w:cs="Times New Roman"/>
-          <w:sz w:val="28"/>
-        </w:rPr>
-        <w:t>` — массив объектов с детальными записями (файл, страница, контекст, маркер)</w:t>
+        <w:t>- `results` — массив объектов с детальными записями (файл, страница, контекст, маркер)</w:t>
       </w:r>
     </w:p>
     <w:p>
       <w:pPr>
         <w:pStyle w:val="1"/>
       </w:pPr>
-      <w:bookmarkStart w:id="7" w:name="_Toc230224536"/>
+      <w:bookmarkStart w:id="8" w:name="_Toc230224536"/>
       <w:r>
         <w:t>3. Тестирование и результаты</w:t>
       </w:r>
-      <w:bookmarkEnd w:id="7"/>
+      <w:bookmarkEnd w:id="8"/>
     </w:p>
     <w:p>
       <w:pPr>
@@ -2834,14 +2785,14 @@
           <w:shd w:val="clear" w:color="auto" w:fill="151517"/>
         </w:rPr>
       </w:pPr>
-      <w:bookmarkStart w:id="8" w:name="_Toc230224537"/>
+      <w:bookmarkStart w:id="9" w:name="_Toc230224537"/>
       <w:r>
         <w:t>3.1</w:t>
       </w:r>
       <w:r>
         <w:t xml:space="preserve"> </w:t>
       </w:r>
-      <w:bookmarkEnd w:id="8"/>
+      <w:bookmarkEnd w:id="9"/>
       <w:r>
         <w:t>Качество извлечения текста из PDF</w:t>
       </w:r>
@@ -2881,7 +2832,6 @@
         </w:rPr>
         <w:t xml:space="preserve"> </w:t>
       </w:r>
-      <w:proofErr w:type="spellStart"/>
       <w:r>
         <w:rPr>
           <w:rFonts w:ascii="Times New Roman" w:hAnsi="Times New Roman" w:cs="Times New Roman"/>
@@ -2890,7 +2840,6 @@
         </w:rPr>
         <w:t>elibrary</w:t>
       </w:r>
-      <w:proofErr w:type="spellEnd"/>
       <w:r>
         <w:rPr>
           <w:rFonts w:ascii="Times New Roman" w:hAnsi="Times New Roman" w:cs="Times New Roman"/>
@@ -2898,7 +2847,6 @@
         </w:rPr>
         <w:t>.</w:t>
       </w:r>
-      <w:proofErr w:type="spellStart"/>
       <w:r>
         <w:rPr>
           <w:rFonts w:ascii="Times New Roman" w:hAnsi="Times New Roman" w:cs="Times New Roman"/>
@@ -2907,7 +2855,6 @@
         </w:rPr>
         <w:t>ru</w:t>
       </w:r>
-      <w:proofErr w:type="spellEnd"/>
       <w:r>
         <w:rPr>
           <w:rFonts w:ascii="Times New Roman" w:hAnsi="Times New Roman" w:cs="Times New Roman"/>
@@ -2930,7 +2877,7 @@
       <w:pPr>
         <w:pStyle w:val="2"/>
       </w:pPr>
-      <w:bookmarkStart w:id="9" w:name="_Toc230224538"/>
+      <w:bookmarkStart w:id="10" w:name="_Toc230224538"/>
       <w:r>
         <w:t>3.</w:t>
       </w:r>
@@ -2943,7 +2890,7 @@
       <w:r>
         <w:t>маркеров</w:t>
       </w:r>
-      <w:bookmarkEnd w:id="9"/>
+      <w:bookmarkEnd w:id="10"/>
     </w:p>
     <w:p>
       <w:pPr>
@@ -3011,9 +2958,71 @@
           <w:lang w:val="en-US" w:eastAsia="ru-RU"/>
           <w14:ligatures w14:val="none"/>
         </w:rPr>
-        <w:t>"</w:t>
-      </w:r>
-      <w:proofErr w:type="spellStart"/>
+        <w:t>"article_title"</w:t>
+      </w:r>
+      <w:r>
+        <w:rPr>
+          <w:rFonts w:ascii="Consolas" w:eastAsia="Times New Roman" w:hAnsi="Consolas" w:cs="Times New Roman"/>
+          <w:color w:val="BBBEBF"/>
+          <w:kern w:val="0"/>
+          <w:sz w:val="21"/>
+          <w:szCs w:val="21"/>
+          <w:lang w:val="en-US" w:eastAsia="ru-RU"/>
+          <w14:ligatures w14:val="none"/>
+        </w:rPr>
+        <w:t xml:space="preserve">: </w:t>
+      </w:r>
+      <w:r>
+        <w:rPr>
+          <w:rFonts w:ascii="Consolas" w:eastAsia="Times New Roman" w:hAnsi="Consolas" w:cs="Times New Roman"/>
+          <w:color w:val="A5D6FF"/>
+          <w:kern w:val="0"/>
+          <w:sz w:val="21"/>
+          <w:szCs w:val="21"/>
+          <w:lang w:val="en-US" w:eastAsia="ru-RU"/>
+          <w14:ligatures w14:val="none"/>
+        </w:rPr>
+        <w:t>"3"</w:t>
+      </w:r>
+      <w:r>
+        <w:rPr>
+          <w:rFonts w:ascii="Consolas" w:eastAsia="Times New Roman" w:hAnsi="Consolas" w:cs="Times New Roman"/>
+          <w:color w:val="BBBEBF"/>
+          <w:kern w:val="0"/>
+          <w:sz w:val="21"/>
+          <w:szCs w:val="21"/>
+          <w:lang w:val="en-US" w:eastAsia="ru-RU"/>
+          <w14:ligatures w14:val="none"/>
+        </w:rPr>
+        <w:t>,</w:t>
+      </w:r>
+    </w:p>
+    <w:p>
+      <w:pPr>
+        <w:shd w:val="clear" w:color="auto" w:fill="121314"/>
+        <w:spacing w:after="0" w:line="285" w:lineRule="atLeast"/>
+        <w:rPr>
+          <w:rFonts w:ascii="Consolas" w:eastAsia="Times New Roman" w:hAnsi="Consolas" w:cs="Times New Roman"/>
+          <w:color w:val="BBBEBF"/>
+          <w:kern w:val="0"/>
+          <w:sz w:val="21"/>
+          <w:szCs w:val="21"/>
+          <w:lang w:val="en-US" w:eastAsia="ru-RU"/>
+          <w14:ligatures w14:val="none"/>
+        </w:rPr>
+      </w:pPr>
+      <w:r>
+        <w:rPr>
+          <w:rFonts w:ascii="Consolas" w:eastAsia="Times New Roman" w:hAnsi="Consolas" w:cs="Times New Roman"/>
+          <w:color w:val="BBBEBF"/>
+          <w:kern w:val="0"/>
+          <w:sz w:val="21"/>
+          <w:szCs w:val="21"/>
+          <w:lang w:val="en-US" w:eastAsia="ru-RU"/>
+          <w14:ligatures w14:val="none"/>
+        </w:rPr>
+        <w:t xml:space="preserve">            </w:t>
+      </w:r>
       <w:r>
         <w:rPr>
           <w:rFonts w:ascii="Consolas" w:eastAsia="Times New Roman" w:hAnsi="Consolas" w:cs="Times New Roman"/>
@@ -3024,20 +3033,7 @@
           <w:lang w:val="en-US" w:eastAsia="ru-RU"/>
           <w14:ligatures w14:val="none"/>
         </w:rPr>
-        <w:t>article_title</w:t>
-      </w:r>
-      <w:proofErr w:type="spellEnd"/>
-      <w:r>
-        <w:rPr>
-          <w:rFonts w:ascii="Consolas" w:eastAsia="Times New Roman" w:hAnsi="Consolas" w:cs="Times New Roman"/>
-          <w:color w:val="7EE787"/>
-          <w:kern w:val="0"/>
-          <w:sz w:val="21"/>
-          <w:szCs w:val="21"/>
-          <w:lang w:val="en-US" w:eastAsia="ru-RU"/>
-          <w14:ligatures w14:val="none"/>
-        </w:rPr>
-        <w:t>"</w:t>
+        <w:t>"author"</w:t>
       </w:r>
       <w:r>
         <w:rPr>
@@ -3061,7 +3057,79 @@
           <w:lang w:val="en-US" w:eastAsia="ru-RU"/>
           <w14:ligatures w14:val="none"/>
         </w:rPr>
-        <w:t>"3"</w:t>
+        <w:t>"</w:t>
+      </w:r>
+      <w:r>
+        <w:rPr>
+          <w:rFonts w:ascii="Consolas" w:eastAsia="Times New Roman" w:hAnsi="Consolas" w:cs="Times New Roman"/>
+          <w:color w:val="A5D6FF"/>
+          <w:kern w:val="0"/>
+          <w:sz w:val="21"/>
+          <w:szCs w:val="21"/>
+          <w:lang w:eastAsia="ru-RU"/>
+          <w14:ligatures w14:val="none"/>
+        </w:rPr>
+        <w:t>В</w:t>
+      </w:r>
+      <w:r>
+        <w:rPr>
+          <w:rFonts w:ascii="Consolas" w:eastAsia="Times New Roman" w:hAnsi="Consolas" w:cs="Times New Roman"/>
+          <w:color w:val="A5D6FF"/>
+          <w:kern w:val="0"/>
+          <w:sz w:val="21"/>
+          <w:szCs w:val="21"/>
+          <w:lang w:val="en-US" w:eastAsia="ru-RU"/>
+          <w14:ligatures w14:val="none"/>
+        </w:rPr>
+        <w:t>.</w:t>
+      </w:r>
+      <w:r>
+        <w:rPr>
+          <w:rFonts w:ascii="Consolas" w:eastAsia="Times New Roman" w:hAnsi="Consolas" w:cs="Times New Roman"/>
+          <w:color w:val="A5D6FF"/>
+          <w:kern w:val="0"/>
+          <w:sz w:val="21"/>
+          <w:szCs w:val="21"/>
+          <w:lang w:eastAsia="ru-RU"/>
+          <w14:ligatures w14:val="none"/>
+        </w:rPr>
+        <w:t>И</w:t>
+      </w:r>
+      <w:r>
+        <w:rPr>
+          <w:rFonts w:ascii="Consolas" w:eastAsia="Times New Roman" w:hAnsi="Consolas" w:cs="Times New Roman"/>
+          <w:color w:val="A5D6FF"/>
+          <w:kern w:val="0"/>
+          <w:sz w:val="21"/>
+          <w:szCs w:val="21"/>
+          <w:lang w:val="en-US" w:eastAsia="ru-RU"/>
+          <w14:ligatures w14:val="none"/>
+        </w:rPr>
+        <w:t xml:space="preserve">. </w:t>
+      </w:r>
+      <w:r>
+        <w:rPr>
+          <w:rFonts w:ascii="Consolas" w:eastAsia="Times New Roman" w:hAnsi="Consolas" w:cs="Times New Roman"/>
+          <w:color w:val="A5D6FF"/>
+          <w:kern w:val="0"/>
+          <w:sz w:val="21"/>
+          <w:szCs w:val="21"/>
+          <w:lang w:eastAsia="ru-RU"/>
+          <w14:ligatures w14:val="none"/>
+        </w:rPr>
+        <w:t>Сенашов</w:t>
+      </w:r>
+      <w:r>
+        <w:rPr>
+          <w:rFonts w:ascii="Consolas" w:eastAsia="Times New Roman" w:hAnsi="Consolas" w:cs="Times New Roman"/>
+          <w:color w:val="A5D6FF"/>
+          <w:kern w:val="0"/>
+          <w:sz w:val="21"/>
+          <w:szCs w:val="21"/>
+          <w:lang w:val="en-US" w:eastAsia="ru-RU"/>
+          <w14:ligatures w14:val="none"/>
+        </w:rPr>
+        <w:t>"</w:t>
       </w:r>
       <w:r>
         <w:rPr>
@@ -3086,7 +3154,7 @@
           <w:kern w:val="0"/>
           <w:sz w:val="21"/>
           <w:szCs w:val="21"/>
-          <w:lang w:val="en-US" w:eastAsia="ru-RU"/>
+          <w:lang w:eastAsia="ru-RU"/>
           <w14:ligatures w14:val="none"/>
         </w:rPr>
       </w:pPr>
@@ -3109,10 +3177,10 @@
           <w:kern w:val="0"/>
           <w:sz w:val="21"/>
           <w:szCs w:val="21"/>
-          <w:lang w:val="en-US" w:eastAsia="ru-RU"/>
+          <w:lang w:eastAsia="ru-RU"/>
           <w14:ligatures w14:val="none"/>
         </w:rPr>
-        <w:t>"author"</w:t>
+        <w:t>"page"</w:t>
       </w:r>
       <w:r>
         <w:rPr>
@@ -3121,7 +3189,7 @@
           <w:kern w:val="0"/>
           <w:sz w:val="21"/>
           <w:szCs w:val="21"/>
-          <w:lang w:val="en-US" w:eastAsia="ru-RU"/>
+          <w:lang w:eastAsia="ru-RU"/>
           <w14:ligatures w14:val="none"/>
         </w:rPr>
         <w:t xml:space="preserve">: </w:t>
@@ -3129,14 +3197,77 @@
       <w:r>
         <w:rPr>
           <w:rFonts w:ascii="Consolas" w:eastAsia="Times New Roman" w:hAnsi="Consolas" w:cs="Times New Roman"/>
-          <w:color w:val="A5D6FF"/>
+          <w:color w:val="B5CEA8"/>
           <w:kern w:val="0"/>
           <w:sz w:val="21"/>
           <w:szCs w:val="21"/>
-          <w:lang w:val="en-US" w:eastAsia="ru-RU"/>
+          <w:lang w:eastAsia="ru-RU"/>
           <w14:ligatures w14:val="none"/>
         </w:rPr>
-        <w:t>"</w:t>
+        <w:t>4</w:t>
+      </w:r>
+      <w:r>
+        <w:rPr>
+          <w:rFonts w:ascii="Consolas" w:eastAsia="Times New Roman" w:hAnsi="Consolas" w:cs="Times New Roman"/>
+          <w:color w:val="BBBEBF"/>
+          <w:kern w:val="0"/>
+          <w:sz w:val="21"/>
+          <w:szCs w:val="21"/>
+          <w:lang w:eastAsia="ru-RU"/>
+          <w14:ligatures w14:val="none"/>
+        </w:rPr>
+        <w:t>,</w:t>
+      </w:r>
+    </w:p>
+    <w:p>
+      <w:pPr>
+        <w:shd w:val="clear" w:color="auto" w:fill="121314"/>
+        <w:spacing w:after="0" w:line="285" w:lineRule="atLeast"/>
+        <w:rPr>
+          <w:rFonts w:ascii="Consolas" w:eastAsia="Times New Roman" w:hAnsi="Consolas" w:cs="Times New Roman"/>
+          <w:color w:val="BBBEBF"/>
+          <w:kern w:val="0"/>
+          <w:sz w:val="21"/>
+          <w:szCs w:val="21"/>
+          <w:lang w:eastAsia="ru-RU"/>
+          <w14:ligatures w14:val="none"/>
+        </w:rPr>
+      </w:pPr>
+      <w:r>
+        <w:rPr>
+          <w:rFonts w:ascii="Consolas" w:eastAsia="Times New Roman" w:hAnsi="Consolas" w:cs="Times New Roman"/>
+          <w:color w:val="BBBEBF"/>
+          <w:kern w:val="0"/>
+          <w:sz w:val="21"/>
+          <w:szCs w:val="21"/>
+          <w:lang w:eastAsia="ru-RU"/>
+          <w14:ligatures w14:val="none"/>
+        </w:rPr>
+        <w:t xml:space="preserve">            </w:t>
+      </w:r>
+      <w:r>
+        <w:rPr>
+          <w:rFonts w:ascii="Consolas" w:eastAsia="Times New Roman" w:hAnsi="Consolas" w:cs="Times New Roman"/>
+          <w:color w:val="7EE787"/>
+          <w:kern w:val="0"/>
+          <w:sz w:val="21"/>
+          <w:szCs w:val="21"/>
+          <w:lang w:eastAsia="ru-RU"/>
+          <w14:ligatures w14:val="none"/>
+        </w:rPr>
+        <w:t>"context"</w:t>
+      </w:r>
+      <w:r>
+        <w:rPr>
+          <w:rFonts w:ascii="Consolas" w:eastAsia="Times New Roman" w:hAnsi="Consolas" w:cs="Times New Roman"/>
+          <w:color w:val="BBBEBF"/>
+          <w:kern w:val="0"/>
+          <w:sz w:val="21"/>
+          <w:szCs w:val="21"/>
+          <w:lang w:eastAsia="ru-RU"/>
+          <w14:ligatures w14:val="none"/>
+        </w:rPr>
+        <w:t xml:space="preserve">: </w:t>
       </w:r>
       <w:r>
         <w:rPr>
@@ -3148,19 +3279,70 @@
           <w:lang w:eastAsia="ru-RU"/>
           <w14:ligatures w14:val="none"/>
         </w:rPr>
-        <w:t>В</w:t>
+        <w:t>"Очевидно, что группа является слабо сопряженной бипримитивно конечной тогда и только тогда, когда все элементы простых порядков в ней конечны."</w:t>
       </w:r>
       <w:r>
         <w:rPr>
           <w:rFonts w:ascii="Consolas" w:eastAsia="Times New Roman" w:hAnsi="Consolas" w:cs="Times New Roman"/>
-          <w:color w:val="A5D6FF"/>
+          <w:color w:val="BBBEBF"/>
           <w:kern w:val="0"/>
           <w:sz w:val="21"/>
           <w:szCs w:val="21"/>
-          <w:lang w:val="en-US" w:eastAsia="ru-RU"/>
+          <w:lang w:eastAsia="ru-RU"/>
           <w14:ligatures w14:val="none"/>
         </w:rPr>
-        <w:t>.</w:t>
+        <w:t>,</w:t>
+      </w:r>
+    </w:p>
+    <w:p>
+      <w:pPr>
+        <w:shd w:val="clear" w:color="auto" w:fill="121314"/>
+        <w:spacing w:after="0" w:line="285" w:lineRule="atLeast"/>
+        <w:rPr>
+          <w:rFonts w:ascii="Consolas" w:eastAsia="Times New Roman" w:hAnsi="Consolas" w:cs="Times New Roman"/>
+          <w:color w:val="BBBEBF"/>
+          <w:kern w:val="0"/>
+          <w:sz w:val="21"/>
+          <w:szCs w:val="21"/>
+          <w:lang w:eastAsia="ru-RU"/>
+          <w14:ligatures w14:val="none"/>
+        </w:rPr>
+      </w:pPr>
+      <w:r>
+        <w:rPr>
+          <w:rFonts w:ascii="Consolas" w:eastAsia="Times New Roman" w:hAnsi="Consolas" w:cs="Times New Roman"/>
+          <w:color w:val="BBBEBF"/>
+          <w:kern w:val="0"/>
+          <w:sz w:val="21"/>
+          <w:szCs w:val="21"/>
+          <w:lang w:eastAsia="ru-RU"/>
+          <w14:ligatures w14:val="none"/>
+        </w:rPr>
+        <w:t xml:space="preserve">            </w:t>
+      </w:r>
+      <w:r>
+        <w:rPr>
+          <w:rFonts w:ascii="Consolas" w:eastAsia="Times New Roman" w:hAnsi="Consolas" w:cs="Times New Roman"/>
+          <w:color w:val="7EE787"/>
+          <w:kern w:val="0"/>
+          <w:sz w:val="21"/>
+          <w:szCs w:val="21"/>
+          <w:lang w:eastAsia="ru-RU"/>
+          <w14:ligatures w14:val="none"/>
+        </w:rPr>
+        <w:t>"formula_latex"</w:t>
+      </w:r>
+      <w:r>
+        <w:rPr>
+          <w:rFonts w:ascii="Consolas" w:eastAsia="Times New Roman" w:hAnsi="Consolas" w:cs="Times New Roman"/>
+          <w:color w:val="BBBEBF"/>
+          <w:kern w:val="0"/>
+          <w:sz w:val="21"/>
+          <w:szCs w:val="21"/>
+          <w:lang w:eastAsia="ru-RU"/>
+          <w14:ligatures w14:val="none"/>
+        </w:rPr>
+        <w:t xml:space="preserve">: </w:t>
       </w:r>
       <w:r>
         <w:rPr>
@@ -3172,63 +3354,9 @@
           <w:lang w:eastAsia="ru-RU"/>
           <w14:ligatures w14:val="none"/>
         </w:rPr>
-        <w:t>И</w:t>
-      </w:r>
-      <w:r>
-        <w:rPr>
-          <w:rFonts w:ascii="Consolas" w:eastAsia="Times New Roman" w:hAnsi="Consolas" w:cs="Times New Roman"/>
-          <w:color w:val="A5D6FF"/>
-          <w:kern w:val="0"/>
-          <w:sz w:val="21"/>
-          <w:szCs w:val="21"/>
-          <w:lang w:val="en-US" w:eastAsia="ru-RU"/>
-          <w14:ligatures w14:val="none"/>
-        </w:rPr>
-        <w:t xml:space="preserve">. </w:t>
-      </w:r>
-      <w:proofErr w:type="spellStart"/>
-      <w:r>
-        <w:rPr>
-          <w:rFonts w:ascii="Consolas" w:eastAsia="Times New Roman" w:hAnsi="Consolas" w:cs="Times New Roman"/>
-          <w:color w:val="A5D6FF"/>
-          <w:kern w:val="0"/>
-          <w:sz w:val="21"/>
-          <w:szCs w:val="21"/>
-          <w:lang w:eastAsia="ru-RU"/>
-          <w14:ligatures w14:val="none"/>
-        </w:rPr>
-        <w:t>Сенашов</w:t>
-      </w:r>
-      <w:proofErr w:type="spellEnd"/>
-      <w:r>
-        <w:rPr>
-          <w:rFonts w:ascii="Consolas" w:eastAsia="Times New Roman" w:hAnsi="Consolas" w:cs="Times New Roman"/>
-          <w:color w:val="A5D6FF"/>
-          <w:kern w:val="0"/>
-          <w:sz w:val="21"/>
-          <w:szCs w:val="21"/>
-          <w:lang w:val="en-US" w:eastAsia="ru-RU"/>
-          <w14:ligatures w14:val="none"/>
-        </w:rPr>
-        <w:t>"</w:t>
-      </w:r>
-      <w:r>
-        <w:rPr>
-          <w:rFonts w:ascii="Consolas" w:eastAsia="Times New Roman" w:hAnsi="Consolas" w:cs="Times New Roman"/>
-          <w:color w:val="BBBEBF"/>
-          <w:kern w:val="0"/>
-          <w:sz w:val="21"/>
-          <w:szCs w:val="21"/>
-          <w:lang w:val="en-US" w:eastAsia="ru-RU"/>
-          <w14:ligatures w14:val="none"/>
-        </w:rPr>
-        <w:t>,</w:t>
-      </w:r>
-    </w:p>
-    <w:p>
-      <w:pPr>
-        <w:shd w:val="clear" w:color="auto" w:fill="121314"/>
-        <w:spacing w:after="0" w:line="285" w:lineRule="atLeast"/>
+        <w:t>""</w:t>
+      </w:r>
+      <w:r>
         <w:rPr>
           <w:rFonts w:ascii="Consolas" w:eastAsia="Times New Roman" w:hAnsi="Consolas" w:cs="Times New Roman"/>
           <w:color w:val="BBBEBF"/>
@@ -3238,15 +3366,31 @@
           <w:lang w:eastAsia="ru-RU"/>
           <w14:ligatures w14:val="none"/>
         </w:rPr>
-      </w:pPr>
-      <w:r>
+        <w:t>,</w:t>
+      </w:r>
+    </w:p>
+    <w:p>
+      <w:pPr>
+        <w:shd w:val="clear" w:color="auto" w:fill="121314"/>
+        <w:spacing w:after="0" w:line="285" w:lineRule="atLeast"/>
         <w:rPr>
           <w:rFonts w:ascii="Consolas" w:eastAsia="Times New Roman" w:hAnsi="Consolas" w:cs="Times New Roman"/>
           <w:color w:val="BBBEBF"/>
           <w:kern w:val="0"/>
           <w:sz w:val="21"/>
           <w:szCs w:val="21"/>
-          <w:lang w:val="en-US" w:eastAsia="ru-RU"/>
+          <w:lang w:eastAsia="ru-RU"/>
+          <w14:ligatures w14:val="none"/>
+        </w:rPr>
+      </w:pPr>
+      <w:r>
+        <w:rPr>
+          <w:rFonts w:ascii="Consolas" w:eastAsia="Times New Roman" w:hAnsi="Consolas" w:cs="Times New Roman"/>
+          <w:color w:val="BBBEBF"/>
+          <w:kern w:val="0"/>
+          <w:sz w:val="21"/>
+          <w:szCs w:val="21"/>
+          <w:lang w:eastAsia="ru-RU"/>
           <w14:ligatures w14:val="none"/>
         </w:rPr>
         <w:t xml:space="preserve">            </w:t>
@@ -3261,362 +3405,7 @@
           <w:lang w:eastAsia="ru-RU"/>
           <w14:ligatures w14:val="none"/>
         </w:rPr>
-        <w:t>"</w:t>
-      </w:r>
-      <w:proofErr w:type="spellStart"/>
-      <w:r>
-        <w:rPr>
-          <w:rFonts w:ascii="Consolas" w:eastAsia="Times New Roman" w:hAnsi="Consolas" w:cs="Times New Roman"/>
-          <w:color w:val="7EE787"/>
-          <w:kern w:val="0"/>
-          <w:sz w:val="21"/>
-          <w:szCs w:val="21"/>
-          <w:lang w:eastAsia="ru-RU"/>
-          <w14:ligatures w14:val="none"/>
-        </w:rPr>
-        <w:t>page</w:t>
-      </w:r>
-      <w:proofErr w:type="spellEnd"/>
-      <w:r>
-        <w:rPr>
-          <w:rFonts w:ascii="Consolas" w:eastAsia="Times New Roman" w:hAnsi="Consolas" w:cs="Times New Roman"/>
-          <w:color w:val="7EE787"/>
-          <w:kern w:val="0"/>
-          <w:sz w:val="21"/>
-          <w:szCs w:val="21"/>
-          <w:lang w:eastAsia="ru-RU"/>
-          <w14:ligatures w14:val="none"/>
-        </w:rPr>
-        <w:t>"</w:t>
-      </w:r>
-      <w:r>
-        <w:rPr>
-          <w:rFonts w:ascii="Consolas" w:eastAsia="Times New Roman" w:hAnsi="Consolas" w:cs="Times New Roman"/>
-          <w:color w:val="BBBEBF"/>
-          <w:kern w:val="0"/>
-          <w:sz w:val="21"/>
-          <w:szCs w:val="21"/>
-          <w:lang w:eastAsia="ru-RU"/>
-          <w14:ligatures w14:val="none"/>
-        </w:rPr>
-        <w:t xml:space="preserve">: </w:t>
-      </w:r>
-      <w:r>
-        <w:rPr>
-          <w:rFonts w:ascii="Consolas" w:eastAsia="Times New Roman" w:hAnsi="Consolas" w:cs="Times New Roman"/>
-          <w:color w:val="B5CEA8"/>
-          <w:kern w:val="0"/>
-          <w:sz w:val="21"/>
-          <w:szCs w:val="21"/>
-          <w:lang w:eastAsia="ru-RU"/>
-          <w14:ligatures w14:val="none"/>
-        </w:rPr>
-        <w:t>4</w:t>
-      </w:r>
-      <w:r>
-        <w:rPr>
-          <w:rFonts w:ascii="Consolas" w:eastAsia="Times New Roman" w:hAnsi="Consolas" w:cs="Times New Roman"/>
-          <w:color w:val="BBBEBF"/>
-          <w:kern w:val="0"/>
-          <w:sz w:val="21"/>
-          <w:szCs w:val="21"/>
-          <w:lang w:eastAsia="ru-RU"/>
-          <w14:ligatures w14:val="none"/>
-        </w:rPr>
-        <w:t>,</w:t>
-      </w:r>
-    </w:p>
-    <w:p>
-      <w:pPr>
-        <w:shd w:val="clear" w:color="auto" w:fill="121314"/>
-        <w:spacing w:after="0" w:line="285" w:lineRule="atLeast"/>
-        <w:rPr>
-          <w:rFonts w:ascii="Consolas" w:eastAsia="Times New Roman" w:hAnsi="Consolas" w:cs="Times New Roman"/>
-          <w:color w:val="BBBEBF"/>
-          <w:kern w:val="0"/>
-          <w:sz w:val="21"/>
-          <w:szCs w:val="21"/>
-          <w:lang w:eastAsia="ru-RU"/>
-          <w14:ligatures w14:val="none"/>
-        </w:rPr>
-      </w:pPr>
-      <w:r>
-        <w:rPr>
-          <w:rFonts w:ascii="Consolas" w:eastAsia="Times New Roman" w:hAnsi="Consolas" w:cs="Times New Roman"/>
-          <w:color w:val="BBBEBF"/>
-          <w:kern w:val="0"/>
-          <w:sz w:val="21"/>
-          <w:szCs w:val="21"/>
-          <w:lang w:eastAsia="ru-RU"/>
-          <w14:ligatures w14:val="none"/>
-        </w:rPr>
-        <w:t xml:space="preserve">            </w:t>
-      </w:r>
-      <w:r>
-        <w:rPr>
-          <w:rFonts w:ascii="Consolas" w:eastAsia="Times New Roman" w:hAnsi="Consolas" w:cs="Times New Roman"/>
-          <w:color w:val="7EE787"/>
-          <w:kern w:val="0"/>
-          <w:sz w:val="21"/>
-          <w:szCs w:val="21"/>
-          <w:lang w:eastAsia="ru-RU"/>
-          <w14:ligatures w14:val="none"/>
-        </w:rPr>
-        <w:t>"</w:t>
-      </w:r>
-      <w:proofErr w:type="spellStart"/>
-      <w:r>
-        <w:rPr>
-          <w:rFonts w:ascii="Consolas" w:eastAsia="Times New Roman" w:hAnsi="Consolas" w:cs="Times New Roman"/>
-          <w:color w:val="7EE787"/>
-          <w:kern w:val="0"/>
-          <w:sz w:val="21"/>
-          <w:szCs w:val="21"/>
-          <w:lang w:eastAsia="ru-RU"/>
-          <w14:ligatures w14:val="none"/>
-        </w:rPr>
-        <w:t>context</w:t>
-      </w:r>
-      <w:proofErr w:type="spellEnd"/>
-      <w:r>
-        <w:rPr>
-          <w:rFonts w:ascii="Consolas" w:eastAsia="Times New Roman" w:hAnsi="Consolas" w:cs="Times New Roman"/>
-          <w:color w:val="7EE787"/>
-          <w:kern w:val="0"/>
-          <w:sz w:val="21"/>
-          <w:szCs w:val="21"/>
-          <w:lang w:eastAsia="ru-RU"/>
-          <w14:ligatures w14:val="none"/>
-        </w:rPr>
-        <w:t>"</w:t>
-      </w:r>
-      <w:r>
-        <w:rPr>
-          <w:rFonts w:ascii="Consolas" w:eastAsia="Times New Roman" w:hAnsi="Consolas" w:cs="Times New Roman"/>
-          <w:color w:val="BBBEBF"/>
-          <w:kern w:val="0"/>
-          <w:sz w:val="21"/>
-          <w:szCs w:val="21"/>
-          <w:lang w:eastAsia="ru-RU"/>
-          <w14:ligatures w14:val="none"/>
-        </w:rPr>
-        <w:t xml:space="preserve">: </w:t>
-      </w:r>
-      <w:r>
-        <w:rPr>
-          <w:rFonts w:ascii="Consolas" w:eastAsia="Times New Roman" w:hAnsi="Consolas" w:cs="Times New Roman"/>
-          <w:color w:val="A5D6FF"/>
-          <w:kern w:val="0"/>
-          <w:sz w:val="21"/>
-          <w:szCs w:val="21"/>
-          <w:lang w:eastAsia="ru-RU"/>
-          <w14:ligatures w14:val="none"/>
-        </w:rPr>
-        <w:t xml:space="preserve">"Очевидно, что группа является слабо сопряженной </w:t>
-      </w:r>
-      <w:proofErr w:type="spellStart"/>
-      <w:r>
-        <w:rPr>
-          <w:rFonts w:ascii="Consolas" w:eastAsia="Times New Roman" w:hAnsi="Consolas" w:cs="Times New Roman"/>
-          <w:color w:val="A5D6FF"/>
-          <w:kern w:val="0"/>
-          <w:sz w:val="21"/>
-          <w:szCs w:val="21"/>
-          <w:lang w:eastAsia="ru-RU"/>
-          <w14:ligatures w14:val="none"/>
-        </w:rPr>
-        <w:t>бипримитивно</w:t>
-      </w:r>
-      <w:proofErr w:type="spellEnd"/>
-      <w:r>
-        <w:rPr>
-          <w:rFonts w:ascii="Consolas" w:eastAsia="Times New Roman" w:hAnsi="Consolas" w:cs="Times New Roman"/>
-          <w:color w:val="A5D6FF"/>
-          <w:kern w:val="0"/>
-          <w:sz w:val="21"/>
-          <w:szCs w:val="21"/>
-          <w:lang w:eastAsia="ru-RU"/>
-          <w14:ligatures w14:val="none"/>
-        </w:rPr>
-        <w:t xml:space="preserve"> конечной тогда и только тогда, когда все элементы простых порядков в ней конечны."</w:t>
-      </w:r>
-      <w:r>
-        <w:rPr>
-          <w:rFonts w:ascii="Consolas" w:eastAsia="Times New Roman" w:hAnsi="Consolas" w:cs="Times New Roman"/>
-          <w:color w:val="BBBEBF"/>
-          <w:kern w:val="0"/>
-          <w:sz w:val="21"/>
-          <w:szCs w:val="21"/>
-          <w:lang w:eastAsia="ru-RU"/>
-          <w14:ligatures w14:val="none"/>
-        </w:rPr>
-        <w:t>,</w:t>
-      </w:r>
-    </w:p>
-    <w:p>
-      <w:pPr>
-        <w:shd w:val="clear" w:color="auto" w:fill="121314"/>
-        <w:spacing w:after="0" w:line="285" w:lineRule="atLeast"/>
-        <w:rPr>
-          <w:rFonts w:ascii="Consolas" w:eastAsia="Times New Roman" w:hAnsi="Consolas" w:cs="Times New Roman"/>
-          <w:color w:val="BBBEBF"/>
-          <w:kern w:val="0"/>
-          <w:sz w:val="21"/>
-          <w:szCs w:val="21"/>
-          <w:lang w:eastAsia="ru-RU"/>
-          <w14:ligatures w14:val="none"/>
-        </w:rPr>
-      </w:pPr>
-      <w:r>
-        <w:rPr>
-          <w:rFonts w:ascii="Consolas" w:eastAsia="Times New Roman" w:hAnsi="Consolas" w:cs="Times New Roman"/>
-          <w:color w:val="BBBEBF"/>
-          <w:kern w:val="0"/>
-          <w:sz w:val="21"/>
-          <w:szCs w:val="21"/>
-          <w:lang w:eastAsia="ru-RU"/>
-          <w14:ligatures w14:val="none"/>
-        </w:rPr>
-        <w:t xml:space="preserve">            </w:t>
-      </w:r>
-      <w:r>
-        <w:rPr>
-          <w:rFonts w:ascii="Consolas" w:eastAsia="Times New Roman" w:hAnsi="Consolas" w:cs="Times New Roman"/>
-          <w:color w:val="7EE787"/>
-          <w:kern w:val="0"/>
-          <w:sz w:val="21"/>
-          <w:szCs w:val="21"/>
-          <w:lang w:eastAsia="ru-RU"/>
-          <w14:ligatures w14:val="none"/>
-        </w:rPr>
-        <w:t>"</w:t>
-      </w:r>
-      <w:proofErr w:type="spellStart"/>
-      <w:r>
-        <w:rPr>
-          <w:rFonts w:ascii="Consolas" w:eastAsia="Times New Roman" w:hAnsi="Consolas" w:cs="Times New Roman"/>
-          <w:color w:val="7EE787"/>
-          <w:kern w:val="0"/>
-          <w:sz w:val="21"/>
-          <w:szCs w:val="21"/>
-          <w:lang w:eastAsia="ru-RU"/>
-          <w14:ligatures w14:val="none"/>
-        </w:rPr>
-        <w:t>formula_latex</w:t>
-      </w:r>
-      <w:proofErr w:type="spellEnd"/>
-      <w:r>
-        <w:rPr>
-          <w:rFonts w:ascii="Consolas" w:eastAsia="Times New Roman" w:hAnsi="Consolas" w:cs="Times New Roman"/>
-          <w:color w:val="7EE787"/>
-          <w:kern w:val="0"/>
-          <w:sz w:val="21"/>
-          <w:szCs w:val="21"/>
-          <w:lang w:eastAsia="ru-RU"/>
-          <w14:ligatures w14:val="none"/>
-        </w:rPr>
-        <w:t>"</w:t>
-      </w:r>
-      <w:r>
-        <w:rPr>
-          <w:rFonts w:ascii="Consolas" w:eastAsia="Times New Roman" w:hAnsi="Consolas" w:cs="Times New Roman"/>
-          <w:color w:val="BBBEBF"/>
-          <w:kern w:val="0"/>
-          <w:sz w:val="21"/>
-          <w:szCs w:val="21"/>
-          <w:lang w:eastAsia="ru-RU"/>
-          <w14:ligatures w14:val="none"/>
-        </w:rPr>
-        <w:t xml:space="preserve">: </w:t>
-      </w:r>
-      <w:r>
-        <w:rPr>
-          <w:rFonts w:ascii="Consolas" w:eastAsia="Times New Roman" w:hAnsi="Consolas" w:cs="Times New Roman"/>
-          <w:color w:val="A5D6FF"/>
-          <w:kern w:val="0"/>
-          <w:sz w:val="21"/>
-          <w:szCs w:val="21"/>
-          <w:lang w:eastAsia="ru-RU"/>
-          <w14:ligatures w14:val="none"/>
-        </w:rPr>
-        <w:t>""</w:t>
-      </w:r>
-      <w:r>
-        <w:rPr>
-          <w:rFonts w:ascii="Consolas" w:eastAsia="Times New Roman" w:hAnsi="Consolas" w:cs="Times New Roman"/>
-          <w:color w:val="BBBEBF"/>
-          <w:kern w:val="0"/>
-          <w:sz w:val="21"/>
-          <w:szCs w:val="21"/>
-          <w:lang w:eastAsia="ru-RU"/>
-          <w14:ligatures w14:val="none"/>
-        </w:rPr>
-        <w:t>,</w:t>
-      </w:r>
-    </w:p>
-    <w:p>
-      <w:pPr>
-        <w:shd w:val="clear" w:color="auto" w:fill="121314"/>
-        <w:spacing w:after="0" w:line="285" w:lineRule="atLeast"/>
-        <w:rPr>
-          <w:rFonts w:ascii="Consolas" w:eastAsia="Times New Roman" w:hAnsi="Consolas" w:cs="Times New Roman"/>
-          <w:color w:val="BBBEBF"/>
-          <w:kern w:val="0"/>
-          <w:sz w:val="21"/>
-          <w:szCs w:val="21"/>
-          <w:lang w:eastAsia="ru-RU"/>
-          <w14:ligatures w14:val="none"/>
-        </w:rPr>
-      </w:pPr>
-      <w:r>
-        <w:rPr>
-          <w:rFonts w:ascii="Consolas" w:eastAsia="Times New Roman" w:hAnsi="Consolas" w:cs="Times New Roman"/>
-          <w:color w:val="BBBEBF"/>
-          <w:kern w:val="0"/>
-          <w:sz w:val="21"/>
-          <w:szCs w:val="21"/>
-          <w:lang w:eastAsia="ru-RU"/>
-          <w14:ligatures w14:val="none"/>
-        </w:rPr>
-        <w:t xml:space="preserve">            </w:t>
-      </w:r>
-      <w:r>
-        <w:rPr>
-          <w:rFonts w:ascii="Consolas" w:eastAsia="Times New Roman" w:hAnsi="Consolas" w:cs="Times New Roman"/>
-          <w:color w:val="7EE787"/>
-          <w:kern w:val="0"/>
-          <w:sz w:val="21"/>
-          <w:szCs w:val="21"/>
-          <w:lang w:eastAsia="ru-RU"/>
-          <w14:ligatures w14:val="none"/>
-        </w:rPr>
-        <w:t>"</w:t>
-      </w:r>
-      <w:proofErr w:type="spellStart"/>
-      <w:r>
-        <w:rPr>
-          <w:rFonts w:ascii="Consolas" w:eastAsia="Times New Roman" w:hAnsi="Consolas" w:cs="Times New Roman"/>
-          <w:color w:val="7EE787"/>
-          <w:kern w:val="0"/>
-          <w:sz w:val="21"/>
-          <w:szCs w:val="21"/>
-          <w:lang w:eastAsia="ru-RU"/>
-          <w14:ligatures w14:val="none"/>
-        </w:rPr>
-        <w:t>marker</w:t>
-      </w:r>
-      <w:proofErr w:type="spellEnd"/>
-      <w:r>
-        <w:rPr>
-          <w:rFonts w:ascii="Consolas" w:eastAsia="Times New Roman" w:hAnsi="Consolas" w:cs="Times New Roman"/>
-          <w:color w:val="7EE787"/>
-          <w:kern w:val="0"/>
-          <w:sz w:val="21"/>
-          <w:szCs w:val="21"/>
-          <w:lang w:eastAsia="ru-RU"/>
-          <w14:ligatures w14:val="none"/>
-        </w:rPr>
-        <w:t>"</w:t>
+        <w:t>"marker"</w:t>
       </w:r>
       <w:r>
         <w:rPr>
@@ -3877,7 +3666,7 @@
       <w:pPr>
         <w:pStyle w:val="2"/>
       </w:pPr>
-      <w:bookmarkStart w:id="10" w:name="_Toc230224539"/>
+      <w:bookmarkStart w:id="11" w:name="_Toc230224539"/>
       <w:r>
         <w:t>3.</w:t>
       </w:r>
@@ -3887,7 +3676,7 @@
       <w:r>
         <w:t xml:space="preserve"> Производительность</w:t>
       </w:r>
-      <w:bookmarkEnd w:id="10"/>
+      <w:bookmarkEnd w:id="11"/>
     </w:p>
     <w:p>
       <w:pPr>
@@ -3919,73 +3708,102 @@
           <w:sz w:val="28"/>
           <w:szCs w:val="28"/>
         </w:rPr>
-        <w:t xml:space="preserve"> минут на ноутбуке с </w:t>
-      </w:r>
-      <w:proofErr w:type="spellStart"/>
-      <w:r>
-        <w:rPr>
-          <w:rFonts w:ascii="Times New Roman" w:hAnsi="Times New Roman" w:cs="Times New Roman"/>
-          <w:sz w:val="28"/>
-          <w:szCs w:val="28"/>
-        </w:rPr>
-        <w:t>Intel</w:t>
-      </w:r>
-      <w:proofErr w:type="spellEnd"/>
-      <w:r>
-        <w:rPr>
-          <w:rFonts w:ascii="Times New Roman" w:hAnsi="Times New Roman" w:cs="Times New Roman"/>
+        <w:t xml:space="preserve"> минут на ноутбуке с Intel Core i5. Основное время ушло на распознавание формул через Pix2Text. При отключении распознавания формул время сокращается до ~20 секунд.</w:t>
+      </w:r>
+    </w:p>
+    <w:p>
+      <w:pPr>
+        <w:pStyle w:val="1"/>
+      </w:pPr>
+      <w:bookmarkStart w:id="12" w:name="_Toc230224540"/>
+      <w:r>
+        <w:t>4. Ограничения и нереализованные возможности</w:t>
+      </w:r>
+      <w:bookmarkEnd w:id="12"/>
+    </w:p>
+    <w:p>
+      <w:pPr>
+        <w:rPr>
+          <w:rFonts w:ascii="Times New Roman" w:hAnsi="Times New Roman" w:cs="Times New Roman"/>
+          <w:bCs/>
+          <w:sz w:val="28"/>
+          <w:szCs w:val="28"/>
+        </w:rPr>
+      </w:pPr>
+      <w:r>
+        <w:rPr>
+          <w:rFonts w:ascii="Times New Roman" w:hAnsi="Times New Roman" w:cs="Times New Roman"/>
+          <w:bCs/>
+          <w:sz w:val="28"/>
+          <w:szCs w:val="28"/>
+        </w:rPr>
+        <w:t>В ходе работы предпринимались по</w:t>
+      </w:r>
+      <w:r>
+        <w:rPr>
+          <w:rFonts w:ascii="Times New Roman" w:hAnsi="Times New Roman" w:cs="Times New Roman"/>
+          <w:bCs/>
+          <w:sz w:val="28"/>
+          <w:szCs w:val="28"/>
+        </w:rPr>
+        <w:t>пытки:</w:t>
+      </w:r>
+    </w:p>
+    <w:p>
+      <w:pPr>
+        <w:rPr>
+          <w:rFonts w:ascii="Times New Roman" w:hAnsi="Times New Roman" w:cs="Times New Roman"/>
+          <w:bCs/>
+          <w:sz w:val="28"/>
+          <w:szCs w:val="28"/>
+        </w:rPr>
+      </w:pPr>
+      <w:r>
+        <w:rPr>
+          <w:rFonts w:ascii="Times New Roman" w:hAnsi="Times New Roman" w:cs="Times New Roman"/>
+          <w:bCs/>
+          <w:sz w:val="28"/>
+          <w:szCs w:val="28"/>
+        </w:rPr>
+        <w:t>1)</w:t>
+      </w:r>
+      <w:r>
+        <w:rPr>
+          <w:rFonts w:ascii="Times New Roman" w:hAnsi="Times New Roman" w:cs="Times New Roman"/>
+          <w:bCs/>
+          <w:sz w:val="28"/>
+          <w:szCs w:val="28"/>
+        </w:rPr>
+        <w:t xml:space="preserve">Автоматического извлечения заголовков разделов (Теорема, Лемма, </w:t>
+      </w:r>
+      <w:r>
+        <w:rPr>
+          <w:rFonts w:ascii="Times New Roman" w:hAnsi="Times New Roman" w:cs="Times New Roman"/>
+          <w:bCs/>
           <w:sz w:val="28"/>
           <w:szCs w:val="28"/>
         </w:rPr>
         <w:t xml:space="preserve"> </w:t>
       </w:r>
-      <w:proofErr w:type="spellStart"/>
-      <w:r>
-        <w:rPr>
-          <w:rFonts w:ascii="Times New Roman" w:hAnsi="Times New Roman" w:cs="Times New Roman"/>
-          <w:sz w:val="28"/>
-          <w:szCs w:val="28"/>
-        </w:rPr>
-        <w:t>Core</w:t>
-      </w:r>
-      <w:proofErr w:type="spellEnd"/>
-      <w:r>
-        <w:rPr>
-          <w:rFonts w:ascii="Times New Roman" w:hAnsi="Times New Roman" w:cs="Times New Roman"/>
-          <w:sz w:val="28"/>
-          <w:szCs w:val="28"/>
-        </w:rPr>
-        <w:t xml:space="preserve"> i5. Основное время ушло на распознавание формул через Pix2Text. При отключении распознавания формул время сокращается до ~20 секунд.</w:t>
-      </w:r>
-    </w:p>
-    <w:p>
-      <w:pPr>
-        <w:pStyle w:val="1"/>
-      </w:pPr>
-      <w:bookmarkStart w:id="11" w:name="_Toc230224540"/>
-      <w:r>
-        <w:t>4. Ограничения и нереализованные возможности</w:t>
-      </w:r>
-      <w:bookmarkEnd w:id="11"/>
-    </w:p>
-    <w:p>
-      <w:pPr>
+      <w:r>
         <w:rPr>
           <w:rFonts w:ascii="Times New Roman" w:hAnsi="Times New Roman" w:cs="Times New Roman"/>
           <w:bCs/>
           <w:sz w:val="28"/>
           <w:szCs w:val="28"/>
         </w:rPr>
-      </w:pPr>
-      <w:r>
+        <w:t>Доказательство и т.п.) с использованием анализа размера шрифта в pypdf и библиотек pymupdf4llm.</w:t>
+      </w:r>
+    </w:p>
+    <w:p>
+      <w:pPr>
         <w:rPr>
           <w:rFonts w:ascii="Times New Roman" w:hAnsi="Times New Roman" w:cs="Times New Roman"/>
           <w:bCs/>
           <w:sz w:val="28"/>
           <w:szCs w:val="28"/>
         </w:rPr>
-        <w:t>В ходе работы предпринимались по</w:t>
-      </w:r>
+      </w:pPr>
       <w:r>
         <w:rPr>
           <w:rFonts w:ascii="Times New Roman" w:hAnsi="Times New Roman" w:cs="Times New Roman"/>
@@ -3993,121 +3811,16 @@
           <w:sz w:val="28"/>
           <w:szCs w:val="28"/>
         </w:rPr>
-        <w:t>пытки:</w:t>
-      </w:r>
-    </w:p>
-    <w:p>
-      <w:pPr>
+        <w:t>2)</w:t>
+      </w:r>
+      <w:r>
         <w:rPr>
           <w:rFonts w:ascii="Times New Roman" w:hAnsi="Times New Roman" w:cs="Times New Roman"/>
           <w:bCs/>
           <w:sz w:val="28"/>
           <w:szCs w:val="28"/>
         </w:rPr>
-      </w:pPr>
-      <w:r>
-        <w:rPr>
-          <w:rFonts w:ascii="Times New Roman" w:hAnsi="Times New Roman" w:cs="Times New Roman"/>
-          <w:bCs/>
-          <w:sz w:val="28"/>
-          <w:szCs w:val="28"/>
-        </w:rPr>
-        <w:t>1)</w:t>
-      </w:r>
-      <w:r>
-        <w:rPr>
-          <w:rFonts w:ascii="Times New Roman" w:hAnsi="Times New Roman" w:cs="Times New Roman"/>
-          <w:bCs/>
-          <w:sz w:val="28"/>
-          <w:szCs w:val="28"/>
-        </w:rPr>
-        <w:t xml:space="preserve">Автоматического извлечения заголовков разделов (Теорема, </w:t>
-      </w:r>
-      <w:proofErr w:type="gramStart"/>
-      <w:r>
-        <w:rPr>
-          <w:rFonts w:ascii="Times New Roman" w:hAnsi="Times New Roman" w:cs="Times New Roman"/>
-          <w:bCs/>
-          <w:sz w:val="28"/>
-          <w:szCs w:val="28"/>
-        </w:rPr>
-        <w:t xml:space="preserve">Лемма, </w:t>
-      </w:r>
-      <w:r>
-        <w:rPr>
-          <w:rFonts w:ascii="Times New Roman" w:hAnsi="Times New Roman" w:cs="Times New Roman"/>
-          <w:bCs/>
-          <w:sz w:val="28"/>
-          <w:szCs w:val="28"/>
-        </w:rPr>
-        <w:t xml:space="preserve"> </w:t>
-      </w:r>
-      <w:r>
-        <w:rPr>
-          <w:rFonts w:ascii="Times New Roman" w:hAnsi="Times New Roman" w:cs="Times New Roman"/>
-          <w:bCs/>
-          <w:sz w:val="28"/>
-          <w:szCs w:val="28"/>
-        </w:rPr>
-        <w:t>Доказательство</w:t>
-      </w:r>
-      <w:proofErr w:type="gramEnd"/>
-      <w:r>
-        <w:rPr>
-          <w:rFonts w:ascii="Times New Roman" w:hAnsi="Times New Roman" w:cs="Times New Roman"/>
-          <w:bCs/>
-          <w:sz w:val="28"/>
-          <w:szCs w:val="28"/>
-        </w:rPr>
-        <w:t xml:space="preserve"> и т.п.) с использованием анализа размера шрифта в pypdf и библиотек pymupdf4llm.</w:t>
-      </w:r>
-    </w:p>
-    <w:p>
-      <w:pPr>
-        <w:rPr>
-          <w:rFonts w:ascii="Times New Roman" w:hAnsi="Times New Roman" w:cs="Times New Roman"/>
-          <w:bCs/>
-          <w:sz w:val="28"/>
-          <w:szCs w:val="28"/>
-        </w:rPr>
-      </w:pPr>
-      <w:r>
-        <w:rPr>
-          <w:rFonts w:ascii="Times New Roman" w:hAnsi="Times New Roman" w:cs="Times New Roman"/>
-          <w:bCs/>
-          <w:sz w:val="28"/>
-          <w:szCs w:val="28"/>
-        </w:rPr>
-        <w:t>2)</w:t>
-      </w:r>
-      <w:r>
-        <w:rPr>
-          <w:rFonts w:ascii="Times New Roman" w:hAnsi="Times New Roman" w:cs="Times New Roman"/>
-          <w:bCs/>
-          <w:sz w:val="28"/>
-          <w:szCs w:val="28"/>
-        </w:rPr>
-        <w:t xml:space="preserve">Распознавания формул в </w:t>
-      </w:r>
-      <w:proofErr w:type="spellStart"/>
-      <w:r>
-        <w:rPr>
-          <w:rFonts w:ascii="Times New Roman" w:hAnsi="Times New Roman" w:cs="Times New Roman"/>
-          <w:bCs/>
-          <w:sz w:val="28"/>
-          <w:szCs w:val="28"/>
-        </w:rPr>
-        <w:t>LaTeX</w:t>
-      </w:r>
-      <w:proofErr w:type="spellEnd"/>
-      <w:r>
-        <w:rPr>
-          <w:rFonts w:ascii="Times New Roman" w:hAnsi="Times New Roman" w:cs="Times New Roman"/>
-          <w:bCs/>
-          <w:sz w:val="28"/>
-          <w:szCs w:val="28"/>
-        </w:rPr>
-        <w:t>.</w:t>
+        <w:t>Распознавания формул в LaTeX.</w:t>
       </w:r>
     </w:p>
     <w:p>
@@ -4143,7 +3856,6 @@
           <w:szCs w:val="28"/>
         </w:rPr>
       </w:pPr>
-      <w:proofErr w:type="spellStart"/>
       <w:r>
         <w:rPr>
           <w:rFonts w:ascii="Times New Roman" w:hAnsi="Times New Roman" w:cs="Times New Roman"/>
@@ -4151,37 +3863,7 @@
           <w:sz w:val="28"/>
           <w:szCs w:val="28"/>
         </w:rPr>
-        <w:t>Texify</w:t>
-      </w:r>
-      <w:proofErr w:type="spellEnd"/>
-      <w:r>
-        <w:rPr>
-          <w:rFonts w:ascii="Times New Roman" w:hAnsi="Times New Roman" w:cs="Times New Roman"/>
-          <w:bCs/>
-          <w:sz w:val="28"/>
-          <w:szCs w:val="28"/>
-        </w:rPr>
-        <w:t xml:space="preserve"> – не удалось запустить из-за конфликта версий библиотек </w:t>
-      </w:r>
-      <w:proofErr w:type="spellStart"/>
-      <w:r>
-        <w:rPr>
-          <w:rFonts w:ascii="Times New Roman" w:hAnsi="Times New Roman" w:cs="Times New Roman"/>
-          <w:bCs/>
-          <w:sz w:val="28"/>
-          <w:szCs w:val="28"/>
-        </w:rPr>
-        <w:t>transformers</w:t>
-      </w:r>
-      <w:proofErr w:type="spellEnd"/>
-      <w:r>
-        <w:rPr>
-          <w:rFonts w:ascii="Times New Roman" w:hAnsi="Times New Roman" w:cs="Times New Roman"/>
-          <w:bCs/>
-          <w:sz w:val="28"/>
-          <w:szCs w:val="28"/>
-        </w:rPr>
-        <w:t>.</w:t>
+        <w:t>Texify – не удалось запустить из-за конфликта версий библиотек transformers.</w:t>
       </w:r>
     </w:p>
     <w:p>
@@ -4198,7 +3880,6 @@
           <w:szCs w:val="28"/>
         </w:rPr>
       </w:pPr>
-      <w:proofErr w:type="spellStart"/>
       <w:r>
         <w:rPr>
           <w:rFonts w:ascii="Times New Roman" w:hAnsi="Times New Roman" w:cs="Times New Roman"/>
@@ -4206,37 +3887,7 @@
           <w:sz w:val="28"/>
           <w:szCs w:val="28"/>
         </w:rPr>
-        <w:t>MinerU</w:t>
-      </w:r>
-      <w:proofErr w:type="spellEnd"/>
-      <w:r>
-        <w:rPr>
-          <w:rFonts w:ascii="Times New Roman" w:hAnsi="Times New Roman" w:cs="Times New Roman"/>
-          <w:bCs/>
-          <w:sz w:val="28"/>
-          <w:szCs w:val="28"/>
-        </w:rPr>
-        <w:t xml:space="preserve"> – требует доступа к GPU с 8+ ГБ видеопамяти, что недоступно на используемом оборудовании (NVIDIA RTX 3050 </w:t>
-      </w:r>
-      <w:proofErr w:type="spellStart"/>
-      <w:r>
-        <w:rPr>
-          <w:rFonts w:ascii="Times New Roman" w:hAnsi="Times New Roman" w:cs="Times New Roman"/>
-          <w:bCs/>
-          <w:sz w:val="28"/>
-          <w:szCs w:val="28"/>
-        </w:rPr>
-        <w:t>Ti</w:t>
-      </w:r>
-      <w:proofErr w:type="spellEnd"/>
-      <w:r>
-        <w:rPr>
-          <w:rFonts w:ascii="Times New Roman" w:hAnsi="Times New Roman" w:cs="Times New Roman"/>
-          <w:bCs/>
-          <w:sz w:val="28"/>
-          <w:szCs w:val="28"/>
-        </w:rPr>
-        <w:t xml:space="preserve"> с 4 ГБ).</w:t>
+        <w:t>MinerU – требует доступа к GPU с 8+ ГБ видеопамяти, что недоступно на используемом оборудовании (NVIDIA RTX 3050 Ti с 4 ГБ).</w:t>
       </w:r>
     </w:p>
     <w:p>
@@ -4288,47 +3939,7 @@
           <w:sz w:val="28"/>
           <w:szCs w:val="28"/>
         </w:rPr>
-        <w:t>ыли указаны языки ('</w:t>
-      </w:r>
-      <w:proofErr w:type="spellStart"/>
-      <w:r>
-        <w:rPr>
-          <w:rFonts w:ascii="Times New Roman" w:hAnsi="Times New Roman" w:cs="Times New Roman"/>
-          <w:bCs/>
-          <w:sz w:val="28"/>
-          <w:szCs w:val="28"/>
-        </w:rPr>
-        <w:t>ru</w:t>
-      </w:r>
-      <w:proofErr w:type="spellEnd"/>
-      <w:r>
-        <w:rPr>
-          <w:rFonts w:ascii="Times New Roman" w:hAnsi="Times New Roman" w:cs="Times New Roman"/>
-          <w:bCs/>
-          <w:sz w:val="28"/>
-          <w:szCs w:val="28"/>
-        </w:rPr>
-        <w:t>', '</w:t>
-      </w:r>
-      <w:proofErr w:type="spellStart"/>
-      <w:r>
-        <w:rPr>
-          <w:rFonts w:ascii="Times New Roman" w:hAnsi="Times New Roman" w:cs="Times New Roman"/>
-          <w:bCs/>
-          <w:sz w:val="28"/>
-          <w:szCs w:val="28"/>
-        </w:rPr>
-        <w:t>en</w:t>
-      </w:r>
-      <w:proofErr w:type="spellEnd"/>
-      <w:r>
-        <w:rPr>
-          <w:rFonts w:ascii="Times New Roman" w:hAnsi="Times New Roman" w:cs="Times New Roman"/>
-          <w:bCs/>
-          <w:sz w:val="28"/>
-          <w:szCs w:val="28"/>
-        </w:rPr>
-        <w:t xml:space="preserve">'). </w:t>
+        <w:t xml:space="preserve">ыли указаны языки ('ru', 'en'). </w:t>
       </w:r>
       <w:r>
         <w:rPr>
@@ -4392,9 +4003,8 @@
           <w:sz w:val="28"/>
           <w:szCs w:val="28"/>
         </w:rPr>
-        <w:t xml:space="preserve">нестабильным: в большом количестве случаев </w:t>
-      </w:r>
-      <w:proofErr w:type="spellStart"/>
+        <w:t xml:space="preserve">нестабильным: в большом количестве случаев LaTeX-код содержит </w:t>
+      </w:r>
       <w:r>
         <w:rPr>
           <w:rFonts w:ascii="Times New Roman" w:hAnsi="Times New Roman" w:cs="Times New Roman"/>
@@ -4402,9 +4012,8 @@
           <w:sz w:val="28"/>
           <w:szCs w:val="28"/>
         </w:rPr>
-        <w:t>LaTeX</w:t>
-      </w:r>
-      <w:proofErr w:type="spellEnd"/>
+        <w:t>неточности</w:t>
+      </w:r>
       <w:r>
         <w:rPr>
           <w:rFonts w:ascii="Times New Roman" w:hAnsi="Times New Roman" w:cs="Times New Roman"/>
@@ -4412,19 +4021,18 @@
           <w:sz w:val="28"/>
           <w:szCs w:val="28"/>
         </w:rPr>
-        <w:t xml:space="preserve">-код содержит </w:t>
-      </w:r>
-      <w:r>
+        <w:t xml:space="preserve">. Это объясняется ограничениями используемой модели. </w:t>
+      </w:r>
+    </w:p>
+    <w:p>
+      <w:pPr>
         <w:rPr>
           <w:rFonts w:ascii="Times New Roman" w:hAnsi="Times New Roman" w:cs="Times New Roman"/>
           <w:bCs/>
           <w:sz w:val="28"/>
           <w:szCs w:val="28"/>
         </w:rPr>
-        <w:t>неточности</w:t>
-      </w:r>
-      <w:bookmarkStart w:id="12" w:name="_GoBack"/>
-      <w:bookmarkEnd w:id="12"/>
+      </w:pPr>
       <w:r>
         <w:rPr>
           <w:rFonts w:ascii="Times New Roman" w:hAnsi="Times New Roman" w:cs="Times New Roman"/>
@@ -4432,46 +4040,7 @@
           <w:sz w:val="28"/>
           <w:szCs w:val="28"/>
         </w:rPr>
-        <w:t xml:space="preserve">. Это объясняется ограничениями используемой модели. </w:t>
-      </w:r>
-    </w:p>
-    <w:p>
-      <w:pPr>
-        <w:rPr>
-          <w:rFonts w:ascii="Times New Roman" w:hAnsi="Times New Roman" w:cs="Times New Roman"/>
-          <w:bCs/>
-          <w:sz w:val="28"/>
-          <w:szCs w:val="28"/>
-        </w:rPr>
-      </w:pPr>
-      <w:r>
-        <w:rPr>
-          <w:rFonts w:ascii="Times New Roman" w:hAnsi="Times New Roman" w:cs="Times New Roman"/>
-          <w:bCs/>
-          <w:sz w:val="28"/>
-          <w:szCs w:val="28"/>
-        </w:rPr>
-        <w:t xml:space="preserve">Авторы извлекаются с помощью библиотеки </w:t>
-      </w:r>
-      <w:proofErr w:type="spellStart"/>
-      <w:r>
-        <w:rPr>
-          <w:rFonts w:ascii="Times New Roman" w:hAnsi="Times New Roman" w:cs="Times New Roman"/>
-          <w:bCs/>
-          <w:sz w:val="28"/>
-          <w:szCs w:val="28"/>
-        </w:rPr>
-        <w:t>Natasha</w:t>
-      </w:r>
-      <w:proofErr w:type="spellEnd"/>
-      <w:r>
-        <w:rPr>
-          <w:rFonts w:ascii="Times New Roman" w:hAnsi="Times New Roman" w:cs="Times New Roman"/>
-          <w:bCs/>
-          <w:sz w:val="28"/>
-          <w:szCs w:val="28"/>
-        </w:rPr>
-        <w:t>. В 4 из 40 файлов авторы не были найдены из-за нестандартного оформления первой страницы (отсутствие инициалов, расположение после аннотации). Это является ограничением используемого подхода.</w:t>
+        <w:t>Авторы извлекаются с помощью библиотеки Natasha. В 4 из 40 файлов авторы не были найдены из-за нестандартного оформления первой страницы (отсутствие инициалов, расположение после аннотации). Это является ограничением используемого подхода.</w:t>
       </w:r>
     </w:p>
     <w:p>
@@ -4671,23 +4240,7 @@
           <w:rFonts w:ascii="Times New Roman" w:hAnsi="Times New Roman" w:cs="Times New Roman"/>
           <w:sz w:val="28"/>
         </w:rPr>
-        <w:t xml:space="preserve">ов с помощью библиотеки </w:t>
-      </w:r>
-      <w:proofErr w:type="spellStart"/>
-      <w:r>
-        <w:rPr>
-          <w:rFonts w:ascii="Times New Roman" w:hAnsi="Times New Roman" w:cs="Times New Roman"/>
-          <w:sz w:val="28"/>
-        </w:rPr>
-        <w:t>Natasha</w:t>
-      </w:r>
-      <w:proofErr w:type="spellEnd"/>
-      <w:r>
-        <w:rPr>
-          <w:rFonts w:ascii="Times New Roman" w:hAnsi="Times New Roman" w:cs="Times New Roman"/>
-          <w:sz w:val="28"/>
-        </w:rPr>
-        <w:t>.</w:t>
+        <w:t>ов с помощью библиотеки Natasha.</w:t>
       </w:r>
     </w:p>
     <w:p>
@@ -4707,23 +4260,7 @@
           <w:rFonts w:ascii="Times New Roman" w:hAnsi="Times New Roman" w:cs="Times New Roman"/>
           <w:sz w:val="28"/>
         </w:rPr>
-        <w:t xml:space="preserve">Реализовано распознавание формул в </w:t>
-      </w:r>
-      <w:proofErr w:type="spellStart"/>
-      <w:r>
-        <w:rPr>
-          <w:rFonts w:ascii="Times New Roman" w:hAnsi="Times New Roman" w:cs="Times New Roman"/>
-          <w:sz w:val="28"/>
-        </w:rPr>
-        <w:t>LaTeX</w:t>
-      </w:r>
-      <w:proofErr w:type="spellEnd"/>
-      <w:r>
-        <w:rPr>
-          <w:rFonts w:ascii="Times New Roman" w:hAnsi="Times New Roman" w:cs="Times New Roman"/>
-          <w:sz w:val="28"/>
-        </w:rPr>
-        <w:t xml:space="preserve"> с помощью Pix2Text.</w:t>
+        <w:t>Реализовано распознавание формул в LaTeX с помощью Pix2Text.</w:t>
       </w:r>
     </w:p>
     <w:p>
@@ -4766,13 +4303,8 @@
         <w:jc w:val="center"/>
       </w:pPr>
       <w:bookmarkStart w:id="14" w:name="_Toc230224542"/>
-    </w:p>
-    <w:p>
-      <w:pPr>
-        <w:pStyle w:val="1"/>
-        <w:jc w:val="center"/>
-      </w:pPr>
-      <w:r>
+      <w:r>
+        <w:lastRenderedPageBreak/>
         <w:t>Заключение</w:t>
       </w:r>
       <w:bookmarkEnd w:id="14"/>
@@ -4804,23 +4336,7 @@
           <w:rFonts w:ascii="Times New Roman" w:hAnsi="Times New Roman" w:cs="Times New Roman"/>
           <w:sz w:val="28"/>
         </w:rPr>
-        <w:t xml:space="preserve">Скрипт успешно протестирован на 40 реальных математических статьях. Полученный </w:t>
-      </w:r>
-      <w:proofErr w:type="spellStart"/>
-      <w:r>
-        <w:rPr>
-          <w:rFonts w:ascii="Times New Roman" w:hAnsi="Times New Roman" w:cs="Times New Roman"/>
-          <w:sz w:val="28"/>
-        </w:rPr>
-        <w:t>датасет</w:t>
-      </w:r>
-      <w:proofErr w:type="spellEnd"/>
-      <w:r>
-        <w:rPr>
-          <w:rFonts w:ascii="Times New Roman" w:hAnsi="Times New Roman" w:cs="Times New Roman"/>
-          <w:sz w:val="28"/>
-        </w:rPr>
-        <w:t xml:space="preserve"> может быть использован для дальнейшей ручной или автоматической разметки.</w:t>
+        <w:t>Скрипт успешно протестирован на 40 реальных математических статьях. Полученный датасет может быть использован для дальнейшей ручной или автоматической разметки.</w:t>
       </w:r>
     </w:p>
     <w:p>
@@ -4845,7 +4361,7 @@
         <w:pStyle w:val="a7"/>
         <w:numPr>
           <w:ilvl w:val="0"/>
-          <w:numId w:val="13"/>
+          <w:numId w:val="15"/>
         </w:numPr>
         <w:rPr>
           <w:rFonts w:ascii="Times New Roman" w:hAnsi="Times New Roman" w:cs="Times New Roman"/>
@@ -4857,25 +4373,15 @@
           <w:rFonts w:ascii="Times New Roman" w:hAnsi="Times New Roman" w:cs="Times New Roman"/>
           <w:sz w:val="28"/>
         </w:rPr>
-        <w:t>pypdf — библиотека для работы с PDF на Python. URL: </w:t>
-      </w:r>
-      <w:hyperlink r:id="rId6" w:tgtFrame="_blank" w:history="1">
-        <w:r>
-          <w:rPr>
-            <w:rStyle w:val="ad"/>
-            <w:rFonts w:ascii="Times New Roman" w:hAnsi="Times New Roman" w:cs="Times New Roman"/>
-            <w:sz w:val="28"/>
-          </w:rPr>
-          <w:t>https://pypdf.readthedocs.io/</w:t>
-        </w:r>
-      </w:hyperlink>
+        <w:t>pypdf : Библиотека для работы с PDF на Python. [Электронный ресурс] // PyPI. - URL: https://pypi.org/project/pypdf/ (дата обращения: 26.05.2026). - Текст : электронный.</w:t>
+      </w:r>
     </w:p>
     <w:p>
       <w:pPr>
         <w:pStyle w:val="a7"/>
         <w:numPr>
           <w:ilvl w:val="0"/>
-          <w:numId w:val="13"/>
+          <w:numId w:val="15"/>
         </w:numPr>
         <w:rPr>
           <w:rFonts w:ascii="Times New Roman" w:hAnsi="Times New Roman" w:cs="Times New Roman"/>
@@ -4887,127 +4393,63 @@
           <w:rFonts w:ascii="Times New Roman" w:hAnsi="Times New Roman" w:cs="Times New Roman"/>
           <w:sz w:val="28"/>
         </w:rPr>
-        <w:t>Документация по регулярным выражениям Python. URL: </w:t>
-      </w:r>
-      <w:hyperlink r:id="rId7" w:tgtFrame="_blank" w:history="1">
-        <w:r>
-          <w:rPr>
-            <w:rStyle w:val="ad"/>
-            <w:rFonts w:ascii="Times New Roman" w:hAnsi="Times New Roman" w:cs="Times New Roman"/>
-            <w:sz w:val="28"/>
-          </w:rPr>
-          <w:t>https://docs.python.org/3/library/re.html</w:t>
-        </w:r>
-      </w:hyperlink>
+        <w:t>PyMuPDF : Документация. [Электронный ресурс] // PyMuPDF. - URL: https://pymupdf.readthedocs.io/ (дата обращения: 26.05.2026). - Текст : электронный.</w:t>
+      </w:r>
     </w:p>
     <w:p>
       <w:pPr>
         <w:pStyle w:val="a7"/>
         <w:numPr>
           <w:ilvl w:val="0"/>
-          <w:numId w:val="13"/>
+          <w:numId w:val="15"/>
         </w:numPr>
         <w:rPr>
           <w:rFonts w:ascii="Times New Roman" w:hAnsi="Times New Roman" w:cs="Times New Roman"/>
           <w:sz w:val="28"/>
         </w:rPr>
       </w:pPr>
-      <w:proofErr w:type="spellStart"/>
-      <w:r>
-        <w:rPr>
-          <w:rFonts w:ascii="Times New Roman" w:hAnsi="Times New Roman" w:cs="Times New Roman"/>
-          <w:sz w:val="28"/>
-        </w:rPr>
-        <w:t>Texify</w:t>
-      </w:r>
-      <w:proofErr w:type="spellEnd"/>
-      <w:r>
-        <w:rPr>
-          <w:rFonts w:ascii="Times New Roman" w:hAnsi="Times New Roman" w:cs="Times New Roman"/>
-          <w:sz w:val="28"/>
-        </w:rPr>
-        <w:t xml:space="preserve"> — OCR для математических формул. URL: </w:t>
-      </w:r>
-      <w:hyperlink r:id="rId8" w:tgtFrame="_blank" w:history="1">
-        <w:r>
-          <w:rPr>
-            <w:rStyle w:val="ad"/>
-            <w:rFonts w:ascii="Times New Roman" w:hAnsi="Times New Roman" w:cs="Times New Roman"/>
-            <w:sz w:val="28"/>
-          </w:rPr>
-          <w:t>https://github.com/VikParuchuri/texify</w:t>
-        </w:r>
-      </w:hyperlink>
+      <w:r>
+        <w:rPr>
+          <w:rFonts w:ascii="Times New Roman" w:hAnsi="Times New Roman" w:cs="Times New Roman"/>
+          <w:sz w:val="28"/>
+          <w:lang w:val="en-US"/>
+        </w:rPr>
+        <w:t xml:space="preserve">Pix2Text : Pix2Text (P2T): A Free and Open-Source Python Alternative to Mathpix. </w:t>
+      </w:r>
+      <w:r>
+        <w:rPr>
+          <w:rFonts w:ascii="Times New Roman" w:hAnsi="Times New Roman" w:cs="Times New Roman"/>
+          <w:sz w:val="28"/>
+        </w:rPr>
+        <w:t>[Электронный ресурс] // GitHub. - URL: https://github.com/breezedeus/pix2text (дата обращения: 26.05.2026). - Текст : электронный.</w:t>
+      </w:r>
     </w:p>
     <w:p>
       <w:pPr>
         <w:pStyle w:val="a7"/>
         <w:numPr>
           <w:ilvl w:val="0"/>
-          <w:numId w:val="13"/>
+          <w:numId w:val="15"/>
         </w:numPr>
         <w:rPr>
-          <w:rStyle w:val="ad"/>
-          <w:rFonts w:ascii="Times New Roman" w:hAnsi="Times New Roman" w:cs="Times New Roman"/>
-          <w:color w:val="auto"/>
-          <w:sz w:val="28"/>
-          <w:u w:val="none"/>
-        </w:rPr>
-      </w:pPr>
-      <w:r>
-        <w:rPr>
-          <w:rFonts w:ascii="Times New Roman" w:hAnsi="Times New Roman" w:cs="Times New Roman"/>
-          <w:sz w:val="28"/>
-        </w:rPr>
-        <w:t>P</w:t>
-      </w:r>
-      <w:r>
-        <w:rPr>
-          <w:rFonts w:ascii="Times New Roman" w:hAnsi="Times New Roman" w:cs="Times New Roman"/>
-          <w:sz w:val="28"/>
-        </w:rPr>
-        <w:t xml:space="preserve">ix2Text — альтернатива </w:t>
-      </w:r>
-      <w:proofErr w:type="spellStart"/>
-      <w:r>
-        <w:rPr>
-          <w:rFonts w:ascii="Times New Roman" w:hAnsi="Times New Roman" w:cs="Times New Roman"/>
-          <w:sz w:val="28"/>
-        </w:rPr>
-        <w:t>Mathpix</w:t>
-      </w:r>
-      <w:proofErr w:type="spellEnd"/>
-      <w:r>
-        <w:rPr>
-          <w:rFonts w:ascii="Times New Roman" w:hAnsi="Times New Roman" w:cs="Times New Roman"/>
-          <w:sz w:val="28"/>
-        </w:rPr>
-        <w:t xml:space="preserve">. </w:t>
-      </w:r>
-      <w:r>
-        <w:rPr>
-          <w:rFonts w:ascii="Times New Roman" w:hAnsi="Times New Roman" w:cs="Times New Roman"/>
-          <w:sz w:val="28"/>
-        </w:rPr>
-        <w:t>URL: </w:t>
-      </w:r>
-      <w:hyperlink r:id="rId9" w:tgtFrame="_blank" w:history="1">
-        <w:r>
-          <w:rPr>
-            <w:rStyle w:val="ad"/>
-            <w:rFonts w:ascii="Times New Roman" w:hAnsi="Times New Roman" w:cs="Times New Roman"/>
-            <w:sz w:val="28"/>
-          </w:rPr>
-          <w:t>https://github.com/breezedeus/Pix2Text</w:t>
-        </w:r>
-      </w:hyperlink>
+          <w:rFonts w:ascii="Times New Roman" w:hAnsi="Times New Roman" w:cs="Times New Roman"/>
+          <w:sz w:val="28"/>
+        </w:rPr>
+      </w:pPr>
+      <w:r>
+        <w:rPr>
+          <w:rFonts w:ascii="Times New Roman" w:hAnsi="Times New Roman" w:cs="Times New Roman"/>
+          <w:sz w:val="28"/>
+        </w:rPr>
+        <w:t>Pix2Text-Demo : Демонстрационное пространство модели. [Электронный ресурс] // Hugging Face. - URL: https://huggingface.co/spaces/aci11/Pix2Text-Demo (дата обращения: 26.05.2026). - Текст : электронный.</w:t>
+      </w:r>
     </w:p>
     <w:p>
       <w:pPr>
         <w:pStyle w:val="a7"/>
         <w:numPr>
           <w:ilvl w:val="0"/>
-          <w:numId w:val="13"/>
+          <w:numId w:val="15"/>
         </w:numPr>
         <w:rPr>
           <w:rFonts w:ascii="Times New Roman" w:hAnsi="Times New Roman" w:cs="Times New Roman"/>
@@ -5020,134 +4462,130 @@
           <w:sz w:val="28"/>
           <w:lang w:val="en-US"/>
         </w:rPr>
-        <w:t>Natasha</w:t>
-      </w:r>
-      <w:r>
-        <w:rPr>
-          <w:rFonts w:ascii="Times New Roman" w:hAnsi="Times New Roman" w:cs="Times New Roman"/>
-          <w:sz w:val="28"/>
-        </w:rPr>
-        <w:t xml:space="preserve"> — библиотека для извлечения именованных сущностей из русского текста. </w:t>
-      </w:r>
-      <w:r>
-        <w:rPr>
-          <w:rFonts w:ascii="Times New Roman" w:hAnsi="Times New Roman" w:cs="Times New Roman"/>
-          <w:sz w:val="28"/>
-          <w:lang w:val="en-US"/>
-        </w:rPr>
-        <w:t>URL</w:t>
-      </w:r>
-      <w:r>
-        <w:rPr>
-          <w:rFonts w:ascii="Times New Roman" w:hAnsi="Times New Roman" w:cs="Times New Roman"/>
-          <w:sz w:val="28"/>
-        </w:rPr>
-        <w:t xml:space="preserve">: </w:t>
-      </w:r>
-      <w:r>
-        <w:rPr>
-          <w:rFonts w:ascii="Times New Roman" w:hAnsi="Times New Roman" w:cs="Times New Roman"/>
-          <w:sz w:val="28"/>
-          <w:lang w:val="en-US"/>
-        </w:rPr>
-        <w:t>https</w:t>
-      </w:r>
-      <w:r>
-        <w:rPr>
-          <w:rFonts w:ascii="Times New Roman" w:hAnsi="Times New Roman" w:cs="Times New Roman"/>
-          <w:sz w:val="28"/>
-        </w:rPr>
-        <w:t>://</w:t>
-      </w:r>
-      <w:proofErr w:type="spellStart"/>
-      <w:r>
-        <w:rPr>
-          <w:rFonts w:ascii="Times New Roman" w:hAnsi="Times New Roman" w:cs="Times New Roman"/>
-          <w:sz w:val="28"/>
-          <w:lang w:val="en-US"/>
-        </w:rPr>
-        <w:t>github</w:t>
-      </w:r>
-      <w:proofErr w:type="spellEnd"/>
-      <w:r>
-        <w:rPr>
-          <w:rFonts w:ascii="Times New Roman" w:hAnsi="Times New Roman" w:cs="Times New Roman"/>
-          <w:sz w:val="28"/>
-        </w:rPr>
-        <w:t>.</w:t>
-      </w:r>
-      <w:r>
-        <w:rPr>
-          <w:rFonts w:ascii="Times New Roman" w:hAnsi="Times New Roman" w:cs="Times New Roman"/>
-          <w:sz w:val="28"/>
-          <w:lang w:val="en-US"/>
-        </w:rPr>
-        <w:t>com</w:t>
-      </w:r>
-      <w:r>
-        <w:rPr>
-          <w:rFonts w:ascii="Times New Roman" w:hAnsi="Times New Roman" w:cs="Times New Roman"/>
-          <w:sz w:val="28"/>
-        </w:rPr>
-        <w:t>/</w:t>
-      </w:r>
-      <w:proofErr w:type="spellStart"/>
-      <w:r>
-        <w:rPr>
-          <w:rFonts w:ascii="Times New Roman" w:hAnsi="Times New Roman" w:cs="Times New Roman"/>
-          <w:sz w:val="28"/>
-          <w:lang w:val="en-US"/>
-        </w:rPr>
-        <w:t>natasha</w:t>
-      </w:r>
-      <w:proofErr w:type="spellEnd"/>
-      <w:r>
-        <w:rPr>
-          <w:rFonts w:ascii="Times New Roman" w:hAnsi="Times New Roman" w:cs="Times New Roman"/>
-          <w:sz w:val="28"/>
-        </w:rPr>
-        <w:t>/</w:t>
-      </w:r>
-      <w:proofErr w:type="spellStart"/>
-      <w:r>
-        <w:rPr>
-          <w:rFonts w:ascii="Times New Roman" w:hAnsi="Times New Roman" w:cs="Times New Roman"/>
-          <w:sz w:val="28"/>
-          <w:lang w:val="en-US"/>
-        </w:rPr>
-        <w:t>natasha</w:t>
-      </w:r>
-      <w:proofErr w:type="spellEnd"/>
+        <w:t xml:space="preserve">Texify : Texify: OCR Model for Converting Images/PDFs with Math into Markdown and LaTeX. </w:t>
+      </w:r>
+      <w:r>
+        <w:rPr>
+          <w:rFonts w:ascii="Times New Roman" w:hAnsi="Times New Roman" w:cs="Times New Roman"/>
+          <w:sz w:val="28"/>
+        </w:rPr>
+        <w:t>[Электронный ресурс] // GitHub. - URL: https://github.com/VikParuchuri/texify (дата обращения: 26.05.2026). - Текст : электронный.</w:t>
+      </w:r>
     </w:p>
     <w:p>
       <w:pPr>
         <w:pStyle w:val="a7"/>
         <w:numPr>
           <w:ilvl w:val="0"/>
-          <w:numId w:val="13"/>
+          <w:numId w:val="15"/>
         </w:numPr>
         <w:rPr>
           <w:rFonts w:ascii="Times New Roman" w:hAnsi="Times New Roman" w:cs="Times New Roman"/>
           <w:sz w:val="28"/>
+        </w:rPr>
+      </w:pPr>
+      <w:r>
+        <w:rPr>
+          <w:rFonts w:ascii="Times New Roman" w:hAnsi="Times New Roman" w:cs="Times New Roman"/>
+          <w:sz w:val="28"/>
+        </w:rPr>
+        <w:t>MinerU2.5 : Официальная страница модели на Hugging Face. [Электронный ресурс] // Hugging Face. - URL: https://huggingface.co/opendatalab/MinerU2.5-2509-1.2B (дата обращения: 26.05.2026). - Текст : электронный.</w:t>
+      </w:r>
+    </w:p>
+    <w:p>
+      <w:pPr>
+        <w:pStyle w:val="a7"/>
+        <w:numPr>
+          <w:ilvl w:val="0"/>
+          <w:numId w:val="15"/>
+        </w:numPr>
+        <w:rPr>
+          <w:rFonts w:ascii="Times New Roman" w:hAnsi="Times New Roman" w:cs="Times New Roman"/>
+          <w:sz w:val="28"/>
+        </w:rPr>
+      </w:pPr>
+      <w:r>
+        <w:rPr>
+          <w:rFonts w:ascii="Times New Roman" w:hAnsi="Times New Roman" w:cs="Times New Roman"/>
+          <w:sz w:val="28"/>
+        </w:rPr>
+        <w:t>Natasha : Библиотека для извлечения именованных сущностей из русского текста. [Электронный ресурс] // GitHub. - URL: https://github.com/natasha/natasha (дата обращения: 26.05.2026). - Текст : электронный.</w:t>
+      </w:r>
+    </w:p>
+    <w:p>
+      <w:pPr>
+        <w:pStyle w:val="a7"/>
+        <w:numPr>
+          <w:ilvl w:val="0"/>
+          <w:numId w:val="15"/>
+        </w:numPr>
+        <w:rPr>
+          <w:rFonts w:ascii="Times New Roman" w:hAnsi="Times New Roman" w:cs="Times New Roman"/>
+          <w:sz w:val="28"/>
+        </w:rPr>
+      </w:pPr>
+      <w:r>
+        <w:rPr>
+          <w:rFonts w:ascii="Times New Roman" w:hAnsi="Times New Roman" w:cs="Times New Roman"/>
+          <w:sz w:val="28"/>
           <w:lang w:val="en-US"/>
         </w:rPr>
-      </w:pPr>
-      <w:proofErr w:type="spellStart"/>
+        <w:t xml:space="preserve">Pillow : Pillow (PIL Fork) Documentation. </w:t>
+      </w:r>
+      <w:r>
+        <w:rPr>
+          <w:rFonts w:ascii="Times New Roman" w:hAnsi="Times New Roman" w:cs="Times New Roman"/>
+          <w:sz w:val="28"/>
+        </w:rPr>
+        <w:t>[Электронный ресурс] // Pillow. - URL: https://pillow.readthedocs.io/ (дата обращения: 26.05.2026). - Текст : электронный.</w:t>
+      </w:r>
+    </w:p>
+    <w:p>
+      <w:pPr>
+        <w:pStyle w:val="a7"/>
+        <w:numPr>
+          <w:ilvl w:val="0"/>
+          <w:numId w:val="15"/>
+        </w:numPr>
+        <w:rPr>
+          <w:rFonts w:ascii="Times New Roman" w:hAnsi="Times New Roman" w:cs="Times New Roman"/>
+          <w:sz w:val="28"/>
+        </w:rPr>
+      </w:pPr>
+      <w:r>
+        <w:rPr>
+          <w:rFonts w:ascii="Times New Roman" w:hAnsi="Times New Roman" w:cs="Times New Roman"/>
+          <w:sz w:val="28"/>
+        </w:rPr>
+        <w:t>Python Software Foundation : re - Операции с регулярными выражениями. [Электронный ресурс] // Документация Python 3.10+. - URL: https://docs.python.org/3/library/re.html (дата обращения: 26.05.2026). - Текст : электронный.</w:t>
+      </w:r>
+    </w:p>
+    <w:p>
+      <w:pPr>
+        <w:pStyle w:val="a7"/>
+        <w:numPr>
+          <w:ilvl w:val="0"/>
+          <w:numId w:val="15"/>
+        </w:numPr>
+        <w:rPr>
+          <w:rFonts w:ascii="Times New Roman" w:hAnsi="Times New Roman" w:cs="Times New Roman"/>
+          <w:sz w:val="28"/>
+        </w:rPr>
+      </w:pPr>
       <w:r>
         <w:rPr>
           <w:rFonts w:ascii="Times New Roman" w:hAnsi="Times New Roman" w:cs="Times New Roman"/>
           <w:sz w:val="28"/>
           <w:lang w:val="en-US"/>
         </w:rPr>
-        <w:t>PyMuPDF</w:t>
-      </w:r>
-      <w:proofErr w:type="spellEnd"/>
-      <w:r>
-        <w:rPr>
-          <w:rFonts w:ascii="Times New Roman" w:hAnsi="Times New Roman" w:cs="Times New Roman"/>
-          <w:sz w:val="28"/>
-        </w:rPr>
-        <w:t xml:space="preserve"> — библиотека для работы с </w:t>
+        <w:t xml:space="preserve">Python Software Foundation : json - </w:t>
+      </w:r>
+      <w:r>
+        <w:rPr>
+          <w:rFonts w:ascii="Times New Roman" w:hAnsi="Times New Roman" w:cs="Times New Roman"/>
+          <w:sz w:val="28"/>
+        </w:rPr>
+        <w:t>Кодировщик</w:t>
       </w:r>
       <w:r>
         <w:rPr>
@@ -5155,14 +4593,14 @@
           <w:sz w:val="28"/>
           <w:lang w:val="en-US"/>
         </w:rPr>
-        <w:t>PDF</w:t>
-      </w:r>
-      <w:r>
-        <w:rPr>
-          <w:rFonts w:ascii="Times New Roman" w:hAnsi="Times New Roman" w:cs="Times New Roman"/>
-          <w:sz w:val="28"/>
-        </w:rPr>
-        <w:t xml:space="preserve"> и рендеринга страниц. </w:t>
+        <w:t xml:space="preserve"> </w:t>
+      </w:r>
+      <w:r>
+        <w:rPr>
+          <w:rFonts w:ascii="Times New Roman" w:hAnsi="Times New Roman" w:cs="Times New Roman"/>
+          <w:sz w:val="28"/>
+        </w:rPr>
+        <w:t>и</w:t>
       </w:r>
       <w:r>
         <w:rPr>
@@ -5170,16 +4608,32 @@
           <w:sz w:val="28"/>
           <w:lang w:val="en-US"/>
         </w:rPr>
-        <w:t>URL: https://pymupdf.readthedocs.io/</w:t>
-      </w:r>
-    </w:p>
-    <w:p>
-      <w:pPr>
-        <w:rPr>
+        <w:t xml:space="preserve"> </w:t>
+      </w:r>
+      <w:r>
+        <w:rPr>
+          <w:rFonts w:ascii="Times New Roman" w:hAnsi="Times New Roman" w:cs="Times New Roman"/>
+          <w:sz w:val="28"/>
+        </w:rPr>
+        <w:t>декодер</w:t>
+      </w:r>
+      <w:r>
+        <w:rPr>
+          <w:rFonts w:ascii="Times New Roman" w:hAnsi="Times New Roman" w:cs="Times New Roman"/>
+          <w:sz w:val="28"/>
           <w:lang w:val="en-US"/>
         </w:rPr>
-      </w:pPr>
-    </w:p>
+        <w:t xml:space="preserve"> JSON. </w:t>
+      </w:r>
+      <w:r>
+        <w:rPr>
+          <w:rFonts w:ascii="Times New Roman" w:hAnsi="Times New Roman" w:cs="Times New Roman"/>
+          <w:sz w:val="28"/>
+        </w:rPr>
+        <w:t>[Электронный ресурс] // Документация Python 3.10+. - URL: https://docs.python.org/3/library/json.html (дата обращения: 26.05.2026). - Текст : электронный.</w:t>
+      </w:r>
+    </w:p>
+    <w:p/>
     <w:sectPr>
       <w:pgSz w:w="11906" w:h="16838"/>
       <w:pgMar w:top="1134" w:right="850" w:bottom="1134" w:left="1701" w:header="708" w:footer="708" w:gutter="0"/>
@@ -5190,6 +4644,56 @@
 </w:document>
 </file>
 
+<file path=word/endnotes.xml><?xml version="1.0" encoding="utf-8"?>
+<w:endnotes xmlns:wpc="http://schemas.microsoft.com/office/word/2010/wordprocessingCanvas" xmlns:cx="http://schemas.microsoft.com/office/drawing/2014/chartex" xmlns:mc="http://schemas.openxmlformats.org/markup-compatibility/2006" xmlns:o="urn:schemas-microsoft-com:office:office" xmlns:r="http://schemas.openxmlformats.org/officeDocument/2006/relationships" xmlns:m="http://schemas.openxmlformats.org/officeDocument/2006/math" xmlns:v="urn:schemas-microsoft-com:vml" xmlns:wp14="http://schemas.microsoft.com/office/word/2010/wordprocessingDrawing" xmlns:wp="http://schemas.openxmlformats.org/drawingml/2006/wordprocessingDrawing" xmlns:w10="urn:schemas-microsoft-com:office:word" xmlns:w="http://schemas.openxmlformats.org/wordprocessingml/2006/main" xmlns:w14="http://schemas.microsoft.com/office/word/2010/wordml" xmlns:w15="http://schemas.microsoft.com/office/word/2012/wordml" xmlns:w16se="http://schemas.microsoft.com/office/word/2015/wordml/symex" xmlns:wpg="http://schemas.microsoft.com/office/word/2010/wordprocessingGroup" xmlns:wpi="http://schemas.microsoft.com/office/word/2010/wordprocessingInk" xmlns:wne="http://schemas.microsoft.com/office/word/2006/wordml" xmlns:wps="http://schemas.microsoft.com/office/word/2010/wordprocessingShape" mc:Ignorable="w14 w15 w16se wp14">
+  <w:endnote w:type="separator" w:id="-1">
+    <w:p>
+      <w:pPr>
+        <w:spacing w:after="0" w:line="240" w:lineRule="auto"/>
+      </w:pPr>
+      <w:r>
+        <w:separator/>
+      </w:r>
+    </w:p>
+  </w:endnote>
+  <w:endnote w:type="continuationSeparator" w:id="0">
+    <w:p>
+      <w:pPr>
+        <w:spacing w:after="0" w:line="240" w:lineRule="auto"/>
+      </w:pPr>
+      <w:r>
+        <w:continuationSeparator/>
+      </w:r>
+    </w:p>
+  </w:endnote>
+</w:endnotes>
+</file>
+
+<file path=word/footnotes.xml><?xml version="1.0" encoding="utf-8"?>
+<w:footnotes xmlns:wpc="http://schemas.microsoft.com/office/word/2010/wordprocessingCanvas" xmlns:cx="http://schemas.microsoft.com/office/drawing/2014/chartex" xmlns:mc="http://schemas.openxmlformats.org/markup-compatibility/2006" xmlns:o="urn:schemas-microsoft-com:office:office" xmlns:r="http://schemas.openxmlformats.org/officeDocument/2006/relationships" xmlns:m="http://schemas.openxmlformats.org/officeDocument/2006/math" xmlns:v="urn:schemas-microsoft-com:vml" xmlns:wp14="http://schemas.microsoft.com/office/word/2010/wordprocessingDrawing" xmlns:wp="http://schemas.openxmlformats.org/drawingml/2006/wordprocessingDrawing" xmlns:w10="urn:schemas-microsoft-com:office:word" xmlns:w="http://schemas.openxmlformats.org/wordprocessingml/2006/main" xmlns:w14="http://schemas.microsoft.com/office/word/2010/wordml" xmlns:w15="http://schemas.microsoft.com/office/word/2012/wordml" xmlns:w16se="http://schemas.microsoft.com/office/word/2015/wordml/symex" xmlns:wpg="http://schemas.microsoft.com/office/word/2010/wordprocessingGroup" xmlns:wpi="http://schemas.microsoft.com/office/word/2010/wordprocessingInk" xmlns:wne="http://schemas.microsoft.com/office/word/2006/wordml" xmlns:wps="http://schemas.microsoft.com/office/word/2010/wordprocessingShape" mc:Ignorable="w14 w15 w16se wp14">
+  <w:footnote w:type="separator" w:id="-1">
+    <w:p>
+      <w:pPr>
+        <w:spacing w:after="0" w:line="240" w:lineRule="auto"/>
+      </w:pPr>
+      <w:r>
+        <w:separator/>
+      </w:r>
+    </w:p>
+  </w:footnote>
+  <w:footnote w:type="continuationSeparator" w:id="0">
+    <w:p>
+      <w:pPr>
+        <w:spacing w:after="0" w:line="240" w:lineRule="auto"/>
+      </w:pPr>
+      <w:r>
+        <w:continuationSeparator/>
+      </w:r>
+    </w:p>
+  </w:footnote>
+</w:footnotes>
+</file>
+
 <file path=word/numbering.xml><?xml version="1.0" encoding="utf-8"?>
 <w:numbering xmlns:wpc="http://schemas.microsoft.com/office/word/2010/wordprocessingCanvas" xmlns:cx="http://schemas.microsoft.com/office/drawing/2014/chartex" xmlns:mc="http://schemas.openxmlformats.org/markup-compatibility/2006" xmlns:o="urn:schemas-microsoft-com:office:office" xmlns:r="http://schemas.openxmlformats.org/officeDocument/2006/relationships" xmlns:m="http://schemas.openxmlformats.org/officeDocument/2006/math" xmlns:v="urn:schemas-microsoft-com:vml" xmlns:wp14="http://schemas.microsoft.com/office/word/2010/wordprocessingDrawing" xmlns:wp="http://schemas.openxmlformats.org/drawingml/2006/wordprocessingDrawing" xmlns:w10="urn:schemas-microsoft-com:office:word" xmlns:w="http://schemas.openxmlformats.org/wordprocessingml/2006/main" xmlns:w14="http://schemas.microsoft.com/office/word/2010/wordml" xmlns:w15="http://schemas.microsoft.com/office/word/2012/wordml" xmlns:w16se="http://schemas.microsoft.com/office/word/2015/wordml/symex" xmlns:wpg="http://schemas.microsoft.com/office/word/2010/wordprocessingGroup" xmlns:wpi="http://schemas.microsoft.com/office/word/2010/wordprocessingInk" xmlns:wne="http://schemas.microsoft.com/office/word/2006/wordml" xmlns:wps="http://schemas.microsoft.com/office/word/2010/wordprocessingShape" mc:Ignorable="w14 w15 w16se wp14">
   <w:abstractNum w:abstractNumId="0" w15:restartNumberingAfterBreak="0">
@@ -5753,6 +5257,92 @@
     </w:lvl>
   </w:abstractNum>
   <w:abstractNum w:abstractNumId="4" w15:restartNumberingAfterBreak="0">
+    <w:nsid w:val="2C475723"/>
+    <w:multiLevelType w:val="hybridMultilevel"/>
+    <w:tmpl w:val="AC16412C"/>
+    <w:lvl w:ilvl="0" w:tplc="0419000F">
+      <w:start w:val="1"/>
+      <w:numFmt w:val="decimal"/>
+      <w:lvlText w:val="%1."/>
+      <w:lvlJc w:val="left"/>
+      <w:pPr>
+        <w:ind w:left="720" w:hanging="360"/>
+      </w:pPr>
+    </w:lvl>
+    <w:lvl w:ilvl="1" w:tplc="04190019" w:tentative="1">
+      <w:start w:val="1"/>
+      <w:numFmt w:val="lowerLetter"/>
+      <w:lvlText w:val="%2."/>
+      <w:lvlJc w:val="left"/>
+      <w:pPr>
+        <w:ind w:left="1440" w:hanging="360"/>
+      </w:pPr>
+    </w:lvl>
+    <w:lvl w:ilvl="2" w:tplc="0419001B" w:tentative="1">
+      <w:start w:val="1"/>
+      <w:numFmt w:val="lowerRoman"/>
+      <w:lvlText w:val="%3."/>
+      <w:lvlJc w:val="right"/>
+      <w:pPr>
+        <w:ind w:left="2160" w:hanging="180"/>
+      </w:pPr>
+    </w:lvl>
+    <w:lvl w:ilvl="3" w:tplc="0419000F" w:tentative="1">
+      <w:start w:val="1"/>
+      <w:numFmt w:val="decimal"/>
+      <w:lvlText w:val="%4."/>
+      <w:lvlJc w:val="left"/>
+      <w:pPr>
+        <w:ind w:left="2880" w:hanging="360"/>
+      </w:pPr>
+    </w:lvl>
+    <w:lvl w:ilvl="4" w:tplc="04190019" w:tentative="1">
+      <w:start w:val="1"/>
+      <w:numFmt w:val="lowerLetter"/>
+      <w:lvlText w:val="%5."/>
+      <w:lvlJc w:val="left"/>
+      <w:pPr>
+        <w:ind w:left="3600" w:hanging="360"/>
+      </w:pPr>
+    </w:lvl>
+    <w:lvl w:ilvl="5" w:tplc="0419001B" w:tentative="1">
+      <w:start w:val="1"/>
+      <w:numFmt w:val="lowerRoman"/>
+      <w:lvlText w:val="%6."/>
+      <w:lvlJc w:val="right"/>
+      <w:pPr>
+        <w:ind w:left="4320" w:hanging="180"/>
+      </w:pPr>
+    </w:lvl>
+    <w:lvl w:ilvl="6" w:tplc="0419000F" w:tentative="1">
+      <w:start w:val="1"/>
+      <w:numFmt w:val="decimal"/>
+      <w:lvlText w:val="%7."/>
+      <w:lvlJc w:val="left"/>
+      <w:pPr>
+        <w:ind w:left="5040" w:hanging="360"/>
+      </w:pPr>
+    </w:lvl>
+    <w:lvl w:ilvl="7" w:tplc="04190019" w:tentative="1">
+      <w:start w:val="1"/>
+      <w:numFmt w:val="lowerLetter"/>
+      <w:lvlText w:val="%8."/>
+      <w:lvlJc w:val="left"/>
+      <w:pPr>
+        <w:ind w:left="5760" w:hanging="360"/>
+      </w:pPr>
+    </w:lvl>
+    <w:lvl w:ilvl="8" w:tplc="0419001B" w:tentative="1">
+      <w:start w:val="1"/>
+      <w:numFmt w:val="lowerRoman"/>
+      <w:lvlText w:val="%9."/>
+      <w:lvlJc w:val="right"/>
+      <w:pPr>
+        <w:ind w:left="6480" w:hanging="180"/>
+      </w:pPr>
+    </w:lvl>
+  </w:abstractNum>
+  <w:abstractNum w:abstractNumId="5" w15:restartNumberingAfterBreak="0">
     <w:nsid w:val="3BE2017E"/>
     <w:multiLevelType w:val="hybridMultilevel"/>
     <w:tmpl w:val="F61E664E"/>
@@ -5865,7 +5455,7 @@
       </w:rPr>
     </w:lvl>
   </w:abstractNum>
-  <w:abstractNum w:abstractNumId="5" w15:restartNumberingAfterBreak="0">
+  <w:abstractNum w:abstractNumId="6" w15:restartNumberingAfterBreak="0">
     <w:nsid w:val="3E7F5ECC"/>
     <w:multiLevelType w:val="hybridMultilevel"/>
     <w:tmpl w:val="132E09D0"/>
@@ -5951,7 +5541,7 @@
       </w:pPr>
     </w:lvl>
   </w:abstractNum>
-  <w:abstractNum w:abstractNumId="6" w15:restartNumberingAfterBreak="0">
+  <w:abstractNum w:abstractNumId="7" w15:restartNumberingAfterBreak="0">
     <w:nsid w:val="46DB7236"/>
     <w:multiLevelType w:val="hybridMultilevel"/>
     <w:tmpl w:val="BC2EC3B2"/>
@@ -6064,7 +5654,7 @@
       </w:rPr>
     </w:lvl>
   </w:abstractNum>
-  <w:abstractNum w:abstractNumId="7" w15:restartNumberingAfterBreak="0">
+  <w:abstractNum w:abstractNumId="8" w15:restartNumberingAfterBreak="0">
     <w:nsid w:val="50A3449B"/>
     <w:multiLevelType w:val="multilevel"/>
     <w:tmpl w:val="6D54ACB4"/>
@@ -6213,7 +5803,7 @@
       </w:rPr>
     </w:lvl>
   </w:abstractNum>
-  <w:abstractNum w:abstractNumId="8" w15:restartNumberingAfterBreak="0">
+  <w:abstractNum w:abstractNumId="9" w15:restartNumberingAfterBreak="0">
     <w:nsid w:val="56D61CDE"/>
     <w:multiLevelType w:val="multilevel"/>
     <w:tmpl w:val="3F6EC918"/>
@@ -6326,7 +5916,7 @@
       </w:pPr>
     </w:lvl>
   </w:abstractNum>
-  <w:abstractNum w:abstractNumId="9" w15:restartNumberingAfterBreak="0">
+  <w:abstractNum w:abstractNumId="10" w15:restartNumberingAfterBreak="0">
     <w:nsid w:val="59E90C42"/>
     <w:multiLevelType w:val="hybridMultilevel"/>
     <w:tmpl w:val="824E7616"/>
@@ -6439,7 +6029,7 @@
       </w:rPr>
     </w:lvl>
   </w:abstractNum>
-  <w:abstractNum w:abstractNumId="10" w15:restartNumberingAfterBreak="0">
+  <w:abstractNum w:abstractNumId="11" w15:restartNumberingAfterBreak="0">
     <w:nsid w:val="5D74788E"/>
     <w:multiLevelType w:val="multilevel"/>
     <w:tmpl w:val="4C3ADB52"/>
@@ -6588,7 +6178,7 @@
       </w:rPr>
     </w:lvl>
   </w:abstractNum>
-  <w:abstractNum w:abstractNumId="11" w15:restartNumberingAfterBreak="0">
+  <w:abstractNum w:abstractNumId="12" w15:restartNumberingAfterBreak="0">
     <w:nsid w:val="660179B8"/>
     <w:multiLevelType w:val="hybridMultilevel"/>
     <w:tmpl w:val="C25E321E"/>
@@ -6674,7 +6264,7 @@
       </w:pPr>
     </w:lvl>
   </w:abstractNum>
-  <w:abstractNum w:abstractNumId="12" w15:restartNumberingAfterBreak="0">
+  <w:abstractNum w:abstractNumId="13" w15:restartNumberingAfterBreak="0">
     <w:nsid w:val="6F042E0F"/>
     <w:multiLevelType w:val="multilevel"/>
     <w:tmpl w:val="6EE60662"/>
@@ -6823,7 +6413,7 @@
       </w:rPr>
     </w:lvl>
   </w:abstractNum>
-  <w:abstractNum w:abstractNumId="13" w15:restartNumberingAfterBreak="0">
+  <w:abstractNum w:abstractNumId="14" w15:restartNumberingAfterBreak="0">
     <w:nsid w:val="794110B3"/>
     <w:multiLevelType w:val="multilevel"/>
     <w:tmpl w:val="8D546908"/>
@@ -6941,16 +6531,16 @@
     </w:lvl>
   </w:abstractNum>
   <w:num w:numId="1">
+    <w:abstractNumId w:val="14"/>
+  </w:num>
+  <w:num w:numId="2">
+    <w:abstractNumId w:val="8"/>
+  </w:num>
+  <w:num w:numId="3">
     <w:abstractNumId w:val="13"/>
   </w:num>
-  <w:num w:numId="2">
-    <w:abstractNumId w:val="7"/>
-  </w:num>
-  <w:num w:numId="3">
-    <w:abstractNumId w:val="12"/>
-  </w:num>
   <w:num w:numId="4">
-    <w:abstractNumId w:val="10"/>
+    <w:abstractNumId w:val="11"/>
   </w:num>
   <w:num w:numId="5">
     <w:abstractNumId w:val="1"/>
@@ -6959,28 +6549,31 @@
     <w:abstractNumId w:val="3"/>
   </w:num>
   <w:num w:numId="7">
-    <w:abstractNumId w:val="8"/>
+    <w:abstractNumId w:val="9"/>
   </w:num>
   <w:num w:numId="8">
     <w:abstractNumId w:val="2"/>
   </w:num>
   <w:num w:numId="9">
-    <w:abstractNumId w:val="5"/>
+    <w:abstractNumId w:val="6"/>
   </w:num>
   <w:num w:numId="10">
-    <w:abstractNumId w:val="9"/>
+    <w:abstractNumId w:val="10"/>
   </w:num>
   <w:num w:numId="11">
-    <w:abstractNumId w:val="4"/>
+    <w:abstractNumId w:val="5"/>
   </w:num>
   <w:num w:numId="12">
     <w:abstractNumId w:val="0"/>
   </w:num>
   <w:num w:numId="13">
-    <w:abstractNumId w:val="11"/>
+    <w:abstractNumId w:val="12"/>
   </w:num>
   <w:num w:numId="14">
-    <w:abstractNumId w:val="6"/>
+    <w:abstractNumId w:val="7"/>
+  </w:num>
+  <w:num w:numId="15">
+    <w:abstractNumId w:val="4"/>
   </w:num>
 </w:numbering>
 </file>
@@ -7956,7 +7549,6 @@
     <w:basedOn w:val="a"/>
     <w:link w:val="HTML0"/>
     <w:uiPriority w:val="99"/>
-    <w:semiHidden/>
     <w:unhideWhenUsed/>
     <w:rsid w:val="006B4E98"/>
     <w:pPr>
@@ -7994,7 +7586,6 @@
     <w:basedOn w:val="a0"/>
     <w:link w:val="HTML"/>
     <w:uiPriority w:val="99"/>
-    <w:semiHidden/>
     <w:rsid w:val="006B4E98"/>
     <w:rPr>
       <w:rFonts w:ascii="Courier New" w:eastAsia="Times New Roman" w:hAnsi="Courier New" w:cs="Courier New"/>
@@ -8078,6 +7669,50 @@
       <w:i/>
       <w:iCs/>
     </w:rPr>
+  </w:style>
+  <w:style w:type="paragraph" w:styleId="af1">
+    <w:name w:val="header"/>
+    <w:basedOn w:val="a"/>
+    <w:link w:val="af2"/>
+    <w:uiPriority w:val="99"/>
+    <w:unhideWhenUsed/>
+    <w:rsid w:val="00322DC2"/>
+    <w:pPr>
+      <w:tabs>
+        <w:tab w:val="center" w:pos="4677"/>
+        <w:tab w:val="right" w:pos="9355"/>
+      </w:tabs>
+      <w:spacing w:after="0" w:line="240" w:lineRule="auto"/>
+    </w:pPr>
+  </w:style>
+  <w:style w:type="character" w:customStyle="1" w:styleId="af2">
+    <w:name w:val="Верхний колонтитул Знак"/>
+    <w:basedOn w:val="a0"/>
+    <w:link w:val="af1"/>
+    <w:uiPriority w:val="99"/>
+    <w:rsid w:val="00322DC2"/>
+  </w:style>
+  <w:style w:type="paragraph" w:styleId="af3">
+    <w:name w:val="footer"/>
+    <w:basedOn w:val="a"/>
+    <w:link w:val="af4"/>
+    <w:uiPriority w:val="99"/>
+    <w:unhideWhenUsed/>
+    <w:rsid w:val="00322DC2"/>
+    <w:pPr>
+      <w:tabs>
+        <w:tab w:val="center" w:pos="4677"/>
+        <w:tab w:val="right" w:pos="9355"/>
+      </w:tabs>
+      <w:spacing w:after="0" w:line="240" w:lineRule="auto"/>
+    </w:pPr>
+  </w:style>
+  <w:style w:type="character" w:customStyle="1" w:styleId="af4">
+    <w:name w:val="Нижний колонтитул Знак"/>
+    <w:basedOn w:val="a0"/>
+    <w:link w:val="af3"/>
+    <w:uiPriority w:val="99"/>
+    <w:rsid w:val="00322DC2"/>
   </w:style>
 </w:styles>
 </file>
@@ -8382,7 +8017,7 @@
 </file>
 
 <file path=customXml/itemProps1.xml><?xml version="1.0" encoding="utf-8"?>
-<ds:datastoreItem xmlns:ds="http://schemas.openxmlformats.org/officeDocument/2006/customXml" ds:itemID="{15468633-CD6B-46F6-B1D3-BA97B2CA7003}">
+<ds:datastoreItem xmlns:ds="http://schemas.openxmlformats.org/officeDocument/2006/customXml" ds:itemID="{B26C4C5C-6732-4902-B51B-AC000BA9DB19}">
   <ds:schemaRefs>
     <ds:schemaRef ds:uri="http://schemas.openxmlformats.org/officeDocument/2006/bibliography"/>
   </ds:schemaRefs>

--- a/Отчет.docx
+++ b/Отчет.docx
@@ -2351,12 +2351,7 @@
         <w:t xml:space="preserve">2.3 </w:t>
       </w:r>
       <w:r>
-        <w:t>Поиск маркеров и формирование</w:t>
-      </w:r>
-      <w:bookmarkStart w:id="6" w:name="_GoBack"/>
-      <w:bookmarkEnd w:id="6"/>
-      <w:r>
-        <w:t xml:space="preserve"> контекста</w:t>
+        <w:t>Поиск маркеров и формирование контекста</w:t>
       </w:r>
       <w:bookmarkEnd w:id="5"/>
     </w:p>
@@ -2370,7 +2365,7 @@
           <w:szCs w:val="24"/>
         </w:rPr>
       </w:pPr>
-      <w:bookmarkStart w:id="7" w:name="_Toc230224535"/>
+      <w:bookmarkStart w:id="6" w:name="_Toc230224535"/>
       <w:r>
         <w:rPr>
           <w:rFonts w:ascii="Times New Roman" w:eastAsiaTheme="minorHAnsi" w:hAnsi="Times New Roman" w:cs="Times New Roman"/>
@@ -2657,7 +2652,7 @@
       <w:r>
         <w:t>Сбор статистики и выходной формат</w:t>
       </w:r>
-      <w:bookmarkEnd w:id="7"/>
+      <w:bookmarkEnd w:id="6"/>
     </w:p>
     <w:p>
       <w:pPr>
@@ -2769,11 +2764,11 @@
       <w:pPr>
         <w:pStyle w:val="1"/>
       </w:pPr>
-      <w:bookmarkStart w:id="8" w:name="_Toc230224536"/>
+      <w:bookmarkStart w:id="7" w:name="_Toc230224536"/>
       <w:r>
         <w:t>3. Тестирование и результаты</w:t>
       </w:r>
-      <w:bookmarkEnd w:id="8"/>
+      <w:bookmarkEnd w:id="7"/>
     </w:p>
     <w:p>
       <w:pPr>
@@ -2785,112 +2780,112 @@
           <w:shd w:val="clear" w:color="auto" w:fill="151517"/>
         </w:rPr>
       </w:pPr>
-      <w:bookmarkStart w:id="9" w:name="_Toc230224537"/>
+      <w:bookmarkStart w:id="8" w:name="_Toc230224537"/>
       <w:r>
         <w:t>3.1</w:t>
       </w:r>
       <w:r>
         <w:t xml:space="preserve"> </w:t>
       </w:r>
+      <w:bookmarkEnd w:id="8"/>
+      <w:r>
+        <w:t>Качество извлечения текста из PDF</w:t>
+      </w:r>
+    </w:p>
+    <w:p>
+      <w:pPr>
+        <w:rPr>
+          <w:rFonts w:ascii="Times New Roman" w:hAnsi="Times New Roman" w:cs="Times New Roman"/>
+          <w:sz w:val="28"/>
+        </w:rPr>
+      </w:pPr>
+      <w:r>
+        <w:rPr>
+          <w:rFonts w:ascii="Times New Roman" w:hAnsi="Times New Roman" w:cs="Times New Roman"/>
+          <w:sz w:val="28"/>
+        </w:rPr>
+        <w:t xml:space="preserve">Скрипт был протестирован на коллекции из </w:t>
+      </w:r>
+      <w:r>
+        <w:rPr>
+          <w:rFonts w:ascii="Times New Roman" w:hAnsi="Times New Roman" w:cs="Times New Roman"/>
+          <w:sz w:val="28"/>
+        </w:rPr>
+        <w:t>40</w:t>
+      </w:r>
+      <w:r>
+        <w:rPr>
+          <w:rFonts w:ascii="Times New Roman" w:hAnsi="Times New Roman" w:cs="Times New Roman"/>
+          <w:sz w:val="28"/>
+        </w:rPr>
+        <w:t xml:space="preserve"> PDF-статей с</w:t>
+      </w:r>
+      <w:r>
+        <w:rPr>
+          <w:rFonts w:ascii="Times New Roman" w:hAnsi="Times New Roman" w:cs="Times New Roman"/>
+          <w:sz w:val="28"/>
+        </w:rPr>
+        <w:t xml:space="preserve"> </w:t>
+      </w:r>
+      <w:r>
+        <w:rPr>
+          <w:rFonts w:ascii="Times New Roman" w:hAnsi="Times New Roman" w:cs="Times New Roman"/>
+          <w:sz w:val="28"/>
+          <w:lang w:val="en-US"/>
+        </w:rPr>
+        <w:t>elibrary</w:t>
+      </w:r>
+      <w:r>
+        <w:rPr>
+          <w:rFonts w:ascii="Times New Roman" w:hAnsi="Times New Roman" w:cs="Times New Roman"/>
+          <w:sz w:val="28"/>
+        </w:rPr>
+        <w:t>.</w:t>
+      </w:r>
+      <w:r>
+        <w:rPr>
+          <w:rFonts w:ascii="Times New Roman" w:hAnsi="Times New Roman" w:cs="Times New Roman"/>
+          <w:sz w:val="28"/>
+          <w:lang w:val="en-US"/>
+        </w:rPr>
+        <w:t>ru</w:t>
+      </w:r>
+      <w:r>
+        <w:rPr>
+          <w:rFonts w:ascii="Times New Roman" w:hAnsi="Times New Roman" w:cs="Times New Roman"/>
+          <w:sz w:val="28"/>
+        </w:rPr>
+        <w:t xml:space="preserve"> Текст извлекается корректно, переносы строк и лишние пробелы устраняются. Разбивка на предложения работает корректно даже при наличии формул и чисел с плавающей точкой.</w:t>
+      </w:r>
+    </w:p>
+    <w:p>
+      <w:pPr>
+        <w:pStyle w:val="2"/>
+      </w:pPr>
+    </w:p>
+    <w:p>
+      <w:pPr>
+        <w:pStyle w:val="2"/>
+      </w:pPr>
+    </w:p>
+    <w:p>
+      <w:pPr>
+        <w:pStyle w:val="2"/>
+      </w:pPr>
+      <w:bookmarkStart w:id="9" w:name="_Toc230224538"/>
+      <w:r>
+        <w:t>3.</w:t>
+      </w:r>
+      <w:r>
+        <w:t>2</w:t>
+      </w:r>
+      <w:r>
+        <w:t xml:space="preserve"> Результаты поиска </w:t>
+      </w:r>
+      <w:r>
+        <w:t>маркеров</w:t>
+      </w:r>
       <w:bookmarkEnd w:id="9"/>
-      <w:r>
-        <w:t>Качество извлечения текста из PDF</w:t>
-      </w:r>
-    </w:p>
-    <w:p>
-      <w:pPr>
-        <w:rPr>
-          <w:rFonts w:ascii="Times New Roman" w:hAnsi="Times New Roman" w:cs="Times New Roman"/>
-          <w:sz w:val="28"/>
-        </w:rPr>
-      </w:pPr>
-      <w:r>
-        <w:rPr>
-          <w:rFonts w:ascii="Times New Roman" w:hAnsi="Times New Roman" w:cs="Times New Roman"/>
-          <w:sz w:val="28"/>
-        </w:rPr>
-        <w:t xml:space="preserve">Скрипт был протестирован на коллекции из </w:t>
-      </w:r>
-      <w:r>
-        <w:rPr>
-          <w:rFonts w:ascii="Times New Roman" w:hAnsi="Times New Roman" w:cs="Times New Roman"/>
-          <w:sz w:val="28"/>
-        </w:rPr>
-        <w:t>40</w:t>
-      </w:r>
-      <w:r>
-        <w:rPr>
-          <w:rFonts w:ascii="Times New Roman" w:hAnsi="Times New Roman" w:cs="Times New Roman"/>
-          <w:sz w:val="28"/>
-        </w:rPr>
-        <w:t xml:space="preserve"> PDF-статей с</w:t>
-      </w:r>
-      <w:r>
-        <w:rPr>
-          <w:rFonts w:ascii="Times New Roman" w:hAnsi="Times New Roman" w:cs="Times New Roman"/>
-          <w:sz w:val="28"/>
-        </w:rPr>
-        <w:t xml:space="preserve"> </w:t>
-      </w:r>
-      <w:r>
-        <w:rPr>
-          <w:rFonts w:ascii="Times New Roman" w:hAnsi="Times New Roman" w:cs="Times New Roman"/>
-          <w:sz w:val="28"/>
-          <w:lang w:val="en-US"/>
-        </w:rPr>
-        <w:t>elibrary</w:t>
-      </w:r>
-      <w:r>
-        <w:rPr>
-          <w:rFonts w:ascii="Times New Roman" w:hAnsi="Times New Roman" w:cs="Times New Roman"/>
-          <w:sz w:val="28"/>
-        </w:rPr>
-        <w:t>.</w:t>
-      </w:r>
-      <w:r>
-        <w:rPr>
-          <w:rFonts w:ascii="Times New Roman" w:hAnsi="Times New Roman" w:cs="Times New Roman"/>
-          <w:sz w:val="28"/>
-          <w:lang w:val="en-US"/>
-        </w:rPr>
-        <w:t>ru</w:t>
-      </w:r>
-      <w:r>
-        <w:rPr>
-          <w:rFonts w:ascii="Times New Roman" w:hAnsi="Times New Roman" w:cs="Times New Roman"/>
-          <w:sz w:val="28"/>
-        </w:rPr>
-        <w:t xml:space="preserve"> Текст извлекается корректно, переносы строк и лишние пробелы устраняются. Разбивка на предложения работает корректно даже при наличии формул и чисел с плавающей точкой.</w:t>
-      </w:r>
-    </w:p>
-    <w:p>
-      <w:pPr>
-        <w:pStyle w:val="2"/>
-      </w:pPr>
-    </w:p>
-    <w:p>
-      <w:pPr>
-        <w:pStyle w:val="2"/>
-      </w:pPr>
-    </w:p>
-    <w:p>
-      <w:pPr>
-        <w:pStyle w:val="2"/>
-      </w:pPr>
-      <w:bookmarkStart w:id="10" w:name="_Toc230224538"/>
-      <w:r>
-        <w:t>3.</w:t>
-      </w:r>
-      <w:r>
-        <w:t>2</w:t>
-      </w:r>
-      <w:r>
-        <w:t xml:space="preserve"> Результаты поиска </w:t>
-      </w:r>
-      <w:r>
-        <w:t>маркеров</w:t>
-      </w:r>
-      <w:bookmarkEnd w:id="10"/>
     </w:p>
     <w:p>
       <w:pPr>
@@ -3666,7 +3661,7 @@
       <w:pPr>
         <w:pStyle w:val="2"/>
       </w:pPr>
-      <w:bookmarkStart w:id="11" w:name="_Toc230224539"/>
+      <w:bookmarkStart w:id="10" w:name="_Toc230224539"/>
       <w:r>
         <w:t>3.</w:t>
       </w:r>
@@ -3676,50 +3671,50 @@
       <w:r>
         <w:t xml:space="preserve"> Производительность</w:t>
       </w:r>
+      <w:bookmarkEnd w:id="10"/>
+    </w:p>
+    <w:p>
+      <w:pPr>
+        <w:rPr>
+          <w:rFonts w:ascii="Times New Roman" w:hAnsi="Times New Roman" w:cs="Times New Roman"/>
+          <w:sz w:val="28"/>
+          <w:szCs w:val="28"/>
+        </w:rPr>
+      </w:pPr>
+      <w:r>
+        <w:rPr>
+          <w:rFonts w:ascii="Times New Roman" w:hAnsi="Times New Roman" w:cs="Times New Roman"/>
+          <w:sz w:val="28"/>
+          <w:szCs w:val="28"/>
+        </w:rPr>
+        <w:t>Об</w:t>
+      </w:r>
+      <w:r>
+        <w:rPr>
+          <w:rFonts w:ascii="Times New Roman" w:hAnsi="Times New Roman" w:cs="Times New Roman"/>
+          <w:sz w:val="28"/>
+          <w:szCs w:val="28"/>
+        </w:rPr>
+        <w:t>работка 40 PDF-файлов заняла ~15</w:t>
+      </w:r>
+      <w:r>
+        <w:rPr>
+          <w:rFonts w:ascii="Times New Roman" w:hAnsi="Times New Roman" w:cs="Times New Roman"/>
+          <w:sz w:val="28"/>
+          <w:szCs w:val="28"/>
+        </w:rPr>
+        <w:t xml:space="preserve"> минут на ноутбуке с Intel Core i5. Основное время ушло на распознавание формул через Pix2Text. При отключении распознавания формул время сокращается до ~20 секунд.</w:t>
+      </w:r>
+    </w:p>
+    <w:p>
+      <w:pPr>
+        <w:pStyle w:val="1"/>
+      </w:pPr>
+      <w:bookmarkStart w:id="11" w:name="_Toc230224540"/>
+      <w:r>
+        <w:t>4. Ограничения и нереализованные возможности</w:t>
+      </w:r>
       <w:bookmarkEnd w:id="11"/>
-    </w:p>
-    <w:p>
-      <w:pPr>
-        <w:rPr>
-          <w:rFonts w:ascii="Times New Roman" w:hAnsi="Times New Roman" w:cs="Times New Roman"/>
-          <w:sz w:val="28"/>
-          <w:szCs w:val="28"/>
-        </w:rPr>
-      </w:pPr>
-      <w:r>
-        <w:rPr>
-          <w:rFonts w:ascii="Times New Roman" w:hAnsi="Times New Roman" w:cs="Times New Roman"/>
-          <w:sz w:val="28"/>
-          <w:szCs w:val="28"/>
-        </w:rPr>
-        <w:t>Об</w:t>
-      </w:r>
-      <w:r>
-        <w:rPr>
-          <w:rFonts w:ascii="Times New Roman" w:hAnsi="Times New Roman" w:cs="Times New Roman"/>
-          <w:sz w:val="28"/>
-          <w:szCs w:val="28"/>
-        </w:rPr>
-        <w:t>работка 40 PDF-файлов заняла ~15</w:t>
-      </w:r>
-      <w:r>
-        <w:rPr>
-          <w:rFonts w:ascii="Times New Roman" w:hAnsi="Times New Roman" w:cs="Times New Roman"/>
-          <w:sz w:val="28"/>
-          <w:szCs w:val="28"/>
-        </w:rPr>
-        <w:t xml:space="preserve"> минут на ноутбуке с Intel Core i5. Основное время ушло на распознавание формул через Pix2Text. При отключении распознавания формул время сокращается до ~20 секунд.</w:t>
-      </w:r>
-    </w:p>
-    <w:p>
-      <w:pPr>
-        <w:pStyle w:val="1"/>
-      </w:pPr>
-      <w:bookmarkStart w:id="12" w:name="_Toc230224540"/>
-      <w:r>
-        <w:t>4. Ограничения и нереализованные возможности</w:t>
-      </w:r>
-      <w:bookmarkEnd w:id="12"/>
     </w:p>
     <w:p>
       <w:pPr>
@@ -4087,14 +4082,14 @@
       <w:pPr>
         <w:pStyle w:val="1"/>
       </w:pPr>
-      <w:bookmarkStart w:id="13" w:name="_Toc230224541"/>
+      <w:bookmarkStart w:id="12" w:name="_Toc230224541"/>
       <w:r>
         <w:t>5</w:t>
       </w:r>
       <w:r>
         <w:t>. Выводы</w:t>
       </w:r>
-      <w:bookmarkEnd w:id="13"/>
+      <w:bookmarkEnd w:id="12"/>
       <w:r>
         <w:t xml:space="preserve"> </w:t>
       </w:r>
@@ -4302,12 +4297,12 @@
         <w:pStyle w:val="1"/>
         <w:jc w:val="center"/>
       </w:pPr>
-      <w:bookmarkStart w:id="14" w:name="_Toc230224542"/>
+      <w:bookmarkStart w:id="13" w:name="_Toc230224542"/>
       <w:r>
         <w:lastRenderedPageBreak/>
         <w:t>Заключение</w:t>
       </w:r>
-      <w:bookmarkEnd w:id="14"/>
+      <w:bookmarkEnd w:id="13"/>
     </w:p>
     <w:p>
       <w:pPr>
@@ -4349,12 +4344,12 @@
         <w:pStyle w:val="1"/>
         <w:jc w:val="center"/>
       </w:pPr>
-      <w:bookmarkStart w:id="15" w:name="_Toc230224543"/>
+      <w:bookmarkStart w:id="14" w:name="_Toc230224543"/>
       <w:r>
         <w:lastRenderedPageBreak/>
         <w:t>Список литературы</w:t>
       </w:r>
-      <w:bookmarkEnd w:id="15"/>
+      <w:bookmarkEnd w:id="14"/>
     </w:p>
     <w:p>
       <w:pPr>
@@ -4633,7 +4628,64 @@
         <w:t>[Электронный ресурс] // Документация Python 3.10+. - URL: https://docs.python.org/3/library/json.html (дата обращения: 26.05.2026). - Текст : электронный.</w:t>
       </w:r>
     </w:p>
-    <w:p/>
+    <w:p>
+      <w:pPr>
+        <w:pStyle w:val="a7"/>
+        <w:numPr>
+          <w:ilvl w:val="0"/>
+          <w:numId w:val="15"/>
+        </w:numPr>
+        <w:rPr>
+          <w:rFonts w:ascii="Times New Roman" w:hAnsi="Times New Roman" w:cs="Times New Roman"/>
+          <w:sz w:val="28"/>
+        </w:rPr>
+      </w:pPr>
+      <w:r>
+        <w:rPr>
+          <w:rFonts w:ascii="Times New Roman" w:hAnsi="Times New Roman" w:cs="Times New Roman"/>
+          <w:sz w:val="28"/>
+        </w:rPr>
+        <w:lastRenderedPageBreak/>
+        <w:t>Ефимов А.А</w:t>
+      </w:r>
+      <w:r>
+        <w:rPr>
+          <w:rFonts w:ascii="Times New Roman" w:hAnsi="Times New Roman" w:cs="Times New Roman"/>
+          <w:sz w:val="28"/>
+        </w:rPr>
+        <w:t xml:space="preserve">. Math Marker Extractor : репозиторий [Электронный </w:t>
+      </w:r>
+      <w:bookmarkStart w:id="15" w:name="_GoBack"/>
+      <w:bookmarkEnd w:id="15"/>
+      <w:r>
+        <w:rPr>
+          <w:rFonts w:ascii="Times New Roman" w:hAnsi="Times New Roman" w:cs="Times New Roman"/>
+          <w:sz w:val="28"/>
+        </w:rPr>
+        <w:t>ресурс] / qewsares. - GitHub, 2026. - URL: https://github.com/qewsares/math-mark</w:t>
+      </w:r>
+      <w:r>
+        <w:rPr>
+          <w:rFonts w:ascii="Times New Roman" w:hAnsi="Times New Roman" w:cs="Times New Roman"/>
+          <w:sz w:val="28"/>
+        </w:rPr>
+        <w:t>er-extractor (дата обращения: 26</w:t>
+      </w:r>
+      <w:r>
+        <w:rPr>
+          <w:rFonts w:ascii="Times New Roman" w:hAnsi="Times New Roman" w:cs="Times New Roman"/>
+          <w:sz w:val="28"/>
+        </w:rPr>
+        <w:t>.05.2026). - Режим доступа: свободный. - Текст : электронный.</w:t>
+      </w:r>
+    </w:p>
+    <w:p>
+      <w:pPr>
+        <w:rPr>
+          <w:lang w:val="en-US"/>
+        </w:rPr>
+      </w:pPr>
+    </w:p>
     <w:sectPr>
       <w:pgSz w:w="11906" w:h="16838"/>
       <w:pgMar w:top="1134" w:right="850" w:bottom="1134" w:left="1701" w:header="708" w:footer="708" w:gutter="0"/>
@@ -8017,7 +8069,7 @@
 </file>
 
 <file path=customXml/itemProps1.xml><?xml version="1.0" encoding="utf-8"?>
-<ds:datastoreItem xmlns:ds="http://schemas.openxmlformats.org/officeDocument/2006/customXml" ds:itemID="{B26C4C5C-6732-4902-B51B-AC000BA9DB19}">
+<ds:datastoreItem xmlns:ds="http://schemas.openxmlformats.org/officeDocument/2006/customXml" ds:itemID="{DC2E1877-1A81-4294-BD8E-C824921CBE92}">
   <ds:schemaRefs>
     <ds:schemaRef ds:uri="http://schemas.openxmlformats.org/officeDocument/2006/bibliography"/>
   </ds:schemaRefs>

--- a/Отчет.docx
+++ b/Отчет.docx
@@ -141,8 +141,8 @@
               <w:rFonts w:eastAsiaTheme="minorEastAsia"/>
               <w:noProof/>
               <w:kern w:val="0"/>
-              <w:sz w:val="22"/>
-              <w:szCs w:val="22"/>
+              <w:sz w:val="28"/>
+              <w:szCs w:val="28"/>
               <w:lang w:eastAsia="ru-RU"/>
               <w14:ligatures w14:val="none"/>
             </w:rPr>
@@ -176,6 +176,8 @@
               <w:rPr>
                 <w:rStyle w:val="ad"/>
                 <w:noProof/>
+                <w:sz w:val="28"/>
+                <w:szCs w:val="28"/>
               </w:rPr>
               <w:t>Введение</w:t>
             </w:r>
@@ -183,6 +185,8 @@
               <w:rPr>
                 <w:noProof/>
                 <w:webHidden/>
+                <w:sz w:val="28"/>
+                <w:szCs w:val="28"/>
               </w:rPr>
               <w:tab/>
             </w:r>
@@ -190,6 +194,8 @@
               <w:rPr>
                 <w:noProof/>
                 <w:webHidden/>
+                <w:sz w:val="28"/>
+                <w:szCs w:val="28"/>
               </w:rPr>
               <w:fldChar w:fldCharType="begin"/>
             </w:r>
@@ -197,6 +203,8 @@
               <w:rPr>
                 <w:noProof/>
                 <w:webHidden/>
+                <w:sz w:val="28"/>
+                <w:szCs w:val="28"/>
               </w:rPr>
               <w:instrText xml:space="preserve"> PAGEREF _Toc230224529 \h </w:instrText>
             </w:r>
@@ -204,12 +212,16 @@
               <w:rPr>
                 <w:noProof/>
                 <w:webHidden/>
-              </w:rPr>
-            </w:r>
-            <w:r>
-              <w:rPr>
-                <w:noProof/>
-                <w:webHidden/>
+                <w:sz w:val="28"/>
+                <w:szCs w:val="28"/>
+              </w:rPr>
+            </w:r>
+            <w:r>
+              <w:rPr>
+                <w:noProof/>
+                <w:webHidden/>
+                <w:sz w:val="28"/>
+                <w:szCs w:val="28"/>
               </w:rPr>
               <w:fldChar w:fldCharType="separate"/>
             </w:r>
@@ -217,6 +229,8 @@
               <w:rPr>
                 <w:noProof/>
                 <w:webHidden/>
+                <w:sz w:val="28"/>
+                <w:szCs w:val="28"/>
               </w:rPr>
               <w:t>3</w:t>
             </w:r>
@@ -224,6 +238,8 @@
               <w:rPr>
                 <w:noProof/>
                 <w:webHidden/>
+                <w:sz w:val="28"/>
+                <w:szCs w:val="28"/>
               </w:rPr>
               <w:fldChar w:fldCharType="end"/>
             </w:r>
@@ -239,8 +255,8 @@
               <w:rFonts w:eastAsiaTheme="minorEastAsia"/>
               <w:noProof/>
               <w:kern w:val="0"/>
-              <w:sz w:val="22"/>
-              <w:szCs w:val="22"/>
+              <w:sz w:val="28"/>
+              <w:szCs w:val="28"/>
               <w:lang w:eastAsia="ru-RU"/>
               <w14:ligatures w14:val="none"/>
             </w:rPr>
@@ -250,6 +266,8 @@
               <w:rPr>
                 <w:rStyle w:val="ad"/>
                 <w:noProof/>
+                <w:sz w:val="28"/>
+                <w:szCs w:val="28"/>
               </w:rPr>
               <w:t>1. Постановка задачи</w:t>
             </w:r>
@@ -257,6 +275,8 @@
               <w:rPr>
                 <w:noProof/>
                 <w:webHidden/>
+                <w:sz w:val="28"/>
+                <w:szCs w:val="28"/>
               </w:rPr>
               <w:tab/>
             </w:r>
@@ -264,6 +284,8 @@
               <w:rPr>
                 <w:noProof/>
                 <w:webHidden/>
+                <w:sz w:val="28"/>
+                <w:szCs w:val="28"/>
               </w:rPr>
               <w:fldChar w:fldCharType="begin"/>
             </w:r>
@@ -271,6 +293,8 @@
               <w:rPr>
                 <w:noProof/>
                 <w:webHidden/>
+                <w:sz w:val="28"/>
+                <w:szCs w:val="28"/>
               </w:rPr>
               <w:instrText xml:space="preserve"> PAGEREF _Toc230224530 \h </w:instrText>
             </w:r>
@@ -278,12 +302,16 @@
               <w:rPr>
                 <w:noProof/>
                 <w:webHidden/>
-              </w:rPr>
-            </w:r>
-            <w:r>
-              <w:rPr>
-                <w:noProof/>
-                <w:webHidden/>
+                <w:sz w:val="28"/>
+                <w:szCs w:val="28"/>
+              </w:rPr>
+            </w:r>
+            <w:r>
+              <w:rPr>
+                <w:noProof/>
+                <w:webHidden/>
+                <w:sz w:val="28"/>
+                <w:szCs w:val="28"/>
               </w:rPr>
               <w:fldChar w:fldCharType="separate"/>
             </w:r>
@@ -291,6 +319,8 @@
               <w:rPr>
                 <w:noProof/>
                 <w:webHidden/>
+                <w:sz w:val="28"/>
+                <w:szCs w:val="28"/>
               </w:rPr>
               <w:t>4</w:t>
             </w:r>
@@ -298,6 +328,8 @@
               <w:rPr>
                 <w:noProof/>
                 <w:webHidden/>
+                <w:sz w:val="28"/>
+                <w:szCs w:val="28"/>
               </w:rPr>
               <w:fldChar w:fldCharType="end"/>
             </w:r>
@@ -313,8 +345,8 @@
               <w:rFonts w:eastAsiaTheme="minorEastAsia"/>
               <w:noProof/>
               <w:kern w:val="0"/>
-              <w:sz w:val="22"/>
-              <w:szCs w:val="22"/>
+              <w:sz w:val="28"/>
+              <w:szCs w:val="28"/>
               <w:lang w:eastAsia="ru-RU"/>
               <w14:ligatures w14:val="none"/>
             </w:rPr>
@@ -324,6 +356,8 @@
               <w:rPr>
                 <w:rStyle w:val="ad"/>
                 <w:noProof/>
+                <w:sz w:val="28"/>
+                <w:szCs w:val="28"/>
               </w:rPr>
               <w:t>2. Этапы разработки и реализация</w:t>
             </w:r>
@@ -331,6 +365,8 @@
               <w:rPr>
                 <w:noProof/>
                 <w:webHidden/>
+                <w:sz w:val="28"/>
+                <w:szCs w:val="28"/>
               </w:rPr>
               <w:tab/>
             </w:r>
@@ -338,6 +374,8 @@
               <w:rPr>
                 <w:noProof/>
                 <w:webHidden/>
+                <w:sz w:val="28"/>
+                <w:szCs w:val="28"/>
               </w:rPr>
               <w:fldChar w:fldCharType="begin"/>
             </w:r>
@@ -345,6 +383,8 @@
               <w:rPr>
                 <w:noProof/>
                 <w:webHidden/>
+                <w:sz w:val="28"/>
+                <w:szCs w:val="28"/>
               </w:rPr>
               <w:instrText xml:space="preserve"> PAGEREF _Toc230224531 \h </w:instrText>
             </w:r>
@@ -352,12 +392,16 @@
               <w:rPr>
                 <w:noProof/>
                 <w:webHidden/>
-              </w:rPr>
-            </w:r>
-            <w:r>
-              <w:rPr>
-                <w:noProof/>
-                <w:webHidden/>
+                <w:sz w:val="28"/>
+                <w:szCs w:val="28"/>
+              </w:rPr>
+            </w:r>
+            <w:r>
+              <w:rPr>
+                <w:noProof/>
+                <w:webHidden/>
+                <w:sz w:val="28"/>
+                <w:szCs w:val="28"/>
               </w:rPr>
               <w:fldChar w:fldCharType="separate"/>
             </w:r>
@@ -365,6 +409,8 @@
               <w:rPr>
                 <w:noProof/>
                 <w:webHidden/>
+                <w:sz w:val="28"/>
+                <w:szCs w:val="28"/>
               </w:rPr>
               <w:t>4</w:t>
             </w:r>
@@ -372,6 +418,8 @@
               <w:rPr>
                 <w:noProof/>
                 <w:webHidden/>
+                <w:sz w:val="28"/>
+                <w:szCs w:val="28"/>
               </w:rPr>
               <w:fldChar w:fldCharType="end"/>
             </w:r>
@@ -387,8 +435,8 @@
               <w:rFonts w:eastAsiaTheme="minorEastAsia"/>
               <w:noProof/>
               <w:kern w:val="0"/>
-              <w:sz w:val="22"/>
-              <w:szCs w:val="22"/>
+              <w:sz w:val="28"/>
+              <w:szCs w:val="28"/>
               <w:lang w:eastAsia="ru-RU"/>
               <w14:ligatures w14:val="none"/>
             </w:rPr>
@@ -398,6 +446,8 @@
               <w:rPr>
                 <w:rStyle w:val="ad"/>
                 <w:noProof/>
+                <w:sz w:val="28"/>
+                <w:szCs w:val="28"/>
               </w:rPr>
               <w:t>2.1 Выбор инструментов</w:t>
             </w:r>
@@ -405,6 +455,8 @@
               <w:rPr>
                 <w:noProof/>
                 <w:webHidden/>
+                <w:sz w:val="28"/>
+                <w:szCs w:val="28"/>
               </w:rPr>
               <w:tab/>
             </w:r>
@@ -412,6 +464,8 @@
               <w:rPr>
                 <w:noProof/>
                 <w:webHidden/>
+                <w:sz w:val="28"/>
+                <w:szCs w:val="28"/>
               </w:rPr>
               <w:fldChar w:fldCharType="begin"/>
             </w:r>
@@ -419,6 +473,8 @@
               <w:rPr>
                 <w:noProof/>
                 <w:webHidden/>
+                <w:sz w:val="28"/>
+                <w:szCs w:val="28"/>
               </w:rPr>
               <w:instrText xml:space="preserve"> PAGEREF _Toc230224532 \h </w:instrText>
             </w:r>
@@ -426,12 +482,16 @@
               <w:rPr>
                 <w:noProof/>
                 <w:webHidden/>
-              </w:rPr>
-            </w:r>
-            <w:r>
-              <w:rPr>
-                <w:noProof/>
-                <w:webHidden/>
+                <w:sz w:val="28"/>
+                <w:szCs w:val="28"/>
+              </w:rPr>
+            </w:r>
+            <w:r>
+              <w:rPr>
+                <w:noProof/>
+                <w:webHidden/>
+                <w:sz w:val="28"/>
+                <w:szCs w:val="28"/>
               </w:rPr>
               <w:fldChar w:fldCharType="separate"/>
             </w:r>
@@ -439,6 +499,8 @@
               <w:rPr>
                 <w:noProof/>
                 <w:webHidden/>
+                <w:sz w:val="28"/>
+                <w:szCs w:val="28"/>
               </w:rPr>
               <w:t>4</w:t>
             </w:r>
@@ -446,6 +508,8 @@
               <w:rPr>
                 <w:noProof/>
                 <w:webHidden/>
+                <w:sz w:val="28"/>
+                <w:szCs w:val="28"/>
               </w:rPr>
               <w:fldChar w:fldCharType="end"/>
             </w:r>
@@ -461,8 +525,8 @@
               <w:rFonts w:eastAsiaTheme="minorEastAsia"/>
               <w:noProof/>
               <w:kern w:val="0"/>
-              <w:sz w:val="22"/>
-              <w:szCs w:val="22"/>
+              <w:sz w:val="28"/>
+              <w:szCs w:val="28"/>
               <w:lang w:eastAsia="ru-RU"/>
               <w14:ligatures w14:val="none"/>
             </w:rPr>
@@ -472,6 +536,8 @@
               <w:rPr>
                 <w:rStyle w:val="ad"/>
                 <w:noProof/>
+                <w:sz w:val="28"/>
+                <w:szCs w:val="28"/>
               </w:rPr>
               <w:t>2.2 Извлечение текста и очистка</w:t>
             </w:r>
@@ -479,6 +545,8 @@
               <w:rPr>
                 <w:noProof/>
                 <w:webHidden/>
+                <w:sz w:val="28"/>
+                <w:szCs w:val="28"/>
               </w:rPr>
               <w:tab/>
             </w:r>
@@ -486,6 +554,8 @@
               <w:rPr>
                 <w:noProof/>
                 <w:webHidden/>
+                <w:sz w:val="28"/>
+                <w:szCs w:val="28"/>
               </w:rPr>
               <w:fldChar w:fldCharType="begin"/>
             </w:r>
@@ -493,6 +563,8 @@
               <w:rPr>
                 <w:noProof/>
                 <w:webHidden/>
+                <w:sz w:val="28"/>
+                <w:szCs w:val="28"/>
               </w:rPr>
               <w:instrText xml:space="preserve"> PAGEREF _Toc230224533 \h </w:instrText>
             </w:r>
@@ -500,12 +572,16 @@
               <w:rPr>
                 <w:noProof/>
                 <w:webHidden/>
-              </w:rPr>
-            </w:r>
-            <w:r>
-              <w:rPr>
-                <w:noProof/>
-                <w:webHidden/>
+                <w:sz w:val="28"/>
+                <w:szCs w:val="28"/>
+              </w:rPr>
+            </w:r>
+            <w:r>
+              <w:rPr>
+                <w:noProof/>
+                <w:webHidden/>
+                <w:sz w:val="28"/>
+                <w:szCs w:val="28"/>
               </w:rPr>
               <w:fldChar w:fldCharType="separate"/>
             </w:r>
@@ -513,6 +589,8 @@
               <w:rPr>
                 <w:noProof/>
                 <w:webHidden/>
+                <w:sz w:val="28"/>
+                <w:szCs w:val="28"/>
               </w:rPr>
               <w:t>5</w:t>
             </w:r>
@@ -520,6 +598,8 @@
               <w:rPr>
                 <w:noProof/>
                 <w:webHidden/>
+                <w:sz w:val="28"/>
+                <w:szCs w:val="28"/>
               </w:rPr>
               <w:fldChar w:fldCharType="end"/>
             </w:r>
@@ -535,8 +615,8 @@
               <w:rFonts w:eastAsiaTheme="minorEastAsia"/>
               <w:noProof/>
               <w:kern w:val="0"/>
-              <w:sz w:val="22"/>
-              <w:szCs w:val="22"/>
+              <w:sz w:val="28"/>
+              <w:szCs w:val="28"/>
               <w:lang w:eastAsia="ru-RU"/>
               <w14:ligatures w14:val="none"/>
             </w:rPr>
@@ -546,6 +626,8 @@
               <w:rPr>
                 <w:rStyle w:val="ad"/>
                 <w:noProof/>
+                <w:sz w:val="28"/>
+                <w:szCs w:val="28"/>
               </w:rPr>
               <w:t>2.3 Поиск маркеров и формирование контекста</w:t>
             </w:r>
@@ -553,6 +635,8 @@
               <w:rPr>
                 <w:noProof/>
                 <w:webHidden/>
+                <w:sz w:val="28"/>
+                <w:szCs w:val="28"/>
               </w:rPr>
               <w:tab/>
             </w:r>
@@ -560,6 +644,8 @@
               <w:rPr>
                 <w:noProof/>
                 <w:webHidden/>
+                <w:sz w:val="28"/>
+                <w:szCs w:val="28"/>
               </w:rPr>
               <w:fldChar w:fldCharType="begin"/>
             </w:r>
@@ -567,6 +653,8 @@
               <w:rPr>
                 <w:noProof/>
                 <w:webHidden/>
+                <w:sz w:val="28"/>
+                <w:szCs w:val="28"/>
               </w:rPr>
               <w:instrText xml:space="preserve"> PAGEREF _Toc230224534 \h </w:instrText>
             </w:r>
@@ -574,12 +662,16 @@
               <w:rPr>
                 <w:noProof/>
                 <w:webHidden/>
-              </w:rPr>
-            </w:r>
-            <w:r>
-              <w:rPr>
-                <w:noProof/>
-                <w:webHidden/>
+                <w:sz w:val="28"/>
+                <w:szCs w:val="28"/>
+              </w:rPr>
+            </w:r>
+            <w:r>
+              <w:rPr>
+                <w:noProof/>
+                <w:webHidden/>
+                <w:sz w:val="28"/>
+                <w:szCs w:val="28"/>
               </w:rPr>
               <w:fldChar w:fldCharType="separate"/>
             </w:r>
@@ -587,6 +679,8 @@
               <w:rPr>
                 <w:noProof/>
                 <w:webHidden/>
+                <w:sz w:val="28"/>
+                <w:szCs w:val="28"/>
               </w:rPr>
               <w:t>5</w:t>
             </w:r>
@@ -594,6 +688,8 @@
               <w:rPr>
                 <w:noProof/>
                 <w:webHidden/>
+                <w:sz w:val="28"/>
+                <w:szCs w:val="28"/>
               </w:rPr>
               <w:fldChar w:fldCharType="end"/>
             </w:r>
@@ -609,8 +705,8 @@
               <w:rFonts w:eastAsiaTheme="minorEastAsia"/>
               <w:noProof/>
               <w:kern w:val="0"/>
-              <w:sz w:val="22"/>
-              <w:szCs w:val="22"/>
+              <w:sz w:val="28"/>
+              <w:szCs w:val="28"/>
               <w:lang w:eastAsia="ru-RU"/>
               <w14:ligatures w14:val="none"/>
             </w:rPr>
@@ -620,6 +716,8 @@
               <w:rPr>
                 <w:rStyle w:val="ad"/>
                 <w:noProof/>
+                <w:sz w:val="28"/>
+                <w:szCs w:val="28"/>
               </w:rPr>
               <w:t>2.4 Сбор статистики и выходной формат</w:t>
             </w:r>
@@ -627,6 +725,8 @@
               <w:rPr>
                 <w:noProof/>
                 <w:webHidden/>
+                <w:sz w:val="28"/>
+                <w:szCs w:val="28"/>
               </w:rPr>
               <w:tab/>
             </w:r>
@@ -634,6 +734,8 @@
               <w:rPr>
                 <w:noProof/>
                 <w:webHidden/>
+                <w:sz w:val="28"/>
+                <w:szCs w:val="28"/>
               </w:rPr>
               <w:fldChar w:fldCharType="begin"/>
             </w:r>
@@ -641,6 +743,8 @@
               <w:rPr>
                 <w:noProof/>
                 <w:webHidden/>
+                <w:sz w:val="28"/>
+                <w:szCs w:val="28"/>
               </w:rPr>
               <w:instrText xml:space="preserve"> PAGEREF _Toc230224535 \h </w:instrText>
             </w:r>
@@ -648,12 +752,16 @@
               <w:rPr>
                 <w:noProof/>
                 <w:webHidden/>
-              </w:rPr>
-            </w:r>
-            <w:r>
-              <w:rPr>
-                <w:noProof/>
-                <w:webHidden/>
+                <w:sz w:val="28"/>
+                <w:szCs w:val="28"/>
+              </w:rPr>
+            </w:r>
+            <w:r>
+              <w:rPr>
+                <w:noProof/>
+                <w:webHidden/>
+                <w:sz w:val="28"/>
+                <w:szCs w:val="28"/>
               </w:rPr>
               <w:fldChar w:fldCharType="separate"/>
             </w:r>
@@ -661,6 +769,8 @@
               <w:rPr>
                 <w:noProof/>
                 <w:webHidden/>
+                <w:sz w:val="28"/>
+                <w:szCs w:val="28"/>
               </w:rPr>
               <w:t>6</w:t>
             </w:r>
@@ -668,6 +778,8 @@
               <w:rPr>
                 <w:noProof/>
                 <w:webHidden/>
+                <w:sz w:val="28"/>
+                <w:szCs w:val="28"/>
               </w:rPr>
               <w:fldChar w:fldCharType="end"/>
             </w:r>
@@ -683,8 +795,8 @@
               <w:rFonts w:eastAsiaTheme="minorEastAsia"/>
               <w:noProof/>
               <w:kern w:val="0"/>
-              <w:sz w:val="22"/>
-              <w:szCs w:val="22"/>
+              <w:sz w:val="28"/>
+              <w:szCs w:val="28"/>
               <w:lang w:eastAsia="ru-RU"/>
               <w14:ligatures w14:val="none"/>
             </w:rPr>
@@ -694,6 +806,8 @@
               <w:rPr>
                 <w:rStyle w:val="ad"/>
                 <w:noProof/>
+                <w:sz w:val="28"/>
+                <w:szCs w:val="28"/>
               </w:rPr>
               <w:t>3. Тестирование и результаты</w:t>
             </w:r>
@@ -701,6 +815,8 @@
               <w:rPr>
                 <w:noProof/>
                 <w:webHidden/>
+                <w:sz w:val="28"/>
+                <w:szCs w:val="28"/>
               </w:rPr>
               <w:tab/>
             </w:r>
@@ -708,6 +824,8 @@
               <w:rPr>
                 <w:noProof/>
                 <w:webHidden/>
+                <w:sz w:val="28"/>
+                <w:szCs w:val="28"/>
               </w:rPr>
               <w:fldChar w:fldCharType="begin"/>
             </w:r>
@@ -715,6 +833,8 @@
               <w:rPr>
                 <w:noProof/>
                 <w:webHidden/>
+                <w:sz w:val="28"/>
+                <w:szCs w:val="28"/>
               </w:rPr>
               <w:instrText xml:space="preserve"> PAGEREF _Toc230224536 \h </w:instrText>
             </w:r>
@@ -722,12 +842,16 @@
               <w:rPr>
                 <w:noProof/>
                 <w:webHidden/>
-              </w:rPr>
-            </w:r>
-            <w:r>
-              <w:rPr>
-                <w:noProof/>
-                <w:webHidden/>
+                <w:sz w:val="28"/>
+                <w:szCs w:val="28"/>
+              </w:rPr>
+            </w:r>
+            <w:r>
+              <w:rPr>
+                <w:noProof/>
+                <w:webHidden/>
+                <w:sz w:val="28"/>
+                <w:szCs w:val="28"/>
               </w:rPr>
               <w:fldChar w:fldCharType="separate"/>
             </w:r>
@@ -735,6 +859,8 @@
               <w:rPr>
                 <w:noProof/>
                 <w:webHidden/>
+                <w:sz w:val="28"/>
+                <w:szCs w:val="28"/>
               </w:rPr>
               <w:t>6</w:t>
             </w:r>
@@ -742,6 +868,8 @@
               <w:rPr>
                 <w:noProof/>
                 <w:webHidden/>
+                <w:sz w:val="28"/>
+                <w:szCs w:val="28"/>
               </w:rPr>
               <w:fldChar w:fldCharType="end"/>
             </w:r>
@@ -757,8 +885,8 @@
               <w:rFonts w:eastAsiaTheme="minorEastAsia"/>
               <w:noProof/>
               <w:kern w:val="0"/>
-              <w:sz w:val="22"/>
-              <w:szCs w:val="22"/>
+              <w:sz w:val="28"/>
+              <w:szCs w:val="28"/>
               <w:lang w:eastAsia="ru-RU"/>
               <w14:ligatures w14:val="none"/>
             </w:rPr>
@@ -768,6 +896,8 @@
               <w:rPr>
                 <w:rStyle w:val="ad"/>
                 <w:noProof/>
+                <w:sz w:val="28"/>
+                <w:szCs w:val="28"/>
               </w:rPr>
               <w:t>3.1 Работа с документами и качество извлечения текста без заголовков</w:t>
             </w:r>
@@ -775,6 +905,8 @@
               <w:rPr>
                 <w:noProof/>
                 <w:webHidden/>
+                <w:sz w:val="28"/>
+                <w:szCs w:val="28"/>
               </w:rPr>
               <w:tab/>
             </w:r>
@@ -782,6 +914,8 @@
               <w:rPr>
                 <w:noProof/>
                 <w:webHidden/>
+                <w:sz w:val="28"/>
+                <w:szCs w:val="28"/>
               </w:rPr>
               <w:fldChar w:fldCharType="begin"/>
             </w:r>
@@ -789,6 +923,8 @@
               <w:rPr>
                 <w:noProof/>
                 <w:webHidden/>
+                <w:sz w:val="28"/>
+                <w:szCs w:val="28"/>
               </w:rPr>
               <w:instrText xml:space="preserve"> PAGEREF _Toc230224537 \h </w:instrText>
             </w:r>
@@ -796,12 +932,16 @@
               <w:rPr>
                 <w:noProof/>
                 <w:webHidden/>
-              </w:rPr>
-            </w:r>
-            <w:r>
-              <w:rPr>
-                <w:noProof/>
-                <w:webHidden/>
+                <w:sz w:val="28"/>
+                <w:szCs w:val="28"/>
+              </w:rPr>
+            </w:r>
+            <w:r>
+              <w:rPr>
+                <w:noProof/>
+                <w:webHidden/>
+                <w:sz w:val="28"/>
+                <w:szCs w:val="28"/>
               </w:rPr>
               <w:fldChar w:fldCharType="separate"/>
             </w:r>
@@ -809,6 +949,8 @@
               <w:rPr>
                 <w:noProof/>
                 <w:webHidden/>
+                <w:sz w:val="28"/>
+                <w:szCs w:val="28"/>
               </w:rPr>
               <w:t>6</w:t>
             </w:r>
@@ -816,6 +958,8 @@
               <w:rPr>
                 <w:noProof/>
                 <w:webHidden/>
+                <w:sz w:val="28"/>
+                <w:szCs w:val="28"/>
               </w:rPr>
               <w:fldChar w:fldCharType="end"/>
             </w:r>
@@ -831,8 +975,8 @@
               <w:rFonts w:eastAsiaTheme="minorEastAsia"/>
               <w:noProof/>
               <w:kern w:val="0"/>
-              <w:sz w:val="22"/>
-              <w:szCs w:val="22"/>
+              <w:sz w:val="28"/>
+              <w:szCs w:val="28"/>
               <w:lang w:eastAsia="ru-RU"/>
               <w14:ligatures w14:val="none"/>
             </w:rPr>
@@ -842,6 +986,8 @@
               <w:rPr>
                 <w:rStyle w:val="ad"/>
                 <w:noProof/>
+                <w:sz w:val="28"/>
+                <w:szCs w:val="28"/>
               </w:rPr>
               <w:t>3.2 Результаты поиска маркеров</w:t>
             </w:r>
@@ -849,6 +995,8 @@
               <w:rPr>
                 <w:noProof/>
                 <w:webHidden/>
+                <w:sz w:val="28"/>
+                <w:szCs w:val="28"/>
               </w:rPr>
               <w:tab/>
             </w:r>
@@ -856,6 +1004,8 @@
               <w:rPr>
                 <w:noProof/>
                 <w:webHidden/>
+                <w:sz w:val="28"/>
+                <w:szCs w:val="28"/>
               </w:rPr>
               <w:fldChar w:fldCharType="begin"/>
             </w:r>
@@ -863,6 +1013,8 @@
               <w:rPr>
                 <w:noProof/>
                 <w:webHidden/>
+                <w:sz w:val="28"/>
+                <w:szCs w:val="28"/>
               </w:rPr>
               <w:instrText xml:space="preserve"> PAGEREF _Toc230224538 \h </w:instrText>
             </w:r>
@@ -870,12 +1022,16 @@
               <w:rPr>
                 <w:noProof/>
                 <w:webHidden/>
-              </w:rPr>
-            </w:r>
-            <w:r>
-              <w:rPr>
-                <w:noProof/>
-                <w:webHidden/>
+                <w:sz w:val="28"/>
+                <w:szCs w:val="28"/>
+              </w:rPr>
+            </w:r>
+            <w:r>
+              <w:rPr>
+                <w:noProof/>
+                <w:webHidden/>
+                <w:sz w:val="28"/>
+                <w:szCs w:val="28"/>
               </w:rPr>
               <w:fldChar w:fldCharType="separate"/>
             </w:r>
@@ -883,6 +1039,8 @@
               <w:rPr>
                 <w:noProof/>
                 <w:webHidden/>
+                <w:sz w:val="28"/>
+                <w:szCs w:val="28"/>
               </w:rPr>
               <w:t>6</w:t>
             </w:r>
@@ -890,6 +1048,8 @@
               <w:rPr>
                 <w:noProof/>
                 <w:webHidden/>
+                <w:sz w:val="28"/>
+                <w:szCs w:val="28"/>
               </w:rPr>
               <w:fldChar w:fldCharType="end"/>
             </w:r>
@@ -905,8 +1065,8 @@
               <w:rFonts w:eastAsiaTheme="minorEastAsia"/>
               <w:noProof/>
               <w:kern w:val="0"/>
-              <w:sz w:val="22"/>
-              <w:szCs w:val="22"/>
+              <w:sz w:val="28"/>
+              <w:szCs w:val="28"/>
               <w:lang w:eastAsia="ru-RU"/>
               <w14:ligatures w14:val="none"/>
             </w:rPr>
@@ -916,6 +1076,8 @@
               <w:rPr>
                 <w:rStyle w:val="ad"/>
                 <w:noProof/>
+                <w:sz w:val="28"/>
+                <w:szCs w:val="28"/>
               </w:rPr>
               <w:t>3.3 Производительность</w:t>
             </w:r>
@@ -923,6 +1085,8 @@
               <w:rPr>
                 <w:noProof/>
                 <w:webHidden/>
+                <w:sz w:val="28"/>
+                <w:szCs w:val="28"/>
               </w:rPr>
               <w:tab/>
             </w:r>
@@ -930,6 +1094,8 @@
               <w:rPr>
                 <w:noProof/>
                 <w:webHidden/>
+                <w:sz w:val="28"/>
+                <w:szCs w:val="28"/>
               </w:rPr>
               <w:fldChar w:fldCharType="begin"/>
             </w:r>
@@ -937,6 +1103,8 @@
               <w:rPr>
                 <w:noProof/>
                 <w:webHidden/>
+                <w:sz w:val="28"/>
+                <w:szCs w:val="28"/>
               </w:rPr>
               <w:instrText xml:space="preserve"> PAGEREF _Toc230224539 \h </w:instrText>
             </w:r>
@@ -944,12 +1112,16 @@
               <w:rPr>
                 <w:noProof/>
                 <w:webHidden/>
-              </w:rPr>
-            </w:r>
-            <w:r>
-              <w:rPr>
-                <w:noProof/>
-                <w:webHidden/>
+                <w:sz w:val="28"/>
+                <w:szCs w:val="28"/>
+              </w:rPr>
+            </w:r>
+            <w:r>
+              <w:rPr>
+                <w:noProof/>
+                <w:webHidden/>
+                <w:sz w:val="28"/>
+                <w:szCs w:val="28"/>
               </w:rPr>
               <w:fldChar w:fldCharType="separate"/>
             </w:r>
@@ -957,6 +1129,8 @@
               <w:rPr>
                 <w:noProof/>
                 <w:webHidden/>
+                <w:sz w:val="28"/>
+                <w:szCs w:val="28"/>
               </w:rPr>
               <w:t>7</w:t>
             </w:r>
@@ -964,6 +1138,8 @@
               <w:rPr>
                 <w:noProof/>
                 <w:webHidden/>
+                <w:sz w:val="28"/>
+                <w:szCs w:val="28"/>
               </w:rPr>
               <w:fldChar w:fldCharType="end"/>
             </w:r>
@@ -979,8 +1155,8 @@
               <w:rFonts w:eastAsiaTheme="minorEastAsia"/>
               <w:noProof/>
               <w:kern w:val="0"/>
-              <w:sz w:val="22"/>
-              <w:szCs w:val="22"/>
+              <w:sz w:val="28"/>
+              <w:szCs w:val="28"/>
               <w:lang w:eastAsia="ru-RU"/>
               <w14:ligatures w14:val="none"/>
             </w:rPr>
@@ -990,6 +1166,8 @@
               <w:rPr>
                 <w:rStyle w:val="ad"/>
                 <w:noProof/>
+                <w:sz w:val="28"/>
+                <w:szCs w:val="28"/>
               </w:rPr>
               <w:t>4. Ограничения и нереализованные возможности</w:t>
             </w:r>
@@ -997,6 +1175,8 @@
               <w:rPr>
                 <w:noProof/>
                 <w:webHidden/>
+                <w:sz w:val="28"/>
+                <w:szCs w:val="28"/>
               </w:rPr>
               <w:tab/>
             </w:r>
@@ -1004,6 +1184,8 @@
               <w:rPr>
                 <w:noProof/>
                 <w:webHidden/>
+                <w:sz w:val="28"/>
+                <w:szCs w:val="28"/>
               </w:rPr>
               <w:fldChar w:fldCharType="begin"/>
             </w:r>
@@ -1011,6 +1193,8 @@
               <w:rPr>
                 <w:noProof/>
                 <w:webHidden/>
+                <w:sz w:val="28"/>
+                <w:szCs w:val="28"/>
               </w:rPr>
               <w:instrText xml:space="preserve"> PAGEREF _Toc230224540 \h </w:instrText>
             </w:r>
@@ -1018,12 +1202,16 @@
               <w:rPr>
                 <w:noProof/>
                 <w:webHidden/>
-              </w:rPr>
-            </w:r>
-            <w:r>
-              <w:rPr>
-                <w:noProof/>
-                <w:webHidden/>
+                <w:sz w:val="28"/>
+                <w:szCs w:val="28"/>
+              </w:rPr>
+            </w:r>
+            <w:r>
+              <w:rPr>
+                <w:noProof/>
+                <w:webHidden/>
+                <w:sz w:val="28"/>
+                <w:szCs w:val="28"/>
               </w:rPr>
               <w:fldChar w:fldCharType="separate"/>
             </w:r>
@@ -1031,6 +1219,8 @@
               <w:rPr>
                 <w:noProof/>
                 <w:webHidden/>
+                <w:sz w:val="28"/>
+                <w:szCs w:val="28"/>
               </w:rPr>
               <w:t>7</w:t>
             </w:r>
@@ -1038,6 +1228,8 @@
               <w:rPr>
                 <w:noProof/>
                 <w:webHidden/>
+                <w:sz w:val="28"/>
+                <w:szCs w:val="28"/>
               </w:rPr>
               <w:fldChar w:fldCharType="end"/>
             </w:r>
@@ -1053,8 +1245,8 @@
               <w:rFonts w:eastAsiaTheme="minorEastAsia"/>
               <w:noProof/>
               <w:kern w:val="0"/>
-              <w:sz w:val="22"/>
-              <w:szCs w:val="22"/>
+              <w:sz w:val="28"/>
+              <w:szCs w:val="28"/>
               <w:lang w:eastAsia="ru-RU"/>
               <w14:ligatures w14:val="none"/>
             </w:rPr>
@@ -1064,6 +1256,8 @@
               <w:rPr>
                 <w:rStyle w:val="ad"/>
                 <w:noProof/>
+                <w:sz w:val="28"/>
+                <w:szCs w:val="28"/>
               </w:rPr>
               <w:t>5. Выводы</w:t>
             </w:r>
@@ -1071,6 +1265,8 @@
               <w:rPr>
                 <w:noProof/>
                 <w:webHidden/>
+                <w:sz w:val="28"/>
+                <w:szCs w:val="28"/>
               </w:rPr>
               <w:tab/>
             </w:r>
@@ -1078,6 +1274,8 @@
               <w:rPr>
                 <w:noProof/>
                 <w:webHidden/>
+                <w:sz w:val="28"/>
+                <w:szCs w:val="28"/>
               </w:rPr>
               <w:fldChar w:fldCharType="begin"/>
             </w:r>
@@ -1085,6 +1283,8 @@
               <w:rPr>
                 <w:noProof/>
                 <w:webHidden/>
+                <w:sz w:val="28"/>
+                <w:szCs w:val="28"/>
               </w:rPr>
               <w:instrText xml:space="preserve"> PAGEREF _Toc230224541 \h </w:instrText>
             </w:r>
@@ -1092,12 +1292,16 @@
               <w:rPr>
                 <w:noProof/>
                 <w:webHidden/>
-              </w:rPr>
-            </w:r>
-            <w:r>
-              <w:rPr>
-                <w:noProof/>
-                <w:webHidden/>
+                <w:sz w:val="28"/>
+                <w:szCs w:val="28"/>
+              </w:rPr>
+            </w:r>
+            <w:r>
+              <w:rPr>
+                <w:noProof/>
+                <w:webHidden/>
+                <w:sz w:val="28"/>
+                <w:szCs w:val="28"/>
               </w:rPr>
               <w:fldChar w:fldCharType="separate"/>
             </w:r>
@@ -1105,6 +1309,8 @@
               <w:rPr>
                 <w:noProof/>
                 <w:webHidden/>
+                <w:sz w:val="28"/>
+                <w:szCs w:val="28"/>
               </w:rPr>
               <w:t>8</w:t>
             </w:r>
@@ -1112,6 +1318,8 @@
               <w:rPr>
                 <w:noProof/>
                 <w:webHidden/>
+                <w:sz w:val="28"/>
+                <w:szCs w:val="28"/>
               </w:rPr>
               <w:fldChar w:fldCharType="end"/>
             </w:r>
@@ -1127,8 +1335,8 @@
               <w:rFonts w:eastAsiaTheme="minorEastAsia"/>
               <w:noProof/>
               <w:kern w:val="0"/>
-              <w:sz w:val="22"/>
-              <w:szCs w:val="22"/>
+              <w:sz w:val="28"/>
+              <w:szCs w:val="28"/>
               <w:lang w:eastAsia="ru-RU"/>
               <w14:ligatures w14:val="none"/>
             </w:rPr>
@@ -1138,6 +1346,8 @@
               <w:rPr>
                 <w:rStyle w:val="ad"/>
                 <w:noProof/>
+                <w:sz w:val="28"/>
+                <w:szCs w:val="28"/>
               </w:rPr>
               <w:t>Заключение</w:t>
             </w:r>
@@ -1145,6 +1355,8 @@
               <w:rPr>
                 <w:noProof/>
                 <w:webHidden/>
+                <w:sz w:val="28"/>
+                <w:szCs w:val="28"/>
               </w:rPr>
               <w:tab/>
             </w:r>
@@ -1152,6 +1364,8 @@
               <w:rPr>
                 <w:noProof/>
                 <w:webHidden/>
+                <w:sz w:val="28"/>
+                <w:szCs w:val="28"/>
               </w:rPr>
               <w:fldChar w:fldCharType="begin"/>
             </w:r>
@@ -1159,6 +1373,8 @@
               <w:rPr>
                 <w:noProof/>
                 <w:webHidden/>
+                <w:sz w:val="28"/>
+                <w:szCs w:val="28"/>
               </w:rPr>
               <w:instrText xml:space="preserve"> PAGEREF _Toc230224542 \h </w:instrText>
             </w:r>
@@ -1166,12 +1382,16 @@
               <w:rPr>
                 <w:noProof/>
                 <w:webHidden/>
-              </w:rPr>
-            </w:r>
-            <w:r>
-              <w:rPr>
-                <w:noProof/>
-                <w:webHidden/>
+                <w:sz w:val="28"/>
+                <w:szCs w:val="28"/>
+              </w:rPr>
+            </w:r>
+            <w:r>
+              <w:rPr>
+                <w:noProof/>
+                <w:webHidden/>
+                <w:sz w:val="28"/>
+                <w:szCs w:val="28"/>
               </w:rPr>
               <w:fldChar w:fldCharType="separate"/>
             </w:r>
@@ -1179,6 +1399,8 @@
               <w:rPr>
                 <w:noProof/>
                 <w:webHidden/>
+                <w:sz w:val="28"/>
+                <w:szCs w:val="28"/>
               </w:rPr>
               <w:t>9</w:t>
             </w:r>
@@ -1186,6 +1408,8 @@
               <w:rPr>
                 <w:noProof/>
                 <w:webHidden/>
+                <w:sz w:val="28"/>
+                <w:szCs w:val="28"/>
               </w:rPr>
               <w:fldChar w:fldCharType="end"/>
             </w:r>
@@ -1201,8 +1425,8 @@
               <w:rFonts w:eastAsiaTheme="minorEastAsia"/>
               <w:noProof/>
               <w:kern w:val="0"/>
-              <w:sz w:val="22"/>
-              <w:szCs w:val="22"/>
+              <w:sz w:val="28"/>
+              <w:szCs w:val="28"/>
               <w:lang w:eastAsia="ru-RU"/>
               <w14:ligatures w14:val="none"/>
             </w:rPr>
@@ -1212,6 +1436,8 @@
               <w:rPr>
                 <w:rStyle w:val="ad"/>
                 <w:noProof/>
+                <w:sz w:val="28"/>
+                <w:szCs w:val="28"/>
               </w:rPr>
               <w:t>Список литературы</w:t>
             </w:r>
@@ -1219,6 +1445,8 @@
               <w:rPr>
                 <w:noProof/>
                 <w:webHidden/>
+                <w:sz w:val="28"/>
+                <w:szCs w:val="28"/>
               </w:rPr>
               <w:tab/>
             </w:r>
@@ -1226,6 +1454,8 @@
               <w:rPr>
                 <w:noProof/>
                 <w:webHidden/>
+                <w:sz w:val="28"/>
+                <w:szCs w:val="28"/>
               </w:rPr>
               <w:fldChar w:fldCharType="begin"/>
             </w:r>
@@ -1233,6 +1463,8 @@
               <w:rPr>
                 <w:noProof/>
                 <w:webHidden/>
+                <w:sz w:val="28"/>
+                <w:szCs w:val="28"/>
               </w:rPr>
               <w:instrText xml:space="preserve"> PAGEREF _Toc230224543 \h </w:instrText>
             </w:r>
@@ -1240,12 +1472,16 @@
               <w:rPr>
                 <w:noProof/>
                 <w:webHidden/>
-              </w:rPr>
-            </w:r>
-            <w:r>
-              <w:rPr>
-                <w:noProof/>
-                <w:webHidden/>
+                <w:sz w:val="28"/>
+                <w:szCs w:val="28"/>
+              </w:rPr>
+            </w:r>
+            <w:r>
+              <w:rPr>
+                <w:noProof/>
+                <w:webHidden/>
+                <w:sz w:val="28"/>
+                <w:szCs w:val="28"/>
               </w:rPr>
               <w:fldChar w:fldCharType="separate"/>
             </w:r>
@@ -1253,6 +1489,8 @@
               <w:rPr>
                 <w:noProof/>
                 <w:webHidden/>
+                <w:sz w:val="28"/>
+                <w:szCs w:val="28"/>
               </w:rPr>
               <w:t>10</w:t>
             </w:r>
@@ -1260,6 +1498,8 @@
               <w:rPr>
                 <w:noProof/>
                 <w:webHidden/>
+                <w:sz w:val="28"/>
+                <w:szCs w:val="28"/>
               </w:rPr>
               <w:fldChar w:fldCharType="end"/>
             </w:r>
@@ -1578,6 +1818,14 @@
           <w:sz w:val="28"/>
           <w:szCs w:val="28"/>
         </w:rPr>
+        <w:t xml:space="preserve">   </w:t>
+      </w:r>
+      <w:r>
+        <w:rPr>
+          <w:rFonts w:ascii="Times New Roman" w:hAnsi="Times New Roman" w:cs="Times New Roman"/>
+          <w:sz w:val="28"/>
+          <w:szCs w:val="28"/>
+        </w:rPr>
         <w:t>- любые словоформы слова «критерий» (однокоренные слова с корнем «критер»).</w:t>
       </w:r>
     </w:p>
@@ -1813,551 +2061,180 @@
     </w:p>
     <w:p>
       <w:pPr>
-        <w:rPr>
-          <w:rFonts w:ascii="Times New Roman" w:hAnsi="Times New Roman" w:cs="Times New Roman"/>
-          <w:sz w:val="28"/>
-          <w:szCs w:val="28"/>
-        </w:rPr>
-      </w:pPr>
-      <w:r>
-        <w:rPr>
-          <w:rFonts w:ascii="Times New Roman" w:hAnsi="Times New Roman" w:cs="Times New Roman"/>
-          <w:sz w:val="28"/>
-          <w:szCs w:val="28"/>
-        </w:rPr>
-        <w:t>Для реализации использовались:</w:t>
-      </w:r>
-    </w:p>
-    <w:p>
-      <w:pPr>
+        <w:pStyle w:val="2"/>
+      </w:pPr>
+      <w:r>
+        <w:rPr>
+          <w:rFonts w:ascii="Times New Roman" w:eastAsiaTheme="minorHAnsi" w:hAnsi="Times New Roman" w:cs="Times New Roman"/>
+          <w:color w:val="auto"/>
+          <w:sz w:val="28"/>
+          <w:szCs w:val="28"/>
+        </w:rPr>
+        <w:t>Для реализации программы был выбран язык программирования Python версии 3.10 и выше. Данный выбор обусловлен наличием обширной экосистемы библиотек для обработки PDF-документов, работы с текстом и машинного обучения. Для чтения и извлечения текста из PDF-файлов использовалась библиотека pypdf. Для</w:t>
+      </w:r>
+      <w:r>
+        <w:rPr>
+          <w:rFonts w:ascii="Times New Roman" w:eastAsiaTheme="minorHAnsi" w:hAnsi="Times New Roman" w:cs="Times New Roman"/>
+          <w:color w:val="auto"/>
+          <w:sz w:val="28"/>
+          <w:szCs w:val="28"/>
+        </w:rPr>
+        <w:t xml:space="preserve"> отрисовки</w:t>
+      </w:r>
+      <w:r>
+        <w:rPr>
+          <w:rFonts w:ascii="Times New Roman" w:eastAsiaTheme="minorHAnsi" w:hAnsi="Times New Roman" w:cs="Times New Roman"/>
+          <w:color w:val="auto"/>
+          <w:sz w:val="28"/>
+          <w:szCs w:val="28"/>
+        </w:rPr>
+        <w:t xml:space="preserve"> страниц в изображения с целью последующего распознавания формул применялась библиотека PyMuPDF (подключаемая через модуль fitz). Обработка изображений выполнялась с помощью библиотеки Pillow. Распознавание математических формул и их преобразование в формат LaTeX реализовано на базе библиотеки Pix2Text. Для извлечения авторов научных статей из текста первой страницы использовалась библиотека Natasha. Работа с регулярными выражениями осуществлялась стандартным модулем re, а для формирования выходных файлов и работы с путями — модулями json и pathlib.</w:t>
+      </w:r>
+    </w:p>
+    <w:p>
+      <w:pPr>
+        <w:pStyle w:val="2"/>
+      </w:pPr>
+      <w:bookmarkStart w:id="4" w:name="_Toc230224533"/>
+      <w:r>
+        <w:t xml:space="preserve">2.2 Извлечение текста </w:t>
+      </w:r>
+      <w:r>
+        <w:t>и очистка</w:t>
+      </w:r>
+      <w:bookmarkEnd w:id="4"/>
+    </w:p>
+    <w:p>
+      <w:pPr>
+        <w:pStyle w:val="2"/>
+        <w:rPr>
+          <w:rFonts w:ascii="Times New Roman" w:eastAsiaTheme="minorHAnsi" w:hAnsi="Times New Roman" w:cs="Times New Roman"/>
+          <w:color w:val="auto"/>
+          <w:sz w:val="28"/>
+          <w:szCs w:val="24"/>
+        </w:rPr>
+      </w:pPr>
+      <w:bookmarkStart w:id="5" w:name="_Toc230224534"/>
+      <w:r>
+        <w:rPr>
+          <w:rFonts w:ascii="Times New Roman" w:eastAsiaTheme="minorHAnsi" w:hAnsi="Times New Roman" w:cs="Times New Roman"/>
+          <w:color w:val="auto"/>
+          <w:sz w:val="28"/>
+          <w:szCs w:val="24"/>
+        </w:rPr>
+        <w:t>Извлечение текста из PDF-файлов выполняется с помощью функции page.extract_text() библиотеки pypdf. Полученный текст проходит последовательную очистку. Сначала производится замена переносов строк на пробелы и удаление лишних пробельных символов. Далее выполняется склейка слов, разорванных дефисом и переносом строки (например, «кри-терий» преобразуется в «критерий»).</w:t>
+      </w:r>
+    </w:p>
+    <w:p>
+      <w:pPr>
+        <w:pStyle w:val="2"/>
+        <w:rPr>
+          <w:rFonts w:ascii="Times New Roman" w:eastAsiaTheme="minorHAnsi" w:hAnsi="Times New Roman" w:cs="Times New Roman"/>
+          <w:color w:val="auto"/>
+          <w:sz w:val="28"/>
+          <w:szCs w:val="24"/>
+        </w:rPr>
+      </w:pPr>
+      <w:r>
+        <w:rPr>
+          <w:rFonts w:ascii="Times New Roman" w:eastAsiaTheme="minorHAnsi" w:hAnsi="Times New Roman" w:cs="Times New Roman"/>
+          <w:color w:val="auto"/>
+          <w:sz w:val="28"/>
+          <w:szCs w:val="24"/>
+        </w:rPr>
+        <w:t>Разбивка очищенного текста на отдельные предложения реализована с использованием регулярных выражений. Разделителями выступают точки, вопросительные и восклицательные знаки. При этом предусмотрена защита чисел с плавающей точкой (например, «3.14» не воспринимается как граница предложения).</w:t>
+      </w:r>
+    </w:p>
+    <w:p>
+      <w:pPr>
+        <w:pStyle w:val="2"/>
+        <w:rPr>
+          <w:rFonts w:ascii="Times New Roman" w:eastAsiaTheme="minorHAnsi" w:hAnsi="Times New Roman" w:cs="Times New Roman"/>
+          <w:color w:val="auto"/>
+          <w:sz w:val="28"/>
+          <w:szCs w:val="24"/>
+        </w:rPr>
+      </w:pPr>
+      <w:r>
+        <w:rPr>
+          <w:rFonts w:ascii="Times New Roman" w:eastAsiaTheme="minorHAnsi" w:hAnsi="Times New Roman" w:cs="Times New Roman"/>
+          <w:color w:val="auto"/>
+          <w:sz w:val="28"/>
+          <w:szCs w:val="24"/>
+        </w:rPr>
+        <w:t>Дополнительно в программе реализована фильтрация служебных секций документа. Из текста удаляются фрагменты, начинающиеся с ключевых слов «аннотация», «ключевые слова», «список литературы», «благодарности» и им подобных. Также отсеиваются короткие предложения, содержащие служебные маркеры (DOI, УДК, символ копирайта). Для исключения дублирования записей на одной странице применяется проверка по номеру страницы и тексту контекста.</w:t>
+      </w:r>
+    </w:p>
+    <w:p>
+      <w:pPr>
+        <w:pStyle w:val="2"/>
+      </w:pPr>
+    </w:p>
+    <w:p>
+      <w:pPr>
+        <w:pStyle w:val="2"/>
+      </w:pPr>
+      <w:r>
+        <w:lastRenderedPageBreak/>
+        <w:t xml:space="preserve">2.3 </w:t>
+      </w:r>
+      <w:r>
+        <w:t>Поиск маркеров и формирование контекста</w:t>
+      </w:r>
+      <w:bookmarkEnd w:id="5"/>
+    </w:p>
+    <w:p>
+      <w:pPr>
+        <w:pStyle w:val="2"/>
+        <w:rPr>
+          <w:rFonts w:ascii="Times New Roman" w:eastAsiaTheme="minorHAnsi" w:hAnsi="Times New Roman" w:cs="Times New Roman"/>
+          <w:color w:val="auto"/>
+          <w:sz w:val="28"/>
+          <w:szCs w:val="24"/>
+        </w:rPr>
+      </w:pPr>
+      <w:bookmarkStart w:id="6" w:name="_Toc230224535"/>
+      <w:r>
+        <w:rPr>
+          <w:rFonts w:ascii="Times New Roman" w:eastAsiaTheme="minorHAnsi" w:hAnsi="Times New Roman" w:cs="Times New Roman"/>
+          <w:color w:val="auto"/>
+          <w:sz w:val="28"/>
+          <w:szCs w:val="24"/>
+        </w:rPr>
+        <w:t>Поиск маркеров осуществляется с помощью регулярных выражений:</w:t>
+      </w:r>
+    </w:p>
+    <w:p>
+      <w:pPr>
+        <w:pStyle w:val="2"/>
         <w:numPr>
           <w:ilvl w:val="0"/>
-          <w:numId w:val="2"/>
+          <w:numId w:val="16"/>
         </w:numPr>
         <w:rPr>
-          <w:rFonts w:ascii="Times New Roman" w:hAnsi="Times New Roman" w:cs="Times New Roman"/>
-          <w:sz w:val="28"/>
-          <w:szCs w:val="28"/>
-        </w:rPr>
-      </w:pPr>
-      <w:r>
-        <w:rPr>
-          <w:rFonts w:ascii="Times New Roman" w:hAnsi="Times New Roman" w:cs="Times New Roman"/>
-          <w:b/>
-          <w:sz w:val="28"/>
-          <w:szCs w:val="28"/>
-        </w:rPr>
-        <w:t>Python 3.10+</w:t>
-      </w:r>
-      <w:r>
-        <w:rPr>
-          <w:rFonts w:ascii="Times New Roman" w:hAnsi="Times New Roman" w:cs="Times New Roman"/>
-          <w:sz w:val="28"/>
-          <w:szCs w:val="28"/>
-        </w:rPr>
-        <w:t> – язык программирования.</w:t>
-      </w:r>
-    </w:p>
-    <w:p>
-      <w:pPr>
+          <w:rFonts w:ascii="Times New Roman" w:eastAsiaTheme="minorHAnsi" w:hAnsi="Times New Roman" w:cs="Times New Roman"/>
+          <w:color w:val="auto"/>
+          <w:sz w:val="28"/>
+          <w:szCs w:val="24"/>
+        </w:rPr>
+      </w:pPr>
+      <w:r>
+        <w:rPr>
+          <w:rFonts w:ascii="Times New Roman" w:eastAsiaTheme="minorHAnsi" w:hAnsi="Times New Roman" w:cs="Times New Roman"/>
+          <w:color w:val="auto"/>
+          <w:sz w:val="28"/>
+          <w:szCs w:val="24"/>
+        </w:rPr>
+        <w:t>тогда\s+и\s+только\s+тогда — для поиска эквивалентностей;</w:t>
+      </w:r>
+    </w:p>
+    <w:p>
+      <w:pPr>
+        <w:pStyle w:val="2"/>
         <w:numPr>
           <w:ilvl w:val="0"/>
-          <w:numId w:val="2"/>
+          <w:numId w:val="16"/>
         </w:numPr>
-        <w:rPr>
-          <w:rFonts w:ascii="Times New Roman" w:hAnsi="Times New Roman" w:cs="Times New Roman"/>
-          <w:sz w:val="28"/>
-          <w:szCs w:val="28"/>
-        </w:rPr>
-      </w:pPr>
-      <w:r>
-        <w:rPr>
-          <w:rFonts w:ascii="Times New Roman" w:hAnsi="Times New Roman" w:cs="Times New Roman"/>
-          <w:b/>
-          <w:sz w:val="28"/>
-          <w:szCs w:val="28"/>
-        </w:rPr>
-        <w:t>pypdf</w:t>
-      </w:r>
-      <w:r>
-        <w:rPr>
-          <w:rFonts w:ascii="Times New Roman" w:hAnsi="Times New Roman" w:cs="Times New Roman"/>
-          <w:sz w:val="28"/>
-          <w:szCs w:val="28"/>
-        </w:rPr>
-        <w:t> – библиотека для чтения PDF</w:t>
-      </w:r>
-      <w:r>
-        <w:rPr>
-          <w:rFonts w:ascii="Times New Roman" w:hAnsi="Times New Roman" w:cs="Times New Roman"/>
-          <w:sz w:val="28"/>
-          <w:szCs w:val="28"/>
-        </w:rPr>
-        <w:t>.</w:t>
-      </w:r>
-    </w:p>
-    <w:p>
-      <w:pPr>
-        <w:numPr>
-          <w:ilvl w:val="0"/>
-          <w:numId w:val="2"/>
-        </w:numPr>
-        <w:rPr>
-          <w:rFonts w:ascii="Times New Roman" w:hAnsi="Times New Roman" w:cs="Times New Roman"/>
-          <w:sz w:val="28"/>
-          <w:szCs w:val="28"/>
-        </w:rPr>
-      </w:pPr>
-      <w:r>
-        <w:rPr>
-          <w:rFonts w:ascii="Times New Roman" w:hAnsi="Times New Roman" w:cs="Times New Roman"/>
-          <w:b/>
-          <w:sz w:val="28"/>
-          <w:szCs w:val="28"/>
-          <w:lang w:val="en-US"/>
-        </w:rPr>
-        <w:t>PyMuPDF</w:t>
-      </w:r>
-      <w:r>
-        <w:rPr>
-          <w:rFonts w:ascii="Times New Roman" w:hAnsi="Times New Roman" w:cs="Times New Roman"/>
-          <w:b/>
-          <w:sz w:val="28"/>
-          <w:szCs w:val="28"/>
-        </w:rPr>
-        <w:t xml:space="preserve"> (</w:t>
-      </w:r>
-      <w:r>
-        <w:rPr>
-          <w:rFonts w:ascii="Times New Roman" w:hAnsi="Times New Roman" w:cs="Times New Roman"/>
-          <w:b/>
-          <w:sz w:val="28"/>
-          <w:szCs w:val="28"/>
-          <w:lang w:val="en-US"/>
-        </w:rPr>
-        <w:t>fitz</w:t>
-      </w:r>
-      <w:r>
-        <w:rPr>
-          <w:rFonts w:ascii="Times New Roman" w:hAnsi="Times New Roman" w:cs="Times New Roman"/>
-          <w:b/>
-          <w:sz w:val="28"/>
-          <w:szCs w:val="28"/>
-        </w:rPr>
-        <w:t>)</w:t>
-      </w:r>
-      <w:r>
-        <w:rPr>
-          <w:rFonts w:ascii="Times New Roman" w:hAnsi="Times New Roman" w:cs="Times New Roman"/>
-          <w:sz w:val="28"/>
-          <w:szCs w:val="28"/>
-        </w:rPr>
-        <w:t xml:space="preserve"> –</w:t>
-      </w:r>
-      <w:r>
-        <w:rPr>
-          <w:rFonts w:ascii="Times New Roman" w:hAnsi="Times New Roman" w:cs="Times New Roman"/>
-          <w:sz w:val="28"/>
-          <w:szCs w:val="28"/>
-        </w:rPr>
-        <w:t xml:space="preserve"> </w:t>
-      </w:r>
-      <w:r>
-        <w:rPr>
-          <w:rFonts w:ascii="Times New Roman" w:hAnsi="Times New Roman" w:cs="Times New Roman"/>
-          <w:sz w:val="28"/>
-          <w:szCs w:val="28"/>
-        </w:rPr>
-        <w:t>для рендеринга страниц в изображения</w:t>
-      </w:r>
-    </w:p>
-    <w:p>
-      <w:pPr>
-        <w:numPr>
-          <w:ilvl w:val="0"/>
-          <w:numId w:val="2"/>
-        </w:numPr>
-        <w:rPr>
-          <w:rFonts w:ascii="Times New Roman" w:hAnsi="Times New Roman" w:cs="Times New Roman"/>
-          <w:sz w:val="28"/>
-          <w:szCs w:val="28"/>
-        </w:rPr>
-      </w:pPr>
-      <w:r>
-        <w:rPr>
-          <w:rFonts w:ascii="Times New Roman" w:hAnsi="Times New Roman" w:cs="Times New Roman"/>
-          <w:b/>
-          <w:sz w:val="28"/>
-          <w:szCs w:val="28"/>
-          <w:lang w:val="en-US"/>
-        </w:rPr>
-        <w:t xml:space="preserve">Pillow </w:t>
-      </w:r>
-      <w:r>
-        <w:rPr>
-          <w:rFonts w:ascii="Times New Roman" w:hAnsi="Times New Roman" w:cs="Times New Roman"/>
-          <w:sz w:val="28"/>
-          <w:szCs w:val="28"/>
-        </w:rPr>
-        <w:t>–</w:t>
-      </w:r>
-      <w:r>
-        <w:rPr>
-          <w:rFonts w:ascii="Times New Roman" w:hAnsi="Times New Roman" w:cs="Times New Roman"/>
-          <w:sz w:val="28"/>
-          <w:szCs w:val="28"/>
-          <w:lang w:val="en-US"/>
-        </w:rPr>
-        <w:t xml:space="preserve"> </w:t>
-      </w:r>
-      <w:r>
-        <w:rPr>
-          <w:rFonts w:ascii="Times New Roman" w:hAnsi="Times New Roman" w:cs="Times New Roman"/>
-          <w:sz w:val="28"/>
-          <w:szCs w:val="28"/>
-        </w:rPr>
-        <w:t>для обработки изображений.</w:t>
-      </w:r>
-    </w:p>
-    <w:p>
-      <w:pPr>
-        <w:numPr>
-          <w:ilvl w:val="0"/>
-          <w:numId w:val="2"/>
-        </w:numPr>
-        <w:rPr>
-          <w:rFonts w:ascii="Times New Roman" w:hAnsi="Times New Roman" w:cs="Times New Roman"/>
-          <w:sz w:val="28"/>
-          <w:szCs w:val="28"/>
-        </w:rPr>
-      </w:pPr>
-      <w:r>
-        <w:rPr>
-          <w:rFonts w:ascii="Times New Roman" w:hAnsi="Times New Roman" w:cs="Times New Roman"/>
-          <w:b/>
-          <w:sz w:val="28"/>
-          <w:szCs w:val="28"/>
-          <w:lang w:val="en-US"/>
-        </w:rPr>
-        <w:t>Pix</w:t>
-      </w:r>
-      <w:r>
-        <w:rPr>
-          <w:rFonts w:ascii="Times New Roman" w:hAnsi="Times New Roman" w:cs="Times New Roman"/>
-          <w:b/>
-          <w:sz w:val="28"/>
-          <w:szCs w:val="28"/>
-        </w:rPr>
-        <w:t>2</w:t>
-      </w:r>
-      <w:r>
-        <w:rPr>
-          <w:rFonts w:ascii="Times New Roman" w:hAnsi="Times New Roman" w:cs="Times New Roman"/>
-          <w:b/>
-          <w:sz w:val="28"/>
-          <w:szCs w:val="28"/>
-          <w:lang w:val="en-US"/>
-        </w:rPr>
-        <w:t>text</w:t>
-      </w:r>
-      <w:r>
-        <w:rPr>
-          <w:rFonts w:ascii="Times New Roman" w:hAnsi="Times New Roman" w:cs="Times New Roman"/>
-          <w:b/>
-          <w:sz w:val="28"/>
-          <w:szCs w:val="28"/>
-        </w:rPr>
-        <w:t xml:space="preserve"> </w:t>
-      </w:r>
-      <w:r>
-        <w:rPr>
-          <w:rFonts w:ascii="Times New Roman" w:hAnsi="Times New Roman" w:cs="Times New Roman"/>
-          <w:sz w:val="28"/>
-          <w:szCs w:val="28"/>
-        </w:rPr>
-        <w:t>–</w:t>
-      </w:r>
-      <w:r>
-        <w:rPr>
-          <w:rFonts w:ascii="Times New Roman" w:hAnsi="Times New Roman" w:cs="Times New Roman"/>
-          <w:sz w:val="28"/>
-          <w:szCs w:val="28"/>
-        </w:rPr>
-        <w:t xml:space="preserve"> </w:t>
-      </w:r>
-      <w:r>
-        <w:rPr>
-          <w:rFonts w:ascii="Times New Roman" w:hAnsi="Times New Roman" w:cs="Times New Roman"/>
-          <w:sz w:val="28"/>
-          <w:szCs w:val="28"/>
-        </w:rPr>
-        <w:t xml:space="preserve">для распознавания формул в </w:t>
-      </w:r>
-      <w:r>
-        <w:rPr>
-          <w:rFonts w:ascii="Times New Roman" w:hAnsi="Times New Roman" w:cs="Times New Roman"/>
-          <w:sz w:val="28"/>
-          <w:szCs w:val="28"/>
-          <w:lang w:val="en-US"/>
-        </w:rPr>
-        <w:t>LaTex</w:t>
-      </w:r>
-      <w:r>
-        <w:rPr>
-          <w:rFonts w:ascii="Times New Roman" w:hAnsi="Times New Roman" w:cs="Times New Roman"/>
-          <w:sz w:val="28"/>
-          <w:szCs w:val="28"/>
-        </w:rPr>
-        <w:t>.</w:t>
-      </w:r>
-    </w:p>
-    <w:p>
-      <w:pPr>
-        <w:numPr>
-          <w:ilvl w:val="0"/>
-          <w:numId w:val="2"/>
-        </w:numPr>
-        <w:rPr>
-          <w:rFonts w:ascii="Times New Roman" w:hAnsi="Times New Roman" w:cs="Times New Roman"/>
-          <w:sz w:val="28"/>
-          <w:szCs w:val="28"/>
-        </w:rPr>
-      </w:pPr>
-      <w:r>
-        <w:rPr>
-          <w:rFonts w:ascii="Times New Roman" w:hAnsi="Times New Roman" w:cs="Times New Roman"/>
-          <w:b/>
-          <w:sz w:val="28"/>
-          <w:szCs w:val="28"/>
-          <w:lang w:val="en-US"/>
-        </w:rPr>
-        <w:t>N</w:t>
-      </w:r>
-      <w:r>
-        <w:rPr>
-          <w:rFonts w:ascii="Times New Roman" w:hAnsi="Times New Roman" w:cs="Times New Roman"/>
-          <w:b/>
-          <w:sz w:val="28"/>
-          <w:szCs w:val="28"/>
-          <w:lang w:val="en-US"/>
-        </w:rPr>
-        <w:t xml:space="preserve">atasha – </w:t>
-      </w:r>
-      <w:r>
-        <w:rPr>
-          <w:rFonts w:ascii="Times New Roman" w:hAnsi="Times New Roman" w:cs="Times New Roman"/>
-          <w:sz w:val="28"/>
-          <w:szCs w:val="28"/>
-        </w:rPr>
-        <w:t>для извлечения авторов</w:t>
-      </w:r>
-    </w:p>
-    <w:p>
-      <w:pPr>
-        <w:numPr>
-          <w:ilvl w:val="0"/>
-          <w:numId w:val="2"/>
-        </w:numPr>
-        <w:rPr>
-          <w:rFonts w:ascii="Times New Roman" w:hAnsi="Times New Roman" w:cs="Times New Roman"/>
-          <w:sz w:val="28"/>
-          <w:szCs w:val="28"/>
-        </w:rPr>
-      </w:pPr>
-      <w:r>
-        <w:rPr>
-          <w:rFonts w:ascii="Times New Roman" w:hAnsi="Times New Roman" w:cs="Times New Roman"/>
-          <w:b/>
-          <w:sz w:val="28"/>
-          <w:szCs w:val="28"/>
-        </w:rPr>
-        <w:t>re</w:t>
-      </w:r>
-      <w:r>
-        <w:rPr>
-          <w:rFonts w:ascii="Times New Roman" w:hAnsi="Times New Roman" w:cs="Times New Roman"/>
-          <w:sz w:val="28"/>
-          <w:szCs w:val="28"/>
-        </w:rPr>
-        <w:t> (стандартный модуль) – для регулярных выражений.</w:t>
-      </w:r>
-    </w:p>
-    <w:p>
-      <w:pPr>
-        <w:numPr>
-          <w:ilvl w:val="0"/>
-          <w:numId w:val="2"/>
-        </w:numPr>
-        <w:rPr>
-          <w:rFonts w:ascii="Times New Roman" w:hAnsi="Times New Roman" w:cs="Times New Roman"/>
-          <w:sz w:val="28"/>
-          <w:szCs w:val="28"/>
-        </w:rPr>
-      </w:pPr>
-      <w:r>
-        <w:rPr>
-          <w:rFonts w:ascii="Times New Roman" w:hAnsi="Times New Roman" w:cs="Times New Roman"/>
-          <w:b/>
-          <w:sz w:val="28"/>
-          <w:szCs w:val="28"/>
-        </w:rPr>
-        <w:t>json, pathlib</w:t>
-      </w:r>
-      <w:r>
-        <w:rPr>
-          <w:rFonts w:ascii="Times New Roman" w:hAnsi="Times New Roman" w:cs="Times New Roman"/>
-          <w:sz w:val="28"/>
-          <w:szCs w:val="28"/>
-        </w:rPr>
-        <w:t> – стандартные модули для работы с файлами и JSON.</w:t>
-      </w:r>
-    </w:p>
-    <w:p>
-      <w:pPr>
-        <w:pStyle w:val="2"/>
-      </w:pPr>
-    </w:p>
-    <w:p>
-      <w:pPr>
-        <w:pStyle w:val="2"/>
-      </w:pPr>
-      <w:bookmarkStart w:id="4" w:name="_Toc230224533"/>
-      <w:r>
-        <w:t xml:space="preserve">2.2 Извлечение текста </w:t>
-      </w:r>
-      <w:r>
-        <w:t>и очистка</w:t>
-      </w:r>
-      <w:bookmarkEnd w:id="4"/>
-    </w:p>
-    <w:p>
-      <w:pPr>
-        <w:rPr>
-          <w:rFonts w:ascii="Times New Roman" w:hAnsi="Times New Roman" w:cs="Times New Roman"/>
-          <w:sz w:val="28"/>
-        </w:rPr>
-      </w:pPr>
-      <w:r>
-        <w:rPr>
-          <w:rFonts w:ascii="Times New Roman" w:hAnsi="Times New Roman" w:cs="Times New Roman"/>
-          <w:sz w:val="28"/>
-        </w:rPr>
-        <w:t>Извлечение текста выполняется функцией `page.extract_text()` библиотеки `pypdf`. Далее текст очищается:</w:t>
-      </w:r>
-    </w:p>
-    <w:p>
-      <w:pPr>
-        <w:rPr>
-          <w:rFonts w:ascii="Times New Roman" w:hAnsi="Times New Roman" w:cs="Times New Roman"/>
-          <w:sz w:val="28"/>
-        </w:rPr>
-      </w:pPr>
-      <w:r>
-        <w:rPr>
-          <w:rFonts w:ascii="Times New Roman" w:hAnsi="Times New Roman" w:cs="Times New Roman"/>
-          <w:sz w:val="28"/>
-        </w:rPr>
-        <w:t>- замена переносов строк на пробелы</w:t>
-      </w:r>
-    </w:p>
-    <w:p>
-      <w:pPr>
-        <w:rPr>
-          <w:rFonts w:ascii="Times New Roman" w:hAnsi="Times New Roman" w:cs="Times New Roman"/>
-          <w:sz w:val="28"/>
-        </w:rPr>
-      </w:pPr>
-      <w:r>
-        <w:rPr>
-          <w:rFonts w:ascii="Times New Roman" w:hAnsi="Times New Roman" w:cs="Times New Roman"/>
-          <w:sz w:val="28"/>
-        </w:rPr>
-        <w:t>- удаление лишних пробелов</w:t>
-      </w:r>
-    </w:p>
-    <w:p>
-      <w:pPr>
-        <w:rPr>
-          <w:rFonts w:ascii="Times New Roman" w:hAnsi="Times New Roman" w:cs="Times New Roman"/>
-          <w:sz w:val="28"/>
-        </w:rPr>
-      </w:pPr>
-      <w:r>
-        <w:rPr>
-          <w:rFonts w:ascii="Times New Roman" w:hAnsi="Times New Roman" w:cs="Times New Roman"/>
-          <w:sz w:val="28"/>
-        </w:rPr>
-        <w:t>- склейка слов, разорванных дефисом и переносом ст</w:t>
-      </w:r>
-      <w:r>
-        <w:rPr>
-          <w:rFonts w:ascii="Times New Roman" w:hAnsi="Times New Roman" w:cs="Times New Roman"/>
-          <w:sz w:val="28"/>
-        </w:rPr>
-        <w:t>роки (`кри-терий` → `критерий`)</w:t>
-      </w:r>
-    </w:p>
-    <w:p>
-      <w:pPr>
-        <w:rPr>
-          <w:rFonts w:ascii="Times New Roman" w:hAnsi="Times New Roman" w:cs="Times New Roman"/>
-          <w:sz w:val="28"/>
-        </w:rPr>
-      </w:pPr>
-      <w:r>
-        <w:rPr>
-          <w:rFonts w:ascii="Times New Roman" w:hAnsi="Times New Roman" w:cs="Times New Roman"/>
-          <w:sz w:val="28"/>
-        </w:rPr>
-        <w:t>Разбивка на предложения выполняется по точкам, вопросительным и восклицательным знакам с защитой чисел с плавающей точкой (например, `3.14` не разбивает предложение).</w:t>
-      </w:r>
-    </w:p>
-    <w:p>
-      <w:pPr>
-        <w:rPr>
-          <w:rFonts w:ascii="Times New Roman" w:hAnsi="Times New Roman" w:cs="Times New Roman"/>
-          <w:sz w:val="28"/>
-        </w:rPr>
-      </w:pPr>
-      <w:r>
-        <w:rPr>
-          <w:rFonts w:ascii="Times New Roman" w:hAnsi="Times New Roman" w:cs="Times New Roman"/>
-          <w:sz w:val="28"/>
-        </w:rPr>
-        <w:t>Дополнительно реализована фильтрация мусорных секций: из текста удаляются фрагменты, начинающиеся с ключевых слов «аннотация», «ключевые слова», «список литературы», «благодарности</w:t>
-      </w:r>
-      <w:r>
-        <w:rPr>
-          <w:rFonts w:ascii="Times New Roman" w:hAnsi="Times New Roman" w:cs="Times New Roman"/>
-          <w:sz w:val="28"/>
-        </w:rPr>
-        <w:t xml:space="preserve">» и т.п. </w:t>
-      </w:r>
-      <w:r>
-        <w:rPr>
-          <w:rFonts w:ascii="Times New Roman" w:hAnsi="Times New Roman" w:cs="Times New Roman"/>
-          <w:sz w:val="28"/>
-        </w:rPr>
-        <w:t>Также отсеиваются короткие предложения, содержащие служебные маркеры (DOI, УДК, ©). Для исключения дублирования записей на одной странице используется проверка по номеру страницы и тексту контекста.</w:t>
-      </w:r>
-    </w:p>
-    <w:p>
-      <w:pPr>
-        <w:pStyle w:val="2"/>
-      </w:pPr>
-      <w:bookmarkStart w:id="5" w:name="_Toc230224534"/>
-      <w:r>
-        <w:lastRenderedPageBreak/>
-        <w:t xml:space="preserve">2.3 </w:t>
-      </w:r>
-      <w:r>
-        <w:t>Поиск маркеров и формирование контекста</w:t>
-      </w:r>
-      <w:bookmarkEnd w:id="5"/>
-    </w:p>
-    <w:p>
-      <w:pPr>
-        <w:pStyle w:val="2"/>
         <w:rPr>
           <w:rFonts w:ascii="Times New Roman" w:eastAsiaTheme="minorHAnsi" w:hAnsi="Times New Roman" w:cs="Times New Roman"/>
           <w:color w:val="auto"/>
@@ -2365,7 +2242,6 @@
           <w:szCs w:val="24"/>
         </w:rPr>
       </w:pPr>
-      <w:bookmarkStart w:id="6" w:name="_Toc230224535"/>
       <w:r>
         <w:rPr>
           <w:rFonts w:ascii="Times New Roman" w:eastAsiaTheme="minorHAnsi" w:hAnsi="Times New Roman" w:cs="Times New Roman"/>
@@ -2373,7 +2249,7 @@
           <w:sz w:val="28"/>
           <w:szCs w:val="24"/>
         </w:rPr>
-        <w:t>Поиск маркеров осуществляется с помощью регулярных выражений:</w:t>
+        <w:t>критери[яйюеи]?[м]?\b — для поиска слова «критерий» в любом склонении.</w:t>
       </w:r>
     </w:p>
     <w:p>
@@ -2393,7 +2269,7 @@
           <w:sz w:val="28"/>
           <w:szCs w:val="24"/>
         </w:rPr>
-        <w:t>- `тогда\s+и\s+только\s+тогда` — для поиска эквивалентностей</w:t>
+        <w:t>Контекст формируется по гибкому алгоритму. Предложение с маркером разбивается на слова. Для маркера «тогда и только тогда»: если в нём 15 и более слов, в контекст попадает только оно. Для маркера «критерий»: если в нём 10 и более слов, в контекст попадает только оно. Если предложение короче указанных порогов, берутся до двух предложений перед ним (при наличии), само маркерное предложение и одно предложение после (при наличии). Следующее предложение не включается, если оно начинается со слов «Доказательство», «Теорема», «Лемма», «Таким образом», «Следовательно», «Отсюда», «Заметим».</w:t>
       </w:r>
     </w:p>
     <w:p>
@@ -2413,12 +2289,30 @@
           <w:sz w:val="28"/>
           <w:szCs w:val="24"/>
         </w:rPr>
-        <w:t>- `критери[яйюеи]?[м]?\b` — для поиска слова «критерий» в любом склонении</w:t>
+        <w:t>Такой подход позволяет получить осмысленный контекст (от 1 до 4 предложений), избегая захвата служебных фраз.</w:t>
       </w:r>
     </w:p>
     <w:p>
       <w:pPr>
         <w:pStyle w:val="2"/>
+      </w:pPr>
+      <w:r>
+        <w:t>2.</w:t>
+      </w:r>
+      <w:r>
+        <w:t>4</w:t>
+      </w:r>
+      <w:r>
+        <w:t xml:space="preserve"> </w:t>
+      </w:r>
+      <w:r>
+        <w:t>Сбор статистики и выходной формат</w:t>
+      </w:r>
+      <w:bookmarkEnd w:id="6"/>
+    </w:p>
+    <w:p>
+      <w:pPr>
+        <w:pStyle w:val="1"/>
         <w:rPr>
           <w:rFonts w:ascii="Times New Roman" w:eastAsiaTheme="minorHAnsi" w:hAnsi="Times New Roman" w:cs="Times New Roman"/>
           <w:color w:val="auto"/>
@@ -2426,6 +2320,7 @@
           <w:szCs w:val="24"/>
         </w:rPr>
       </w:pPr>
+      <w:bookmarkStart w:id="7" w:name="_Toc230224536"/>
       <w:r>
         <w:rPr>
           <w:rFonts w:ascii="Times New Roman" w:eastAsiaTheme="minorHAnsi" w:hAnsi="Times New Roman" w:cs="Times New Roman"/>
@@ -2433,12 +2328,12 @@
           <w:sz w:val="28"/>
           <w:szCs w:val="24"/>
         </w:rPr>
-        <w:t>Контекст формируется по гибкому алгоритму:</w:t>
-      </w:r>
-    </w:p>
-    <w:p>
-      <w:pPr>
-        <w:pStyle w:val="2"/>
+        <w:t>Статистика встречаемости маркеров ведётся в двух структурах данных. Глобальная статистика по всем обработанным файлам сохраняется в объекте total_statistics, а статистика по каждому отдельному файлу — в объекте files_statistics.</w:t>
+      </w:r>
+    </w:p>
+    <w:p>
+      <w:pPr>
+        <w:pStyle w:val="1"/>
         <w:rPr>
           <w:rFonts w:ascii="Times New Roman" w:eastAsiaTheme="minorHAnsi" w:hAnsi="Times New Roman" w:cs="Times New Roman"/>
           <w:color w:val="auto"/>
@@ -2453,12 +2348,12 @@
           <w:sz w:val="28"/>
           <w:szCs w:val="24"/>
         </w:rPr>
-        <w:t>1. Предложение с маркером разбивается на слова.</w:t>
-      </w:r>
-    </w:p>
-    <w:p>
-      <w:pPr>
-        <w:pStyle w:val="2"/>
+        <w:t>Выходной JSON-файл содержит три основных ключа. В total_statistics записывается общее количество найденных маркеров с разделением по типам («тогда и только тогда» и «критерий»). В files_statistics хранится аналогичная статистика, но в разрезе каждого обработанного PDF-файла. Ключ results представляет собой массив объектов, каждый из которых содержит детальную информацию о найденном маркере: имя файла, номер страницы, контекстное предложение, распознанную формулу и тип маркера.</w:t>
+      </w:r>
+    </w:p>
+    <w:p>
+      <w:pPr>
+        <w:pStyle w:val="1"/>
         <w:rPr>
           <w:rFonts w:ascii="Times New Roman" w:eastAsiaTheme="minorHAnsi" w:hAnsi="Times New Roman" w:cs="Times New Roman"/>
           <w:color w:val="auto"/>
@@ -2466,19 +2361,21 @@
           <w:szCs w:val="24"/>
         </w:rPr>
       </w:pPr>
-      <w:r>
+    </w:p>
+    <w:p>
+      <w:pPr>
+        <w:pStyle w:val="1"/>
         <w:rPr>
           <w:rFonts w:ascii="Times New Roman" w:eastAsiaTheme="minorHAnsi" w:hAnsi="Times New Roman" w:cs="Times New Roman"/>
           <w:color w:val="auto"/>
           <w:sz w:val="28"/>
           <w:szCs w:val="24"/>
         </w:rPr>
-        <w:t xml:space="preserve">   - Для маркера «тогда и только тогда»: если в нём 15 и более слов, в контекст попадает только оно.</w:t>
-      </w:r>
-    </w:p>
-    <w:p>
-      <w:pPr>
-        <w:pStyle w:val="2"/>
+      </w:pPr>
+    </w:p>
+    <w:p>
+      <w:pPr>
+        <w:pStyle w:val="1"/>
         <w:rPr>
           <w:rFonts w:ascii="Times New Roman" w:eastAsiaTheme="minorHAnsi" w:hAnsi="Times New Roman" w:cs="Times New Roman"/>
           <w:color w:val="auto"/>
@@ -2486,286 +2383,19 @@
           <w:szCs w:val="24"/>
         </w:rPr>
       </w:pPr>
-      <w:r>
+    </w:p>
+    <w:p>
+      <w:pPr>
+        <w:pStyle w:val="1"/>
         <w:rPr>
           <w:rFonts w:ascii="Times New Roman" w:eastAsiaTheme="minorHAnsi" w:hAnsi="Times New Roman" w:cs="Times New Roman"/>
           <w:color w:val="auto"/>
           <w:sz w:val="28"/>
           <w:szCs w:val="24"/>
         </w:rPr>
-        <w:t xml:space="preserve">   - Для маркера «критерий»: если в нём 10 и более слов, в контекст попадает только оно.</w:t>
-      </w:r>
-    </w:p>
-    <w:p>
-      <w:pPr>
-        <w:pStyle w:val="2"/>
-        <w:rPr>
-          <w:rFonts w:ascii="Times New Roman" w:eastAsiaTheme="minorHAnsi" w:hAnsi="Times New Roman" w:cs="Times New Roman"/>
-          <w:color w:val="auto"/>
-          <w:sz w:val="28"/>
-          <w:szCs w:val="24"/>
-        </w:rPr>
-      </w:pPr>
-      <w:r>
-        <w:rPr>
-          <w:rFonts w:ascii="Times New Roman" w:eastAsiaTheme="minorHAnsi" w:hAnsi="Times New Roman" w:cs="Times New Roman"/>
-          <w:color w:val="auto"/>
-          <w:sz w:val="28"/>
-          <w:szCs w:val="24"/>
-        </w:rPr>
-        <w:t>2. Если предложение короче указанных порогов, берутся:</w:t>
-      </w:r>
-    </w:p>
-    <w:p>
-      <w:pPr>
-        <w:pStyle w:val="2"/>
-        <w:rPr>
-          <w:rFonts w:ascii="Times New Roman" w:eastAsiaTheme="minorHAnsi" w:hAnsi="Times New Roman" w:cs="Times New Roman"/>
-          <w:color w:val="auto"/>
-          <w:sz w:val="28"/>
-          <w:szCs w:val="24"/>
-        </w:rPr>
-      </w:pPr>
-      <w:r>
-        <w:rPr>
-          <w:rFonts w:ascii="Times New Roman" w:eastAsiaTheme="minorHAnsi" w:hAnsi="Times New Roman" w:cs="Times New Roman"/>
-          <w:color w:val="auto"/>
-          <w:sz w:val="28"/>
-          <w:szCs w:val="24"/>
-        </w:rPr>
-        <w:t xml:space="preserve">   - до 2 предложений перед ним (при наличии)</w:t>
-      </w:r>
-    </w:p>
-    <w:p>
-      <w:pPr>
-        <w:pStyle w:val="2"/>
-        <w:rPr>
-          <w:rFonts w:ascii="Times New Roman" w:eastAsiaTheme="minorHAnsi" w:hAnsi="Times New Roman" w:cs="Times New Roman"/>
-          <w:color w:val="auto"/>
-          <w:sz w:val="28"/>
-          <w:szCs w:val="24"/>
-        </w:rPr>
-      </w:pPr>
-      <w:r>
-        <w:rPr>
-          <w:rFonts w:ascii="Times New Roman" w:eastAsiaTheme="minorHAnsi" w:hAnsi="Times New Roman" w:cs="Times New Roman"/>
-          <w:color w:val="auto"/>
-          <w:sz w:val="28"/>
-          <w:szCs w:val="24"/>
-        </w:rPr>
-        <w:t xml:space="preserve">   - само маркерное предложение</w:t>
-      </w:r>
-    </w:p>
-    <w:p>
-      <w:pPr>
-        <w:pStyle w:val="2"/>
-        <w:rPr>
-          <w:rFonts w:ascii="Times New Roman" w:eastAsiaTheme="minorHAnsi" w:hAnsi="Times New Roman" w:cs="Times New Roman"/>
-          <w:color w:val="auto"/>
-          <w:sz w:val="28"/>
-          <w:szCs w:val="24"/>
-        </w:rPr>
-      </w:pPr>
-      <w:r>
-        <w:rPr>
-          <w:rFonts w:ascii="Times New Roman" w:eastAsiaTheme="minorHAnsi" w:hAnsi="Times New Roman" w:cs="Times New Roman"/>
-          <w:color w:val="auto"/>
-          <w:sz w:val="28"/>
-          <w:szCs w:val="24"/>
-        </w:rPr>
-        <w:t xml:space="preserve">   - 1 предложение после (при наличии)</w:t>
-      </w:r>
-    </w:p>
-    <w:p>
-      <w:pPr>
-        <w:pStyle w:val="2"/>
-        <w:rPr>
-          <w:rFonts w:ascii="Times New Roman" w:eastAsiaTheme="minorHAnsi" w:hAnsi="Times New Roman" w:cs="Times New Roman"/>
-          <w:color w:val="auto"/>
-          <w:sz w:val="28"/>
-          <w:szCs w:val="24"/>
-        </w:rPr>
-      </w:pPr>
-      <w:r>
-        <w:rPr>
-          <w:rFonts w:ascii="Times New Roman" w:eastAsiaTheme="minorHAnsi" w:hAnsi="Times New Roman" w:cs="Times New Roman"/>
-          <w:color w:val="auto"/>
-          <w:sz w:val="28"/>
-          <w:szCs w:val="24"/>
-        </w:rPr>
-        <w:t xml:space="preserve">3. Следующее предложение не включается, если оно начинается со слов:  </w:t>
-      </w:r>
-    </w:p>
-    <w:p>
-      <w:pPr>
-        <w:pStyle w:val="2"/>
-        <w:rPr>
-          <w:rFonts w:ascii="Times New Roman" w:eastAsiaTheme="minorHAnsi" w:hAnsi="Times New Roman" w:cs="Times New Roman"/>
-          <w:color w:val="auto"/>
-          <w:sz w:val="28"/>
-          <w:szCs w:val="24"/>
-        </w:rPr>
-      </w:pPr>
-      <w:r>
-        <w:rPr>
-          <w:rFonts w:ascii="Times New Roman" w:eastAsiaTheme="minorHAnsi" w:hAnsi="Times New Roman" w:cs="Times New Roman"/>
-          <w:color w:val="auto"/>
-          <w:sz w:val="28"/>
-          <w:szCs w:val="24"/>
-        </w:rPr>
-        <w:t xml:space="preserve">   `Доказательство`, `Теорема`, `Лемма`, `Таким образом`, `Следовательно`, `Отсюда`, `Заметим`.</w:t>
-      </w:r>
-    </w:p>
-    <w:p>
-      <w:pPr>
-        <w:pStyle w:val="2"/>
-        <w:rPr>
-          <w:rFonts w:ascii="Times New Roman" w:eastAsiaTheme="minorHAnsi" w:hAnsi="Times New Roman" w:cs="Times New Roman"/>
-          <w:color w:val="auto"/>
-          <w:sz w:val="28"/>
-          <w:szCs w:val="24"/>
-        </w:rPr>
-      </w:pPr>
-      <w:r>
-        <w:rPr>
-          <w:rFonts w:ascii="Times New Roman" w:eastAsiaTheme="minorHAnsi" w:hAnsi="Times New Roman" w:cs="Times New Roman"/>
-          <w:color w:val="auto"/>
-          <w:sz w:val="28"/>
-          <w:szCs w:val="24"/>
-        </w:rPr>
-        <w:t>Такой подход позволяет получить осмысленный контекст (от 1 до 4 предложений), избегая захвата служебных фраз.</w:t>
-      </w:r>
-    </w:p>
-    <w:p>
-      <w:pPr>
-        <w:pStyle w:val="2"/>
-      </w:pPr>
-      <w:r>
-        <w:t>2.</w:t>
-      </w:r>
-      <w:r>
-        <w:t>4</w:t>
-      </w:r>
-      <w:r>
-        <w:t xml:space="preserve"> </w:t>
-      </w:r>
-      <w:r>
-        <w:t>Сбор статистики и выходной формат</w:t>
-      </w:r>
-      <w:bookmarkEnd w:id="6"/>
-    </w:p>
-    <w:p>
-      <w:pPr>
-        <w:rPr>
-          <w:rFonts w:ascii="Times New Roman" w:hAnsi="Times New Roman" w:cs="Times New Roman"/>
-          <w:sz w:val="28"/>
-        </w:rPr>
-      </w:pPr>
-      <w:r>
-        <w:rPr>
-          <w:rFonts w:ascii="Times New Roman" w:hAnsi="Times New Roman" w:cs="Times New Roman"/>
-          <w:sz w:val="28"/>
-        </w:rPr>
-        <w:t>Статистика ведётся в двух структурах:</w:t>
-      </w:r>
-    </w:p>
-    <w:p>
-      <w:pPr>
-        <w:rPr>
-          <w:rFonts w:ascii="Times New Roman" w:hAnsi="Times New Roman" w:cs="Times New Roman"/>
-          <w:sz w:val="28"/>
-        </w:rPr>
-      </w:pPr>
-      <w:r>
-        <w:rPr>
-          <w:rFonts w:ascii="Times New Roman" w:hAnsi="Times New Roman" w:cs="Times New Roman"/>
-          <w:sz w:val="28"/>
-        </w:rPr>
-        <w:t>- `total_statistics` — глобальная статистика по всем файлам</w:t>
-      </w:r>
-    </w:p>
-    <w:p>
-      <w:pPr>
-        <w:rPr>
-          <w:rFonts w:ascii="Times New Roman" w:hAnsi="Times New Roman" w:cs="Times New Roman"/>
-          <w:sz w:val="28"/>
-        </w:rPr>
-      </w:pPr>
-      <w:r>
-        <w:rPr>
-          <w:rFonts w:ascii="Times New Roman" w:hAnsi="Times New Roman" w:cs="Times New Roman"/>
-          <w:sz w:val="28"/>
-        </w:rPr>
-        <w:t>- `files_statistics` — статистика по каждому файлу</w:t>
-      </w:r>
-    </w:p>
-    <w:p>
-      <w:pPr>
-        <w:rPr>
-          <w:rFonts w:ascii="Times New Roman" w:hAnsi="Times New Roman" w:cs="Times New Roman"/>
-          <w:sz w:val="28"/>
-        </w:rPr>
-      </w:pPr>
-      <w:r>
-        <w:rPr>
-          <w:rFonts w:ascii="Times New Roman" w:hAnsi="Times New Roman" w:cs="Times New Roman"/>
-          <w:sz w:val="28"/>
-        </w:rPr>
-        <w:t>Выходной JSON содержит три ключа:</w:t>
-      </w:r>
-    </w:p>
-    <w:p>
-      <w:pPr>
-        <w:rPr>
-          <w:rFonts w:ascii="Times New Roman" w:hAnsi="Times New Roman" w:cs="Times New Roman"/>
-          <w:sz w:val="28"/>
-        </w:rPr>
-      </w:pPr>
-      <w:r>
-        <w:rPr>
-          <w:rFonts w:ascii="Times New Roman" w:hAnsi="Times New Roman" w:cs="Times New Roman"/>
-          <w:sz w:val="28"/>
-        </w:rPr>
-        <w:t>- `total_statistics` — общее количество найденных маркеров (отдельно для «тогда и только тогда» и «критерий»)</w:t>
-      </w:r>
-    </w:p>
-    <w:p>
-      <w:pPr>
-        <w:rPr>
-          <w:rFonts w:ascii="Times New Roman" w:hAnsi="Times New Roman" w:cs="Times New Roman"/>
-          <w:sz w:val="28"/>
-        </w:rPr>
-      </w:pPr>
-      <w:r>
-        <w:rPr>
-          <w:rFonts w:ascii="Times New Roman" w:hAnsi="Times New Roman" w:cs="Times New Roman"/>
-          <w:sz w:val="28"/>
-        </w:rPr>
-        <w:t>- `files_statistics` — статистика по каждому файлу</w:t>
-      </w:r>
-    </w:p>
-    <w:p>
-      <w:pPr>
-        <w:rPr>
-          <w:rFonts w:ascii="Times New Roman" w:hAnsi="Times New Roman" w:cs="Times New Roman"/>
-          <w:sz w:val="28"/>
-        </w:rPr>
-      </w:pPr>
-      <w:r>
-        <w:rPr>
-          <w:rFonts w:ascii="Times New Roman" w:hAnsi="Times New Roman" w:cs="Times New Roman"/>
-          <w:sz w:val="28"/>
-        </w:rPr>
+      </w:pPr>
+      <w:r>
         <w:lastRenderedPageBreak/>
-        <w:t>- `results` — массив объектов с детальными записями (файл, страница, контекст, маркер)</w:t>
-      </w:r>
-    </w:p>
-    <w:p>
-      <w:pPr>
-        <w:pStyle w:val="1"/>
-      </w:pPr>
-      <w:bookmarkStart w:id="7" w:name="_Toc230224536"/>
-      <w:r>
         <w:t>3. Тестирование и результаты</w:t>
       </w:r>
       <w:bookmarkEnd w:id="7"/>
@@ -3712,6 +3342,7 @@
       </w:pPr>
       <w:bookmarkStart w:id="11" w:name="_Toc230224540"/>
       <w:r>
+        <w:lastRenderedPageBreak/>
         <w:t>4. Ограничения и нереализованные возможности</w:t>
       </w:r>
       <w:bookmarkEnd w:id="11"/>
@@ -3720,121 +3351,34 @@
       <w:pPr>
         <w:rPr>
           <w:rFonts w:ascii="Times New Roman" w:hAnsi="Times New Roman" w:cs="Times New Roman"/>
-          <w:bCs/>
-          <w:sz w:val="28"/>
-          <w:szCs w:val="28"/>
-        </w:rPr>
-      </w:pPr>
-      <w:r>
-        <w:rPr>
-          <w:rFonts w:ascii="Times New Roman" w:hAnsi="Times New Roman" w:cs="Times New Roman"/>
-          <w:bCs/>
-          <w:sz w:val="28"/>
-          <w:szCs w:val="28"/>
-        </w:rPr>
-        <w:t>В ходе работы предпринимались по</w:t>
-      </w:r>
-      <w:r>
-        <w:rPr>
-          <w:rFonts w:ascii="Times New Roman" w:hAnsi="Times New Roman" w:cs="Times New Roman"/>
-          <w:bCs/>
-          <w:sz w:val="28"/>
-          <w:szCs w:val="28"/>
-        </w:rPr>
-        <w:t>пытки:</w:t>
-      </w:r>
-    </w:p>
-    <w:p>
-      <w:pPr>
-        <w:rPr>
-          <w:rFonts w:ascii="Times New Roman" w:hAnsi="Times New Roman" w:cs="Times New Roman"/>
-          <w:bCs/>
-          <w:sz w:val="28"/>
-          <w:szCs w:val="28"/>
-        </w:rPr>
-      </w:pPr>
-      <w:r>
-        <w:rPr>
-          <w:rFonts w:ascii="Times New Roman" w:hAnsi="Times New Roman" w:cs="Times New Roman"/>
-          <w:bCs/>
-          <w:sz w:val="28"/>
-          <w:szCs w:val="28"/>
-        </w:rPr>
-        <w:t>1)</w:t>
-      </w:r>
-      <w:r>
-        <w:rPr>
-          <w:rFonts w:ascii="Times New Roman" w:hAnsi="Times New Roman" w:cs="Times New Roman"/>
-          <w:bCs/>
-          <w:sz w:val="28"/>
-          <w:szCs w:val="28"/>
-        </w:rPr>
-        <w:t xml:space="preserve">Автоматического извлечения заголовков разделов (Теорема, Лемма, </w:t>
-      </w:r>
-      <w:r>
-        <w:rPr>
-          <w:rFonts w:ascii="Times New Roman" w:hAnsi="Times New Roman" w:cs="Times New Roman"/>
-          <w:bCs/>
-          <w:sz w:val="28"/>
-          <w:szCs w:val="28"/>
-        </w:rPr>
-        <w:t xml:space="preserve"> </w:t>
-      </w:r>
-      <w:r>
-        <w:rPr>
-          <w:rFonts w:ascii="Times New Roman" w:hAnsi="Times New Roman" w:cs="Times New Roman"/>
-          <w:bCs/>
-          <w:sz w:val="28"/>
-          <w:szCs w:val="28"/>
-        </w:rPr>
-        <w:t>Доказательство и т.п.) с использованием анализа размера шрифта в pypdf и библиотек pymupdf4llm.</w:t>
-      </w:r>
-    </w:p>
-    <w:p>
-      <w:pPr>
-        <w:rPr>
-          <w:rFonts w:ascii="Times New Roman" w:hAnsi="Times New Roman" w:cs="Times New Roman"/>
-          <w:bCs/>
-          <w:sz w:val="28"/>
-          <w:szCs w:val="28"/>
-        </w:rPr>
-      </w:pPr>
-      <w:r>
-        <w:rPr>
-          <w:rFonts w:ascii="Times New Roman" w:hAnsi="Times New Roman" w:cs="Times New Roman"/>
-          <w:bCs/>
-          <w:sz w:val="28"/>
-          <w:szCs w:val="28"/>
-        </w:rPr>
-        <w:t>2)</w:t>
-      </w:r>
-      <w:r>
-        <w:rPr>
-          <w:rFonts w:ascii="Times New Roman" w:hAnsi="Times New Roman" w:cs="Times New Roman"/>
-          <w:bCs/>
-          <w:sz w:val="28"/>
-          <w:szCs w:val="28"/>
-        </w:rPr>
-        <w:t>Распознавания формул в LaTeX.</w:t>
-      </w:r>
-    </w:p>
-    <w:p>
-      <w:pPr>
-        <w:rPr>
-          <w:rFonts w:ascii="Times New Roman" w:hAnsi="Times New Roman" w:cs="Times New Roman"/>
-          <w:bCs/>
-          <w:sz w:val="28"/>
-          <w:szCs w:val="28"/>
-        </w:rPr>
-      </w:pPr>
-      <w:r>
-        <w:rPr>
-          <w:rFonts w:ascii="Times New Roman" w:hAnsi="Times New Roman" w:cs="Times New Roman"/>
-          <w:bCs/>
-          <w:sz w:val="28"/>
-          <w:szCs w:val="28"/>
-        </w:rPr>
-        <w:t>В ходе работы были протестированы несколько OCR-инструментов:</w:t>
+          <w:sz w:val="28"/>
+          <w:szCs w:val="28"/>
+        </w:rPr>
+      </w:pPr>
+      <w:r>
+        <w:rPr>
+          <w:rFonts w:ascii="Times New Roman" w:hAnsi="Times New Roman" w:cs="Times New Roman"/>
+          <w:sz w:val="28"/>
+          <w:szCs w:val="28"/>
+        </w:rPr>
+        <w:t>В ходе работы предпринимались попытки автоматического извлечения заголовков разделов (Теорема, Лемма, Доказательство и т.п.) с использованием анализа размера шрифта в pypdf и библиотек pymupdf4llm. Данная попытка не дала стабильных результатов и была оставлена для доработки в будущем.</w:t>
+      </w:r>
+    </w:p>
+    <w:p>
+      <w:pPr>
+        <w:rPr>
+          <w:rFonts w:ascii="Times New Roman" w:hAnsi="Times New Roman" w:cs="Times New Roman"/>
+          <w:sz w:val="28"/>
+          <w:szCs w:val="28"/>
+        </w:rPr>
+      </w:pPr>
+      <w:r>
+        <w:rPr>
+          <w:rFonts w:ascii="Times New Roman" w:hAnsi="Times New Roman" w:cs="Times New Roman"/>
+          <w:sz w:val="28"/>
+          <w:szCs w:val="28"/>
+        </w:rPr>
+        <w:t>Также предпринимались попытки распознавания математических формул и преобразования их в формат LaTeX. Для этой цели были протестированы несколько OCR-инструментов:</w:t>
       </w:r>
     </w:p>
     <w:p>
@@ -3842,19 +3386,17 @@
         <w:pStyle w:val="a7"/>
         <w:numPr>
           <w:ilvl w:val="0"/>
-          <w:numId w:val="14"/>
+          <w:numId w:val="18"/>
         </w:numPr>
         <w:rPr>
           <w:rFonts w:ascii="Times New Roman" w:hAnsi="Times New Roman" w:cs="Times New Roman"/>
-          <w:bCs/>
-          <w:sz w:val="28"/>
-          <w:szCs w:val="28"/>
-        </w:rPr>
-      </w:pPr>
-      <w:r>
-        <w:rPr>
-          <w:rFonts w:ascii="Times New Roman" w:hAnsi="Times New Roman" w:cs="Times New Roman"/>
-          <w:bCs/>
+          <w:sz w:val="28"/>
+          <w:szCs w:val="28"/>
+        </w:rPr>
+      </w:pPr>
+      <w:r>
+        <w:rPr>
+          <w:rFonts w:ascii="Times New Roman" w:hAnsi="Times New Roman" w:cs="Times New Roman"/>
           <w:sz w:val="28"/>
           <w:szCs w:val="28"/>
         </w:rPr>
@@ -3866,19 +3408,17 @@
         <w:pStyle w:val="a7"/>
         <w:numPr>
           <w:ilvl w:val="0"/>
-          <w:numId w:val="14"/>
+          <w:numId w:val="18"/>
         </w:numPr>
         <w:rPr>
           <w:rFonts w:ascii="Times New Roman" w:hAnsi="Times New Roman" w:cs="Times New Roman"/>
-          <w:bCs/>
-          <w:sz w:val="28"/>
-          <w:szCs w:val="28"/>
-        </w:rPr>
-      </w:pPr>
-      <w:r>
-        <w:rPr>
-          <w:rFonts w:ascii="Times New Roman" w:hAnsi="Times New Roman" w:cs="Times New Roman"/>
-          <w:bCs/>
+          <w:sz w:val="28"/>
+          <w:szCs w:val="28"/>
+        </w:rPr>
+      </w:pPr>
+      <w:r>
+        <w:rPr>
+          <w:rFonts w:ascii="Times New Roman" w:hAnsi="Times New Roman" w:cs="Times New Roman"/>
           <w:sz w:val="28"/>
           <w:szCs w:val="28"/>
         </w:rPr>
@@ -3890,10 +3430,53 @@
         <w:pStyle w:val="a7"/>
         <w:numPr>
           <w:ilvl w:val="0"/>
-          <w:numId w:val="14"/>
+          <w:numId w:val="18"/>
         </w:numPr>
         <w:rPr>
           <w:rFonts w:ascii="Times New Roman" w:hAnsi="Times New Roman" w:cs="Times New Roman"/>
+          <w:sz w:val="28"/>
+          <w:szCs w:val="28"/>
+        </w:rPr>
+      </w:pPr>
+      <w:r>
+        <w:rPr>
+          <w:rFonts w:ascii="Times New Roman" w:hAnsi="Times New Roman" w:cs="Times New Roman"/>
+          <w:sz w:val="28"/>
+          <w:szCs w:val="28"/>
+        </w:rPr>
+        <w:t>Pix2Text – успешно установлен и запущен на CPU.</w:t>
+      </w:r>
+    </w:p>
+    <w:p>
+      <w:pPr>
+        <w:rPr>
+          <w:rFonts w:ascii="Times New Roman" w:hAnsi="Times New Roman" w:cs="Times New Roman"/>
+          <w:sz w:val="28"/>
+          <w:szCs w:val="28"/>
+        </w:rPr>
+      </w:pPr>
+    </w:p>
+    <w:p>
+      <w:pPr>
+        <w:rPr>
+          <w:rFonts w:ascii="Times New Roman" w:hAnsi="Times New Roman" w:cs="Times New Roman"/>
+          <w:sz w:val="28"/>
+          <w:szCs w:val="28"/>
+        </w:rPr>
+      </w:pPr>
+      <w:r>
+        <w:rPr>
+          <w:rFonts w:ascii="Times New Roman" w:hAnsi="Times New Roman" w:cs="Times New Roman"/>
+          <w:sz w:val="28"/>
+          <w:szCs w:val="28"/>
+        </w:rPr>
+        <w:t>В итоге для распознавания формул была выбрана библиотека Pix2Text. Для улучшения качества распознавания были указаны языки ('ru', 'en'). Однако ввиду высокой ресурсоёмкости (обработка одной страницы занимает десятки секунд) и ограничений модели в ряде случаев формулы распознаются с ошибками. Качество распознавания формул с помощью Pix2Text оказалось нестабильным: в большом количестве случаев LaTeX-код содержит неточности. Это объясняется ограничениями используемой модели.</w:t>
+      </w:r>
+    </w:p>
+    <w:p>
+      <w:pPr>
+        <w:rPr>
+          <w:rFonts w:ascii="Times New Roman" w:hAnsi="Times New Roman" w:cs="Times New Roman"/>
           <w:bCs/>
           <w:sz w:val="28"/>
           <w:szCs w:val="28"/>
@@ -3902,12 +3485,21 @@
       <w:r>
         <w:rPr>
           <w:rFonts w:ascii="Times New Roman" w:hAnsi="Times New Roman" w:cs="Times New Roman"/>
+          <w:sz w:val="28"/>
+          <w:szCs w:val="28"/>
+        </w:rPr>
+        <w:t>Извлечение авторов выполнялось с помощью библиотеки Natasha. В 4 из 40 файлов авторы не были найдены из-за нестандартного оформления первой страницы (отсутствие инициалов, расположение после аннотации). Это является ограничением используемого подхода.</w:t>
+      </w:r>
+    </w:p>
+    <w:p>
+      <w:pPr>
+        <w:rPr>
+          <w:rFonts w:ascii="Times New Roman" w:hAnsi="Times New Roman" w:cs="Times New Roman"/>
           <w:bCs/>
           <w:sz w:val="28"/>
           <w:szCs w:val="28"/>
         </w:rPr>
-        <w:t>Pix2Text – успешно установлен и запущен на CPU.</w:t>
-      </w:r>
+      </w:pPr>
     </w:p>
     <w:p>
       <w:pPr>
@@ -3918,367 +3510,83 @@
           <w:szCs w:val="28"/>
         </w:rPr>
       </w:pPr>
-      <w:r>
+    </w:p>
+    <w:p>
+      <w:pPr>
         <w:rPr>
           <w:rFonts w:ascii="Times New Roman" w:hAnsi="Times New Roman" w:cs="Times New Roman"/>
           <w:bCs/>
           <w:sz w:val="28"/>
           <w:szCs w:val="28"/>
         </w:rPr>
-        <w:t>В итоге для распознавания формул была выбрана библиотека Pix2Text. Для улучшения качества распознавания б</w:t>
-      </w:r>
-      <w:r>
-        <w:rPr>
-          <w:rFonts w:ascii="Times New Roman" w:hAnsi="Times New Roman" w:cs="Times New Roman"/>
-          <w:bCs/>
-          <w:sz w:val="28"/>
-          <w:szCs w:val="28"/>
-        </w:rPr>
-        <w:t xml:space="preserve">ыли указаны языки ('ru', 'en'). </w:t>
-      </w:r>
-      <w:r>
-        <w:rPr>
-          <w:rFonts w:ascii="Times New Roman" w:hAnsi="Times New Roman" w:cs="Times New Roman"/>
-          <w:bCs/>
-          <w:sz w:val="28"/>
-          <w:szCs w:val="28"/>
-        </w:rPr>
-        <w:t>Однако ввиду высокой ресурсоёмкости (обработка о</w:t>
-      </w:r>
-      <w:r>
-        <w:rPr>
-          <w:rFonts w:ascii="Times New Roman" w:hAnsi="Times New Roman" w:cs="Times New Roman"/>
-          <w:bCs/>
-          <w:sz w:val="28"/>
-          <w:szCs w:val="28"/>
-        </w:rPr>
-        <w:t>дной страницы занимает десятки</w:t>
-      </w:r>
-      <w:r>
-        <w:rPr>
-          <w:rFonts w:ascii="Times New Roman" w:hAnsi="Times New Roman" w:cs="Times New Roman"/>
-          <w:bCs/>
-          <w:sz w:val="28"/>
-          <w:szCs w:val="28"/>
-        </w:rPr>
-        <w:t xml:space="preserve"> секунд) и ограничений модели в ряде случаев формулы распознаются с ошибками.</w:t>
-      </w:r>
-      <w:r>
-        <w:rPr>
-          <w:rFonts w:ascii="Times New Roman" w:hAnsi="Times New Roman" w:cs="Times New Roman"/>
-          <w:b/>
-          <w:bCs/>
-          <w:sz w:val="28"/>
-          <w:szCs w:val="28"/>
-        </w:rPr>
+      </w:pPr>
+    </w:p>
+    <w:p>
+      <w:pPr>
+        <w:pStyle w:val="1"/>
+      </w:pPr>
+      <w:bookmarkStart w:id="12" w:name="_Toc230224541"/>
+    </w:p>
+    <w:p>
+      <w:pPr>
+        <w:pStyle w:val="1"/>
+      </w:pPr>
+      <w:bookmarkStart w:id="13" w:name="_GoBack"/>
+      <w:bookmarkEnd w:id="13"/>
+      <w:r>
+        <w:t>5</w:t>
+      </w:r>
+      <w:r>
+        <w:t>. Выводы</w:t>
+      </w:r>
+      <w:bookmarkEnd w:id="12"/>
+      <w:r>
         <w:t xml:space="preserve"> </w:t>
       </w:r>
-      <w:r>
-        <w:rPr>
-          <w:rFonts w:ascii="Times New Roman" w:hAnsi="Times New Roman" w:cs="Times New Roman"/>
-          <w:bCs/>
-          <w:sz w:val="28"/>
-          <w:szCs w:val="28"/>
-        </w:rPr>
-        <w:t xml:space="preserve">Качество распознавания формул с помощью Pix2Text оказалось </w:t>
-      </w:r>
-      <w:r>
-        <w:rPr>
-          <w:rFonts w:ascii="Times New Roman" w:hAnsi="Times New Roman" w:cs="Times New Roman"/>
-          <w:bCs/>
-          <w:sz w:val="28"/>
-          <w:szCs w:val="28"/>
-        </w:rPr>
-        <w:t xml:space="preserve">также </w:t>
-      </w:r>
-      <w:r>
-        <w:rPr>
-          <w:rFonts w:ascii="Times New Roman" w:hAnsi="Times New Roman" w:cs="Times New Roman"/>
-          <w:bCs/>
-          <w:sz w:val="28"/>
-          <w:szCs w:val="28"/>
-        </w:rPr>
-        <w:t xml:space="preserve">нестабильным: в большом количестве случаев LaTeX-код содержит </w:t>
-      </w:r>
-      <w:r>
-        <w:rPr>
-          <w:rFonts w:ascii="Times New Roman" w:hAnsi="Times New Roman" w:cs="Times New Roman"/>
-          <w:bCs/>
-          <w:sz w:val="28"/>
-          <w:szCs w:val="28"/>
-        </w:rPr>
-        <w:t>неточности</w:t>
-      </w:r>
-      <w:r>
-        <w:rPr>
-          <w:rFonts w:ascii="Times New Roman" w:hAnsi="Times New Roman" w:cs="Times New Roman"/>
-          <w:bCs/>
-          <w:sz w:val="28"/>
-          <w:szCs w:val="28"/>
-        </w:rPr>
-        <w:t xml:space="preserve">. Это объясняется ограничениями используемой модели. </w:t>
-      </w:r>
-    </w:p>
-    <w:p>
-      <w:pPr>
-        <w:rPr>
-          <w:rFonts w:ascii="Times New Roman" w:hAnsi="Times New Roman" w:cs="Times New Roman"/>
-          <w:bCs/>
-          <w:sz w:val="28"/>
-          <w:szCs w:val="28"/>
-        </w:rPr>
-      </w:pPr>
-      <w:r>
-        <w:rPr>
-          <w:rFonts w:ascii="Times New Roman" w:hAnsi="Times New Roman" w:cs="Times New Roman"/>
-          <w:bCs/>
-          <w:sz w:val="28"/>
-          <w:szCs w:val="28"/>
-        </w:rPr>
-        <w:t>Авторы извлекаются с помощью библиотеки Natasha. В 4 из 40 файлов авторы не были найдены из-за нестандартного оформления первой страницы (отсутствие инициалов, расположение после аннотации). Это является ограничением используемого подхода.</w:t>
-      </w:r>
-    </w:p>
-    <w:p>
-      <w:pPr>
-        <w:rPr>
-          <w:rFonts w:ascii="Times New Roman" w:hAnsi="Times New Roman" w:cs="Times New Roman"/>
-          <w:bCs/>
-          <w:sz w:val="28"/>
-          <w:szCs w:val="28"/>
-        </w:rPr>
-      </w:pPr>
-    </w:p>
-    <w:p>
-      <w:pPr>
-        <w:rPr>
-          <w:rFonts w:ascii="Times New Roman" w:hAnsi="Times New Roman" w:cs="Times New Roman"/>
-          <w:bCs/>
-          <w:sz w:val="28"/>
-          <w:szCs w:val="28"/>
-        </w:rPr>
-      </w:pPr>
-    </w:p>
-    <w:p>
-      <w:pPr>
-        <w:rPr>
-          <w:rFonts w:ascii="Times New Roman" w:hAnsi="Times New Roman" w:cs="Times New Roman"/>
-          <w:bCs/>
-          <w:sz w:val="28"/>
-          <w:szCs w:val="28"/>
-        </w:rPr>
-      </w:pPr>
-    </w:p>
-    <w:p>
-      <w:pPr>
-        <w:rPr>
-          <w:rFonts w:ascii="Times New Roman" w:hAnsi="Times New Roman" w:cs="Times New Roman"/>
-          <w:bCs/>
-          <w:sz w:val="28"/>
-          <w:szCs w:val="28"/>
-        </w:rPr>
-      </w:pPr>
-    </w:p>
-    <w:p>
-      <w:pPr>
-        <w:pStyle w:val="1"/>
-      </w:pPr>
-      <w:bookmarkStart w:id="12" w:name="_Toc230224541"/>
-      <w:r>
-        <w:t>5</w:t>
-      </w:r>
-      <w:r>
-        <w:t>. Выводы</w:t>
-      </w:r>
-      <w:bookmarkEnd w:id="12"/>
-      <w:r>
-        <w:t xml:space="preserve"> </w:t>
-      </w:r>
-    </w:p>
-    <w:p>
-      <w:pPr>
-        <w:rPr>
-          <w:rFonts w:ascii="Times New Roman" w:hAnsi="Times New Roman" w:cs="Times New Roman"/>
-          <w:sz w:val="28"/>
-        </w:rPr>
-      </w:pPr>
-      <w:r>
-        <w:rPr>
-          <w:rFonts w:ascii="Times New Roman" w:hAnsi="Times New Roman" w:cs="Times New Roman"/>
-          <w:sz w:val="28"/>
-        </w:rPr>
-        <w:t>Реализован рабочий прототип, который автоматизирует задачу поиска маркеров эквивалентности и критериев в PDF-статьях.</w:t>
-      </w:r>
-    </w:p>
-    <w:p>
-      <w:pPr>
-        <w:rPr>
-          <w:rFonts w:ascii="Times New Roman" w:hAnsi="Times New Roman" w:cs="Times New Roman"/>
-          <w:sz w:val="28"/>
-        </w:rPr>
-      </w:pPr>
-      <w:r>
-        <w:rPr>
-          <w:rFonts w:ascii="Times New Roman" w:hAnsi="Times New Roman" w:cs="Times New Roman"/>
-          <w:sz w:val="28"/>
-        </w:rPr>
-        <w:t>Основные достижения:</w:t>
-      </w:r>
-    </w:p>
-    <w:p>
-      <w:pPr>
-        <w:pStyle w:val="a7"/>
-        <w:numPr>
-          <w:ilvl w:val="0"/>
-          <w:numId w:val="11"/>
-        </w:numPr>
-        <w:rPr>
-          <w:rFonts w:ascii="Times New Roman" w:hAnsi="Times New Roman" w:cs="Times New Roman"/>
-          <w:sz w:val="28"/>
-        </w:rPr>
-      </w:pPr>
-      <w:r>
-        <w:rPr>
-          <w:rFonts w:ascii="Times New Roman" w:hAnsi="Times New Roman" w:cs="Times New Roman"/>
-          <w:sz w:val="28"/>
-        </w:rPr>
-        <w:t>Реализован гибкий алгоритм формирования контекста (1–4 предложения) с фильтрацией служебных фраз.</w:t>
-      </w:r>
-    </w:p>
-    <w:p>
-      <w:pPr>
-        <w:pStyle w:val="a7"/>
-        <w:numPr>
-          <w:ilvl w:val="0"/>
-          <w:numId w:val="11"/>
-        </w:numPr>
-        <w:rPr>
-          <w:rFonts w:ascii="Times New Roman" w:hAnsi="Times New Roman" w:cs="Times New Roman"/>
-          <w:sz w:val="28"/>
-        </w:rPr>
-      </w:pPr>
-      <w:r>
-        <w:rPr>
-          <w:rFonts w:ascii="Times New Roman" w:hAnsi="Times New Roman" w:cs="Times New Roman"/>
-          <w:sz w:val="28"/>
-        </w:rPr>
-        <w:t>Учтены склонения слова «критерий».</w:t>
-      </w:r>
-    </w:p>
-    <w:p>
-      <w:pPr>
-        <w:pStyle w:val="a7"/>
-        <w:numPr>
-          <w:ilvl w:val="0"/>
-          <w:numId w:val="11"/>
-        </w:numPr>
-        <w:rPr>
-          <w:rFonts w:ascii="Times New Roman" w:hAnsi="Times New Roman" w:cs="Times New Roman"/>
-          <w:sz w:val="28"/>
-        </w:rPr>
-      </w:pPr>
-      <w:r>
-        <w:rPr>
-          <w:rFonts w:ascii="Times New Roman" w:hAnsi="Times New Roman" w:cs="Times New Roman"/>
-          <w:sz w:val="28"/>
-        </w:rPr>
-        <w:t>Выходной JSON-файл содержит все необходимые данные для дальнейшего анализа.</w:t>
-      </w:r>
-    </w:p>
-    <w:p>
-      <w:pPr>
-        <w:pStyle w:val="a7"/>
-        <w:numPr>
-          <w:ilvl w:val="0"/>
-          <w:numId w:val="11"/>
-        </w:numPr>
-        <w:rPr>
-          <w:rFonts w:ascii="Times New Roman" w:hAnsi="Times New Roman" w:cs="Times New Roman"/>
-          <w:sz w:val="28"/>
-        </w:rPr>
-      </w:pPr>
-      <w:r>
-        <w:rPr>
-          <w:rFonts w:ascii="Times New Roman" w:hAnsi="Times New Roman" w:cs="Times New Roman"/>
-          <w:sz w:val="28"/>
-        </w:rPr>
-        <w:t>Код устойчив к</w:t>
-      </w:r>
-      <w:r>
-        <w:rPr>
-          <w:rFonts w:ascii="Times New Roman" w:hAnsi="Times New Roman" w:cs="Times New Roman"/>
-          <w:sz w:val="28"/>
-        </w:rPr>
-        <w:t xml:space="preserve"> ошибкам в отдельных PDF-файлах.</w:t>
-      </w:r>
-    </w:p>
-    <w:p>
-      <w:pPr>
-        <w:pStyle w:val="a7"/>
-        <w:numPr>
-          <w:ilvl w:val="0"/>
-          <w:numId w:val="11"/>
-        </w:numPr>
-        <w:rPr>
-          <w:rFonts w:ascii="Times New Roman" w:hAnsi="Times New Roman" w:cs="Times New Roman"/>
-          <w:sz w:val="28"/>
-        </w:rPr>
-      </w:pPr>
-      <w:r>
-        <w:rPr>
-          <w:rFonts w:ascii="Times New Roman" w:hAnsi="Times New Roman" w:cs="Times New Roman"/>
-          <w:sz w:val="28"/>
-        </w:rPr>
-        <w:t>Реализовано извлечение автор</w:t>
-      </w:r>
-      <w:r>
-        <w:rPr>
-          <w:rFonts w:ascii="Times New Roman" w:hAnsi="Times New Roman" w:cs="Times New Roman"/>
-          <w:sz w:val="28"/>
-        </w:rPr>
-        <w:t>ов с помощью библиотеки Natasha.</w:t>
-      </w:r>
-    </w:p>
-    <w:p>
-      <w:pPr>
-        <w:pStyle w:val="a7"/>
-        <w:numPr>
-          <w:ilvl w:val="0"/>
-          <w:numId w:val="11"/>
-        </w:numPr>
-        <w:rPr>
-          <w:rFonts w:ascii="Times New Roman" w:hAnsi="Times New Roman" w:cs="Times New Roman"/>
-          <w:sz w:val="28"/>
-        </w:rPr>
-      </w:pPr>
-      <w:r>
-        <w:rPr>
-          <w:rFonts w:ascii="Times New Roman" w:hAnsi="Times New Roman" w:cs="Times New Roman"/>
-          <w:sz w:val="28"/>
-        </w:rPr>
-        <w:t>Реализовано распознавание формул в LaTeX с помощью Pix2Text.</w:t>
-      </w:r>
-    </w:p>
-    <w:p>
-      <w:pPr>
-        <w:rPr>
-          <w:rFonts w:ascii="Times New Roman" w:hAnsi="Times New Roman" w:cs="Times New Roman"/>
-          <w:sz w:val="28"/>
-        </w:rPr>
-      </w:pPr>
-    </w:p>
-    <w:p>
-      <w:pPr>
-        <w:rPr>
-          <w:rFonts w:ascii="Times New Roman" w:hAnsi="Times New Roman" w:cs="Times New Roman"/>
-          <w:sz w:val="28"/>
-        </w:rPr>
-      </w:pPr>
-      <w:r>
-        <w:rPr>
-          <w:rFonts w:ascii="Times New Roman" w:hAnsi="Times New Roman" w:cs="Times New Roman"/>
-          <w:sz w:val="28"/>
-        </w:rPr>
-        <w:t>Практическая значимость: программа может быть использована для сбора датасета математических высказываний, необходимого для обучения моделей автоформализации математики на русском языке.</w:t>
+    </w:p>
+    <w:p>
+      <w:pPr>
+        <w:rPr>
+          <w:rFonts w:ascii="Times New Roman" w:hAnsi="Times New Roman" w:cs="Times New Roman"/>
+          <w:sz w:val="28"/>
+        </w:rPr>
+      </w:pPr>
+      <w:r>
+        <w:rPr>
+          <w:rFonts w:ascii="Times New Roman" w:hAnsi="Times New Roman" w:cs="Times New Roman"/>
+          <w:sz w:val="28"/>
+        </w:rPr>
+        <w:t>В ходе выполнения практической работы реализован рабочий прототип программного инструмента, автоматизирующего задачу поиска маркеров эквивалентности («тогда и только тогда») и критериев («критерий» с учётом склонений) в PDF-статьях.</w:t>
+      </w:r>
+    </w:p>
+    <w:p>
+      <w:pPr>
+        <w:rPr>
+          <w:rFonts w:ascii="Times New Roman" w:hAnsi="Times New Roman" w:cs="Times New Roman"/>
+          <w:sz w:val="28"/>
+        </w:rPr>
+      </w:pPr>
+      <w:r>
+        <w:rPr>
+          <w:rFonts w:ascii="Times New Roman" w:hAnsi="Times New Roman" w:cs="Times New Roman"/>
+          <w:sz w:val="28"/>
+        </w:rPr>
+        <w:t>Основными достижениями являются следующие результаты. Разработан гибкий алгоритм формирования контекста объёмом от одного до четырёх предложений с фильтрацией служебных фраз, таких как «Доказательство» или «Теорема». В алгоритме поиска учтены склонения слова «критерий» с помощью регулярных выражений. Выходной JSON-файл содержит все необходимые для дальнейшего анализа данные: название статьи, автора, номер страницы, контекст, распознанную формулу и тип маркера. Программный код устойчив к ошибкам в отдельных PDF-файлах благодаря использованию конструкции try-except. Также реализовано извлечение авторов с помощью библиотеки Natasha и распознавание математических формул в LaTeX с помощью библиотеки Pix2Text.</w:t>
+      </w:r>
+    </w:p>
+    <w:p>
+      <w:pPr>
+        <w:rPr>
+          <w:rFonts w:ascii="Times New Roman" w:hAnsi="Times New Roman" w:cs="Times New Roman"/>
+          <w:sz w:val="28"/>
+        </w:rPr>
+      </w:pPr>
+      <w:r>
+        <w:rPr>
+          <w:rFonts w:ascii="Times New Roman" w:hAnsi="Times New Roman" w:cs="Times New Roman"/>
+          <w:sz w:val="28"/>
+        </w:rPr>
+        <w:t>Практическая значимость разработанной программы заключается в возможности её использования для сборки датасета русскоязычных математических высказываний, необходимого для обучения моделей автоформализации математики на русском языке.</w:t>
       </w:r>
     </w:p>
     <w:p/>
@@ -4297,12 +3605,12 @@
         <w:pStyle w:val="1"/>
         <w:jc w:val="center"/>
       </w:pPr>
-      <w:bookmarkStart w:id="13" w:name="_Toc230224542"/>
+      <w:bookmarkStart w:id="14" w:name="_Toc230224542"/>
       <w:r>
         <w:lastRenderedPageBreak/>
         <w:t>Заключение</w:t>
       </w:r>
-      <w:bookmarkEnd w:id="13"/>
+      <w:bookmarkEnd w:id="14"/>
     </w:p>
     <w:p>
       <w:pPr>
@@ -4344,12 +3652,12 @@
         <w:pStyle w:val="1"/>
         <w:jc w:val="center"/>
       </w:pPr>
-      <w:bookmarkStart w:id="14" w:name="_Toc230224543"/>
+      <w:bookmarkStart w:id="15" w:name="_Toc230224543"/>
       <w:r>
         <w:lastRenderedPageBreak/>
         <w:t>Список литературы</w:t>
       </w:r>
-      <w:bookmarkEnd w:id="14"/>
+      <w:bookmarkEnd w:id="15"/>
     </w:p>
     <w:p>
       <w:pPr>
@@ -4653,16 +3961,7 @@
           <w:rFonts w:ascii="Times New Roman" w:hAnsi="Times New Roman" w:cs="Times New Roman"/>
           <w:sz w:val="28"/>
         </w:rPr>
-        <w:t xml:space="preserve">. Math Marker Extractor : репозиторий [Электронный </w:t>
-      </w:r>
-      <w:bookmarkStart w:id="15" w:name="_GoBack"/>
-      <w:bookmarkEnd w:id="15"/>
-      <w:r>
-        <w:rPr>
-          <w:rFonts w:ascii="Times New Roman" w:hAnsi="Times New Roman" w:cs="Times New Roman"/>
-          <w:sz w:val="28"/>
-        </w:rPr>
-        <w:t>ресурс] / qewsares. - GitHub, 2026. - URL: https://github.com/qewsares/math-mark</w:t>
+        <w:t>. Math Marker Extractor : репозиторий [Электронный ресурс] / qewsares. - GitHub, 2026. - URL: https://github.com/qewsares/math-mark</w:t>
       </w:r>
       <w:r>
         <w:rPr>
@@ -4679,13 +3978,7 @@
         <w:t>.05.2026). - Режим доступа: свободный. - Текст : электронный.</w:t>
       </w:r>
     </w:p>
-    <w:p>
-      <w:pPr>
-        <w:rPr>
-          <w:lang w:val="en-US"/>
-        </w:rPr>
-      </w:pPr>
-    </w:p>
+    <w:p/>
     <w:sectPr>
       <w:pgSz w:w="11906" w:h="16838"/>
       <w:pgMar w:top="1134" w:right="850" w:bottom="1134" w:left="1701" w:header="708" w:footer="708" w:gutter="0"/>
@@ -5309,6 +4602,119 @@
     </w:lvl>
   </w:abstractNum>
   <w:abstractNum w:abstractNumId="4" w15:restartNumberingAfterBreak="0">
+    <w:nsid w:val="1C8C54F0"/>
+    <w:multiLevelType w:val="hybridMultilevel"/>
+    <w:tmpl w:val="A128FCDC"/>
+    <w:lvl w:ilvl="0" w:tplc="04190001">
+      <w:start w:val="1"/>
+      <w:numFmt w:val="bullet"/>
+      <w:lvlText w:val=""/>
+      <w:lvlJc w:val="left"/>
+      <w:pPr>
+        <w:ind w:left="720" w:hanging="360"/>
+      </w:pPr>
+      <w:rPr>
+        <w:rFonts w:ascii="Symbol" w:hAnsi="Symbol" w:hint="default"/>
+      </w:rPr>
+    </w:lvl>
+    <w:lvl w:ilvl="1" w:tplc="04190003" w:tentative="1">
+      <w:start w:val="1"/>
+      <w:numFmt w:val="bullet"/>
+      <w:lvlText w:val="o"/>
+      <w:lvlJc w:val="left"/>
+      <w:pPr>
+        <w:ind w:left="1440" w:hanging="360"/>
+      </w:pPr>
+      <w:rPr>
+        <w:rFonts w:ascii="Courier New" w:hAnsi="Courier New" w:cs="Courier New" w:hint="default"/>
+      </w:rPr>
+    </w:lvl>
+    <w:lvl w:ilvl="2" w:tplc="04190005" w:tentative="1">
+      <w:start w:val="1"/>
+      <w:numFmt w:val="bullet"/>
+      <w:lvlText w:val=""/>
+      <w:lvlJc w:val="left"/>
+      <w:pPr>
+        <w:ind w:left="2160" w:hanging="360"/>
+      </w:pPr>
+      <w:rPr>
+        <w:rFonts w:ascii="Wingdings" w:hAnsi="Wingdings" w:hint="default"/>
+      </w:rPr>
+    </w:lvl>
+    <w:lvl w:ilvl="3" w:tplc="04190001" w:tentative="1">
+      <w:start w:val="1"/>
+      <w:numFmt w:val="bullet"/>
+      <w:lvlText w:val=""/>
+      <w:lvlJc w:val="left"/>
+      <w:pPr>
+        <w:ind w:left="2880" w:hanging="360"/>
+      </w:pPr>
+      <w:rPr>
+        <w:rFonts w:ascii="Symbol" w:hAnsi="Symbol" w:hint="default"/>
+      </w:rPr>
+    </w:lvl>
+    <w:lvl w:ilvl="4" w:tplc="04190003" w:tentative="1">
+      <w:start w:val="1"/>
+      <w:numFmt w:val="bullet"/>
+      <w:lvlText w:val="o"/>
+      <w:lvlJc w:val="left"/>
+      <w:pPr>
+        <w:ind w:left="3600" w:hanging="360"/>
+      </w:pPr>
+      <w:rPr>
+        <w:rFonts w:ascii="Courier New" w:hAnsi="Courier New" w:cs="Courier New" w:hint="default"/>
+      </w:rPr>
+    </w:lvl>
+    <w:lvl w:ilvl="5" w:tplc="04190005" w:tentative="1">
+      <w:start w:val="1"/>
+      <w:numFmt w:val="bullet"/>
+      <w:lvlText w:val=""/>
+      <w:lvlJc w:val="left"/>
+      <w:pPr>
+        <w:ind w:left="4320" w:hanging="360"/>
+      </w:pPr>
+      <w:rPr>
+        <w:rFonts w:ascii="Wingdings" w:hAnsi="Wingdings" w:hint="default"/>
+      </w:rPr>
+    </w:lvl>
+    <w:lvl w:ilvl="6" w:tplc="04190001" w:tentative="1">
+      <w:start w:val="1"/>
+      <w:numFmt w:val="bullet"/>
+      <w:lvlText w:val=""/>
+      <w:lvlJc w:val="left"/>
+      <w:pPr>
+        <w:ind w:left="5040" w:hanging="360"/>
+      </w:pPr>
+      <w:rPr>
+        <w:rFonts w:ascii="Symbol" w:hAnsi="Symbol" w:hint="default"/>
+      </w:rPr>
+    </w:lvl>
+    <w:lvl w:ilvl="7" w:tplc="04190003" w:tentative="1">
+      <w:start w:val="1"/>
+      <w:numFmt w:val="bullet"/>
+      <w:lvlText w:val="o"/>
+      <w:lvlJc w:val="left"/>
+      <w:pPr>
+        <w:ind w:left="5760" w:hanging="360"/>
+      </w:pPr>
+      <w:rPr>
+        <w:rFonts w:ascii="Courier New" w:hAnsi="Courier New" w:cs="Courier New" w:hint="default"/>
+      </w:rPr>
+    </w:lvl>
+    <w:lvl w:ilvl="8" w:tplc="04190005" w:tentative="1">
+      <w:start w:val="1"/>
+      <w:numFmt w:val="bullet"/>
+      <w:lvlText w:val=""/>
+      <w:lvlJc w:val="left"/>
+      <w:pPr>
+        <w:ind w:left="6480" w:hanging="360"/>
+      </w:pPr>
+      <w:rPr>
+        <w:rFonts w:ascii="Wingdings" w:hAnsi="Wingdings" w:hint="default"/>
+      </w:rPr>
+    </w:lvl>
+  </w:abstractNum>
+  <w:abstractNum w:abstractNumId="5" w15:restartNumberingAfterBreak="0">
     <w:nsid w:val="2C475723"/>
     <w:multiLevelType w:val="hybridMultilevel"/>
     <w:tmpl w:val="AC16412C"/>
@@ -5394,7 +4800,120 @@
       </w:pPr>
     </w:lvl>
   </w:abstractNum>
-  <w:abstractNum w:abstractNumId="5" w15:restartNumberingAfterBreak="0">
+  <w:abstractNum w:abstractNumId="6" w15:restartNumberingAfterBreak="0">
+    <w:nsid w:val="39E42139"/>
+    <w:multiLevelType w:val="hybridMultilevel"/>
+    <w:tmpl w:val="71B23C66"/>
+    <w:lvl w:ilvl="0" w:tplc="04190001">
+      <w:start w:val="1"/>
+      <w:numFmt w:val="bullet"/>
+      <w:lvlText w:val=""/>
+      <w:lvlJc w:val="left"/>
+      <w:pPr>
+        <w:ind w:left="720" w:hanging="360"/>
+      </w:pPr>
+      <w:rPr>
+        <w:rFonts w:ascii="Symbol" w:hAnsi="Symbol" w:hint="default"/>
+      </w:rPr>
+    </w:lvl>
+    <w:lvl w:ilvl="1" w:tplc="04190003" w:tentative="1">
+      <w:start w:val="1"/>
+      <w:numFmt w:val="bullet"/>
+      <w:lvlText w:val="o"/>
+      <w:lvlJc w:val="left"/>
+      <w:pPr>
+        <w:ind w:left="1440" w:hanging="360"/>
+      </w:pPr>
+      <w:rPr>
+        <w:rFonts w:ascii="Courier New" w:hAnsi="Courier New" w:cs="Courier New" w:hint="default"/>
+      </w:rPr>
+    </w:lvl>
+    <w:lvl w:ilvl="2" w:tplc="04190005" w:tentative="1">
+      <w:start w:val="1"/>
+      <w:numFmt w:val="bullet"/>
+      <w:lvlText w:val=""/>
+      <w:lvlJc w:val="left"/>
+      <w:pPr>
+        <w:ind w:left="2160" w:hanging="360"/>
+      </w:pPr>
+      <w:rPr>
+        <w:rFonts w:ascii="Wingdings" w:hAnsi="Wingdings" w:hint="default"/>
+      </w:rPr>
+    </w:lvl>
+    <w:lvl w:ilvl="3" w:tplc="04190001" w:tentative="1">
+      <w:start w:val="1"/>
+      <w:numFmt w:val="bullet"/>
+      <w:lvlText w:val=""/>
+      <w:lvlJc w:val="left"/>
+      <w:pPr>
+        <w:ind w:left="2880" w:hanging="360"/>
+      </w:pPr>
+      <w:rPr>
+        <w:rFonts w:ascii="Symbol" w:hAnsi="Symbol" w:hint="default"/>
+      </w:rPr>
+    </w:lvl>
+    <w:lvl w:ilvl="4" w:tplc="04190003" w:tentative="1">
+      <w:start w:val="1"/>
+      <w:numFmt w:val="bullet"/>
+      <w:lvlText w:val="o"/>
+      <w:lvlJc w:val="left"/>
+      <w:pPr>
+        <w:ind w:left="3600" w:hanging="360"/>
+      </w:pPr>
+      <w:rPr>
+        <w:rFonts w:ascii="Courier New" w:hAnsi="Courier New" w:cs="Courier New" w:hint="default"/>
+      </w:rPr>
+    </w:lvl>
+    <w:lvl w:ilvl="5" w:tplc="04190005" w:tentative="1">
+      <w:start w:val="1"/>
+      <w:numFmt w:val="bullet"/>
+      <w:lvlText w:val=""/>
+      <w:lvlJc w:val="left"/>
+      <w:pPr>
+        <w:ind w:left="4320" w:hanging="360"/>
+      </w:pPr>
+      <w:rPr>
+        <w:rFonts w:ascii="Wingdings" w:hAnsi="Wingdings" w:hint="default"/>
+      </w:rPr>
+    </w:lvl>
+    <w:lvl w:ilvl="6" w:tplc="04190001" w:tentative="1">
+      <w:start w:val="1"/>
+      <w:numFmt w:val="bullet"/>
+      <w:lvlText w:val=""/>
+      <w:lvlJc w:val="left"/>
+      <w:pPr>
+        <w:ind w:left="5040" w:hanging="360"/>
+      </w:pPr>
+      <w:rPr>
+        <w:rFonts w:ascii="Symbol" w:hAnsi="Symbol" w:hint="default"/>
+      </w:rPr>
+    </w:lvl>
+    <w:lvl w:ilvl="7" w:tplc="04190003" w:tentative="1">
+      <w:start w:val="1"/>
+      <w:numFmt w:val="bullet"/>
+      <w:lvlText w:val="o"/>
+      <w:lvlJc w:val="left"/>
+      <w:pPr>
+        <w:ind w:left="5760" w:hanging="360"/>
+      </w:pPr>
+      <w:rPr>
+        <w:rFonts w:ascii="Courier New" w:hAnsi="Courier New" w:cs="Courier New" w:hint="default"/>
+      </w:rPr>
+    </w:lvl>
+    <w:lvl w:ilvl="8" w:tplc="04190005" w:tentative="1">
+      <w:start w:val="1"/>
+      <w:numFmt w:val="bullet"/>
+      <w:lvlText w:val=""/>
+      <w:lvlJc w:val="left"/>
+      <w:pPr>
+        <w:ind w:left="6480" w:hanging="360"/>
+      </w:pPr>
+      <w:rPr>
+        <w:rFonts w:ascii="Wingdings" w:hAnsi="Wingdings" w:hint="default"/>
+      </w:rPr>
+    </w:lvl>
+  </w:abstractNum>
+  <w:abstractNum w:abstractNumId="7" w15:restartNumberingAfterBreak="0">
     <w:nsid w:val="3BE2017E"/>
     <w:multiLevelType w:val="hybridMultilevel"/>
     <w:tmpl w:val="F61E664E"/>
@@ -5507,7 +5026,7 @@
       </w:rPr>
     </w:lvl>
   </w:abstractNum>
-  <w:abstractNum w:abstractNumId="6" w15:restartNumberingAfterBreak="0">
+  <w:abstractNum w:abstractNumId="8" w15:restartNumberingAfterBreak="0">
     <w:nsid w:val="3E7F5ECC"/>
     <w:multiLevelType w:val="hybridMultilevel"/>
     <w:tmpl w:val="132E09D0"/>
@@ -5593,7 +5112,120 @@
       </w:pPr>
     </w:lvl>
   </w:abstractNum>
-  <w:abstractNum w:abstractNumId="7" w15:restartNumberingAfterBreak="0">
+  <w:abstractNum w:abstractNumId="9" w15:restartNumberingAfterBreak="0">
+    <w:nsid w:val="3ECE291D"/>
+    <w:multiLevelType w:val="hybridMultilevel"/>
+    <w:tmpl w:val="4C76B34A"/>
+    <w:lvl w:ilvl="0" w:tplc="04190001">
+      <w:start w:val="1"/>
+      <w:numFmt w:val="bullet"/>
+      <w:lvlText w:val=""/>
+      <w:lvlJc w:val="left"/>
+      <w:pPr>
+        <w:ind w:left="720" w:hanging="360"/>
+      </w:pPr>
+      <w:rPr>
+        <w:rFonts w:ascii="Symbol" w:hAnsi="Symbol" w:hint="default"/>
+      </w:rPr>
+    </w:lvl>
+    <w:lvl w:ilvl="1" w:tplc="04190003" w:tentative="1">
+      <w:start w:val="1"/>
+      <w:numFmt w:val="bullet"/>
+      <w:lvlText w:val="o"/>
+      <w:lvlJc w:val="left"/>
+      <w:pPr>
+        <w:ind w:left="1440" w:hanging="360"/>
+      </w:pPr>
+      <w:rPr>
+        <w:rFonts w:ascii="Courier New" w:hAnsi="Courier New" w:cs="Courier New" w:hint="default"/>
+      </w:rPr>
+    </w:lvl>
+    <w:lvl w:ilvl="2" w:tplc="04190005" w:tentative="1">
+      <w:start w:val="1"/>
+      <w:numFmt w:val="bullet"/>
+      <w:lvlText w:val=""/>
+      <w:lvlJc w:val="left"/>
+      <w:pPr>
+        <w:ind w:left="2160" w:hanging="360"/>
+      </w:pPr>
+      <w:rPr>
+        <w:rFonts w:ascii="Wingdings" w:hAnsi="Wingdings" w:hint="default"/>
+      </w:rPr>
+    </w:lvl>
+    <w:lvl w:ilvl="3" w:tplc="04190001" w:tentative="1">
+      <w:start w:val="1"/>
+      <w:numFmt w:val="bullet"/>
+      <w:lvlText w:val=""/>
+      <w:lvlJc w:val="left"/>
+      <w:pPr>
+        <w:ind w:left="2880" w:hanging="360"/>
+      </w:pPr>
+      <w:rPr>
+        <w:rFonts w:ascii="Symbol" w:hAnsi="Symbol" w:hint="default"/>
+      </w:rPr>
+    </w:lvl>
+    <w:lvl w:ilvl="4" w:tplc="04190003" w:tentative="1">
+      <w:start w:val="1"/>
+      <w:numFmt w:val="bullet"/>
+      <w:lvlText w:val="o"/>
+      <w:lvlJc w:val="left"/>
+      <w:pPr>
+        <w:ind w:left="3600" w:hanging="360"/>
+      </w:pPr>
+      <w:rPr>
+        <w:rFonts w:ascii="Courier New" w:hAnsi="Courier New" w:cs="Courier New" w:hint="default"/>
+      </w:rPr>
+    </w:lvl>
+    <w:lvl w:ilvl="5" w:tplc="04190005" w:tentative="1">
+      <w:start w:val="1"/>
+      <w:numFmt w:val="bullet"/>
+      <w:lvlText w:val=""/>
+      <w:lvlJc w:val="left"/>
+      <w:pPr>
+        <w:ind w:left="4320" w:hanging="360"/>
+      </w:pPr>
+      <w:rPr>
+        <w:rFonts w:ascii="Wingdings" w:hAnsi="Wingdings" w:hint="default"/>
+      </w:rPr>
+    </w:lvl>
+    <w:lvl w:ilvl="6" w:tplc="04190001" w:tentative="1">
+      <w:start w:val="1"/>
+      <w:numFmt w:val="bullet"/>
+      <w:lvlText w:val=""/>
+      <w:lvlJc w:val="left"/>
+      <w:pPr>
+        <w:ind w:left="5040" w:hanging="360"/>
+      </w:pPr>
+      <w:rPr>
+        <w:rFonts w:ascii="Symbol" w:hAnsi="Symbol" w:hint="default"/>
+      </w:rPr>
+    </w:lvl>
+    <w:lvl w:ilvl="7" w:tplc="04190003" w:tentative="1">
+      <w:start w:val="1"/>
+      <w:numFmt w:val="bullet"/>
+      <w:lvlText w:val="o"/>
+      <w:lvlJc w:val="left"/>
+      <w:pPr>
+        <w:ind w:left="5760" w:hanging="360"/>
+      </w:pPr>
+      <w:rPr>
+        <w:rFonts w:ascii="Courier New" w:hAnsi="Courier New" w:cs="Courier New" w:hint="default"/>
+      </w:rPr>
+    </w:lvl>
+    <w:lvl w:ilvl="8" w:tplc="04190005" w:tentative="1">
+      <w:start w:val="1"/>
+      <w:numFmt w:val="bullet"/>
+      <w:lvlText w:val=""/>
+      <w:lvlJc w:val="left"/>
+      <w:pPr>
+        <w:ind w:left="6480" w:hanging="360"/>
+      </w:pPr>
+      <w:rPr>
+        <w:rFonts w:ascii="Wingdings" w:hAnsi="Wingdings" w:hint="default"/>
+      </w:rPr>
+    </w:lvl>
+  </w:abstractNum>
+  <w:abstractNum w:abstractNumId="10" w15:restartNumberingAfterBreak="0">
     <w:nsid w:val="46DB7236"/>
     <w:multiLevelType w:val="hybridMultilevel"/>
     <w:tmpl w:val="BC2EC3B2"/>
@@ -5706,7 +5338,7 @@
       </w:rPr>
     </w:lvl>
   </w:abstractNum>
-  <w:abstractNum w:abstractNumId="8" w15:restartNumberingAfterBreak="0">
+  <w:abstractNum w:abstractNumId="11" w15:restartNumberingAfterBreak="0">
     <w:nsid w:val="50A3449B"/>
     <w:multiLevelType w:val="multilevel"/>
     <w:tmpl w:val="6D54ACB4"/>
@@ -5855,7 +5487,7 @@
       </w:rPr>
     </w:lvl>
   </w:abstractNum>
-  <w:abstractNum w:abstractNumId="9" w15:restartNumberingAfterBreak="0">
+  <w:abstractNum w:abstractNumId="12" w15:restartNumberingAfterBreak="0">
     <w:nsid w:val="56D61CDE"/>
     <w:multiLevelType w:val="multilevel"/>
     <w:tmpl w:val="3F6EC918"/>
@@ -5968,7 +5600,7 @@
       </w:pPr>
     </w:lvl>
   </w:abstractNum>
-  <w:abstractNum w:abstractNumId="10" w15:restartNumberingAfterBreak="0">
+  <w:abstractNum w:abstractNumId="13" w15:restartNumberingAfterBreak="0">
     <w:nsid w:val="59E90C42"/>
     <w:multiLevelType w:val="hybridMultilevel"/>
     <w:tmpl w:val="824E7616"/>
@@ -6081,7 +5713,7 @@
       </w:rPr>
     </w:lvl>
   </w:abstractNum>
-  <w:abstractNum w:abstractNumId="11" w15:restartNumberingAfterBreak="0">
+  <w:abstractNum w:abstractNumId="14" w15:restartNumberingAfterBreak="0">
     <w:nsid w:val="5D74788E"/>
     <w:multiLevelType w:val="multilevel"/>
     <w:tmpl w:val="4C3ADB52"/>
@@ -6230,7 +5862,7 @@
       </w:rPr>
     </w:lvl>
   </w:abstractNum>
-  <w:abstractNum w:abstractNumId="12" w15:restartNumberingAfterBreak="0">
+  <w:abstractNum w:abstractNumId="15" w15:restartNumberingAfterBreak="0">
     <w:nsid w:val="660179B8"/>
     <w:multiLevelType w:val="hybridMultilevel"/>
     <w:tmpl w:val="C25E321E"/>
@@ -6316,7 +5948,7 @@
       </w:pPr>
     </w:lvl>
   </w:abstractNum>
-  <w:abstractNum w:abstractNumId="13" w15:restartNumberingAfterBreak="0">
+  <w:abstractNum w:abstractNumId="16" w15:restartNumberingAfterBreak="0">
     <w:nsid w:val="6F042E0F"/>
     <w:multiLevelType w:val="multilevel"/>
     <w:tmpl w:val="6EE60662"/>
@@ -6465,7 +6097,7 @@
       </w:rPr>
     </w:lvl>
   </w:abstractNum>
-  <w:abstractNum w:abstractNumId="14" w15:restartNumberingAfterBreak="0">
+  <w:abstractNum w:abstractNumId="17" w15:restartNumberingAfterBreak="0">
     <w:nsid w:val="794110B3"/>
     <w:multiLevelType w:val="multilevel"/>
     <w:tmpl w:val="8D546908"/>
@@ -6583,16 +6215,16 @@
     </w:lvl>
   </w:abstractNum>
   <w:num w:numId="1">
-    <w:abstractNumId w:val="14"/>
+    <w:abstractNumId w:val="17"/>
   </w:num>
   <w:num w:numId="2">
-    <w:abstractNumId w:val="8"/>
+    <w:abstractNumId w:val="11"/>
   </w:num>
   <w:num w:numId="3">
-    <w:abstractNumId w:val="13"/>
+    <w:abstractNumId w:val="16"/>
   </w:num>
   <w:num w:numId="4">
-    <w:abstractNumId w:val="11"/>
+    <w:abstractNumId w:val="14"/>
   </w:num>
   <w:num w:numId="5">
     <w:abstractNumId w:val="1"/>
@@ -6601,31 +6233,40 @@
     <w:abstractNumId w:val="3"/>
   </w:num>
   <w:num w:numId="7">
-    <w:abstractNumId w:val="9"/>
+    <w:abstractNumId w:val="12"/>
   </w:num>
   <w:num w:numId="8">
     <w:abstractNumId w:val="2"/>
   </w:num>
   <w:num w:numId="9">
-    <w:abstractNumId w:val="6"/>
+    <w:abstractNumId w:val="8"/>
   </w:num>
   <w:num w:numId="10">
-    <w:abstractNumId w:val="10"/>
+    <w:abstractNumId w:val="13"/>
   </w:num>
   <w:num w:numId="11">
-    <w:abstractNumId w:val="5"/>
+    <w:abstractNumId w:val="7"/>
   </w:num>
   <w:num w:numId="12">
     <w:abstractNumId w:val="0"/>
   </w:num>
   <w:num w:numId="13">
-    <w:abstractNumId w:val="12"/>
+    <w:abstractNumId w:val="15"/>
   </w:num>
   <w:num w:numId="14">
-    <w:abstractNumId w:val="7"/>
+    <w:abstractNumId w:val="10"/>
   </w:num>
   <w:num w:numId="15">
+    <w:abstractNumId w:val="5"/>
+  </w:num>
+  <w:num w:numId="16">
     <w:abstractNumId w:val="4"/>
+  </w:num>
+  <w:num w:numId="17">
+    <w:abstractNumId w:val="6"/>
+  </w:num>
+  <w:num w:numId="18">
+    <w:abstractNumId w:val="9"/>
   </w:num>
 </w:numbering>
 </file>
@@ -8069,7 +7710,7 @@
 </file>
 
 <file path=customXml/itemProps1.xml><?xml version="1.0" encoding="utf-8"?>
-<ds:datastoreItem xmlns:ds="http://schemas.openxmlformats.org/officeDocument/2006/customXml" ds:itemID="{DC2E1877-1A81-4294-BD8E-C824921CBE92}">
+<ds:datastoreItem xmlns:ds="http://schemas.openxmlformats.org/officeDocument/2006/customXml" ds:itemID="{36BC78EB-B507-4014-9A1B-A3BD0F749B63}">
   <ds:schemaRefs>
     <ds:schemaRef ds:uri="http://schemas.openxmlformats.org/officeDocument/2006/bibliography"/>
   </ds:schemaRefs>
